--- a/dist/graduation-programme/SHRS-Graduation-Programme-2026.docx
+++ b/dist/graduation-programme/SHRS-Graduation-Programme-2026.docx
@@ -9,7 +9,7 @@
       <w:r>
         <w:drawing>
           <wp:inline distT="0" distB="0" distL="0" distR="0">
-            <wp:extent cx="3181350" cy="1724025"/>
+            <wp:extent cx="3181350" cy="1476375"/>
             <wp:effectExtent t="0" r="0" b="0" l="0"/>
             <wp:docPr id="1" name="" descr="" title=""/>
             <wp:cNvGraphicFramePr>
@@ -34,7 +34,7 @@
                   <pic:spPr bwMode="auto">
                     <a:xfrm>
                       <a:off x="0" y="0"/>
-                      <a:ext cx="3181350" cy="1724025"/>
+                      <a:ext cx="3181350" cy="1476375"/>
                     </a:xfrm>
                     <a:prstGeom prst="rect">
                       <a:avLst/>
@@ -61,7 +61,7 @@
           <w:sz w:val="9"/>
           <w:szCs w:val="9"/>
         </w:rPr>
-        <w:t xml:space="preserve">The Founder with a pupil · Commissioning Day</w:t>
+        <w:t xml:space="preserve">Sultan Hanafi Royal Schools · Imowonla Road</w:t>
       </w:r>
     </w:p>
     <w:p>
@@ -687,794 +687,219 @@
         <w:t xml:space="preserve">Presiding and Officiating</w:t>
       </w:r>
     </w:p>
-    <w:tbl>
-      <w:tblPr>
-        <w:tblW w:type="dxa" w:w="5008"/>
-        <w:tblBorders>
-          <w:top w:val="none" w:color="auto" w:sz="0"/>
-          <w:left w:val="none" w:color="auto" w:sz="0"/>
-          <w:bottom w:val="none" w:color="auto" w:sz="0"/>
-          <w:right w:val="none" w:color="auto" w:sz="0"/>
-          <w:insideH w:val="none" w:color="auto" w:sz="0"/>
-          <w:insideV w:val="none" w:color="auto" w:sz="0"/>
-        </w:tblBorders>
-      </w:tblPr>
-      <w:tblGrid>
-        <w:gridCol w:w="737"/>
-        <w:gridCol w:w="4271"/>
-      </w:tblGrid>
-      <w:tr>
-        <w:tc>
-          <w:tcPr>
-            <w:tcW w:type="dxa" w:w="737"/>
-            <w:tcMar>
-              <w:top w:type="dxa" w:w="40"/>
-              <w:left w:type="dxa" w:w="0"/>
-              <w:bottom w:type="dxa" w:w="40"/>
-              <w:right w:type="dxa" w:w="0"/>
-            </w:tcMar>
-          </w:tcPr>
-          <w:p>
-            <w:r>
-              <w:drawing>
-                <wp:inline distT="0" distB="0" distL="0" distR="0">
-                  <wp:extent cx="400050" cy="400050"/>
-                  <wp:effectExtent t="0" r="0" b="0" l="0"/>
-                  <wp:docPr id="1" name="" descr="" title=""/>
-                  <wp:cNvGraphicFramePr>
-                    <a:graphicFrameLocks xmlns:a="http://schemas.openxmlformats.org/drawingml/2006/main" noChangeAspect="1"/>
-                  </wp:cNvGraphicFramePr>
-                  <a:graphic xmlns:a="http://schemas.openxmlformats.org/drawingml/2006/main">
-                    <a:graphicData uri="http://schemas.openxmlformats.org/drawingml/2006/picture">
-                      <pic:pic xmlns:pic="http://schemas.openxmlformats.org/drawingml/2006/picture">
-                        <pic:nvPicPr>
-                          <pic:cNvPr id="0" name="" descr=""/>
-                          <pic:cNvPicPr>
-                            <a:picLocks noChangeAspect="1" noChangeArrowheads="1"/>
-                          </pic:cNvPicPr>
-                        </pic:nvPicPr>
-                        <pic:blipFill>
-                          <a:blip r:embed="rId9" cstate="none"/>
-                          <a:srcRect/>
-                          <a:stretch>
-                            <a:fillRect/>
-                          </a:stretch>
-                        </pic:blipFill>
-                        <pic:spPr bwMode="auto">
-                          <a:xfrm>
-                            <a:off x="0" y="0"/>
-                            <a:ext cx="400050" cy="400050"/>
-                          </a:xfrm>
-                          <a:prstGeom prst="rect">
-                            <a:avLst/>
-                          </a:prstGeom>
-                        </pic:spPr>
-                      </pic:pic>
-                    </a:graphicData>
-                  </a:graphic>
-                </wp:inline>
-              </w:drawing>
-            </w:r>
-          </w:p>
-        </w:tc>
-        <w:tc>
-          <w:tcPr>
-            <w:tcW w:type="dxa" w:w="4271"/>
-            <w:tcMar>
-              <w:top w:type="dxa" w:w="40"/>
-              <w:left w:type="dxa" w:w="0"/>
-              <w:bottom w:type="dxa" w:w="40"/>
-              <w:right w:type="dxa" w:w="0"/>
-            </w:tcMar>
-          </w:tcPr>
-          <w:p>
-            <w:r>
-              <w:rPr>
-                <w:rFonts w:ascii="Times New Roman" w:cs="Times New Roman" w:eastAsia="Times New Roman" w:hAnsi="Times New Roman"/>
-                <w:color w:val="7A5C21"/>
-                <w:sz w:val="15"/>
-                <w:szCs w:val="15"/>
-                <w:rtl/>
-              </w:rPr>
-              <w:t xml:space="preserve">د. زكريا أولانريوجو حنفي</w:t>
-            </w:r>
-          </w:p>
-          <w:p>
-            <w:r>
-              <w:rPr>
-                <w:rFonts w:ascii="Cambria" w:cs="Cambria" w:eastAsia="Cambria" w:hAnsi="Cambria"/>
-                <w:b/>
-                <w:bCs/>
-                <w:sz w:val="16"/>
-                <w:szCs w:val="16"/>
-              </w:rPr>
-              <w:t xml:space="preserve">Dr. Zakariya Olanrewaju Anofi</w:t>
-            </w:r>
-          </w:p>
-          <w:p>
-            <w:pPr>
-              <w:spacing w:before="20"/>
-            </w:pPr>
-            <w:r>
-              <w:rPr>
-                <w:rFonts w:ascii="Calibri" w:cs="Calibri" w:eastAsia="Calibri" w:hAnsi="Calibri"/>
-                <w:caps/>
-                <w:color w:val="5A4E37"/>
-                <w:spacing w:val="10"/>
-                <w:sz w:val="8"/>
-                <w:szCs w:val="8"/>
-              </w:rPr>
-              <w:t xml:space="preserve">Chairman, Board of Governors</w:t>
-            </w:r>
-          </w:p>
-        </w:tc>
-      </w:tr>
-    </w:tbl>
-    <w:tbl>
-      <w:tblPr>
-        <w:tblW w:type="dxa" w:w="5008"/>
-        <w:tblBorders>
-          <w:top w:val="none" w:color="auto" w:sz="0"/>
-          <w:left w:val="none" w:color="auto" w:sz="0"/>
-          <w:bottom w:val="none" w:color="auto" w:sz="0"/>
-          <w:right w:val="none" w:color="auto" w:sz="0"/>
-          <w:insideH w:val="none" w:color="auto" w:sz="0"/>
-          <w:insideV w:val="none" w:color="auto" w:sz="0"/>
-        </w:tblBorders>
-      </w:tblPr>
-      <w:tblGrid>
-        <w:gridCol w:w="737"/>
-        <w:gridCol w:w="4271"/>
-      </w:tblGrid>
-      <w:tr>
-        <w:tc>
-          <w:tcPr>
-            <w:tcW w:type="dxa" w:w="737"/>
-            <w:tcMar>
-              <w:top w:type="dxa" w:w="40"/>
-              <w:left w:type="dxa" w:w="0"/>
-              <w:bottom w:type="dxa" w:w="40"/>
-              <w:right w:type="dxa" w:w="0"/>
-            </w:tcMar>
-          </w:tcPr>
-          <w:p>
-            <w:r>
-              <w:drawing>
-                <wp:inline distT="0" distB="0" distL="0" distR="0">
-                  <wp:extent cx="400050" cy="400050"/>
-                  <wp:effectExtent t="0" r="0" b="0" l="0"/>
-                  <wp:docPr id="1" name="" descr="" title=""/>
-                  <wp:cNvGraphicFramePr>
-                    <a:graphicFrameLocks xmlns:a="http://schemas.openxmlformats.org/drawingml/2006/main" noChangeAspect="1"/>
-                  </wp:cNvGraphicFramePr>
-                  <a:graphic xmlns:a="http://schemas.openxmlformats.org/drawingml/2006/main">
-                    <a:graphicData uri="http://schemas.openxmlformats.org/drawingml/2006/picture">
-                      <pic:pic xmlns:pic="http://schemas.openxmlformats.org/drawingml/2006/picture">
-                        <pic:nvPicPr>
-                          <pic:cNvPr id="0" name="" descr=""/>
-                          <pic:cNvPicPr>
-                            <a:picLocks noChangeAspect="1" noChangeArrowheads="1"/>
-                          </pic:cNvPicPr>
-                        </pic:nvPicPr>
-                        <pic:blipFill>
-                          <a:blip r:embed="rId10" cstate="none"/>
-                          <a:srcRect/>
-                          <a:stretch>
-                            <a:fillRect/>
-                          </a:stretch>
-                        </pic:blipFill>
-                        <pic:spPr bwMode="auto">
-                          <a:xfrm>
-                            <a:off x="0" y="0"/>
-                            <a:ext cx="400050" cy="400050"/>
-                          </a:xfrm>
-                          <a:prstGeom prst="rect">
-                            <a:avLst/>
-                          </a:prstGeom>
-                        </pic:spPr>
-                      </pic:pic>
-                    </a:graphicData>
-                  </a:graphic>
-                </wp:inline>
-              </w:drawing>
-            </w:r>
-          </w:p>
-        </w:tc>
-        <w:tc>
-          <w:tcPr>
-            <w:tcW w:type="dxa" w:w="4271"/>
-            <w:tcMar>
-              <w:top w:type="dxa" w:w="40"/>
-              <w:left w:type="dxa" w:w="0"/>
-              <w:bottom w:type="dxa" w:w="40"/>
-              <w:right w:type="dxa" w:w="0"/>
-            </w:tcMar>
-          </w:tcPr>
-          <w:p>
-            <w:r>
-              <w:rPr>
-                <w:rFonts w:ascii="Times New Roman" w:cs="Times New Roman" w:eastAsia="Times New Roman" w:hAnsi="Times New Roman"/>
-                <w:color w:val="7A5C21"/>
-                <w:sz w:val="15"/>
-                <w:szCs w:val="15"/>
-                <w:rtl/>
-              </w:rPr>
-              <w:t xml:space="preserve">الإمام أحمد السليمي</w:t>
-            </w:r>
-          </w:p>
-          <w:p>
-            <w:r>
-              <w:rPr>
-                <w:rFonts w:ascii="Cambria" w:cs="Cambria" w:eastAsia="Cambria" w:hAnsi="Cambria"/>
-                <w:b/>
-                <w:bCs/>
-                <w:sz w:val="16"/>
-                <w:szCs w:val="16"/>
-              </w:rPr>
-              <w:t xml:space="preserve">Imam Ahmad Sulaimiy</w:t>
-            </w:r>
-          </w:p>
-          <w:p>
-            <w:pPr>
-              <w:spacing w:before="20"/>
-            </w:pPr>
-            <w:r>
-              <w:rPr>
-                <w:rFonts w:ascii="Calibri" w:cs="Calibri" w:eastAsia="Calibri" w:hAnsi="Calibri"/>
-                <w:caps/>
-                <w:color w:val="5A4E37"/>
-                <w:spacing w:val="10"/>
-                <w:sz w:val="8"/>
-                <w:szCs w:val="8"/>
-              </w:rPr>
-              <w:t xml:space="preserve">Principal (Mudeer), Sultan Hanafi Qur’an College</w:t>
-            </w:r>
-          </w:p>
-        </w:tc>
-      </w:tr>
-    </w:tbl>
-    <w:tbl>
-      <w:tblPr>
-        <w:tblW w:type="dxa" w:w="5008"/>
-        <w:tblBorders>
-          <w:top w:val="none" w:color="auto" w:sz="0"/>
-          <w:left w:val="none" w:color="auto" w:sz="0"/>
-          <w:bottom w:val="none" w:color="auto" w:sz="0"/>
-          <w:right w:val="none" w:color="auto" w:sz="0"/>
-          <w:insideH w:val="none" w:color="auto" w:sz="0"/>
-          <w:insideV w:val="none" w:color="auto" w:sz="0"/>
-        </w:tblBorders>
-      </w:tblPr>
-      <w:tblGrid>
-        <w:gridCol w:w="737"/>
-        <w:gridCol w:w="4271"/>
-      </w:tblGrid>
-      <w:tr>
-        <w:tc>
-          <w:tcPr>
-            <w:tcW w:type="dxa" w:w="737"/>
-            <w:tcMar>
-              <w:top w:type="dxa" w:w="40"/>
-              <w:left w:type="dxa" w:w="0"/>
-              <w:bottom w:type="dxa" w:w="40"/>
-              <w:right w:type="dxa" w:w="0"/>
-            </w:tcMar>
-          </w:tcPr>
-          <w:p>
-            <w:r>
-              <w:rPr>
-                <w:rFonts w:ascii="Cambria" w:cs="Cambria" w:eastAsia="Cambria" w:hAnsi="Cambria"/>
-                <w:b/>
-                <w:bCs/>
-                <w:color w:val="7A5C21"/>
-                <w:sz w:val="20"/>
-                <w:szCs w:val="20"/>
-              </w:rPr>
-              <w:t xml:space="preserve">AM</w:t>
-            </w:r>
-          </w:p>
-        </w:tc>
-        <w:tc>
-          <w:tcPr>
-            <w:tcW w:type="dxa" w:w="4271"/>
-            <w:tcMar>
-              <w:top w:type="dxa" w:w="40"/>
-              <w:left w:type="dxa" w:w="0"/>
-              <w:bottom w:type="dxa" w:w="40"/>
-              <w:right w:type="dxa" w:w="0"/>
-            </w:tcMar>
-          </w:tcPr>
-          <w:p>
-            <w:r>
-              <w:rPr>
-                <w:rFonts w:ascii="Cambria" w:cs="Cambria" w:eastAsia="Cambria" w:hAnsi="Cambria"/>
-                <w:b/>
-                <w:bCs/>
-                <w:sz w:val="16"/>
-                <w:szCs w:val="16"/>
-              </w:rPr>
-              <w:t xml:space="preserve">Dr. Adegoke Musa Olatunji</w:t>
-            </w:r>
-          </w:p>
-          <w:p>
-            <w:pPr>
-              <w:spacing w:before="20"/>
-            </w:pPr>
-            <w:r>
-              <w:rPr>
-                <w:rFonts w:ascii="Calibri" w:cs="Calibri" w:eastAsia="Calibri" w:hAnsi="Calibri"/>
-                <w:caps/>
-                <w:color w:val="5A4E37"/>
-                <w:spacing w:val="10"/>
-                <w:sz w:val="8"/>
-                <w:szCs w:val="8"/>
-              </w:rPr>
-              <w:t xml:space="preserve">Principal, Sultan Hanafi Royal College</w:t>
-            </w:r>
-          </w:p>
-        </w:tc>
-      </w:tr>
-    </w:tbl>
-    <w:tbl>
-      <w:tblPr>
-        <w:tblW w:type="dxa" w:w="5008"/>
-        <w:tblBorders>
-          <w:top w:val="none" w:color="auto" w:sz="0"/>
-          <w:left w:val="none" w:color="auto" w:sz="0"/>
-          <w:bottom w:val="none" w:color="auto" w:sz="0"/>
-          <w:right w:val="none" w:color="auto" w:sz="0"/>
-          <w:insideH w:val="none" w:color="auto" w:sz="0"/>
-          <w:insideV w:val="none" w:color="auto" w:sz="0"/>
-        </w:tblBorders>
-      </w:tblPr>
-      <w:tblGrid>
-        <w:gridCol w:w="737"/>
-        <w:gridCol w:w="4271"/>
-      </w:tblGrid>
-      <w:tr>
-        <w:tc>
-          <w:tcPr>
-            <w:tcW w:type="dxa" w:w="737"/>
-            <w:tcMar>
-              <w:top w:type="dxa" w:w="40"/>
-              <w:left w:type="dxa" w:w="0"/>
-              <w:bottom w:type="dxa" w:w="40"/>
-              <w:right w:type="dxa" w:w="0"/>
-            </w:tcMar>
-          </w:tcPr>
-          <w:p>
-            <w:r>
-              <w:drawing>
-                <wp:inline distT="0" distB="0" distL="0" distR="0">
-                  <wp:extent cx="400050" cy="400050"/>
-                  <wp:effectExtent t="0" r="0" b="0" l="0"/>
-                  <wp:docPr id="1" name="" descr="" title=""/>
-                  <wp:cNvGraphicFramePr>
-                    <a:graphicFrameLocks xmlns:a="http://schemas.openxmlformats.org/drawingml/2006/main" noChangeAspect="1"/>
-                  </wp:cNvGraphicFramePr>
-                  <a:graphic xmlns:a="http://schemas.openxmlformats.org/drawingml/2006/main">
-                    <a:graphicData uri="http://schemas.openxmlformats.org/drawingml/2006/picture">
-                      <pic:pic xmlns:pic="http://schemas.openxmlformats.org/drawingml/2006/picture">
-                        <pic:nvPicPr>
-                          <pic:cNvPr id="0" name="" descr=""/>
-                          <pic:cNvPicPr>
-                            <a:picLocks noChangeAspect="1" noChangeArrowheads="1"/>
-                          </pic:cNvPicPr>
-                        </pic:nvPicPr>
-                        <pic:blipFill>
-                          <a:blip r:embed="rId11" cstate="none"/>
-                          <a:srcRect/>
-                          <a:stretch>
-                            <a:fillRect/>
-                          </a:stretch>
-                        </pic:blipFill>
-                        <pic:spPr bwMode="auto">
-                          <a:xfrm>
-                            <a:off x="0" y="0"/>
-                            <a:ext cx="400050" cy="400050"/>
-                          </a:xfrm>
-                          <a:prstGeom prst="rect">
-                            <a:avLst/>
-                          </a:prstGeom>
-                        </pic:spPr>
-                      </pic:pic>
-                    </a:graphicData>
-                  </a:graphic>
-                </wp:inline>
-              </w:drawing>
-            </w:r>
-          </w:p>
-        </w:tc>
-        <w:tc>
-          <w:tcPr>
-            <w:tcW w:type="dxa" w:w="4271"/>
-            <w:tcMar>
-              <w:top w:type="dxa" w:w="40"/>
-              <w:left w:type="dxa" w:w="0"/>
-              <w:bottom w:type="dxa" w:w="40"/>
-              <w:right w:type="dxa" w:w="0"/>
-            </w:tcMar>
-          </w:tcPr>
-          <w:p>
-            <w:r>
-              <w:rPr>
-                <w:rFonts w:ascii="Times New Roman" w:cs="Times New Roman" w:eastAsia="Times New Roman" w:hAnsi="Times New Roman"/>
-                <w:color w:val="7A5C21"/>
-                <w:sz w:val="15"/>
-                <w:szCs w:val="15"/>
-                <w:rtl/>
-              </w:rPr>
-              <w:t xml:space="preserve">الشيخ أبو بكر صلاح</w:t>
-            </w:r>
-          </w:p>
-          <w:p>
-            <w:r>
-              <w:rPr>
-                <w:rFonts w:ascii="Cambria" w:cs="Cambria" w:eastAsia="Cambria" w:hAnsi="Cambria"/>
-                <w:b/>
-                <w:bCs/>
-                <w:sz w:val="16"/>
-                <w:szCs w:val="16"/>
-              </w:rPr>
-              <w:t xml:space="preserve">Shaykh Abubakr Solah</w:t>
-            </w:r>
-          </w:p>
-          <w:p>
-            <w:pPr>
-              <w:spacing w:before="20"/>
-            </w:pPr>
-            <w:r>
-              <w:rPr>
-                <w:rFonts w:ascii="Calibri" w:cs="Calibri" w:eastAsia="Calibri" w:hAnsi="Calibri"/>
-                <w:caps/>
-                <w:color w:val="5A4E37"/>
-                <w:spacing w:val="10"/>
-                <w:sz w:val="8"/>
-                <w:szCs w:val="8"/>
-              </w:rPr>
-              <w:t xml:space="preserve">Principal (Ra’ees), School of Islamic and Arabic Studies</w:t>
-            </w:r>
-          </w:p>
-        </w:tc>
-      </w:tr>
-    </w:tbl>
-    <w:tbl>
-      <w:tblPr>
-        <w:tblW w:type="dxa" w:w="5008"/>
-        <w:tblBorders>
-          <w:top w:val="none" w:color="auto" w:sz="0"/>
-          <w:left w:val="none" w:color="auto" w:sz="0"/>
-          <w:bottom w:val="none" w:color="auto" w:sz="0"/>
-          <w:right w:val="none" w:color="auto" w:sz="0"/>
-          <w:insideH w:val="none" w:color="auto" w:sz="0"/>
-          <w:insideV w:val="none" w:color="auto" w:sz="0"/>
-        </w:tblBorders>
-      </w:tblPr>
-      <w:tblGrid>
-        <w:gridCol w:w="737"/>
-        <w:gridCol w:w="4271"/>
-      </w:tblGrid>
-      <w:tr>
-        <w:tc>
-          <w:tcPr>
-            <w:tcW w:type="dxa" w:w="737"/>
-            <w:tcMar>
-              <w:top w:type="dxa" w:w="40"/>
-              <w:left w:type="dxa" w:w="0"/>
-              <w:bottom w:type="dxa" w:w="40"/>
-              <w:right w:type="dxa" w:w="0"/>
-            </w:tcMar>
-          </w:tcPr>
-          <w:p>
-            <w:r>
-              <w:rPr>
-                <w:rFonts w:ascii="Cambria" w:cs="Cambria" w:eastAsia="Cambria" w:hAnsi="Cambria"/>
-                <w:b/>
-                <w:bCs/>
-                <w:color w:val="7A5C21"/>
-                <w:sz w:val="20"/>
-                <w:szCs w:val="20"/>
-              </w:rPr>
-              <w:t xml:space="preserve">MT</w:t>
-            </w:r>
-          </w:p>
-        </w:tc>
-        <w:tc>
-          <w:tcPr>
-            <w:tcW w:type="dxa" w:w="4271"/>
-            <w:tcMar>
-              <w:top w:type="dxa" w:w="40"/>
-              <w:left w:type="dxa" w:w="0"/>
-              <w:bottom w:type="dxa" w:w="40"/>
-              <w:right w:type="dxa" w:w="0"/>
-            </w:tcMar>
-          </w:tcPr>
-          <w:p>
-            <w:r>
-              <w:rPr>
-                <w:rFonts w:ascii="Cambria" w:cs="Cambria" w:eastAsia="Cambria" w:hAnsi="Cambria"/>
-                <w:b/>
-                <w:bCs/>
-                <w:sz w:val="16"/>
-                <w:szCs w:val="16"/>
-              </w:rPr>
-              <w:t xml:space="preserve">Mrs. Mariam Tope AbdulKareem</w:t>
-            </w:r>
-          </w:p>
-          <w:p>
-            <w:pPr>
-              <w:spacing w:before="20"/>
-            </w:pPr>
-            <w:r>
-              <w:rPr>
-                <w:rFonts w:ascii="Calibri" w:cs="Calibri" w:eastAsia="Calibri" w:hAnsi="Calibri"/>
-                <w:caps/>
-                <w:color w:val="5A4E37"/>
-                <w:spacing w:val="10"/>
-                <w:sz w:val="8"/>
-                <w:szCs w:val="8"/>
-              </w:rPr>
-              <w:t xml:space="preserve">Head Teacher, Nursery and Primary School</w:t>
-            </w:r>
-          </w:p>
-        </w:tc>
-      </w:tr>
-    </w:tbl>
-    <w:p>
-      <w:pPr>
-        <w:pBdr>
-          <w:bottom w:val="single" w:color="A8863F" w:sz="4" w:space="3"/>
-        </w:pBdr>
-        <w:spacing w:after="80" w:before="180"/>
-      </w:pPr>
-      <w:r>
-        <w:rPr>
-          <w:rFonts w:ascii="Calibri" w:cs="Calibri" w:eastAsia="Calibri" w:hAnsi="Calibri"/>
+    <w:p>
+      <w:pPr>
+        <w:spacing w:before="90"/>
+      </w:pPr>
+      <w:r>
+        <w:rPr>
+          <w:rFonts w:ascii="Times New Roman" w:cs="Times New Roman" w:eastAsia="Times New Roman" w:hAnsi="Times New Roman"/>
+          <w:color w:val="7A5C21"/>
+          <w:sz w:val="15"/>
+          <w:szCs w:val="15"/>
+          <w:rtl/>
+        </w:rPr>
+        <w:t xml:space="preserve">د. زكريا أولانريوجو حنفي</w:t>
+      </w:r>
+    </w:p>
+    <w:p>
+      <w:pPr>
+        <w:spacing w:before="0"/>
+      </w:pPr>
+      <w:r>
+        <w:rPr>
+          <w:rFonts w:ascii="Cambria" w:cs="Cambria" w:eastAsia="Cambria" w:hAnsi="Cambria"/>
           <w:b/>
           <w:bCs/>
-          <w:caps/>
+          <w:sz w:val="16"/>
+          <w:szCs w:val="16"/>
+        </w:rPr>
+        <w:t xml:space="preserve">Dr. Zakariya Olanrewaju Anofi</w:t>
+      </w:r>
+    </w:p>
+    <w:p>
+      <w:pPr>
+        <w:pBdr>
+          <w:bottom w:val="single" w:color="DDD2B7" w:sz="2" w:space="2"/>
+        </w:pBdr>
+        <w:spacing w:after="26" w:before="14"/>
+      </w:pPr>
+      <w:r>
+        <w:rPr>
+          <w:rFonts w:ascii="Calibri" w:cs="Calibri" w:eastAsia="Calibri" w:hAnsi="Calibri"/>
+          <w:caps/>
+          <w:color w:val="5A4E37"/>
+          <w:spacing w:val="10"/>
+          <w:sz w:val="8"/>
+          <w:szCs w:val="8"/>
+        </w:rPr>
+        <w:t xml:space="preserve">Chairman, Board of Governors</w:t>
+      </w:r>
+    </w:p>
+    <w:p>
+      <w:pPr>
+        <w:spacing w:before="90"/>
+      </w:pPr>
+      <w:r>
+        <w:rPr>
+          <w:rFonts w:ascii="Times New Roman" w:cs="Times New Roman" w:eastAsia="Times New Roman" w:hAnsi="Times New Roman"/>
           <w:color w:val="7A5C21"/>
-          <w:spacing w:val="50"/>
-          <w:sz w:val="11"/>
-          <w:szCs w:val="11"/>
-        </w:rPr>
-        <w:t xml:space="preserve">The Four Schools</w:t>
-      </w:r>
-    </w:p>
-    <w:p>
-      <w:pPr>
-        <w:spacing w:after="0" w:before="60"/>
-        <w:jc w:val="center"/>
+          <w:sz w:val="15"/>
+          <w:szCs w:val="15"/>
+          <w:rtl/>
+        </w:rPr>
+        <w:t xml:space="preserve">الإمام أحمد السليمي</w:t>
+      </w:r>
+    </w:p>
+    <w:p>
+      <w:pPr>
+        <w:spacing w:before="0"/>
       </w:pPr>
       <w:r>
         <w:rPr>
           <w:rFonts w:ascii="Cambria" w:cs="Cambria" w:eastAsia="Cambria" w:hAnsi="Cambria"/>
           <w:b/>
           <w:bCs/>
-          <w:color w:val="2B2417"/>
           <w:sz w:val="16"/>
           <w:szCs w:val="16"/>
         </w:rPr>
-        <w:t xml:space="preserve">Nursery and Primary School</w:t>
-      </w:r>
-    </w:p>
-    <w:p>
-      <w:pPr>
-        <w:spacing w:after="0" w:before="0"/>
-        <w:jc w:val="center"/>
+        <w:t xml:space="preserve">Imam Ahmad Sulaimiy</w:t>
+      </w:r>
+    </w:p>
+    <w:p>
+      <w:pPr>
+        <w:pBdr>
+          <w:bottom w:val="single" w:color="DDD2B7" w:sz="2" w:space="2"/>
+        </w:pBdr>
+        <w:spacing w:after="26" w:before="14"/>
       </w:pPr>
       <w:r>
         <w:rPr>
           <w:rFonts w:ascii="Calibri" w:cs="Calibri" w:eastAsia="Calibri" w:hAnsi="Calibri"/>
           <w:caps/>
           <w:color w:val="5A4E37"/>
-          <w:spacing w:val="30"/>
+          <w:spacing w:val="10"/>
           <w:sz w:val="8"/>
           <w:szCs w:val="8"/>
         </w:rPr>
-        <w:t xml:space="preserve">Ages 2 to 10</w:t>
-      </w:r>
-    </w:p>
-    <w:p>
-      <w:pPr>
-        <w:spacing w:after="0" w:before="60"/>
-        <w:jc w:val="center"/>
+        <w:t xml:space="preserve">Principal (Mudeer), Sultan Hanafi Qur’an College</w:t>
+      </w:r>
+    </w:p>
+    <w:p>
+      <w:pPr>
+        <w:spacing w:before="90"/>
       </w:pPr>
       <w:r>
         <w:rPr>
           <w:rFonts w:ascii="Cambria" w:cs="Cambria" w:eastAsia="Cambria" w:hAnsi="Cambria"/>
           <w:b/>
           <w:bCs/>
-          <w:color w:val="2B2417"/>
           <w:sz w:val="16"/>
           <w:szCs w:val="16"/>
         </w:rPr>
-        <w:t xml:space="preserve">Royal College</w:t>
-      </w:r>
-    </w:p>
-    <w:p>
-      <w:pPr>
-        <w:spacing w:after="0" w:before="0"/>
-        <w:jc w:val="center"/>
+        <w:t xml:space="preserve">Dr. Adegoke Musa Olatunji</w:t>
+      </w:r>
+    </w:p>
+    <w:p>
+      <w:pPr>
+        <w:pBdr>
+          <w:bottom w:val="single" w:color="DDD2B7" w:sz="2" w:space="2"/>
+        </w:pBdr>
+        <w:spacing w:after="26" w:before="14"/>
       </w:pPr>
       <w:r>
         <w:rPr>
           <w:rFonts w:ascii="Calibri" w:cs="Calibri" w:eastAsia="Calibri" w:hAnsi="Calibri"/>
           <w:caps/>
           <w:color w:val="5A4E37"/>
-          <w:spacing w:val="30"/>
+          <w:spacing w:val="10"/>
           <w:sz w:val="8"/>
           <w:szCs w:val="8"/>
         </w:rPr>
-        <w:t xml:space="preserve">Junior and Senior Secondary</w:t>
-      </w:r>
-    </w:p>
-    <w:p>
-      <w:pPr>
-        <w:spacing w:after="0" w:before="60"/>
-        <w:jc w:val="center"/>
+        <w:t xml:space="preserve">Principal, Sultan Hanafi Royal College</w:t>
+      </w:r>
+    </w:p>
+    <w:p>
+      <w:pPr>
+        <w:spacing w:before="90"/>
+      </w:pPr>
+      <w:r>
+        <w:rPr>
+          <w:rFonts w:ascii="Times New Roman" w:cs="Times New Roman" w:eastAsia="Times New Roman" w:hAnsi="Times New Roman"/>
+          <w:color w:val="7A5C21"/>
+          <w:sz w:val="15"/>
+          <w:szCs w:val="15"/>
+          <w:rtl/>
+        </w:rPr>
+        <w:t xml:space="preserve">الشيخ أبو بكر صلاح</w:t>
+      </w:r>
+    </w:p>
+    <w:p>
+      <w:pPr>
+        <w:spacing w:before="0"/>
       </w:pPr>
       <w:r>
         <w:rPr>
           <w:rFonts w:ascii="Cambria" w:cs="Cambria" w:eastAsia="Cambria" w:hAnsi="Cambria"/>
           <w:b/>
           <w:bCs/>
-          <w:color w:val="2B2417"/>
           <w:sz w:val="16"/>
           <w:szCs w:val="16"/>
         </w:rPr>
-        <w:t xml:space="preserve">School of Islamic and Arabic Studies</w:t>
-      </w:r>
-    </w:p>
-    <w:p>
-      <w:pPr>
-        <w:spacing w:after="0" w:before="0"/>
-        <w:jc w:val="center"/>
-      </w:pPr>
-      <w:r>
-        <w:rPr>
-          <w:rFonts w:ascii="Times New Roman" w:cs="Times New Roman" w:eastAsia="Times New Roman" w:hAnsi="Times New Roman"/>
-          <w:color w:val="7A5C21"/>
-          <w:sz w:val="14"/>
-          <w:szCs w:val="14"/>
-          <w:rtl/>
-        </w:rPr>
-        <w:t xml:space="preserve">قسم الدراسات الإسلامية والعربية</w:t>
-      </w:r>
-    </w:p>
-    <w:p>
-      <w:pPr>
-        <w:spacing w:after="0" w:before="60"/>
-        <w:jc w:val="center"/>
+        <w:t xml:space="preserve">Shaykh Abubakr Solah</w:t>
+      </w:r>
+    </w:p>
+    <w:p>
+      <w:pPr>
+        <w:pBdr>
+          <w:bottom w:val="single" w:color="DDD2B7" w:sz="2" w:space="2"/>
+        </w:pBdr>
+        <w:spacing w:after="26" w:before="14"/>
+      </w:pPr>
+      <w:r>
+        <w:rPr>
+          <w:rFonts w:ascii="Calibri" w:cs="Calibri" w:eastAsia="Calibri" w:hAnsi="Calibri"/>
+          <w:caps/>
+          <w:color w:val="5A4E37"/>
+          <w:spacing w:val="10"/>
+          <w:sz w:val="8"/>
+          <w:szCs w:val="8"/>
+        </w:rPr>
+        <w:t xml:space="preserve">Principal (Ra’ees), School of Islamic and Arabic Studies</w:t>
+      </w:r>
+    </w:p>
+    <w:p>
+      <w:pPr>
+        <w:spacing w:before="90"/>
       </w:pPr>
       <w:r>
         <w:rPr>
           <w:rFonts w:ascii="Cambria" w:cs="Cambria" w:eastAsia="Cambria" w:hAnsi="Cambria"/>
           <w:b/>
           <w:bCs/>
-          <w:color w:val="2B2417"/>
           <w:sz w:val="16"/>
           <w:szCs w:val="16"/>
         </w:rPr>
-        <w:t xml:space="preserve">Qur’an College</w:t>
-      </w:r>
-    </w:p>
-    <w:p>
-      <w:pPr>
-        <w:spacing w:after="0" w:before="0"/>
-        <w:jc w:val="center"/>
-      </w:pPr>
-      <w:r>
-        <w:rPr>
-          <w:rFonts w:ascii="Times New Roman" w:cs="Times New Roman" w:eastAsia="Times New Roman" w:hAnsi="Times New Roman"/>
-          <w:color w:val="7A5C21"/>
-          <w:sz w:val="14"/>
-          <w:szCs w:val="14"/>
-          <w:rtl/>
-        </w:rPr>
-        <w:t xml:space="preserve">كلية السلطان حنفي للقرآن</w:t>
+        <w:t xml:space="preserve">Mrs. Mariam Tope AbdulKareem</w:t>
       </w:r>
     </w:p>
     <w:p>
       <w:pPr>
         <w:pBdr>
-          <w:bottom w:val="single" w:color="A8863F" w:sz="4" w:space="3"/>
+          <w:bottom w:val="single" w:color="DDD2B7" w:sz="2" w:space="2"/>
         </w:pBdr>
-        <w:spacing w:after="80" w:before="160"/>
-      </w:pPr>
-      <w:r>
-        <w:rPr>
-          <w:sz w:val="2"/>
-          <w:szCs w:val="2"/>
-        </w:rPr>
-        <w:t xml:space="preserve"/>
-      </w:r>
-    </w:p>
-    <w:p>
-      <w:pPr>
-        <w:spacing w:after="50" w:before="0"/>
-        <w:jc w:val="center"/>
-      </w:pPr>
-      <w:r>
-        <w:rPr>
-          <w:rFonts w:ascii="Cambria" w:cs="Cambria" w:eastAsia="Cambria" w:hAnsi="Cambria"/>
-          <w:b/>
-          <w:bCs/>
-          <w:color w:val="7A5C21"/>
-          <w:sz w:val="14"/>
-          <w:szCs w:val="14"/>
-        </w:rPr>
-        <w:t xml:space="preserve">Every certificate is verifiable.</w:t>
-      </w:r>
-    </w:p>
-    <w:p>
-      <w:pPr>
-        <w:spacing w:after="120"/>
-        <w:jc w:val="center"/>
-      </w:pPr>
-      <w:r>
-        <w:rPr>
-          <w:rFonts w:ascii="Cambria" w:cs="Cambria" w:eastAsia="Cambria" w:hAnsi="Cambria"/>
-          <w:i/>
-          <w:iCs/>
-          <w:color w:val="5A4E37"/>
-          <w:sz w:val="14"/>
-          <w:szCs w:val="14"/>
-        </w:rPr>
-        <w:t xml:space="preserve">Each carries a certificate number, a verification code and a QR code registered with the Office of the Registrar — scan the code, or enter the number at shroyalschools.com/verify-certificate.</w:t>
-      </w:r>
-    </w:p>
-    <w:p>
-      <w:pPr>
-        <w:spacing w:after="40" w:before="0"/>
-        <w:jc w:val="center"/>
-      </w:pPr>
-      <w:r>
-        <w:rPr>
-          <w:rFonts w:ascii="Calibri" w:cs="Calibri" w:eastAsia="Calibri" w:hAnsi="Calibri"/>
+        <w:spacing w:after="26" w:before="14"/>
+      </w:pPr>
+      <w:r>
+        <w:rPr>
+          <w:rFonts w:ascii="Calibri" w:cs="Calibri" w:eastAsia="Calibri" w:hAnsi="Calibri"/>
+          <w:caps/>
           <w:color w:val="5A4E37"/>
           <w:spacing w:val="10"/>
-          <w:sz w:val="9"/>
-          <w:szCs w:val="9"/>
-        </w:rPr>
-        <w:t xml:space="preserve">15 Imowonla Road, AP Bus Stop, Off Gberigbe Agura Road, Ikorodu, Lagos State</w:t>
-      </w:r>
-    </w:p>
-    <w:p>
-      <w:pPr>
-        <w:spacing w:after="120" w:before="0"/>
-        <w:jc w:val="center"/>
-      </w:pPr>
-      <w:r>
-        <w:rPr>
-          <w:rFonts w:ascii="Calibri" w:cs="Calibri" w:eastAsia="Calibri" w:hAnsi="Calibri"/>
-          <w:color w:val="5A4E37"/>
-          <w:spacing w:val="10"/>
-          <w:sz w:val="9"/>
-          <w:szCs w:val="9"/>
-        </w:rPr>
-        <w:t xml:space="preserve">shroyalschools.com · shroyalschools@gmail.com · +234 (0) 807 374 7650</w:t>
-      </w:r>
-    </w:p>
-    <w:p>
-      <w:pPr>
-        <w:spacing w:after="0" w:before="0"/>
-        <w:jc w:val="center"/>
-      </w:pPr>
-      <w:r>
-        <w:rPr>
-          <w:rFonts w:ascii="Times New Roman" w:cs="Times New Roman" w:eastAsia="Times New Roman" w:hAnsi="Times New Roman"/>
-          <w:color w:val="7A5C21"/>
-          <w:sz w:val="19"/>
-          <w:szCs w:val="19"/>
-          <w:rtl/>
-        </w:rPr>
-        <w:t xml:space="preserve">القرآن يعلو ولا يعلى</w:t>
-      </w:r>
-    </w:p>
-    <w:p>
-      <w:r>
-        <w:br w:type="column"/>
+          <w:sz w:val="8"/>
+          <w:szCs w:val="8"/>
+        </w:rPr>
+        <w:t xml:space="preserve">Head Teacher, Nursery and Primary School</w:t>
       </w:r>
     </w:p>
     <w:p>
@@ -1484,7 +909,7 @@
       <w:r>
         <w:drawing>
           <wp:inline distT="0" distB="0" distL="0" distR="0">
-            <wp:extent cx="3181350" cy="2019300"/>
+            <wp:extent cx="3181350" cy="542925"/>
             <wp:effectExtent t="0" r="0" b="0" l="0"/>
             <wp:docPr id="1" name="" descr="" title=""/>
             <wp:cNvGraphicFramePr>
@@ -1500,7 +925,7 @@
                     </pic:cNvPicPr>
                   </pic:nvPicPr>
                   <pic:blipFill>
-                    <a:blip r:embed="rId12" cstate="none"/>
+                    <a:blip r:embed="rId9" cstate="none"/>
                     <a:srcRect/>
                     <a:stretch>
                       <a:fillRect/>
@@ -1509,7 +934,326 @@
                   <pic:spPr bwMode="auto">
                     <a:xfrm>
                       <a:off x="0" y="0"/>
-                      <a:ext cx="3181350" cy="2019300"/>
+                      <a:ext cx="3181350" cy="542925"/>
+                    </a:xfrm>
+                    <a:prstGeom prst="rect">
+                      <a:avLst/>
+                    </a:prstGeom>
+                  </pic:spPr>
+                </pic:pic>
+              </a:graphicData>
+            </a:graphic>
+          </wp:inline>
+        </w:drawing>
+      </w:r>
+    </w:p>
+    <w:p>
+      <w:pPr>
+        <w:spacing w:after="120" w:before="20"/>
+        <w:jc w:val="center"/>
+      </w:pPr>
+      <w:r>
+        <w:rPr>
+          <w:rFonts w:ascii="Calibri" w:cs="Calibri" w:eastAsia="Calibri" w:hAnsi="Calibri"/>
+          <w:caps/>
+          <w:color w:val="7A5C21"/>
+          <w:spacing w:val="30"/>
+          <w:sz w:val="9"/>
+          <w:szCs w:val="9"/>
+        </w:rPr>
+        <w:t xml:space="preserve">The Campus Gate</w:t>
+      </w:r>
+    </w:p>
+    <w:p>
+      <w:pPr>
+        <w:pBdr>
+          <w:bottom w:val="single" w:color="A8863F" w:sz="4" w:space="3"/>
+        </w:pBdr>
+        <w:spacing w:after="80" w:before="180"/>
+      </w:pPr>
+      <w:r>
+        <w:rPr>
+          <w:rFonts w:ascii="Calibri" w:cs="Calibri" w:eastAsia="Calibri" w:hAnsi="Calibri"/>
+          <w:b/>
+          <w:bCs/>
+          <w:caps/>
+          <w:color w:val="7A5C21"/>
+          <w:spacing w:val="50"/>
+          <w:sz w:val="11"/>
+          <w:szCs w:val="11"/>
+        </w:rPr>
+        <w:t xml:space="preserve">The Four Schools</w:t>
+      </w:r>
+    </w:p>
+    <w:p>
+      <w:pPr>
+        <w:spacing w:after="0" w:before="40"/>
+        <w:jc w:val="center"/>
+      </w:pPr>
+      <w:r>
+        <w:rPr>
+          <w:rFonts w:ascii="Cambria" w:cs="Cambria" w:eastAsia="Cambria" w:hAnsi="Cambria"/>
+          <w:b/>
+          <w:bCs/>
+          <w:color w:val="2B2417"/>
+          <w:sz w:val="16"/>
+          <w:szCs w:val="16"/>
+        </w:rPr>
+        <w:t xml:space="preserve">Nursery and Primary School</w:t>
+      </w:r>
+    </w:p>
+    <w:p>
+      <w:pPr>
+        <w:spacing w:after="0" w:before="0"/>
+        <w:jc w:val="center"/>
+      </w:pPr>
+      <w:r>
+        <w:rPr>
+          <w:rFonts w:ascii="Calibri" w:cs="Calibri" w:eastAsia="Calibri" w:hAnsi="Calibri"/>
+          <w:caps/>
+          <w:color w:val="5A4E37"/>
+          <w:spacing w:val="30"/>
+          <w:sz w:val="8"/>
+          <w:szCs w:val="8"/>
+        </w:rPr>
+        <w:t xml:space="preserve">Ages 2 to 10</w:t>
+      </w:r>
+    </w:p>
+    <w:p>
+      <w:pPr>
+        <w:spacing w:after="0" w:before="40"/>
+        <w:jc w:val="center"/>
+      </w:pPr>
+      <w:r>
+        <w:rPr>
+          <w:rFonts w:ascii="Cambria" w:cs="Cambria" w:eastAsia="Cambria" w:hAnsi="Cambria"/>
+          <w:b/>
+          <w:bCs/>
+          <w:color w:val="2B2417"/>
+          <w:sz w:val="16"/>
+          <w:szCs w:val="16"/>
+        </w:rPr>
+        <w:t xml:space="preserve">Royal College</w:t>
+      </w:r>
+    </w:p>
+    <w:p>
+      <w:pPr>
+        <w:spacing w:after="0" w:before="0"/>
+        <w:jc w:val="center"/>
+      </w:pPr>
+      <w:r>
+        <w:rPr>
+          <w:rFonts w:ascii="Calibri" w:cs="Calibri" w:eastAsia="Calibri" w:hAnsi="Calibri"/>
+          <w:caps/>
+          <w:color w:val="5A4E37"/>
+          <w:spacing w:val="30"/>
+          <w:sz w:val="8"/>
+          <w:szCs w:val="8"/>
+        </w:rPr>
+        <w:t xml:space="preserve">Junior and Senior Secondary</w:t>
+      </w:r>
+    </w:p>
+    <w:p>
+      <w:pPr>
+        <w:spacing w:after="0" w:before="40"/>
+        <w:jc w:val="center"/>
+      </w:pPr>
+      <w:r>
+        <w:rPr>
+          <w:rFonts w:ascii="Cambria" w:cs="Cambria" w:eastAsia="Cambria" w:hAnsi="Cambria"/>
+          <w:b/>
+          <w:bCs/>
+          <w:color w:val="2B2417"/>
+          <w:sz w:val="16"/>
+          <w:szCs w:val="16"/>
+        </w:rPr>
+        <w:t xml:space="preserve">School of Islamic and Arabic Studies</w:t>
+      </w:r>
+    </w:p>
+    <w:p>
+      <w:pPr>
+        <w:spacing w:after="0" w:before="0"/>
+        <w:jc w:val="center"/>
+      </w:pPr>
+      <w:r>
+        <w:rPr>
+          <w:rFonts w:ascii="Times New Roman" w:cs="Times New Roman" w:eastAsia="Times New Roman" w:hAnsi="Times New Roman"/>
+          <w:color w:val="7A5C21"/>
+          <w:sz w:val="14"/>
+          <w:szCs w:val="14"/>
+          <w:rtl/>
+        </w:rPr>
+        <w:t xml:space="preserve">قسم الدراسات الإسلامية والعربية</w:t>
+      </w:r>
+    </w:p>
+    <w:p>
+      <w:pPr>
+        <w:spacing w:after="0" w:before="40"/>
+        <w:jc w:val="center"/>
+      </w:pPr>
+      <w:r>
+        <w:rPr>
+          <w:rFonts w:ascii="Cambria" w:cs="Cambria" w:eastAsia="Cambria" w:hAnsi="Cambria"/>
+          <w:b/>
+          <w:bCs/>
+          <w:color w:val="2B2417"/>
+          <w:sz w:val="16"/>
+          <w:szCs w:val="16"/>
+        </w:rPr>
+        <w:t xml:space="preserve">Qur’an College</w:t>
+      </w:r>
+    </w:p>
+    <w:p>
+      <w:pPr>
+        <w:spacing w:after="0" w:before="0"/>
+        <w:jc w:val="center"/>
+      </w:pPr>
+      <w:r>
+        <w:rPr>
+          <w:rFonts w:ascii="Times New Roman" w:cs="Times New Roman" w:eastAsia="Times New Roman" w:hAnsi="Times New Roman"/>
+          <w:color w:val="7A5C21"/>
+          <w:sz w:val="14"/>
+          <w:szCs w:val="14"/>
+          <w:rtl/>
+        </w:rPr>
+        <w:t xml:space="preserve">كلية السلطان حنفي للقرآن</w:t>
+      </w:r>
+    </w:p>
+    <w:p>
+      <w:pPr>
+        <w:pBdr>
+          <w:bottom w:val="single" w:color="A8863F" w:sz="4" w:space="3"/>
+        </w:pBdr>
+        <w:spacing w:after="60" w:before="110"/>
+      </w:pPr>
+      <w:r>
+        <w:rPr>
+          <w:sz w:val="2"/>
+          <w:szCs w:val="2"/>
+        </w:rPr>
+        <w:t xml:space="preserve"/>
+      </w:r>
+    </w:p>
+    <w:p>
+      <w:pPr>
+        <w:spacing w:after="40" w:before="0"/>
+        <w:jc w:val="center"/>
+      </w:pPr>
+      <w:r>
+        <w:rPr>
+          <w:rFonts w:ascii="Cambria" w:cs="Cambria" w:eastAsia="Cambria" w:hAnsi="Cambria"/>
+          <w:b/>
+          <w:bCs/>
+          <w:color w:val="7A5C21"/>
+          <w:sz w:val="14"/>
+          <w:szCs w:val="14"/>
+        </w:rPr>
+        <w:t xml:space="preserve">Every certificate is verifiable.</w:t>
+      </w:r>
+    </w:p>
+    <w:p>
+      <w:pPr>
+        <w:spacing w:after="80"/>
+        <w:jc w:val="center"/>
+      </w:pPr>
+      <w:r>
+        <w:rPr>
+          <w:rFonts w:ascii="Cambria" w:cs="Cambria" w:eastAsia="Cambria" w:hAnsi="Cambria"/>
+          <w:i/>
+          <w:iCs/>
+          <w:color w:val="5A4E37"/>
+          <w:sz w:val="14"/>
+          <w:szCs w:val="14"/>
+        </w:rPr>
+        <w:t xml:space="preserve">Each carries a certificate number, a verification code and a QR code registered with the Office of the Registrar — scan the code, or enter the number at shroyalschools.com/verify-certificate.</w:t>
+      </w:r>
+    </w:p>
+    <w:p>
+      <w:pPr>
+        <w:spacing w:after="40" w:before="0"/>
+        <w:jc w:val="center"/>
+      </w:pPr>
+      <w:r>
+        <w:rPr>
+          <w:rFonts w:ascii="Calibri" w:cs="Calibri" w:eastAsia="Calibri" w:hAnsi="Calibri"/>
+          <w:color w:val="5A4E37"/>
+          <w:spacing w:val="10"/>
+          <w:sz w:val="9"/>
+          <w:szCs w:val="9"/>
+        </w:rPr>
+        <w:t xml:space="preserve">15 Imowonla Road, AP Bus Stop, Off Gberigbe Agura Road, Ikorodu, Lagos State</w:t>
+      </w:r>
+    </w:p>
+    <w:p>
+      <w:pPr>
+        <w:spacing w:after="120" w:before="0"/>
+        <w:jc w:val="center"/>
+      </w:pPr>
+      <w:r>
+        <w:rPr>
+          <w:rFonts w:ascii="Calibri" w:cs="Calibri" w:eastAsia="Calibri" w:hAnsi="Calibri"/>
+          <w:color w:val="5A4E37"/>
+          <w:spacing w:val="10"/>
+          <w:sz w:val="9"/>
+          <w:szCs w:val="9"/>
+        </w:rPr>
+        <w:t xml:space="preserve">shroyalschools.com · shroyalschools@gmail.com · +234 (0) 807 374 7650</w:t>
+      </w:r>
+    </w:p>
+    <w:p>
+      <w:pPr>
+        <w:spacing w:after="0" w:before="0"/>
+        <w:jc w:val="center"/>
+      </w:pPr>
+      <w:r>
+        <w:rPr>
+          <w:rFonts w:ascii="Times New Roman" w:cs="Times New Roman" w:eastAsia="Times New Roman" w:hAnsi="Times New Roman"/>
+          <w:color w:val="7A5C21"/>
+          <w:sz w:val="19"/>
+          <w:szCs w:val="19"/>
+          <w:rtl/>
+        </w:rPr>
+        <w:t xml:space="preserve">القرآن يعلو ولا يعلى</w:t>
+      </w:r>
+    </w:p>
+    <w:p>
+      <w:r>
+        <w:br w:type="column"/>
+      </w:r>
+    </w:p>
+    <w:p>
+      <w:pPr>
+        <w:jc w:val="center"/>
+      </w:pPr>
+      <w:r>
+        <w:drawing>
+          <wp:inline distT="0" distB="0" distL="0" distR="0">
+            <wp:extent cx="3181350" cy="1800225"/>
+            <wp:effectExtent t="0" r="0" b="0" l="0"/>
+            <wp:docPr id="1" name="" descr="" title=""/>
+            <wp:cNvGraphicFramePr>
+              <a:graphicFrameLocks xmlns:a="http://schemas.openxmlformats.org/drawingml/2006/main" noChangeAspect="1"/>
+            </wp:cNvGraphicFramePr>
+            <a:graphic xmlns:a="http://schemas.openxmlformats.org/drawingml/2006/main">
+              <a:graphicData uri="http://schemas.openxmlformats.org/drawingml/2006/picture">
+                <pic:pic xmlns:pic="http://schemas.openxmlformats.org/drawingml/2006/picture">
+                  <pic:nvPicPr>
+                    <pic:cNvPr id="0" name="" descr=""/>
+                    <pic:cNvPicPr>
+                      <a:picLocks noChangeAspect="1" noChangeArrowheads="1"/>
+                    </pic:cNvPicPr>
+                  </pic:nvPicPr>
+                  <pic:blipFill>
+                    <a:blip r:embed="rId10" cstate="none"/>
+                    <a:srcRect/>
+                    <a:stretch>
+                      <a:fillRect/>
+                    </a:stretch>
+                  </pic:blipFill>
+                  <pic:spPr bwMode="auto">
+                    <a:xfrm>
+                      <a:off x="0" y="0"/>
+                      <a:ext cx="3181350" cy="1800225"/>
                     </a:xfrm>
                     <a:prstGeom prst="rect">
                       <a:avLst/>
@@ -1841,7 +1585,7 @@
       <w:r>
         <w:drawing>
           <wp:inline distT="0" distB="0" distL="0" distR="0">
-            <wp:extent cx="3181350" cy="1228725"/>
+            <wp:extent cx="3181350" cy="1009650"/>
             <wp:effectExtent t="0" r="0" b="0" l="0"/>
             <wp:docPr id="1" name="" descr="" title=""/>
             <wp:cNvGraphicFramePr>
@@ -1857,7 +1601,7 @@
                     </pic:cNvPicPr>
                   </pic:nvPicPr>
                   <pic:blipFill>
-                    <a:blip r:embed="rId13" cstate="none"/>
+                    <a:blip r:embed="rId11" cstate="none"/>
                     <a:srcRect/>
                     <a:stretch>
                       <a:fillRect/>
@@ -1866,7 +1610,7 @@
                   <pic:spPr bwMode="auto">
                     <a:xfrm>
                       <a:off x="0" y="0"/>
-                      <a:ext cx="3181350" cy="1228725"/>
+                      <a:ext cx="3181350" cy="1009650"/>
                     </a:xfrm>
                     <a:prstGeom prst="rect">
                       <a:avLst/>
@@ -3165,1491 +2909,12 @@
     </w:p>
     <w:p>
       <w:pPr>
-        <w:keepNext/>
-        <w:pBdr>
-          <w:top w:val="single" w:color="A8863F" w:sz="4" w:space="5"/>
-        </w:pBdr>
-        <w:spacing w:after="0" w:before="140"/>
-      </w:pPr>
-      <w:r>
-        <w:rPr>
-          <w:rFonts w:ascii="Times New Roman" w:cs="Times New Roman" w:eastAsia="Times New Roman" w:hAnsi="Times New Roman"/>
-          <w:color w:val="A8863F"/>
-          <w:sz w:val="16"/>
-          <w:szCs w:val="16"/>
-          <w:rtl/>
-        </w:rPr>
-        <w:t xml:space="preserve">حفظ القرآن الكريم</w:t>
-      </w:r>
-    </w:p>
-    <w:p>
-      <w:pPr>
-        <w:keepNext/>
-        <w:spacing w:after="0" w:before="0"/>
-      </w:pPr>
-      <w:r>
-        <w:rPr>
-          <w:rFonts w:ascii="Cambria" w:cs="Cambria" w:eastAsia="Cambria" w:hAnsi="Cambria"/>
-          <w:b/>
-          <w:bCs/>
-          <w:color w:val="7A5C21"/>
-          <w:sz w:val="17"/>
-          <w:szCs w:val="17"/>
-        </w:rPr>
-        <w:t xml:space="preserve">Ḥifẓ of the Glorious Qur’an</w:t>
-      </w:r>
-    </w:p>
-    <w:p>
-      <w:pPr>
-        <w:keepNext/>
-        <w:spacing w:after="60"/>
-      </w:pPr>
-      <w:r>
-        <w:rPr>
-          <w:rFonts w:ascii="Calibri" w:cs="Calibri" w:eastAsia="Calibri" w:hAnsi="Calibri"/>
-          <w:caps/>
-          <w:color w:val="5A4E37"/>
-          <w:spacing w:val="20"/>
-          <w:sz w:val="9"/>
-          <w:szCs w:val="9"/>
-        </w:rPr>
-        <w:t xml:space="preserve">Sultan Hanafi Qur’an College</w:t>
-      </w:r>
-    </w:p>
-    <w:p>
-      <w:pPr>
-        <w:spacing w:after="8" w:before="8"/>
-        <w:ind w:left="170" w:hanging="130"/>
-      </w:pPr>
-      <w:r>
-        <w:rPr>
-          <w:rFonts w:ascii="Calibri" w:cs="Calibri" w:eastAsia="Calibri" w:hAnsi="Calibri"/>
-          <w:color w:val="A8863F"/>
-          <w:sz w:val="11"/>
-          <w:szCs w:val="11"/>
-        </w:rPr>
-        <w:t xml:space="preserve">1.  </w:t>
-      </w:r>
-      <w:r>
-        <w:rPr>
-          <w:rFonts w:ascii="Cambria" w:cs="Cambria" w:eastAsia="Cambria" w:hAnsi="Cambria"/>
-          <w:color w:val="2B2417"/>
-          <w:sz w:val="17"/>
-          <w:szCs w:val="17"/>
-        </w:rPr>
-        <w:t xml:space="preserve">Zaynab Zakariya Anofi</w:t>
-      </w:r>
-    </w:p>
-    <w:p>
-      <w:pPr>
-        <w:spacing w:after="8" w:before="8"/>
-        <w:ind w:left="170" w:hanging="130"/>
-      </w:pPr>
-      <w:r>
-        <w:rPr>
-          <w:rFonts w:ascii="Calibri" w:cs="Calibri" w:eastAsia="Calibri" w:hAnsi="Calibri"/>
-          <w:color w:val="A8863F"/>
-          <w:sz w:val="11"/>
-          <w:szCs w:val="11"/>
-        </w:rPr>
-        <w:t xml:space="preserve">2.  </w:t>
-      </w:r>
-      <w:r>
-        <w:rPr>
-          <w:rFonts w:ascii="Cambria" w:cs="Cambria" w:eastAsia="Cambria" w:hAnsi="Cambria"/>
-          <w:color w:val="2B2417"/>
-          <w:sz w:val="17"/>
-          <w:szCs w:val="17"/>
-        </w:rPr>
-        <w:t xml:space="preserve">Baqi Olamiposi Anofi</w:t>
-      </w:r>
-    </w:p>
-    <w:p>
-      <w:pPr>
-        <w:spacing w:after="8" w:before="8"/>
-        <w:ind w:left="170" w:hanging="130"/>
-      </w:pPr>
-      <w:r>
-        <w:rPr>
-          <w:rFonts w:ascii="Calibri" w:cs="Calibri" w:eastAsia="Calibri" w:hAnsi="Calibri"/>
-          <w:color w:val="A8863F"/>
-          <w:sz w:val="11"/>
-          <w:szCs w:val="11"/>
-        </w:rPr>
-        <w:t xml:space="preserve">3.  </w:t>
-      </w:r>
-      <w:r>
-        <w:rPr>
-          <w:rFonts w:ascii="Cambria" w:cs="Cambria" w:eastAsia="Cambria" w:hAnsi="Cambria"/>
-          <w:color w:val="2B2417"/>
-          <w:sz w:val="17"/>
-          <w:szCs w:val="17"/>
-        </w:rPr>
-        <w:t xml:space="preserve">Aisha Omoshalewa Anofi</w:t>
-      </w:r>
-    </w:p>
-    <w:p>
-      <w:pPr>
-        <w:keepNext/>
-        <w:pBdr>
-          <w:top w:val="single" w:color="A8863F" w:sz="4" w:space="5"/>
-        </w:pBdr>
-        <w:spacing w:after="0" w:before="140"/>
-      </w:pPr>
-      <w:r>
-        <w:rPr>
-          <w:rFonts w:ascii="Times New Roman" w:cs="Times New Roman" w:eastAsia="Times New Roman" w:hAnsi="Times New Roman"/>
-          <w:color w:val="A8863F"/>
-          <w:sz w:val="16"/>
-          <w:szCs w:val="16"/>
-          <w:rtl/>
-        </w:rPr>
-        <w:t xml:space="preserve">المرحلة الابتدائية</w:t>
-      </w:r>
-    </w:p>
-    <w:p>
-      <w:pPr>
-        <w:keepNext/>
-        <w:spacing w:after="0" w:before="0"/>
-      </w:pPr>
-      <w:r>
-        <w:rPr>
-          <w:rFonts w:ascii="Cambria" w:cs="Cambria" w:eastAsia="Cambria" w:hAnsi="Cambria"/>
-          <w:b/>
-          <w:bCs/>
-          <w:color w:val="7A5C21"/>
-          <w:sz w:val="17"/>
-          <w:szCs w:val="17"/>
-        </w:rPr>
-        <w:t xml:space="preserve">Ibtidā’iyyah</w:t>
-      </w:r>
-    </w:p>
-    <w:p>
-      <w:pPr>
-        <w:keepNext/>
-        <w:spacing w:after="60"/>
-      </w:pPr>
-      <w:r>
-        <w:rPr>
-          <w:rFonts w:ascii="Calibri" w:cs="Calibri" w:eastAsia="Calibri" w:hAnsi="Calibri"/>
-          <w:caps/>
-          <w:color w:val="5A4E37"/>
-          <w:spacing w:val="20"/>
-          <w:sz w:val="9"/>
-          <w:szCs w:val="9"/>
-        </w:rPr>
-        <w:t xml:space="preserve">Sultan Hanafi School of Islamic and Arabic Studies</w:t>
-      </w:r>
-    </w:p>
-    <w:p>
-      <w:pPr>
-        <w:spacing w:after="8" w:before="8"/>
-        <w:ind w:left="170" w:hanging="130"/>
-      </w:pPr>
-      <w:r>
-        <w:rPr>
-          <w:rFonts w:ascii="Calibri" w:cs="Calibri" w:eastAsia="Calibri" w:hAnsi="Calibri"/>
-          <w:color w:val="A8863F"/>
-          <w:sz w:val="11"/>
-          <w:szCs w:val="11"/>
-        </w:rPr>
-        <w:t xml:space="preserve">1.  </w:t>
-      </w:r>
-      <w:r>
-        <w:rPr>
-          <w:rFonts w:ascii="Cambria" w:cs="Cambria" w:eastAsia="Cambria" w:hAnsi="Cambria"/>
-          <w:color w:val="2B2417"/>
-          <w:sz w:val="17"/>
-          <w:szCs w:val="17"/>
-        </w:rPr>
-        <w:t xml:space="preserve">Hameedah Adebimpe Ojewumi</w:t>
-      </w:r>
-    </w:p>
-    <w:p>
-      <w:pPr>
-        <w:spacing w:after="8" w:before="8"/>
-        <w:ind w:left="170" w:hanging="130"/>
-      </w:pPr>
-      <w:r>
-        <w:rPr>
-          <w:rFonts w:ascii="Calibri" w:cs="Calibri" w:eastAsia="Calibri" w:hAnsi="Calibri"/>
-          <w:color w:val="A8863F"/>
-          <w:sz w:val="11"/>
-          <w:szCs w:val="11"/>
-        </w:rPr>
-        <w:t xml:space="preserve">2.  </w:t>
-      </w:r>
-      <w:r>
-        <w:rPr>
-          <w:rFonts w:ascii="Cambria" w:cs="Cambria" w:eastAsia="Cambria" w:hAnsi="Cambria"/>
-          <w:color w:val="2B2417"/>
-          <w:sz w:val="17"/>
-          <w:szCs w:val="17"/>
-        </w:rPr>
-        <w:t xml:space="preserve">Aisha Anofi</w:t>
-      </w:r>
-    </w:p>
-    <w:p>
-      <w:pPr>
-        <w:spacing w:after="8" w:before="8"/>
-        <w:ind w:left="170" w:hanging="130"/>
-      </w:pPr>
-      <w:r>
-        <w:rPr>
-          <w:rFonts w:ascii="Calibri" w:cs="Calibri" w:eastAsia="Calibri" w:hAnsi="Calibri"/>
-          <w:color w:val="A8863F"/>
-          <w:sz w:val="11"/>
-          <w:szCs w:val="11"/>
-        </w:rPr>
-        <w:t xml:space="preserve">3.  </w:t>
-      </w:r>
-      <w:r>
-        <w:rPr>
-          <w:rFonts w:ascii="Cambria" w:cs="Cambria" w:eastAsia="Cambria" w:hAnsi="Cambria"/>
-          <w:color w:val="2B2417"/>
-          <w:sz w:val="17"/>
-          <w:szCs w:val="17"/>
-        </w:rPr>
-        <w:t xml:space="preserve">Abdulbasit Adedokun</w:t>
-      </w:r>
-    </w:p>
-    <w:p>
-      <w:pPr>
-        <w:spacing w:after="8" w:before="8"/>
-        <w:ind w:left="170" w:hanging="130"/>
-      </w:pPr>
-      <w:r>
-        <w:rPr>
-          <w:rFonts w:ascii="Calibri" w:cs="Calibri" w:eastAsia="Calibri" w:hAnsi="Calibri"/>
-          <w:color w:val="A8863F"/>
-          <w:sz w:val="11"/>
-          <w:szCs w:val="11"/>
-        </w:rPr>
-        <w:t xml:space="preserve">4.  </w:t>
-      </w:r>
-      <w:r>
-        <w:rPr>
-          <w:rFonts w:ascii="Cambria" w:cs="Cambria" w:eastAsia="Cambria" w:hAnsi="Cambria"/>
-          <w:color w:val="2B2417"/>
-          <w:sz w:val="17"/>
-          <w:szCs w:val="17"/>
-        </w:rPr>
-        <w:t xml:space="preserve">Naheemah Ismail</w:t>
-      </w:r>
-    </w:p>
-    <w:p>
-      <w:pPr>
-        <w:spacing w:after="8" w:before="8"/>
-        <w:ind w:left="170" w:hanging="130"/>
-      </w:pPr>
-      <w:r>
-        <w:rPr>
-          <w:rFonts w:ascii="Calibri" w:cs="Calibri" w:eastAsia="Calibri" w:hAnsi="Calibri"/>
-          <w:color w:val="A8863F"/>
-          <w:sz w:val="11"/>
-          <w:szCs w:val="11"/>
-        </w:rPr>
-        <w:t xml:space="preserve">5.  </w:t>
-      </w:r>
-      <w:r>
-        <w:rPr>
-          <w:rFonts w:ascii="Cambria" w:cs="Cambria" w:eastAsia="Cambria" w:hAnsi="Cambria"/>
-          <w:color w:val="2B2417"/>
-          <w:sz w:val="17"/>
-          <w:szCs w:val="17"/>
-        </w:rPr>
-        <w:t xml:space="preserve">Ashrof Akorede</w:t>
-      </w:r>
-    </w:p>
-    <w:p>
-      <w:pPr>
-        <w:spacing w:after="8" w:before="8"/>
-        <w:ind w:left="170" w:hanging="130"/>
-      </w:pPr>
-      <w:r>
-        <w:rPr>
-          <w:rFonts w:ascii="Calibri" w:cs="Calibri" w:eastAsia="Calibri" w:hAnsi="Calibri"/>
-          <w:color w:val="A8863F"/>
-          <w:sz w:val="11"/>
-          <w:szCs w:val="11"/>
-        </w:rPr>
-        <w:t xml:space="preserve">6.  </w:t>
-      </w:r>
-      <w:r>
-        <w:rPr>
-          <w:rFonts w:ascii="Cambria" w:cs="Cambria" w:eastAsia="Cambria" w:hAnsi="Cambria"/>
-          <w:color w:val="2B2417"/>
-          <w:sz w:val="17"/>
-          <w:szCs w:val="17"/>
-        </w:rPr>
-        <w:t xml:space="preserve">Imran Adegoke</w:t>
-      </w:r>
-    </w:p>
-    <w:p>
-      <w:pPr>
-        <w:spacing w:after="8" w:before="8"/>
-        <w:ind w:left="170" w:hanging="130"/>
-      </w:pPr>
-      <w:r>
-        <w:rPr>
-          <w:rFonts w:ascii="Calibri" w:cs="Calibri" w:eastAsia="Calibri" w:hAnsi="Calibri"/>
-          <w:color w:val="A8863F"/>
-          <w:sz w:val="11"/>
-          <w:szCs w:val="11"/>
-        </w:rPr>
-        <w:t xml:space="preserve">7.  </w:t>
-      </w:r>
-      <w:r>
-        <w:rPr>
-          <w:rFonts w:ascii="Cambria" w:cs="Cambria" w:eastAsia="Cambria" w:hAnsi="Cambria"/>
-          <w:color w:val="2B2417"/>
-          <w:sz w:val="17"/>
-          <w:szCs w:val="17"/>
-        </w:rPr>
-        <w:t xml:space="preserve">Abdulateef Adedokun</w:t>
-      </w:r>
-    </w:p>
-    <w:p>
-      <w:pPr>
-        <w:keepNext/>
-        <w:pBdr>
-          <w:top w:val="single" w:color="A8863F" w:sz="4" w:space="5"/>
-        </w:pBdr>
-        <w:spacing w:after="0" w:before="140"/>
-      </w:pPr>
-      <w:r>
-        <w:rPr>
-          <w:rFonts w:ascii="Times New Roman" w:cs="Times New Roman" w:eastAsia="Times New Roman" w:hAnsi="Times New Roman"/>
-          <w:color w:val="A8863F"/>
-          <w:sz w:val="16"/>
-          <w:szCs w:val="16"/>
-          <w:rtl/>
-        </w:rPr>
-        <w:t xml:space="preserve">المرحلة الإعدادية</w:t>
-      </w:r>
-    </w:p>
-    <w:p>
-      <w:pPr>
-        <w:keepNext/>
-        <w:spacing w:after="0" w:before="0"/>
-      </w:pPr>
-      <w:r>
-        <w:rPr>
-          <w:rFonts w:ascii="Cambria" w:cs="Cambria" w:eastAsia="Cambria" w:hAnsi="Cambria"/>
-          <w:b/>
-          <w:bCs/>
-          <w:color w:val="7A5C21"/>
-          <w:sz w:val="17"/>
-          <w:szCs w:val="17"/>
-        </w:rPr>
-        <w:t xml:space="preserve">I‘dādiyyah</w:t>
-      </w:r>
-    </w:p>
-    <w:p>
-      <w:pPr>
-        <w:keepNext/>
-        <w:spacing w:after="60"/>
-      </w:pPr>
-      <w:r>
-        <w:rPr>
-          <w:rFonts w:ascii="Calibri" w:cs="Calibri" w:eastAsia="Calibri" w:hAnsi="Calibri"/>
-          <w:caps/>
-          <w:color w:val="5A4E37"/>
-          <w:spacing w:val="20"/>
-          <w:sz w:val="9"/>
-          <w:szCs w:val="9"/>
-        </w:rPr>
-        <w:t xml:space="preserve">Sultan Hanafi School of Islamic and Arabic Studies</w:t>
-      </w:r>
-    </w:p>
-    <w:p>
-      <w:pPr>
-        <w:spacing w:after="8" w:before="8"/>
-        <w:ind w:left="170" w:hanging="130"/>
-      </w:pPr>
-      <w:r>
-        <w:rPr>
-          <w:rFonts w:ascii="Calibri" w:cs="Calibri" w:eastAsia="Calibri" w:hAnsi="Calibri"/>
-          <w:color w:val="A8863F"/>
-          <w:sz w:val="11"/>
-          <w:szCs w:val="11"/>
-        </w:rPr>
-        <w:t xml:space="preserve">1.  </w:t>
-      </w:r>
-      <w:r>
-        <w:rPr>
-          <w:rFonts w:ascii="Cambria" w:cs="Cambria" w:eastAsia="Cambria" w:hAnsi="Cambria"/>
-          <w:color w:val="2B2417"/>
-          <w:sz w:val="17"/>
-          <w:szCs w:val="17"/>
-        </w:rPr>
-        <w:t xml:space="preserve">Muhammad Ismail Seriki</w:t>
-      </w:r>
-    </w:p>
-    <w:p>
-      <w:pPr>
-        <w:spacing w:after="8" w:before="8"/>
-        <w:ind w:left="170" w:hanging="130"/>
-      </w:pPr>
-      <w:r>
-        <w:rPr>
-          <w:rFonts w:ascii="Calibri" w:cs="Calibri" w:eastAsia="Calibri" w:hAnsi="Calibri"/>
-          <w:color w:val="A8863F"/>
-          <w:sz w:val="11"/>
-          <w:szCs w:val="11"/>
-        </w:rPr>
-        <w:t xml:space="preserve">2.  </w:t>
-      </w:r>
-      <w:r>
-        <w:rPr>
-          <w:rFonts w:ascii="Cambria" w:cs="Cambria" w:eastAsia="Cambria" w:hAnsi="Cambria"/>
-          <w:color w:val="2B2417"/>
-          <w:sz w:val="17"/>
-          <w:szCs w:val="17"/>
-        </w:rPr>
-        <w:t xml:space="preserve">Baqi Olamiposi Anofi</w:t>
-      </w:r>
-    </w:p>
-    <w:p>
-      <w:pPr>
-        <w:spacing w:after="8" w:before="8"/>
-        <w:ind w:left="170" w:hanging="130"/>
-      </w:pPr>
-      <w:r>
-        <w:rPr>
-          <w:rFonts w:ascii="Calibri" w:cs="Calibri" w:eastAsia="Calibri" w:hAnsi="Calibri"/>
-          <w:color w:val="A8863F"/>
-          <w:sz w:val="11"/>
-          <w:szCs w:val="11"/>
-        </w:rPr>
-        <w:t xml:space="preserve">3.  </w:t>
-      </w:r>
-      <w:r>
-        <w:rPr>
-          <w:rFonts w:ascii="Cambria" w:cs="Cambria" w:eastAsia="Cambria" w:hAnsi="Cambria"/>
-          <w:color w:val="2B2417"/>
-          <w:sz w:val="17"/>
-          <w:szCs w:val="17"/>
-        </w:rPr>
-        <w:t xml:space="preserve">Faridah Ayomide Aliu</w:t>
-      </w:r>
-    </w:p>
-    <w:p>
-      <w:pPr>
-        <w:spacing w:after="8" w:before="8"/>
-        <w:ind w:left="170" w:hanging="130"/>
-      </w:pPr>
-      <w:r>
-        <w:rPr>
-          <w:rFonts w:ascii="Calibri" w:cs="Calibri" w:eastAsia="Calibri" w:hAnsi="Calibri"/>
-          <w:color w:val="A8863F"/>
-          <w:sz w:val="11"/>
-          <w:szCs w:val="11"/>
-        </w:rPr>
-        <w:t xml:space="preserve">4.  </w:t>
-      </w:r>
-      <w:r>
-        <w:rPr>
-          <w:rFonts w:ascii="Cambria" w:cs="Cambria" w:eastAsia="Cambria" w:hAnsi="Cambria"/>
-          <w:color w:val="2B2417"/>
-          <w:sz w:val="17"/>
-          <w:szCs w:val="17"/>
-        </w:rPr>
-        <w:t xml:space="preserve">Thoirah Makinde</w:t>
-      </w:r>
-    </w:p>
-    <w:p>
-      <w:pPr>
-        <w:spacing w:after="8" w:before="8"/>
-        <w:ind w:left="170" w:hanging="130"/>
-      </w:pPr>
-      <w:r>
-        <w:rPr>
-          <w:rFonts w:ascii="Calibri" w:cs="Calibri" w:eastAsia="Calibri" w:hAnsi="Calibri"/>
-          <w:color w:val="A8863F"/>
-          <w:sz w:val="11"/>
-          <w:szCs w:val="11"/>
-        </w:rPr>
-        <w:t xml:space="preserve">5.  </w:t>
-      </w:r>
-      <w:r>
-        <w:rPr>
-          <w:rFonts w:ascii="Cambria" w:cs="Cambria" w:eastAsia="Cambria" w:hAnsi="Cambria"/>
-          <w:color w:val="2B2417"/>
-          <w:sz w:val="17"/>
-          <w:szCs w:val="17"/>
-        </w:rPr>
-        <w:t xml:space="preserve">Abdulbasit Amobi Jabarr</w:t>
-      </w:r>
-    </w:p>
-    <w:p>
-      <w:pPr>
-        <w:spacing w:after="8" w:before="8"/>
-        <w:ind w:left="170" w:hanging="130"/>
-      </w:pPr>
-      <w:r>
-        <w:rPr>
-          <w:rFonts w:ascii="Calibri" w:cs="Calibri" w:eastAsia="Calibri" w:hAnsi="Calibri"/>
-          <w:color w:val="A8863F"/>
-          <w:sz w:val="11"/>
-          <w:szCs w:val="11"/>
-        </w:rPr>
-        <w:t xml:space="preserve">6.  </w:t>
-      </w:r>
-      <w:r>
-        <w:rPr>
-          <w:rFonts w:ascii="Cambria" w:cs="Cambria" w:eastAsia="Cambria" w:hAnsi="Cambria"/>
-          <w:color w:val="2B2417"/>
-          <w:sz w:val="17"/>
-          <w:szCs w:val="17"/>
-        </w:rPr>
-        <w:t xml:space="preserve">Abdullah Oladimeji Anofi</w:t>
-      </w:r>
-    </w:p>
-    <w:p>
-      <w:pPr>
-        <w:keepNext/>
-        <w:pBdr>
-          <w:top w:val="single" w:color="A8863F" w:sz="4" w:space="5"/>
-        </w:pBdr>
-        <w:spacing w:after="0" w:before="140"/>
-      </w:pPr>
-      <w:r>
-        <w:rPr>
-          <w:rFonts w:ascii="Cambria" w:cs="Cambria" w:eastAsia="Cambria" w:hAnsi="Cambria"/>
-          <w:b/>
-          <w:bCs/>
-          <w:color w:val="7A5C21"/>
-          <w:sz w:val="17"/>
-          <w:szCs w:val="17"/>
-        </w:rPr>
-        <w:t xml:space="preserve">Primary School Graduation</w:t>
-      </w:r>
-    </w:p>
-    <w:p>
-      <w:pPr>
-        <w:keepNext/>
-        <w:spacing w:after="60"/>
-      </w:pPr>
-      <w:r>
-        <w:rPr>
-          <w:rFonts w:ascii="Calibri" w:cs="Calibri" w:eastAsia="Calibri" w:hAnsi="Calibri"/>
-          <w:caps/>
-          <w:color w:val="5A4E37"/>
-          <w:spacing w:val="20"/>
-          <w:sz w:val="9"/>
-          <w:szCs w:val="9"/>
-        </w:rPr>
-        <w:t xml:space="preserve">Sultan Hanafi Nursery and Primary School</w:t>
-      </w:r>
-    </w:p>
-    <w:p>
-      <w:pPr>
-        <w:spacing w:after="8" w:before="8"/>
-        <w:ind w:left="170" w:hanging="130"/>
-      </w:pPr>
-      <w:r>
-        <w:rPr>
-          <w:rFonts w:ascii="Calibri" w:cs="Calibri" w:eastAsia="Calibri" w:hAnsi="Calibri"/>
-          <w:color w:val="A8863F"/>
-          <w:sz w:val="11"/>
-          <w:szCs w:val="11"/>
-        </w:rPr>
-        <w:t xml:space="preserve">1.  </w:t>
-      </w:r>
-      <w:r>
-        <w:rPr>
-          <w:rFonts w:ascii="Cambria" w:cs="Cambria" w:eastAsia="Cambria" w:hAnsi="Cambria"/>
-          <w:color w:val="2B2417"/>
-          <w:sz w:val="17"/>
-          <w:szCs w:val="17"/>
-        </w:rPr>
-        <w:t xml:space="preserve">Naheemah Ismai Seriki</w:t>
-      </w:r>
-    </w:p>
-    <w:p>
-      <w:pPr>
-        <w:spacing w:after="8" w:before="8"/>
-        <w:ind w:left="170" w:hanging="130"/>
-      </w:pPr>
-      <w:r>
-        <w:rPr>
-          <w:rFonts w:ascii="Calibri" w:cs="Calibri" w:eastAsia="Calibri" w:hAnsi="Calibri"/>
-          <w:color w:val="A8863F"/>
-          <w:sz w:val="11"/>
-          <w:szCs w:val="11"/>
-        </w:rPr>
-        <w:t xml:space="preserve">2.  </w:t>
-      </w:r>
-      <w:r>
-        <w:rPr>
-          <w:rFonts w:ascii="Cambria" w:cs="Cambria" w:eastAsia="Cambria" w:hAnsi="Cambria"/>
-          <w:color w:val="2B2417"/>
-          <w:sz w:val="17"/>
-          <w:szCs w:val="17"/>
-        </w:rPr>
-        <w:t xml:space="preserve">Ashraf Korede Ojewumi</w:t>
-      </w:r>
-    </w:p>
-    <w:p>
-      <w:pPr>
-        <w:spacing w:after="8" w:before="8"/>
-        <w:ind w:left="170" w:hanging="130"/>
-      </w:pPr>
-      <w:r>
-        <w:rPr>
-          <w:rFonts w:ascii="Calibri" w:cs="Calibri" w:eastAsia="Calibri" w:hAnsi="Calibri"/>
-          <w:color w:val="A8863F"/>
-          <w:sz w:val="11"/>
-          <w:szCs w:val="11"/>
-        </w:rPr>
-        <w:t xml:space="preserve">3.  </w:t>
-      </w:r>
-      <w:r>
-        <w:rPr>
-          <w:rFonts w:ascii="Cambria" w:cs="Cambria" w:eastAsia="Cambria" w:hAnsi="Cambria"/>
-          <w:color w:val="2B2417"/>
-          <w:sz w:val="17"/>
-          <w:szCs w:val="17"/>
-        </w:rPr>
-        <w:t xml:space="preserve">Al-ameen Okoh</w:t>
-      </w:r>
-    </w:p>
-    <w:p>
-      <w:pPr>
-        <w:spacing w:after="8" w:before="8"/>
-        <w:ind w:left="170" w:hanging="130"/>
-      </w:pPr>
-      <w:r>
-        <w:rPr>
-          <w:rFonts w:ascii="Calibri" w:cs="Calibri" w:eastAsia="Calibri" w:hAnsi="Calibri"/>
-          <w:color w:val="A8863F"/>
-          <w:sz w:val="11"/>
-          <w:szCs w:val="11"/>
-        </w:rPr>
-        <w:t xml:space="preserve">4.  </w:t>
-      </w:r>
-      <w:r>
-        <w:rPr>
-          <w:rFonts w:ascii="Cambria" w:cs="Cambria" w:eastAsia="Cambria" w:hAnsi="Cambria"/>
-          <w:color w:val="2B2417"/>
-          <w:sz w:val="17"/>
-          <w:szCs w:val="17"/>
-        </w:rPr>
-        <w:t xml:space="preserve">Al-ameen Abidemi Jokomba</w:t>
-      </w:r>
-    </w:p>
-    <w:p>
-      <w:pPr>
-        <w:spacing w:after="8" w:before="8"/>
-        <w:ind w:left="170" w:hanging="130"/>
-      </w:pPr>
-      <w:r>
-        <w:rPr>
-          <w:rFonts w:ascii="Calibri" w:cs="Calibri" w:eastAsia="Calibri" w:hAnsi="Calibri"/>
-          <w:color w:val="A8863F"/>
-          <w:sz w:val="11"/>
-          <w:szCs w:val="11"/>
-        </w:rPr>
-        <w:t xml:space="preserve">5.  </w:t>
-      </w:r>
-      <w:r>
-        <w:rPr>
-          <w:rFonts w:ascii="Cambria" w:cs="Cambria" w:eastAsia="Cambria" w:hAnsi="Cambria"/>
-          <w:color w:val="2B2417"/>
-          <w:sz w:val="17"/>
-          <w:szCs w:val="17"/>
-        </w:rPr>
-        <w:t xml:space="preserve">Aisha Lawal</w:t>
-      </w:r>
-    </w:p>
-    <w:p>
-      <w:pPr>
-        <w:spacing w:after="8" w:before="8"/>
-        <w:ind w:left="170" w:hanging="130"/>
-      </w:pPr>
-      <w:r>
-        <w:rPr>
-          <w:rFonts w:ascii="Calibri" w:cs="Calibri" w:eastAsia="Calibri" w:hAnsi="Calibri"/>
-          <w:color w:val="A8863F"/>
-          <w:sz w:val="11"/>
-          <w:szCs w:val="11"/>
-        </w:rPr>
-        <w:t xml:space="preserve">6.  </w:t>
-      </w:r>
-      <w:r>
-        <w:rPr>
-          <w:rFonts w:ascii="Cambria" w:cs="Cambria" w:eastAsia="Cambria" w:hAnsi="Cambria"/>
-          <w:color w:val="2B2417"/>
-          <w:sz w:val="17"/>
-          <w:szCs w:val="17"/>
-        </w:rPr>
-        <w:t xml:space="preserve">Imran Iremide Adegoke</w:t>
-      </w:r>
-    </w:p>
-    <w:p>
-      <w:pPr>
-        <w:spacing w:after="8" w:before="8"/>
-        <w:ind w:left="170" w:hanging="130"/>
-      </w:pPr>
-      <w:r>
-        <w:rPr>
-          <w:rFonts w:ascii="Calibri" w:cs="Calibri" w:eastAsia="Calibri" w:hAnsi="Calibri"/>
-          <w:color w:val="A8863F"/>
-          <w:sz w:val="11"/>
-          <w:szCs w:val="11"/>
-        </w:rPr>
-        <w:t xml:space="preserve">7.  </w:t>
-      </w:r>
-      <w:r>
-        <w:rPr>
-          <w:rFonts w:ascii="Cambria" w:cs="Cambria" w:eastAsia="Cambria" w:hAnsi="Cambria"/>
-          <w:color w:val="2B2417"/>
-          <w:sz w:val="17"/>
-          <w:szCs w:val="17"/>
-        </w:rPr>
-        <w:t xml:space="preserve">Daud Aliu</w:t>
-      </w:r>
-    </w:p>
-    <w:p>
-      <w:r>
-        <w:br w:type="column"/>
-      </w:r>
-    </w:p>
-    <w:p>
-      <w:pPr>
-        <w:spacing w:after="40" w:before="0"/>
-        <w:jc w:val="center"/>
-      </w:pPr>
-      <w:r>
-        <w:rPr>
-          <w:rFonts w:ascii="Calibri" w:cs="Calibri" w:eastAsia="Calibri" w:hAnsi="Calibri"/>
-          <w:caps/>
-          <w:color w:val="5A4E37"/>
-          <w:spacing w:val="60"/>
-          <w:sz w:val="10"/>
-          <w:szCs w:val="10"/>
-        </w:rPr>
-        <w:t xml:space="preserve">Class of 2026</w:t>
-      </w:r>
-    </w:p>
-    <w:p>
-      <w:pPr>
-        <w:spacing w:after="0" w:before="0"/>
-        <w:jc w:val="center"/>
-      </w:pPr>
-      <w:r>
-        <w:rPr>
-          <w:rFonts w:ascii="Cambria" w:cs="Cambria" w:eastAsia="Cambria" w:hAnsi="Cambria"/>
-          <w:b/>
-          <w:bCs/>
-          <w:caps/>
-          <w:color w:val="7A5C21"/>
-          <w:spacing w:val="20"/>
-          <w:sz w:val="22"/>
-          <w:szCs w:val="22"/>
-        </w:rPr>
-        <w:t xml:space="preserve">The Graduands · continued</w:t>
-      </w:r>
-    </w:p>
-    <w:p>
-      <w:pPr>
-        <w:pBdr>
-          <w:bottom w:val="single" w:color="A8863F" w:sz="4" w:space="3"/>
-        </w:pBdr>
-        <w:spacing w:after="120" w:before="60"/>
-      </w:pPr>
-      <w:r>
-        <w:rPr>
-          <w:sz w:val="2"/>
-          <w:szCs w:val="2"/>
-        </w:rPr>
-        <w:t xml:space="preserve"/>
-      </w:r>
-    </w:p>
-    <w:p>
-      <w:pPr>
-        <w:keepNext/>
-        <w:pBdr>
-          <w:top w:val="single" w:color="A8863F" w:sz="4" w:space="5"/>
-        </w:pBdr>
-        <w:spacing w:after="0" w:before="140"/>
-      </w:pPr>
-      <w:r>
-        <w:rPr>
-          <w:rFonts w:ascii="Cambria" w:cs="Cambria" w:eastAsia="Cambria" w:hAnsi="Cambria"/>
-          <w:b/>
-          <w:bCs/>
-          <w:color w:val="7A5C21"/>
-          <w:sz w:val="17"/>
-          <w:szCs w:val="17"/>
-        </w:rPr>
-        <w:t xml:space="preserve">Junior Secondary School Graduation</w:t>
-      </w:r>
-    </w:p>
-    <w:p>
-      <w:pPr>
-        <w:keepNext/>
-        <w:spacing w:after="60"/>
-      </w:pPr>
-      <w:r>
-        <w:rPr>
-          <w:rFonts w:ascii="Calibri" w:cs="Calibri" w:eastAsia="Calibri" w:hAnsi="Calibri"/>
-          <w:caps/>
-          <w:color w:val="5A4E37"/>
-          <w:spacing w:val="20"/>
-          <w:sz w:val="9"/>
-          <w:szCs w:val="9"/>
-        </w:rPr>
-        <w:t xml:space="preserve">Sultan Hanafi Royal College</w:t>
-      </w:r>
-    </w:p>
-    <w:p>
-      <w:pPr>
-        <w:spacing w:after="8" w:before="8"/>
-        <w:ind w:left="170" w:hanging="130"/>
-      </w:pPr>
-      <w:r>
-        <w:rPr>
-          <w:rFonts w:ascii="Calibri" w:cs="Calibri" w:eastAsia="Calibri" w:hAnsi="Calibri"/>
-          <w:color w:val="A8863F"/>
-          <w:sz w:val="11"/>
-          <w:szCs w:val="11"/>
-        </w:rPr>
-        <w:t xml:space="preserve">1.  </w:t>
-      </w:r>
-      <w:r>
-        <w:rPr>
-          <w:rFonts w:ascii="Cambria" w:cs="Cambria" w:eastAsia="Cambria" w:hAnsi="Cambria"/>
-          <w:color w:val="2B2417"/>
-          <w:sz w:val="17"/>
-          <w:szCs w:val="17"/>
-        </w:rPr>
-        <w:t xml:space="preserve">Hameedah Adebimpe Ojewumi</w:t>
-      </w:r>
-    </w:p>
-    <w:p>
-      <w:pPr>
-        <w:spacing w:after="8" w:before="8"/>
-        <w:ind w:left="170" w:hanging="130"/>
-      </w:pPr>
-      <w:r>
-        <w:rPr>
-          <w:rFonts w:ascii="Calibri" w:cs="Calibri" w:eastAsia="Calibri" w:hAnsi="Calibri"/>
-          <w:color w:val="A8863F"/>
-          <w:sz w:val="11"/>
-          <w:szCs w:val="11"/>
-        </w:rPr>
-        <w:t xml:space="preserve">2.  </w:t>
-      </w:r>
-      <w:r>
-        <w:rPr>
-          <w:rFonts w:ascii="Cambria" w:cs="Cambria" w:eastAsia="Cambria" w:hAnsi="Cambria"/>
-          <w:color w:val="2B2417"/>
-          <w:sz w:val="17"/>
-          <w:szCs w:val="17"/>
-        </w:rPr>
-        <w:t xml:space="preserve">Muhammad Ismail Seriki</w:t>
-      </w:r>
-    </w:p>
-    <w:p>
-      <w:pPr>
-        <w:spacing w:after="8" w:before="8"/>
-        <w:ind w:left="170" w:hanging="130"/>
-      </w:pPr>
-      <w:r>
-        <w:rPr>
-          <w:rFonts w:ascii="Calibri" w:cs="Calibri" w:eastAsia="Calibri" w:hAnsi="Calibri"/>
-          <w:color w:val="A8863F"/>
-          <w:sz w:val="11"/>
-          <w:szCs w:val="11"/>
-        </w:rPr>
-        <w:t xml:space="preserve">3.  </w:t>
-      </w:r>
-      <w:r>
-        <w:rPr>
-          <w:rFonts w:ascii="Cambria" w:cs="Cambria" w:eastAsia="Cambria" w:hAnsi="Cambria"/>
-          <w:color w:val="2B2417"/>
-          <w:sz w:val="17"/>
-          <w:szCs w:val="17"/>
-        </w:rPr>
-        <w:t xml:space="preserve">Fatimah Desire Ibrahim</w:t>
-      </w:r>
-    </w:p>
-    <w:p>
-      <w:pPr>
-        <w:spacing w:after="8" w:before="8"/>
-        <w:ind w:left="170" w:hanging="130"/>
-      </w:pPr>
-      <w:r>
-        <w:rPr>
-          <w:rFonts w:ascii="Calibri" w:cs="Calibri" w:eastAsia="Calibri" w:hAnsi="Calibri"/>
-          <w:color w:val="A8863F"/>
-          <w:sz w:val="11"/>
-          <w:szCs w:val="11"/>
-        </w:rPr>
-        <w:t xml:space="preserve">4.  </w:t>
-      </w:r>
-      <w:r>
-        <w:rPr>
-          <w:rFonts w:ascii="Cambria" w:cs="Cambria" w:eastAsia="Cambria" w:hAnsi="Cambria"/>
-          <w:color w:val="2B2417"/>
-          <w:sz w:val="17"/>
-          <w:szCs w:val="17"/>
-        </w:rPr>
-        <w:t xml:space="preserve">Aisha Anofi</w:t>
-      </w:r>
-    </w:p>
-    <w:p>
-      <w:pPr>
-        <w:spacing w:after="8" w:before="8"/>
-        <w:ind w:left="170" w:hanging="130"/>
-      </w:pPr>
-      <w:r>
-        <w:rPr>
-          <w:rFonts w:ascii="Calibri" w:cs="Calibri" w:eastAsia="Calibri" w:hAnsi="Calibri"/>
-          <w:color w:val="A8863F"/>
-          <w:sz w:val="11"/>
-          <w:szCs w:val="11"/>
-        </w:rPr>
-        <w:t xml:space="preserve">5.  </w:t>
-      </w:r>
-      <w:r>
-        <w:rPr>
-          <w:rFonts w:ascii="Cambria" w:cs="Cambria" w:eastAsia="Cambria" w:hAnsi="Cambria"/>
-          <w:color w:val="2B2417"/>
-          <w:sz w:val="17"/>
-          <w:szCs w:val="17"/>
-        </w:rPr>
-        <w:t xml:space="preserve">Baqi Anofi</w:t>
-      </w:r>
-    </w:p>
-    <w:p>
-      <w:pPr>
-        <w:spacing w:after="8" w:before="8"/>
-        <w:ind w:left="170" w:hanging="130"/>
-      </w:pPr>
-      <w:r>
-        <w:rPr>
-          <w:rFonts w:ascii="Calibri" w:cs="Calibri" w:eastAsia="Calibri" w:hAnsi="Calibri"/>
-          <w:color w:val="A8863F"/>
-          <w:sz w:val="11"/>
-          <w:szCs w:val="11"/>
-        </w:rPr>
-        <w:t xml:space="preserve">6.  </w:t>
-      </w:r>
-      <w:r>
-        <w:rPr>
-          <w:rFonts w:ascii="Cambria" w:cs="Cambria" w:eastAsia="Cambria" w:hAnsi="Cambria"/>
-          <w:color w:val="2B2417"/>
-          <w:sz w:val="17"/>
-          <w:szCs w:val="17"/>
-        </w:rPr>
-        <w:t xml:space="preserve">Sa’ad Sanusi</w:t>
-      </w:r>
-    </w:p>
-    <w:p>
-      <w:pPr>
-        <w:spacing w:after="8" w:before="8"/>
-        <w:ind w:left="170" w:hanging="130"/>
-      </w:pPr>
-      <w:r>
-        <w:rPr>
-          <w:rFonts w:ascii="Calibri" w:cs="Calibri" w:eastAsia="Calibri" w:hAnsi="Calibri"/>
-          <w:color w:val="A8863F"/>
-          <w:sz w:val="11"/>
-          <w:szCs w:val="11"/>
-        </w:rPr>
-        <w:t xml:space="preserve">7.  </w:t>
-      </w:r>
-      <w:r>
-        <w:rPr>
-          <w:rFonts w:ascii="Cambria" w:cs="Cambria" w:eastAsia="Cambria" w:hAnsi="Cambria"/>
-          <w:color w:val="2B2417"/>
-          <w:sz w:val="17"/>
-          <w:szCs w:val="17"/>
-        </w:rPr>
-        <w:t xml:space="preserve">Fawaz Owolabi</w:t>
-      </w:r>
-    </w:p>
-    <w:p>
-      <w:pPr>
-        <w:spacing w:after="8" w:before="8"/>
-        <w:ind w:left="170" w:hanging="130"/>
-      </w:pPr>
-      <w:r>
-        <w:rPr>
-          <w:rFonts w:ascii="Calibri" w:cs="Calibri" w:eastAsia="Calibri" w:hAnsi="Calibri"/>
-          <w:color w:val="A8863F"/>
-          <w:sz w:val="11"/>
-          <w:szCs w:val="11"/>
-        </w:rPr>
-        <w:t xml:space="preserve">8.  </w:t>
-      </w:r>
-      <w:r>
-        <w:rPr>
-          <w:rFonts w:ascii="Cambria" w:cs="Cambria" w:eastAsia="Cambria" w:hAnsi="Cambria"/>
-          <w:color w:val="2B2417"/>
-          <w:sz w:val="17"/>
-          <w:szCs w:val="17"/>
-        </w:rPr>
-        <w:t xml:space="preserve">Radiah Apatira</w:t>
-      </w:r>
-    </w:p>
-    <w:p>
-      <w:pPr>
-        <w:spacing w:after="8" w:before="8"/>
-        <w:ind w:left="170" w:hanging="130"/>
-      </w:pPr>
-      <w:r>
-        <w:rPr>
-          <w:rFonts w:ascii="Calibri" w:cs="Calibri" w:eastAsia="Calibri" w:hAnsi="Calibri"/>
-          <w:color w:val="A8863F"/>
-          <w:sz w:val="11"/>
-          <w:szCs w:val="11"/>
-        </w:rPr>
-        <w:t xml:space="preserve">9.  </w:t>
-      </w:r>
-      <w:r>
-        <w:rPr>
-          <w:rFonts w:ascii="Cambria" w:cs="Cambria" w:eastAsia="Cambria" w:hAnsi="Cambria"/>
-          <w:color w:val="2B2417"/>
-          <w:sz w:val="17"/>
-          <w:szCs w:val="17"/>
-        </w:rPr>
-        <w:t xml:space="preserve">Faridah Aliu</w:t>
-      </w:r>
-    </w:p>
-    <w:p>
-      <w:pPr>
-        <w:spacing w:after="8" w:before="8"/>
-        <w:ind w:left="170" w:hanging="130"/>
-      </w:pPr>
-      <w:r>
-        <w:rPr>
-          <w:rFonts w:ascii="Calibri" w:cs="Calibri" w:eastAsia="Calibri" w:hAnsi="Calibri"/>
-          <w:color w:val="A8863F"/>
-          <w:sz w:val="11"/>
-          <w:szCs w:val="11"/>
-        </w:rPr>
-        <w:t xml:space="preserve">10.  </w:t>
-      </w:r>
-      <w:r>
-        <w:rPr>
-          <w:rFonts w:ascii="Cambria" w:cs="Cambria" w:eastAsia="Cambria" w:hAnsi="Cambria"/>
-          <w:color w:val="2B2417"/>
-          <w:sz w:val="17"/>
-          <w:szCs w:val="17"/>
-        </w:rPr>
-        <w:t xml:space="preserve">Anisa Opeyemi Jokomba</w:t>
-      </w:r>
-    </w:p>
-    <w:p>
-      <w:pPr>
-        <w:spacing w:after="8" w:before="8"/>
-        <w:ind w:left="170" w:hanging="130"/>
-      </w:pPr>
-      <w:r>
-        <w:rPr>
-          <w:rFonts w:ascii="Calibri" w:cs="Calibri" w:eastAsia="Calibri" w:hAnsi="Calibri"/>
-          <w:color w:val="A8863F"/>
-          <w:sz w:val="11"/>
-          <w:szCs w:val="11"/>
-        </w:rPr>
-        <w:t xml:space="preserve">11.  </w:t>
-      </w:r>
-      <w:r>
-        <w:rPr>
-          <w:rFonts w:ascii="Cambria" w:cs="Cambria" w:eastAsia="Cambria" w:hAnsi="Cambria"/>
-          <w:color w:val="2B2417"/>
-          <w:sz w:val="17"/>
-          <w:szCs w:val="17"/>
-        </w:rPr>
-        <w:t xml:space="preserve">Ameerah Durodola</w:t>
-      </w:r>
-    </w:p>
-    <w:p>
-      <w:pPr>
-        <w:spacing w:after="8" w:before="8"/>
-        <w:ind w:left="170" w:hanging="130"/>
-      </w:pPr>
-      <w:r>
-        <w:rPr>
-          <w:rFonts w:ascii="Calibri" w:cs="Calibri" w:eastAsia="Calibri" w:hAnsi="Calibri"/>
-          <w:color w:val="A8863F"/>
-          <w:sz w:val="11"/>
-          <w:szCs w:val="11"/>
-        </w:rPr>
-        <w:t xml:space="preserve">12.  </w:t>
-      </w:r>
-      <w:r>
-        <w:rPr>
-          <w:rFonts w:ascii="Cambria" w:cs="Cambria" w:eastAsia="Cambria" w:hAnsi="Cambria"/>
-          <w:color w:val="2B2417"/>
-          <w:sz w:val="17"/>
-          <w:szCs w:val="17"/>
-        </w:rPr>
-        <w:t xml:space="preserve">Abdulrahman Abdullah</w:t>
-      </w:r>
-    </w:p>
-    <w:p>
-      <w:pPr>
-        <w:spacing w:after="8" w:before="8"/>
-        <w:ind w:left="170" w:hanging="130"/>
-      </w:pPr>
-      <w:r>
-        <w:rPr>
-          <w:rFonts w:ascii="Calibri" w:cs="Calibri" w:eastAsia="Calibri" w:hAnsi="Calibri"/>
-          <w:color w:val="A8863F"/>
-          <w:sz w:val="11"/>
-          <w:szCs w:val="11"/>
-        </w:rPr>
-        <w:t xml:space="preserve">13.  </w:t>
-      </w:r>
-      <w:r>
-        <w:rPr>
-          <w:rFonts w:ascii="Cambria" w:cs="Cambria" w:eastAsia="Cambria" w:hAnsi="Cambria"/>
-          <w:color w:val="2B2417"/>
-          <w:sz w:val="17"/>
-          <w:szCs w:val="17"/>
-        </w:rPr>
-        <w:t xml:space="preserve">Ameerah Abdulhafeez</w:t>
-      </w:r>
-    </w:p>
-    <w:p>
-      <w:pPr>
-        <w:keepNext/>
-        <w:pBdr>
-          <w:top w:val="single" w:color="A8863F" w:sz="4" w:space="5"/>
-        </w:pBdr>
-        <w:spacing w:after="0" w:before="140"/>
-      </w:pPr>
-      <w:r>
-        <w:rPr>
-          <w:rFonts w:ascii="Cambria" w:cs="Cambria" w:eastAsia="Cambria" w:hAnsi="Cambria"/>
-          <w:b/>
-          <w:bCs/>
-          <w:color w:val="7A5C21"/>
-          <w:sz w:val="17"/>
-          <w:szCs w:val="17"/>
-        </w:rPr>
-        <w:t xml:space="preserve">Senior Secondary School Graduation</w:t>
-      </w:r>
-    </w:p>
-    <w:p>
-      <w:pPr>
-        <w:keepNext/>
-        <w:spacing w:after="60"/>
-      </w:pPr>
-      <w:r>
-        <w:rPr>
-          <w:rFonts w:ascii="Calibri" w:cs="Calibri" w:eastAsia="Calibri" w:hAnsi="Calibri"/>
-          <w:caps/>
-          <w:color w:val="5A4E37"/>
-          <w:spacing w:val="20"/>
-          <w:sz w:val="9"/>
-          <w:szCs w:val="9"/>
-        </w:rPr>
-        <w:t xml:space="preserve">Sultan Hanafi Royal College</w:t>
-      </w:r>
-    </w:p>
-    <w:p>
-      <w:pPr>
-        <w:spacing w:after="8" w:before="8"/>
-        <w:ind w:left="170" w:hanging="130"/>
-      </w:pPr>
-      <w:r>
-        <w:rPr>
-          <w:rFonts w:ascii="Calibri" w:cs="Calibri" w:eastAsia="Calibri" w:hAnsi="Calibri"/>
-          <w:color w:val="A8863F"/>
-          <w:sz w:val="11"/>
-          <w:szCs w:val="11"/>
-        </w:rPr>
-        <w:t xml:space="preserve">1.  </w:t>
-      </w:r>
-      <w:r>
-        <w:rPr>
-          <w:rFonts w:ascii="Cambria" w:cs="Cambria" w:eastAsia="Cambria" w:hAnsi="Cambria"/>
-          <w:color w:val="2B2417"/>
-          <w:sz w:val="17"/>
-          <w:szCs w:val="17"/>
-        </w:rPr>
-        <w:t xml:space="preserve">Thoirah Makinde</w:t>
-      </w:r>
-    </w:p>
-    <w:p>
-      <w:pPr>
-        <w:spacing w:after="8" w:before="8"/>
-        <w:ind w:left="170" w:hanging="130"/>
-      </w:pPr>
-      <w:r>
-        <w:rPr>
-          <w:rFonts w:ascii="Calibri" w:cs="Calibri" w:eastAsia="Calibri" w:hAnsi="Calibri"/>
-          <w:color w:val="A8863F"/>
-          <w:sz w:val="11"/>
-          <w:szCs w:val="11"/>
-        </w:rPr>
-        <w:t xml:space="preserve">2.  </w:t>
-      </w:r>
-      <w:r>
-        <w:rPr>
-          <w:rFonts w:ascii="Cambria" w:cs="Cambria" w:eastAsia="Cambria" w:hAnsi="Cambria"/>
-          <w:color w:val="2B2417"/>
-          <w:sz w:val="17"/>
-          <w:szCs w:val="17"/>
-        </w:rPr>
-        <w:t xml:space="preserve">Abdulbasit Amobi Jabarr</w:t>
-      </w:r>
-    </w:p>
-    <w:p>
-      <w:pPr>
-        <w:spacing w:after="8" w:before="8"/>
-        <w:ind w:left="170" w:hanging="130"/>
-      </w:pPr>
-      <w:r>
-        <w:rPr>
-          <w:rFonts w:ascii="Calibri" w:cs="Calibri" w:eastAsia="Calibri" w:hAnsi="Calibri"/>
-          <w:color w:val="A8863F"/>
-          <w:sz w:val="11"/>
-          <w:szCs w:val="11"/>
-        </w:rPr>
-        <w:t xml:space="preserve">3.  </w:t>
-      </w:r>
-      <w:r>
-        <w:rPr>
-          <w:rFonts w:ascii="Cambria" w:cs="Cambria" w:eastAsia="Cambria" w:hAnsi="Cambria"/>
-          <w:color w:val="2B2417"/>
-          <w:sz w:val="17"/>
-          <w:szCs w:val="17"/>
-        </w:rPr>
-        <w:t xml:space="preserve">Aisha Shode</w:t>
-      </w:r>
-    </w:p>
-    <w:p>
-      <w:pPr>
-        <w:spacing w:after="8" w:before="8"/>
-        <w:ind w:left="170" w:hanging="130"/>
-      </w:pPr>
-      <w:r>
-        <w:rPr>
-          <w:rFonts w:ascii="Calibri" w:cs="Calibri" w:eastAsia="Calibri" w:hAnsi="Calibri"/>
-          <w:color w:val="A8863F"/>
-          <w:sz w:val="11"/>
-          <w:szCs w:val="11"/>
-        </w:rPr>
-        <w:t xml:space="preserve">4.  </w:t>
-      </w:r>
-      <w:r>
-        <w:rPr>
-          <w:rFonts w:ascii="Cambria" w:cs="Cambria" w:eastAsia="Cambria" w:hAnsi="Cambria"/>
-          <w:color w:val="2B2417"/>
-          <w:sz w:val="17"/>
-          <w:szCs w:val="17"/>
-        </w:rPr>
-        <w:t xml:space="preserve">Mazeed Hassan-Murtala</w:t>
-      </w:r>
-    </w:p>
-    <w:p>
-      <w:pPr>
-        <w:pBdr>
-          <w:bottom w:val="single" w:color="A8863F" w:sz="4" w:space="3"/>
-        </w:pBdr>
-        <w:spacing w:after="80" w:before="180"/>
-      </w:pPr>
-      <w:r>
-        <w:rPr>
-          <w:rFonts w:ascii="Calibri" w:cs="Calibri" w:eastAsia="Calibri" w:hAnsi="Calibri"/>
-          <w:b/>
-          <w:bCs/>
-          <w:caps/>
-          <w:color w:val="7A5C21"/>
-          <w:spacing w:val="50"/>
-          <w:sz w:val="11"/>
-          <w:szCs w:val="11"/>
-        </w:rPr>
-        <w:t xml:space="preserve">The Chief Host</w:t>
-      </w:r>
-    </w:p>
-    <w:tbl>
-      <w:tblPr>
-        <w:tblW w:type="dxa" w:w="5008"/>
-        <w:tblBorders>
-          <w:top w:val="none" w:color="auto" w:sz="0"/>
-          <w:left w:val="none" w:color="auto" w:sz="0"/>
-          <w:bottom w:val="none" w:color="auto" w:sz="0"/>
-          <w:right w:val="none" w:color="auto" w:sz="0"/>
-          <w:insideH w:val="none" w:color="auto" w:sz="0"/>
-          <w:insideV w:val="none" w:color="auto" w:sz="0"/>
-        </w:tblBorders>
-      </w:tblPr>
-      <w:tblGrid>
-        <w:gridCol w:w="964"/>
-        <w:gridCol w:w="4044"/>
-      </w:tblGrid>
-      <w:tr>
-        <w:tc>
-          <w:tcPr>
-            <w:tcW w:type="dxa" w:w="964"/>
-            <w:tcMar>
-              <w:top w:type="dxa" w:w="40"/>
-              <w:left w:type="dxa" w:w="0"/>
-              <w:bottom w:type="dxa" w:w="40"/>
-              <w:right w:type="dxa" w:w="0"/>
-            </w:tcMar>
-          </w:tcPr>
-          <w:p>
-            <w:r>
-              <w:drawing>
-                <wp:inline distT="0" distB="0" distL="0" distR="0">
-                  <wp:extent cx="542925" cy="542925"/>
-                  <wp:effectExtent t="0" r="0" b="0" l="0"/>
-                  <wp:docPr id="1" name="" descr="" title=""/>
-                  <wp:cNvGraphicFramePr>
-                    <a:graphicFrameLocks xmlns:a="http://schemas.openxmlformats.org/drawingml/2006/main" noChangeAspect="1"/>
-                  </wp:cNvGraphicFramePr>
-                  <a:graphic xmlns:a="http://schemas.openxmlformats.org/drawingml/2006/main">
-                    <a:graphicData uri="http://schemas.openxmlformats.org/drawingml/2006/picture">
-                      <pic:pic xmlns:pic="http://schemas.openxmlformats.org/drawingml/2006/picture">
-                        <pic:nvPicPr>
-                          <pic:cNvPr id="0" name="" descr=""/>
-                          <pic:cNvPicPr>
-                            <a:picLocks noChangeAspect="1" noChangeArrowheads="1"/>
-                          </pic:cNvPicPr>
-                        </pic:nvPicPr>
-                        <pic:blipFill>
-                          <a:blip r:embed="rId9" cstate="none"/>
-                          <a:srcRect/>
-                          <a:stretch>
-                            <a:fillRect/>
-                          </a:stretch>
-                        </pic:blipFill>
-                        <pic:spPr bwMode="auto">
-                          <a:xfrm>
-                            <a:off x="0" y="0"/>
-                            <a:ext cx="542925" cy="542925"/>
-                          </a:xfrm>
-                          <a:prstGeom prst="rect">
-                            <a:avLst/>
-                          </a:prstGeom>
-                        </pic:spPr>
-                      </pic:pic>
-                    </a:graphicData>
-                  </a:graphic>
-                </wp:inline>
-              </w:drawing>
-            </w:r>
-          </w:p>
-        </w:tc>
-        <w:tc>
-          <w:tcPr>
-            <w:tcW w:type="dxa" w:w="4044"/>
-            <w:tcMar>
-              <w:top w:type="dxa" w:w="40"/>
-              <w:left w:type="dxa" w:w="0"/>
-              <w:bottom w:type="dxa" w:w="40"/>
-              <w:right w:type="dxa" w:w="0"/>
-            </w:tcMar>
-          </w:tcPr>
-          <w:p>
-            <w:r>
-              <w:rPr>
-                <w:rFonts w:ascii="Times New Roman" w:cs="Times New Roman" w:eastAsia="Times New Roman" w:hAnsi="Times New Roman"/>
-                <w:color w:val="7A5C21"/>
-                <w:sz w:val="16"/>
-                <w:szCs w:val="16"/>
-                <w:rtl/>
-              </w:rPr>
-              <w:t xml:space="preserve">د. زكريا أولانريوجو حنفي</w:t>
-            </w:r>
-          </w:p>
-          <w:p>
-            <w:r>
-              <w:rPr>
-                <w:rFonts w:ascii="Cambria" w:cs="Cambria" w:eastAsia="Cambria" w:hAnsi="Cambria"/>
-                <w:b/>
-                <w:bCs/>
-                <w:sz w:val="18"/>
-                <w:szCs w:val="18"/>
-              </w:rPr>
-              <w:t xml:space="preserve">Dr. Zakariya Olanrewaju Anofi</w:t>
-            </w:r>
-          </w:p>
-          <w:p>
-            <w:pPr>
-              <w:spacing w:before="20"/>
-            </w:pPr>
-            <w:r>
-              <w:rPr>
-                <w:rFonts w:ascii="Calibri" w:cs="Calibri" w:eastAsia="Calibri" w:hAnsi="Calibri"/>
-                <w:caps/>
-                <w:color w:val="5A4E37"/>
-                <w:spacing w:val="30"/>
-                <w:sz w:val="9"/>
-                <w:szCs w:val="9"/>
-              </w:rPr>
-              <w:t xml:space="preserve">Chief Executive Director</w:t>
-            </w:r>
-          </w:p>
-        </w:tc>
-      </w:tr>
-    </w:tbl>
-    <w:p>
-      <w:pPr>
-        <w:pBdr>
-          <w:bottom w:val="single" w:color="A8863F" w:sz="4" w:space="3"/>
-        </w:pBdr>
-        <w:spacing w:after="80" w:before="180"/>
-      </w:pPr>
-      <w:r>
-        <w:rPr>
-          <w:rFonts w:ascii="Calibri" w:cs="Calibri" w:eastAsia="Calibri" w:hAnsi="Calibri"/>
-          <w:b/>
-          <w:bCs/>
-          <w:caps/>
-          <w:color w:val="7A5C21"/>
-          <w:spacing w:val="50"/>
-          <w:sz w:val="11"/>
-          <w:szCs w:val="11"/>
-        </w:rPr>
-        <w:t xml:space="preserve">The Lecture</w:t>
-      </w:r>
-    </w:p>
-    <w:p>
-      <w:r>
-        <w:rPr>
-          <w:rFonts w:ascii="Cambria" w:cs="Cambria" w:eastAsia="Cambria" w:hAnsi="Cambria"/>
-          <w:i/>
-          <w:iCs/>
-          <w:color w:val="7A5C21"/>
-          <w:sz w:val="16"/>
-          <w:szCs w:val="16"/>
-        </w:rPr>
-        <w:t xml:space="preserve">“Building the Future Ummah Through Holistic Education”</w:t>
-      </w:r>
-    </w:p>
-    <w:p>
-      <w:pPr>
-        <w:spacing w:after="160" w:before="50"/>
-      </w:pPr>
-      <w:r>
-        <w:rPr>
-          <w:rFonts w:ascii="Cambria" w:cs="Cambria" w:eastAsia="Cambria" w:hAnsi="Cambria"/>
-          <w:b/>
-          <w:bCs/>
-          <w:sz w:val="17"/>
-          <w:szCs w:val="17"/>
-        </w:rPr>
-        <w:t xml:space="preserve">Dr. Misbahudeen Dosumu</w:t>
-      </w:r>
-    </w:p>
-    <w:p>
-      <w:pPr>
         <w:jc w:val="center"/>
       </w:pPr>
       <w:r>
         <w:drawing>
           <wp:inline distT="0" distB="0" distL="0" distR="0">
-            <wp:extent cx="3181350" cy="1076325"/>
+            <wp:extent cx="3181350" cy="866775"/>
             <wp:effectExtent t="0" r="0" b="0" l="0"/>
             <wp:docPr id="1" name="" descr="" title=""/>
             <wp:cNvGraphicFramePr>
@@ -4665,7 +2930,7 @@
                     </pic:cNvPicPr>
                   </pic:nvPicPr>
                   <pic:blipFill>
-                    <a:blip r:embed="rId14" cstate="none"/>
+                    <a:blip r:embed="rId12" cstate="none"/>
                     <a:srcRect/>
                     <a:stretch>
                       <a:fillRect/>
@@ -4674,7 +2939,1465 @@
                   <pic:spPr bwMode="auto">
                     <a:xfrm>
                       <a:off x="0" y="0"/>
-                      <a:ext cx="3181350" cy="1076325"/>
+                      <a:ext cx="3181350" cy="866775"/>
+                    </a:xfrm>
+                    <a:prstGeom prst="rect">
+                      <a:avLst/>
+                    </a:prstGeom>
+                  </pic:spPr>
+                </pic:pic>
+              </a:graphicData>
+            </a:graphic>
+          </wp:inline>
+        </w:drawing>
+      </w:r>
+    </w:p>
+    <w:p>
+      <w:pPr>
+        <w:spacing w:after="120" w:before="20"/>
+        <w:jc w:val="center"/>
+      </w:pPr>
+      <w:r>
+        <w:rPr>
+          <w:rFonts w:ascii="Calibri" w:cs="Calibri" w:eastAsia="Calibri" w:hAnsi="Calibri"/>
+          <w:caps/>
+          <w:color w:val="7A5C21"/>
+          <w:spacing w:val="30"/>
+          <w:sz w:val="9"/>
+          <w:szCs w:val="9"/>
+        </w:rPr>
+        <w:t xml:space="preserve">Biology Laboratory</w:t>
+      </w:r>
+    </w:p>
+    <w:p>
+      <w:pPr>
+        <w:keepNext/>
+        <w:pBdr>
+          <w:top w:val="single" w:color="A8863F" w:sz="4" w:space="5"/>
+        </w:pBdr>
+        <w:spacing w:after="0" w:before="140"/>
+      </w:pPr>
+      <w:r>
+        <w:rPr>
+          <w:rFonts w:ascii="Times New Roman" w:cs="Times New Roman" w:eastAsia="Times New Roman" w:hAnsi="Times New Roman"/>
+          <w:color w:val="A8863F"/>
+          <w:sz w:val="16"/>
+          <w:szCs w:val="16"/>
+          <w:rtl/>
+        </w:rPr>
+        <w:t xml:space="preserve">حفظ القرآن الكريم</w:t>
+      </w:r>
+    </w:p>
+    <w:p>
+      <w:pPr>
+        <w:keepNext/>
+        <w:spacing w:after="0" w:before="0"/>
+      </w:pPr>
+      <w:r>
+        <w:rPr>
+          <w:rFonts w:ascii="Cambria" w:cs="Cambria" w:eastAsia="Cambria" w:hAnsi="Cambria"/>
+          <w:b/>
+          <w:bCs/>
+          <w:color w:val="7A5C21"/>
+          <w:sz w:val="17"/>
+          <w:szCs w:val="17"/>
+        </w:rPr>
+        <w:t xml:space="preserve">Ḥifẓ of the Glorious Qur’an</w:t>
+      </w:r>
+    </w:p>
+    <w:p>
+      <w:pPr>
+        <w:keepNext/>
+        <w:spacing w:after="60"/>
+      </w:pPr>
+      <w:r>
+        <w:rPr>
+          <w:rFonts w:ascii="Calibri" w:cs="Calibri" w:eastAsia="Calibri" w:hAnsi="Calibri"/>
+          <w:caps/>
+          <w:color w:val="5A4E37"/>
+          <w:spacing w:val="20"/>
+          <w:sz w:val="9"/>
+          <w:szCs w:val="9"/>
+        </w:rPr>
+        <w:t xml:space="preserve">Sultan Hanafi Qur’an College</w:t>
+      </w:r>
+    </w:p>
+    <w:p>
+      <w:pPr>
+        <w:spacing w:after="8" w:before="8"/>
+        <w:ind w:left="170" w:hanging="130"/>
+      </w:pPr>
+      <w:r>
+        <w:rPr>
+          <w:rFonts w:ascii="Calibri" w:cs="Calibri" w:eastAsia="Calibri" w:hAnsi="Calibri"/>
+          <w:color w:val="A8863F"/>
+          <w:sz w:val="11"/>
+          <w:szCs w:val="11"/>
+        </w:rPr>
+        <w:t xml:space="preserve">1.  </w:t>
+      </w:r>
+      <w:r>
+        <w:rPr>
+          <w:rFonts w:ascii="Cambria" w:cs="Cambria" w:eastAsia="Cambria" w:hAnsi="Cambria"/>
+          <w:color w:val="2B2417"/>
+          <w:sz w:val="17"/>
+          <w:szCs w:val="17"/>
+        </w:rPr>
+        <w:t xml:space="preserve">Zaynab Zakariya Anofi</w:t>
+      </w:r>
+    </w:p>
+    <w:p>
+      <w:pPr>
+        <w:spacing w:after="8" w:before="8"/>
+        <w:ind w:left="170" w:hanging="130"/>
+      </w:pPr>
+      <w:r>
+        <w:rPr>
+          <w:rFonts w:ascii="Calibri" w:cs="Calibri" w:eastAsia="Calibri" w:hAnsi="Calibri"/>
+          <w:color w:val="A8863F"/>
+          <w:sz w:val="11"/>
+          <w:szCs w:val="11"/>
+        </w:rPr>
+        <w:t xml:space="preserve">2.  </w:t>
+      </w:r>
+      <w:r>
+        <w:rPr>
+          <w:rFonts w:ascii="Cambria" w:cs="Cambria" w:eastAsia="Cambria" w:hAnsi="Cambria"/>
+          <w:color w:val="2B2417"/>
+          <w:sz w:val="17"/>
+          <w:szCs w:val="17"/>
+        </w:rPr>
+        <w:t xml:space="preserve">Baqi Olamiposi Anofi</w:t>
+      </w:r>
+    </w:p>
+    <w:p>
+      <w:pPr>
+        <w:spacing w:after="8" w:before="8"/>
+        <w:ind w:left="170" w:hanging="130"/>
+      </w:pPr>
+      <w:r>
+        <w:rPr>
+          <w:rFonts w:ascii="Calibri" w:cs="Calibri" w:eastAsia="Calibri" w:hAnsi="Calibri"/>
+          <w:color w:val="A8863F"/>
+          <w:sz w:val="11"/>
+          <w:szCs w:val="11"/>
+        </w:rPr>
+        <w:t xml:space="preserve">3.  </w:t>
+      </w:r>
+      <w:r>
+        <w:rPr>
+          <w:rFonts w:ascii="Cambria" w:cs="Cambria" w:eastAsia="Cambria" w:hAnsi="Cambria"/>
+          <w:color w:val="2B2417"/>
+          <w:sz w:val="17"/>
+          <w:szCs w:val="17"/>
+        </w:rPr>
+        <w:t xml:space="preserve">Aisha Omoshalewa Anofi</w:t>
+      </w:r>
+    </w:p>
+    <w:p>
+      <w:pPr>
+        <w:keepNext/>
+        <w:pBdr>
+          <w:top w:val="single" w:color="A8863F" w:sz="4" w:space="5"/>
+        </w:pBdr>
+        <w:spacing w:after="0" w:before="140"/>
+      </w:pPr>
+      <w:r>
+        <w:rPr>
+          <w:rFonts w:ascii="Times New Roman" w:cs="Times New Roman" w:eastAsia="Times New Roman" w:hAnsi="Times New Roman"/>
+          <w:color w:val="A8863F"/>
+          <w:sz w:val="16"/>
+          <w:szCs w:val="16"/>
+          <w:rtl/>
+        </w:rPr>
+        <w:t xml:space="preserve">المرحلة الابتدائية</w:t>
+      </w:r>
+    </w:p>
+    <w:p>
+      <w:pPr>
+        <w:keepNext/>
+        <w:spacing w:after="0" w:before="0"/>
+      </w:pPr>
+      <w:r>
+        <w:rPr>
+          <w:rFonts w:ascii="Cambria" w:cs="Cambria" w:eastAsia="Cambria" w:hAnsi="Cambria"/>
+          <w:b/>
+          <w:bCs/>
+          <w:color w:val="7A5C21"/>
+          <w:sz w:val="17"/>
+          <w:szCs w:val="17"/>
+        </w:rPr>
+        <w:t xml:space="preserve">Ibtidā’iyyah</w:t>
+      </w:r>
+    </w:p>
+    <w:p>
+      <w:pPr>
+        <w:keepNext/>
+        <w:spacing w:after="60"/>
+      </w:pPr>
+      <w:r>
+        <w:rPr>
+          <w:rFonts w:ascii="Calibri" w:cs="Calibri" w:eastAsia="Calibri" w:hAnsi="Calibri"/>
+          <w:caps/>
+          <w:color w:val="5A4E37"/>
+          <w:spacing w:val="20"/>
+          <w:sz w:val="9"/>
+          <w:szCs w:val="9"/>
+        </w:rPr>
+        <w:t xml:space="preserve">Sultan Hanafi School of Islamic and Arabic Studies</w:t>
+      </w:r>
+    </w:p>
+    <w:p>
+      <w:pPr>
+        <w:spacing w:after="8" w:before="8"/>
+        <w:ind w:left="170" w:hanging="130"/>
+      </w:pPr>
+      <w:r>
+        <w:rPr>
+          <w:rFonts w:ascii="Calibri" w:cs="Calibri" w:eastAsia="Calibri" w:hAnsi="Calibri"/>
+          <w:color w:val="A8863F"/>
+          <w:sz w:val="11"/>
+          <w:szCs w:val="11"/>
+        </w:rPr>
+        <w:t xml:space="preserve">1.  </w:t>
+      </w:r>
+      <w:r>
+        <w:rPr>
+          <w:rFonts w:ascii="Cambria" w:cs="Cambria" w:eastAsia="Cambria" w:hAnsi="Cambria"/>
+          <w:color w:val="2B2417"/>
+          <w:sz w:val="17"/>
+          <w:szCs w:val="17"/>
+        </w:rPr>
+        <w:t xml:space="preserve">Hameedah Adebimpe Ojewumi</w:t>
+      </w:r>
+    </w:p>
+    <w:p>
+      <w:pPr>
+        <w:spacing w:after="8" w:before="8"/>
+        <w:ind w:left="170" w:hanging="130"/>
+      </w:pPr>
+      <w:r>
+        <w:rPr>
+          <w:rFonts w:ascii="Calibri" w:cs="Calibri" w:eastAsia="Calibri" w:hAnsi="Calibri"/>
+          <w:color w:val="A8863F"/>
+          <w:sz w:val="11"/>
+          <w:szCs w:val="11"/>
+        </w:rPr>
+        <w:t xml:space="preserve">2.  </w:t>
+      </w:r>
+      <w:r>
+        <w:rPr>
+          <w:rFonts w:ascii="Cambria" w:cs="Cambria" w:eastAsia="Cambria" w:hAnsi="Cambria"/>
+          <w:color w:val="2B2417"/>
+          <w:sz w:val="17"/>
+          <w:szCs w:val="17"/>
+        </w:rPr>
+        <w:t xml:space="preserve">Aisha Anofi</w:t>
+      </w:r>
+    </w:p>
+    <w:p>
+      <w:pPr>
+        <w:spacing w:after="8" w:before="8"/>
+        <w:ind w:left="170" w:hanging="130"/>
+      </w:pPr>
+      <w:r>
+        <w:rPr>
+          <w:rFonts w:ascii="Calibri" w:cs="Calibri" w:eastAsia="Calibri" w:hAnsi="Calibri"/>
+          <w:color w:val="A8863F"/>
+          <w:sz w:val="11"/>
+          <w:szCs w:val="11"/>
+        </w:rPr>
+        <w:t xml:space="preserve">3.  </w:t>
+      </w:r>
+      <w:r>
+        <w:rPr>
+          <w:rFonts w:ascii="Cambria" w:cs="Cambria" w:eastAsia="Cambria" w:hAnsi="Cambria"/>
+          <w:color w:val="2B2417"/>
+          <w:sz w:val="17"/>
+          <w:szCs w:val="17"/>
+        </w:rPr>
+        <w:t xml:space="preserve">Abdulbasit Adedokun</w:t>
+      </w:r>
+    </w:p>
+    <w:p>
+      <w:pPr>
+        <w:spacing w:after="8" w:before="8"/>
+        <w:ind w:left="170" w:hanging="130"/>
+      </w:pPr>
+      <w:r>
+        <w:rPr>
+          <w:rFonts w:ascii="Calibri" w:cs="Calibri" w:eastAsia="Calibri" w:hAnsi="Calibri"/>
+          <w:color w:val="A8863F"/>
+          <w:sz w:val="11"/>
+          <w:szCs w:val="11"/>
+        </w:rPr>
+        <w:t xml:space="preserve">4.  </w:t>
+      </w:r>
+      <w:r>
+        <w:rPr>
+          <w:rFonts w:ascii="Cambria" w:cs="Cambria" w:eastAsia="Cambria" w:hAnsi="Cambria"/>
+          <w:color w:val="2B2417"/>
+          <w:sz w:val="17"/>
+          <w:szCs w:val="17"/>
+        </w:rPr>
+        <w:t xml:space="preserve">Naheemah Ismail</w:t>
+      </w:r>
+    </w:p>
+    <w:p>
+      <w:pPr>
+        <w:spacing w:after="8" w:before="8"/>
+        <w:ind w:left="170" w:hanging="130"/>
+      </w:pPr>
+      <w:r>
+        <w:rPr>
+          <w:rFonts w:ascii="Calibri" w:cs="Calibri" w:eastAsia="Calibri" w:hAnsi="Calibri"/>
+          <w:color w:val="A8863F"/>
+          <w:sz w:val="11"/>
+          <w:szCs w:val="11"/>
+        </w:rPr>
+        <w:t xml:space="preserve">5.  </w:t>
+      </w:r>
+      <w:r>
+        <w:rPr>
+          <w:rFonts w:ascii="Cambria" w:cs="Cambria" w:eastAsia="Cambria" w:hAnsi="Cambria"/>
+          <w:color w:val="2B2417"/>
+          <w:sz w:val="17"/>
+          <w:szCs w:val="17"/>
+        </w:rPr>
+        <w:t xml:space="preserve">Ashrof Akorede</w:t>
+      </w:r>
+    </w:p>
+    <w:p>
+      <w:pPr>
+        <w:spacing w:after="8" w:before="8"/>
+        <w:ind w:left="170" w:hanging="130"/>
+      </w:pPr>
+      <w:r>
+        <w:rPr>
+          <w:rFonts w:ascii="Calibri" w:cs="Calibri" w:eastAsia="Calibri" w:hAnsi="Calibri"/>
+          <w:color w:val="A8863F"/>
+          <w:sz w:val="11"/>
+          <w:szCs w:val="11"/>
+        </w:rPr>
+        <w:t xml:space="preserve">6.  </w:t>
+      </w:r>
+      <w:r>
+        <w:rPr>
+          <w:rFonts w:ascii="Cambria" w:cs="Cambria" w:eastAsia="Cambria" w:hAnsi="Cambria"/>
+          <w:color w:val="2B2417"/>
+          <w:sz w:val="17"/>
+          <w:szCs w:val="17"/>
+        </w:rPr>
+        <w:t xml:space="preserve">Imran Adegoke</w:t>
+      </w:r>
+    </w:p>
+    <w:p>
+      <w:pPr>
+        <w:spacing w:after="8" w:before="8"/>
+        <w:ind w:left="170" w:hanging="130"/>
+      </w:pPr>
+      <w:r>
+        <w:rPr>
+          <w:rFonts w:ascii="Calibri" w:cs="Calibri" w:eastAsia="Calibri" w:hAnsi="Calibri"/>
+          <w:color w:val="A8863F"/>
+          <w:sz w:val="11"/>
+          <w:szCs w:val="11"/>
+        </w:rPr>
+        <w:t xml:space="preserve">7.  </w:t>
+      </w:r>
+      <w:r>
+        <w:rPr>
+          <w:rFonts w:ascii="Cambria" w:cs="Cambria" w:eastAsia="Cambria" w:hAnsi="Cambria"/>
+          <w:color w:val="2B2417"/>
+          <w:sz w:val="17"/>
+          <w:szCs w:val="17"/>
+        </w:rPr>
+        <w:t xml:space="preserve">Abdulateef Adedokun</w:t>
+      </w:r>
+    </w:p>
+    <w:p>
+      <w:pPr>
+        <w:keepNext/>
+        <w:pBdr>
+          <w:top w:val="single" w:color="A8863F" w:sz="4" w:space="5"/>
+        </w:pBdr>
+        <w:spacing w:after="0" w:before="140"/>
+      </w:pPr>
+      <w:r>
+        <w:rPr>
+          <w:rFonts w:ascii="Times New Roman" w:cs="Times New Roman" w:eastAsia="Times New Roman" w:hAnsi="Times New Roman"/>
+          <w:color w:val="A8863F"/>
+          <w:sz w:val="16"/>
+          <w:szCs w:val="16"/>
+          <w:rtl/>
+        </w:rPr>
+        <w:t xml:space="preserve">المرحلة الإعدادية</w:t>
+      </w:r>
+    </w:p>
+    <w:p>
+      <w:pPr>
+        <w:keepNext/>
+        <w:spacing w:after="0" w:before="0"/>
+      </w:pPr>
+      <w:r>
+        <w:rPr>
+          <w:rFonts w:ascii="Cambria" w:cs="Cambria" w:eastAsia="Cambria" w:hAnsi="Cambria"/>
+          <w:b/>
+          <w:bCs/>
+          <w:color w:val="7A5C21"/>
+          <w:sz w:val="17"/>
+          <w:szCs w:val="17"/>
+        </w:rPr>
+        <w:t xml:space="preserve">I‘dādiyyah</w:t>
+      </w:r>
+    </w:p>
+    <w:p>
+      <w:pPr>
+        <w:keepNext/>
+        <w:spacing w:after="60"/>
+      </w:pPr>
+      <w:r>
+        <w:rPr>
+          <w:rFonts w:ascii="Calibri" w:cs="Calibri" w:eastAsia="Calibri" w:hAnsi="Calibri"/>
+          <w:caps/>
+          <w:color w:val="5A4E37"/>
+          <w:spacing w:val="20"/>
+          <w:sz w:val="9"/>
+          <w:szCs w:val="9"/>
+        </w:rPr>
+        <w:t xml:space="preserve">Sultan Hanafi School of Islamic and Arabic Studies</w:t>
+      </w:r>
+    </w:p>
+    <w:p>
+      <w:pPr>
+        <w:spacing w:after="8" w:before="8"/>
+        <w:ind w:left="170" w:hanging="130"/>
+      </w:pPr>
+      <w:r>
+        <w:rPr>
+          <w:rFonts w:ascii="Calibri" w:cs="Calibri" w:eastAsia="Calibri" w:hAnsi="Calibri"/>
+          <w:color w:val="A8863F"/>
+          <w:sz w:val="11"/>
+          <w:szCs w:val="11"/>
+        </w:rPr>
+        <w:t xml:space="preserve">1.  </w:t>
+      </w:r>
+      <w:r>
+        <w:rPr>
+          <w:rFonts w:ascii="Cambria" w:cs="Cambria" w:eastAsia="Cambria" w:hAnsi="Cambria"/>
+          <w:color w:val="2B2417"/>
+          <w:sz w:val="17"/>
+          <w:szCs w:val="17"/>
+        </w:rPr>
+        <w:t xml:space="preserve">Muhammad Ismail Seriki</w:t>
+      </w:r>
+    </w:p>
+    <w:p>
+      <w:pPr>
+        <w:spacing w:after="8" w:before="8"/>
+        <w:ind w:left="170" w:hanging="130"/>
+      </w:pPr>
+      <w:r>
+        <w:rPr>
+          <w:rFonts w:ascii="Calibri" w:cs="Calibri" w:eastAsia="Calibri" w:hAnsi="Calibri"/>
+          <w:color w:val="A8863F"/>
+          <w:sz w:val="11"/>
+          <w:szCs w:val="11"/>
+        </w:rPr>
+        <w:t xml:space="preserve">2.  </w:t>
+      </w:r>
+      <w:r>
+        <w:rPr>
+          <w:rFonts w:ascii="Cambria" w:cs="Cambria" w:eastAsia="Cambria" w:hAnsi="Cambria"/>
+          <w:color w:val="2B2417"/>
+          <w:sz w:val="17"/>
+          <w:szCs w:val="17"/>
+        </w:rPr>
+        <w:t xml:space="preserve">Baqi Olamiposi Anofi</w:t>
+      </w:r>
+    </w:p>
+    <w:p>
+      <w:pPr>
+        <w:spacing w:after="8" w:before="8"/>
+        <w:ind w:left="170" w:hanging="130"/>
+      </w:pPr>
+      <w:r>
+        <w:rPr>
+          <w:rFonts w:ascii="Calibri" w:cs="Calibri" w:eastAsia="Calibri" w:hAnsi="Calibri"/>
+          <w:color w:val="A8863F"/>
+          <w:sz w:val="11"/>
+          <w:szCs w:val="11"/>
+        </w:rPr>
+        <w:t xml:space="preserve">3.  </w:t>
+      </w:r>
+      <w:r>
+        <w:rPr>
+          <w:rFonts w:ascii="Cambria" w:cs="Cambria" w:eastAsia="Cambria" w:hAnsi="Cambria"/>
+          <w:color w:val="2B2417"/>
+          <w:sz w:val="17"/>
+          <w:szCs w:val="17"/>
+        </w:rPr>
+        <w:t xml:space="preserve">Faridah Ayomide Aliu</w:t>
+      </w:r>
+    </w:p>
+    <w:p>
+      <w:pPr>
+        <w:spacing w:after="8" w:before="8"/>
+        <w:ind w:left="170" w:hanging="130"/>
+      </w:pPr>
+      <w:r>
+        <w:rPr>
+          <w:rFonts w:ascii="Calibri" w:cs="Calibri" w:eastAsia="Calibri" w:hAnsi="Calibri"/>
+          <w:color w:val="A8863F"/>
+          <w:sz w:val="11"/>
+          <w:szCs w:val="11"/>
+        </w:rPr>
+        <w:t xml:space="preserve">4.  </w:t>
+      </w:r>
+      <w:r>
+        <w:rPr>
+          <w:rFonts w:ascii="Cambria" w:cs="Cambria" w:eastAsia="Cambria" w:hAnsi="Cambria"/>
+          <w:color w:val="2B2417"/>
+          <w:sz w:val="17"/>
+          <w:szCs w:val="17"/>
+        </w:rPr>
+        <w:t xml:space="preserve">Thoirah Makinde</w:t>
+      </w:r>
+    </w:p>
+    <w:p>
+      <w:pPr>
+        <w:spacing w:after="8" w:before="8"/>
+        <w:ind w:left="170" w:hanging="130"/>
+      </w:pPr>
+      <w:r>
+        <w:rPr>
+          <w:rFonts w:ascii="Calibri" w:cs="Calibri" w:eastAsia="Calibri" w:hAnsi="Calibri"/>
+          <w:color w:val="A8863F"/>
+          <w:sz w:val="11"/>
+          <w:szCs w:val="11"/>
+        </w:rPr>
+        <w:t xml:space="preserve">5.  </w:t>
+      </w:r>
+      <w:r>
+        <w:rPr>
+          <w:rFonts w:ascii="Cambria" w:cs="Cambria" w:eastAsia="Cambria" w:hAnsi="Cambria"/>
+          <w:color w:val="2B2417"/>
+          <w:sz w:val="17"/>
+          <w:szCs w:val="17"/>
+        </w:rPr>
+        <w:t xml:space="preserve">Abdulbasit Amobi Jabarr</w:t>
+      </w:r>
+    </w:p>
+    <w:p>
+      <w:pPr>
+        <w:spacing w:after="8" w:before="8"/>
+        <w:ind w:left="170" w:hanging="130"/>
+      </w:pPr>
+      <w:r>
+        <w:rPr>
+          <w:rFonts w:ascii="Calibri" w:cs="Calibri" w:eastAsia="Calibri" w:hAnsi="Calibri"/>
+          <w:color w:val="A8863F"/>
+          <w:sz w:val="11"/>
+          <w:szCs w:val="11"/>
+        </w:rPr>
+        <w:t xml:space="preserve">6.  </w:t>
+      </w:r>
+      <w:r>
+        <w:rPr>
+          <w:rFonts w:ascii="Cambria" w:cs="Cambria" w:eastAsia="Cambria" w:hAnsi="Cambria"/>
+          <w:color w:val="2B2417"/>
+          <w:sz w:val="17"/>
+          <w:szCs w:val="17"/>
+        </w:rPr>
+        <w:t xml:space="preserve">Abdullah Oladimeji Anofi</w:t>
+      </w:r>
+    </w:p>
+    <w:p>
+      <w:pPr>
+        <w:keepNext/>
+        <w:pBdr>
+          <w:top w:val="single" w:color="A8863F" w:sz="4" w:space="5"/>
+        </w:pBdr>
+        <w:spacing w:after="0" w:before="140"/>
+      </w:pPr>
+      <w:r>
+        <w:rPr>
+          <w:rFonts w:ascii="Cambria" w:cs="Cambria" w:eastAsia="Cambria" w:hAnsi="Cambria"/>
+          <w:b/>
+          <w:bCs/>
+          <w:color w:val="7A5C21"/>
+          <w:sz w:val="17"/>
+          <w:szCs w:val="17"/>
+        </w:rPr>
+        <w:t xml:space="preserve">Primary School Graduation</w:t>
+      </w:r>
+    </w:p>
+    <w:p>
+      <w:pPr>
+        <w:keepNext/>
+        <w:spacing w:after="60"/>
+      </w:pPr>
+      <w:r>
+        <w:rPr>
+          <w:rFonts w:ascii="Calibri" w:cs="Calibri" w:eastAsia="Calibri" w:hAnsi="Calibri"/>
+          <w:caps/>
+          <w:color w:val="5A4E37"/>
+          <w:spacing w:val="20"/>
+          <w:sz w:val="9"/>
+          <w:szCs w:val="9"/>
+        </w:rPr>
+        <w:t xml:space="preserve">Sultan Hanafi Nursery and Primary School</w:t>
+      </w:r>
+    </w:p>
+    <w:p>
+      <w:pPr>
+        <w:spacing w:after="8" w:before="8"/>
+        <w:ind w:left="170" w:hanging="130"/>
+      </w:pPr>
+      <w:r>
+        <w:rPr>
+          <w:rFonts w:ascii="Calibri" w:cs="Calibri" w:eastAsia="Calibri" w:hAnsi="Calibri"/>
+          <w:color w:val="A8863F"/>
+          <w:sz w:val="11"/>
+          <w:szCs w:val="11"/>
+        </w:rPr>
+        <w:t xml:space="preserve">1.  </w:t>
+      </w:r>
+      <w:r>
+        <w:rPr>
+          <w:rFonts w:ascii="Cambria" w:cs="Cambria" w:eastAsia="Cambria" w:hAnsi="Cambria"/>
+          <w:color w:val="2B2417"/>
+          <w:sz w:val="17"/>
+          <w:szCs w:val="17"/>
+        </w:rPr>
+        <w:t xml:space="preserve">Naheemah Ismai Seriki</w:t>
+      </w:r>
+    </w:p>
+    <w:p>
+      <w:pPr>
+        <w:spacing w:after="8" w:before="8"/>
+        <w:ind w:left="170" w:hanging="130"/>
+      </w:pPr>
+      <w:r>
+        <w:rPr>
+          <w:rFonts w:ascii="Calibri" w:cs="Calibri" w:eastAsia="Calibri" w:hAnsi="Calibri"/>
+          <w:color w:val="A8863F"/>
+          <w:sz w:val="11"/>
+          <w:szCs w:val="11"/>
+        </w:rPr>
+        <w:t xml:space="preserve">2.  </w:t>
+      </w:r>
+      <w:r>
+        <w:rPr>
+          <w:rFonts w:ascii="Cambria" w:cs="Cambria" w:eastAsia="Cambria" w:hAnsi="Cambria"/>
+          <w:color w:val="2B2417"/>
+          <w:sz w:val="17"/>
+          <w:szCs w:val="17"/>
+        </w:rPr>
+        <w:t xml:space="preserve">Ashraf Korede Ojewumi</w:t>
+      </w:r>
+    </w:p>
+    <w:p>
+      <w:pPr>
+        <w:spacing w:after="8" w:before="8"/>
+        <w:ind w:left="170" w:hanging="130"/>
+      </w:pPr>
+      <w:r>
+        <w:rPr>
+          <w:rFonts w:ascii="Calibri" w:cs="Calibri" w:eastAsia="Calibri" w:hAnsi="Calibri"/>
+          <w:color w:val="A8863F"/>
+          <w:sz w:val="11"/>
+          <w:szCs w:val="11"/>
+        </w:rPr>
+        <w:t xml:space="preserve">3.  </w:t>
+      </w:r>
+      <w:r>
+        <w:rPr>
+          <w:rFonts w:ascii="Cambria" w:cs="Cambria" w:eastAsia="Cambria" w:hAnsi="Cambria"/>
+          <w:color w:val="2B2417"/>
+          <w:sz w:val="17"/>
+          <w:szCs w:val="17"/>
+        </w:rPr>
+        <w:t xml:space="preserve">Al-ameen Okoh</w:t>
+      </w:r>
+    </w:p>
+    <w:p>
+      <w:pPr>
+        <w:spacing w:after="8" w:before="8"/>
+        <w:ind w:left="170" w:hanging="130"/>
+      </w:pPr>
+      <w:r>
+        <w:rPr>
+          <w:rFonts w:ascii="Calibri" w:cs="Calibri" w:eastAsia="Calibri" w:hAnsi="Calibri"/>
+          <w:color w:val="A8863F"/>
+          <w:sz w:val="11"/>
+          <w:szCs w:val="11"/>
+        </w:rPr>
+        <w:t xml:space="preserve">4.  </w:t>
+      </w:r>
+      <w:r>
+        <w:rPr>
+          <w:rFonts w:ascii="Cambria" w:cs="Cambria" w:eastAsia="Cambria" w:hAnsi="Cambria"/>
+          <w:color w:val="2B2417"/>
+          <w:sz w:val="17"/>
+          <w:szCs w:val="17"/>
+        </w:rPr>
+        <w:t xml:space="preserve">Al-ameen Abidemi Jokomba</w:t>
+      </w:r>
+    </w:p>
+    <w:p>
+      <w:pPr>
+        <w:spacing w:after="8" w:before="8"/>
+        <w:ind w:left="170" w:hanging="130"/>
+      </w:pPr>
+      <w:r>
+        <w:rPr>
+          <w:rFonts w:ascii="Calibri" w:cs="Calibri" w:eastAsia="Calibri" w:hAnsi="Calibri"/>
+          <w:color w:val="A8863F"/>
+          <w:sz w:val="11"/>
+          <w:szCs w:val="11"/>
+        </w:rPr>
+        <w:t xml:space="preserve">5.  </w:t>
+      </w:r>
+      <w:r>
+        <w:rPr>
+          <w:rFonts w:ascii="Cambria" w:cs="Cambria" w:eastAsia="Cambria" w:hAnsi="Cambria"/>
+          <w:color w:val="2B2417"/>
+          <w:sz w:val="17"/>
+          <w:szCs w:val="17"/>
+        </w:rPr>
+        <w:t xml:space="preserve">Aisha Lawal</w:t>
+      </w:r>
+    </w:p>
+    <w:p>
+      <w:pPr>
+        <w:spacing w:after="8" w:before="8"/>
+        <w:ind w:left="170" w:hanging="130"/>
+      </w:pPr>
+      <w:r>
+        <w:rPr>
+          <w:rFonts w:ascii="Calibri" w:cs="Calibri" w:eastAsia="Calibri" w:hAnsi="Calibri"/>
+          <w:color w:val="A8863F"/>
+          <w:sz w:val="11"/>
+          <w:szCs w:val="11"/>
+        </w:rPr>
+        <w:t xml:space="preserve">6.  </w:t>
+      </w:r>
+      <w:r>
+        <w:rPr>
+          <w:rFonts w:ascii="Cambria" w:cs="Cambria" w:eastAsia="Cambria" w:hAnsi="Cambria"/>
+          <w:color w:val="2B2417"/>
+          <w:sz w:val="17"/>
+          <w:szCs w:val="17"/>
+        </w:rPr>
+        <w:t xml:space="preserve">Imran Iremide Adegoke</w:t>
+      </w:r>
+    </w:p>
+    <w:p>
+      <w:pPr>
+        <w:spacing w:after="8" w:before="8"/>
+        <w:ind w:left="170" w:hanging="130"/>
+      </w:pPr>
+      <w:r>
+        <w:rPr>
+          <w:rFonts w:ascii="Calibri" w:cs="Calibri" w:eastAsia="Calibri" w:hAnsi="Calibri"/>
+          <w:color w:val="A8863F"/>
+          <w:sz w:val="11"/>
+          <w:szCs w:val="11"/>
+        </w:rPr>
+        <w:t xml:space="preserve">7.  </w:t>
+      </w:r>
+      <w:r>
+        <w:rPr>
+          <w:rFonts w:ascii="Cambria" w:cs="Cambria" w:eastAsia="Cambria" w:hAnsi="Cambria"/>
+          <w:color w:val="2B2417"/>
+          <w:sz w:val="17"/>
+          <w:szCs w:val="17"/>
+        </w:rPr>
+        <w:t xml:space="preserve">Daud Aliu</w:t>
+      </w:r>
+    </w:p>
+    <w:p>
+      <w:r>
+        <w:br w:type="column"/>
+      </w:r>
+    </w:p>
+    <w:p>
+      <w:pPr>
+        <w:spacing w:after="40" w:before="0"/>
+        <w:jc w:val="center"/>
+      </w:pPr>
+      <w:r>
+        <w:rPr>
+          <w:rFonts w:ascii="Calibri" w:cs="Calibri" w:eastAsia="Calibri" w:hAnsi="Calibri"/>
+          <w:caps/>
+          <w:color w:val="5A4E37"/>
+          <w:spacing w:val="60"/>
+          <w:sz w:val="10"/>
+          <w:szCs w:val="10"/>
+        </w:rPr>
+        <w:t xml:space="preserve">Class of 2026</w:t>
+      </w:r>
+    </w:p>
+    <w:p>
+      <w:pPr>
+        <w:spacing w:after="0" w:before="0"/>
+        <w:jc w:val="center"/>
+      </w:pPr>
+      <w:r>
+        <w:rPr>
+          <w:rFonts w:ascii="Cambria" w:cs="Cambria" w:eastAsia="Cambria" w:hAnsi="Cambria"/>
+          <w:b/>
+          <w:bCs/>
+          <w:caps/>
+          <w:color w:val="7A5C21"/>
+          <w:spacing w:val="20"/>
+          <w:sz w:val="22"/>
+          <w:szCs w:val="22"/>
+        </w:rPr>
+        <w:t xml:space="preserve">The Graduands · continued</w:t>
+      </w:r>
+    </w:p>
+    <w:p>
+      <w:pPr>
+        <w:pBdr>
+          <w:bottom w:val="single" w:color="A8863F" w:sz="4" w:space="3"/>
+        </w:pBdr>
+        <w:spacing w:after="120" w:before="60"/>
+      </w:pPr>
+      <w:r>
+        <w:rPr>
+          <w:sz w:val="2"/>
+          <w:szCs w:val="2"/>
+        </w:rPr>
+        <w:t xml:space="preserve"/>
+      </w:r>
+    </w:p>
+    <w:p>
+      <w:pPr>
+        <w:keepNext/>
+        <w:pBdr>
+          <w:top w:val="single" w:color="A8863F" w:sz="4" w:space="5"/>
+        </w:pBdr>
+        <w:spacing w:after="0" w:before="140"/>
+      </w:pPr>
+      <w:r>
+        <w:rPr>
+          <w:rFonts w:ascii="Cambria" w:cs="Cambria" w:eastAsia="Cambria" w:hAnsi="Cambria"/>
+          <w:b/>
+          <w:bCs/>
+          <w:color w:val="7A5C21"/>
+          <w:sz w:val="17"/>
+          <w:szCs w:val="17"/>
+        </w:rPr>
+        <w:t xml:space="preserve">Junior Secondary School Graduation</w:t>
+      </w:r>
+    </w:p>
+    <w:p>
+      <w:pPr>
+        <w:keepNext/>
+        <w:spacing w:after="60"/>
+      </w:pPr>
+      <w:r>
+        <w:rPr>
+          <w:rFonts w:ascii="Calibri" w:cs="Calibri" w:eastAsia="Calibri" w:hAnsi="Calibri"/>
+          <w:caps/>
+          <w:color w:val="5A4E37"/>
+          <w:spacing w:val="20"/>
+          <w:sz w:val="9"/>
+          <w:szCs w:val="9"/>
+        </w:rPr>
+        <w:t xml:space="preserve">Sultan Hanafi Royal College</w:t>
+      </w:r>
+    </w:p>
+    <w:p>
+      <w:pPr>
+        <w:spacing w:after="8" w:before="8"/>
+        <w:ind w:left="170" w:hanging="130"/>
+      </w:pPr>
+      <w:r>
+        <w:rPr>
+          <w:rFonts w:ascii="Calibri" w:cs="Calibri" w:eastAsia="Calibri" w:hAnsi="Calibri"/>
+          <w:color w:val="A8863F"/>
+          <w:sz w:val="11"/>
+          <w:szCs w:val="11"/>
+        </w:rPr>
+        <w:t xml:space="preserve">1.  </w:t>
+      </w:r>
+      <w:r>
+        <w:rPr>
+          <w:rFonts w:ascii="Cambria" w:cs="Cambria" w:eastAsia="Cambria" w:hAnsi="Cambria"/>
+          <w:color w:val="2B2417"/>
+          <w:sz w:val="17"/>
+          <w:szCs w:val="17"/>
+        </w:rPr>
+        <w:t xml:space="preserve">Hameedah Adebimpe Ojewumi</w:t>
+      </w:r>
+    </w:p>
+    <w:p>
+      <w:pPr>
+        <w:spacing w:after="8" w:before="8"/>
+        <w:ind w:left="170" w:hanging="130"/>
+      </w:pPr>
+      <w:r>
+        <w:rPr>
+          <w:rFonts w:ascii="Calibri" w:cs="Calibri" w:eastAsia="Calibri" w:hAnsi="Calibri"/>
+          <w:color w:val="A8863F"/>
+          <w:sz w:val="11"/>
+          <w:szCs w:val="11"/>
+        </w:rPr>
+        <w:t xml:space="preserve">2.  </w:t>
+      </w:r>
+      <w:r>
+        <w:rPr>
+          <w:rFonts w:ascii="Cambria" w:cs="Cambria" w:eastAsia="Cambria" w:hAnsi="Cambria"/>
+          <w:color w:val="2B2417"/>
+          <w:sz w:val="17"/>
+          <w:szCs w:val="17"/>
+        </w:rPr>
+        <w:t xml:space="preserve">Muhammad Ismail Seriki</w:t>
+      </w:r>
+    </w:p>
+    <w:p>
+      <w:pPr>
+        <w:spacing w:after="8" w:before="8"/>
+        <w:ind w:left="170" w:hanging="130"/>
+      </w:pPr>
+      <w:r>
+        <w:rPr>
+          <w:rFonts w:ascii="Calibri" w:cs="Calibri" w:eastAsia="Calibri" w:hAnsi="Calibri"/>
+          <w:color w:val="A8863F"/>
+          <w:sz w:val="11"/>
+          <w:szCs w:val="11"/>
+        </w:rPr>
+        <w:t xml:space="preserve">3.  </w:t>
+      </w:r>
+      <w:r>
+        <w:rPr>
+          <w:rFonts w:ascii="Cambria" w:cs="Cambria" w:eastAsia="Cambria" w:hAnsi="Cambria"/>
+          <w:color w:val="2B2417"/>
+          <w:sz w:val="17"/>
+          <w:szCs w:val="17"/>
+        </w:rPr>
+        <w:t xml:space="preserve">Fatimah Desire Ibrahim</w:t>
+      </w:r>
+    </w:p>
+    <w:p>
+      <w:pPr>
+        <w:spacing w:after="8" w:before="8"/>
+        <w:ind w:left="170" w:hanging="130"/>
+      </w:pPr>
+      <w:r>
+        <w:rPr>
+          <w:rFonts w:ascii="Calibri" w:cs="Calibri" w:eastAsia="Calibri" w:hAnsi="Calibri"/>
+          <w:color w:val="A8863F"/>
+          <w:sz w:val="11"/>
+          <w:szCs w:val="11"/>
+        </w:rPr>
+        <w:t xml:space="preserve">4.  </w:t>
+      </w:r>
+      <w:r>
+        <w:rPr>
+          <w:rFonts w:ascii="Cambria" w:cs="Cambria" w:eastAsia="Cambria" w:hAnsi="Cambria"/>
+          <w:color w:val="2B2417"/>
+          <w:sz w:val="17"/>
+          <w:szCs w:val="17"/>
+        </w:rPr>
+        <w:t xml:space="preserve">Aisha Anofi</w:t>
+      </w:r>
+    </w:p>
+    <w:p>
+      <w:pPr>
+        <w:spacing w:after="8" w:before="8"/>
+        <w:ind w:left="170" w:hanging="130"/>
+      </w:pPr>
+      <w:r>
+        <w:rPr>
+          <w:rFonts w:ascii="Calibri" w:cs="Calibri" w:eastAsia="Calibri" w:hAnsi="Calibri"/>
+          <w:color w:val="A8863F"/>
+          <w:sz w:val="11"/>
+          <w:szCs w:val="11"/>
+        </w:rPr>
+        <w:t xml:space="preserve">5.  </w:t>
+      </w:r>
+      <w:r>
+        <w:rPr>
+          <w:rFonts w:ascii="Cambria" w:cs="Cambria" w:eastAsia="Cambria" w:hAnsi="Cambria"/>
+          <w:color w:val="2B2417"/>
+          <w:sz w:val="17"/>
+          <w:szCs w:val="17"/>
+        </w:rPr>
+        <w:t xml:space="preserve">Baqi Anofi</w:t>
+      </w:r>
+    </w:p>
+    <w:p>
+      <w:pPr>
+        <w:spacing w:after="8" w:before="8"/>
+        <w:ind w:left="170" w:hanging="130"/>
+      </w:pPr>
+      <w:r>
+        <w:rPr>
+          <w:rFonts w:ascii="Calibri" w:cs="Calibri" w:eastAsia="Calibri" w:hAnsi="Calibri"/>
+          <w:color w:val="A8863F"/>
+          <w:sz w:val="11"/>
+          <w:szCs w:val="11"/>
+        </w:rPr>
+        <w:t xml:space="preserve">6.  </w:t>
+      </w:r>
+      <w:r>
+        <w:rPr>
+          <w:rFonts w:ascii="Cambria" w:cs="Cambria" w:eastAsia="Cambria" w:hAnsi="Cambria"/>
+          <w:color w:val="2B2417"/>
+          <w:sz w:val="17"/>
+          <w:szCs w:val="17"/>
+        </w:rPr>
+        <w:t xml:space="preserve">Sa’ad Sanusi</w:t>
+      </w:r>
+    </w:p>
+    <w:p>
+      <w:pPr>
+        <w:spacing w:after="8" w:before="8"/>
+        <w:ind w:left="170" w:hanging="130"/>
+      </w:pPr>
+      <w:r>
+        <w:rPr>
+          <w:rFonts w:ascii="Calibri" w:cs="Calibri" w:eastAsia="Calibri" w:hAnsi="Calibri"/>
+          <w:color w:val="A8863F"/>
+          <w:sz w:val="11"/>
+          <w:szCs w:val="11"/>
+        </w:rPr>
+        <w:t xml:space="preserve">7.  </w:t>
+      </w:r>
+      <w:r>
+        <w:rPr>
+          <w:rFonts w:ascii="Cambria" w:cs="Cambria" w:eastAsia="Cambria" w:hAnsi="Cambria"/>
+          <w:color w:val="2B2417"/>
+          <w:sz w:val="17"/>
+          <w:szCs w:val="17"/>
+        </w:rPr>
+        <w:t xml:space="preserve">Fawaz Owolabi</w:t>
+      </w:r>
+    </w:p>
+    <w:p>
+      <w:pPr>
+        <w:spacing w:after="8" w:before="8"/>
+        <w:ind w:left="170" w:hanging="130"/>
+      </w:pPr>
+      <w:r>
+        <w:rPr>
+          <w:rFonts w:ascii="Calibri" w:cs="Calibri" w:eastAsia="Calibri" w:hAnsi="Calibri"/>
+          <w:color w:val="A8863F"/>
+          <w:sz w:val="11"/>
+          <w:szCs w:val="11"/>
+        </w:rPr>
+        <w:t xml:space="preserve">8.  </w:t>
+      </w:r>
+      <w:r>
+        <w:rPr>
+          <w:rFonts w:ascii="Cambria" w:cs="Cambria" w:eastAsia="Cambria" w:hAnsi="Cambria"/>
+          <w:color w:val="2B2417"/>
+          <w:sz w:val="17"/>
+          <w:szCs w:val="17"/>
+        </w:rPr>
+        <w:t xml:space="preserve">Radiah Apatira</w:t>
+      </w:r>
+    </w:p>
+    <w:p>
+      <w:pPr>
+        <w:spacing w:after="8" w:before="8"/>
+        <w:ind w:left="170" w:hanging="130"/>
+      </w:pPr>
+      <w:r>
+        <w:rPr>
+          <w:rFonts w:ascii="Calibri" w:cs="Calibri" w:eastAsia="Calibri" w:hAnsi="Calibri"/>
+          <w:color w:val="A8863F"/>
+          <w:sz w:val="11"/>
+          <w:szCs w:val="11"/>
+        </w:rPr>
+        <w:t xml:space="preserve">9.  </w:t>
+      </w:r>
+      <w:r>
+        <w:rPr>
+          <w:rFonts w:ascii="Cambria" w:cs="Cambria" w:eastAsia="Cambria" w:hAnsi="Cambria"/>
+          <w:color w:val="2B2417"/>
+          <w:sz w:val="17"/>
+          <w:szCs w:val="17"/>
+        </w:rPr>
+        <w:t xml:space="preserve">Faridah Aliu</w:t>
+      </w:r>
+    </w:p>
+    <w:p>
+      <w:pPr>
+        <w:spacing w:after="8" w:before="8"/>
+        <w:ind w:left="170" w:hanging="130"/>
+      </w:pPr>
+      <w:r>
+        <w:rPr>
+          <w:rFonts w:ascii="Calibri" w:cs="Calibri" w:eastAsia="Calibri" w:hAnsi="Calibri"/>
+          <w:color w:val="A8863F"/>
+          <w:sz w:val="11"/>
+          <w:szCs w:val="11"/>
+        </w:rPr>
+        <w:t xml:space="preserve">10.  </w:t>
+      </w:r>
+      <w:r>
+        <w:rPr>
+          <w:rFonts w:ascii="Cambria" w:cs="Cambria" w:eastAsia="Cambria" w:hAnsi="Cambria"/>
+          <w:color w:val="2B2417"/>
+          <w:sz w:val="17"/>
+          <w:szCs w:val="17"/>
+        </w:rPr>
+        <w:t xml:space="preserve">Anisa Opeyemi Jokomba</w:t>
+      </w:r>
+    </w:p>
+    <w:p>
+      <w:pPr>
+        <w:spacing w:after="8" w:before="8"/>
+        <w:ind w:left="170" w:hanging="130"/>
+      </w:pPr>
+      <w:r>
+        <w:rPr>
+          <w:rFonts w:ascii="Calibri" w:cs="Calibri" w:eastAsia="Calibri" w:hAnsi="Calibri"/>
+          <w:color w:val="A8863F"/>
+          <w:sz w:val="11"/>
+          <w:szCs w:val="11"/>
+        </w:rPr>
+        <w:t xml:space="preserve">11.  </w:t>
+      </w:r>
+      <w:r>
+        <w:rPr>
+          <w:rFonts w:ascii="Cambria" w:cs="Cambria" w:eastAsia="Cambria" w:hAnsi="Cambria"/>
+          <w:color w:val="2B2417"/>
+          <w:sz w:val="17"/>
+          <w:szCs w:val="17"/>
+        </w:rPr>
+        <w:t xml:space="preserve">Ameerah Durodola</w:t>
+      </w:r>
+    </w:p>
+    <w:p>
+      <w:pPr>
+        <w:spacing w:after="8" w:before="8"/>
+        <w:ind w:left="170" w:hanging="130"/>
+      </w:pPr>
+      <w:r>
+        <w:rPr>
+          <w:rFonts w:ascii="Calibri" w:cs="Calibri" w:eastAsia="Calibri" w:hAnsi="Calibri"/>
+          <w:color w:val="A8863F"/>
+          <w:sz w:val="11"/>
+          <w:szCs w:val="11"/>
+        </w:rPr>
+        <w:t xml:space="preserve">12.  </w:t>
+      </w:r>
+      <w:r>
+        <w:rPr>
+          <w:rFonts w:ascii="Cambria" w:cs="Cambria" w:eastAsia="Cambria" w:hAnsi="Cambria"/>
+          <w:color w:val="2B2417"/>
+          <w:sz w:val="17"/>
+          <w:szCs w:val="17"/>
+        </w:rPr>
+        <w:t xml:space="preserve">Abdulrahman Abdullah</w:t>
+      </w:r>
+    </w:p>
+    <w:p>
+      <w:pPr>
+        <w:spacing w:after="8" w:before="8"/>
+        <w:ind w:left="170" w:hanging="130"/>
+      </w:pPr>
+      <w:r>
+        <w:rPr>
+          <w:rFonts w:ascii="Calibri" w:cs="Calibri" w:eastAsia="Calibri" w:hAnsi="Calibri"/>
+          <w:color w:val="A8863F"/>
+          <w:sz w:val="11"/>
+          <w:szCs w:val="11"/>
+        </w:rPr>
+        <w:t xml:space="preserve">13.  </w:t>
+      </w:r>
+      <w:r>
+        <w:rPr>
+          <w:rFonts w:ascii="Cambria" w:cs="Cambria" w:eastAsia="Cambria" w:hAnsi="Cambria"/>
+          <w:color w:val="2B2417"/>
+          <w:sz w:val="17"/>
+          <w:szCs w:val="17"/>
+        </w:rPr>
+        <w:t xml:space="preserve">Ameerah Abdulhafeez</w:t>
+      </w:r>
+    </w:p>
+    <w:p>
+      <w:pPr>
+        <w:keepNext/>
+        <w:pBdr>
+          <w:top w:val="single" w:color="A8863F" w:sz="4" w:space="5"/>
+        </w:pBdr>
+        <w:spacing w:after="0" w:before="140"/>
+      </w:pPr>
+      <w:r>
+        <w:rPr>
+          <w:rFonts w:ascii="Cambria" w:cs="Cambria" w:eastAsia="Cambria" w:hAnsi="Cambria"/>
+          <w:b/>
+          <w:bCs/>
+          <w:color w:val="7A5C21"/>
+          <w:sz w:val="17"/>
+          <w:szCs w:val="17"/>
+        </w:rPr>
+        <w:t xml:space="preserve">Senior Secondary School Graduation</w:t>
+      </w:r>
+    </w:p>
+    <w:p>
+      <w:pPr>
+        <w:keepNext/>
+        <w:spacing w:after="60"/>
+      </w:pPr>
+      <w:r>
+        <w:rPr>
+          <w:rFonts w:ascii="Calibri" w:cs="Calibri" w:eastAsia="Calibri" w:hAnsi="Calibri"/>
+          <w:caps/>
+          <w:color w:val="5A4E37"/>
+          <w:spacing w:val="20"/>
+          <w:sz w:val="9"/>
+          <w:szCs w:val="9"/>
+        </w:rPr>
+        <w:t xml:space="preserve">Sultan Hanafi Royal College</w:t>
+      </w:r>
+    </w:p>
+    <w:p>
+      <w:pPr>
+        <w:spacing w:after="8" w:before="8"/>
+        <w:ind w:left="170" w:hanging="130"/>
+      </w:pPr>
+      <w:r>
+        <w:rPr>
+          <w:rFonts w:ascii="Calibri" w:cs="Calibri" w:eastAsia="Calibri" w:hAnsi="Calibri"/>
+          <w:color w:val="A8863F"/>
+          <w:sz w:val="11"/>
+          <w:szCs w:val="11"/>
+        </w:rPr>
+        <w:t xml:space="preserve">1.  </w:t>
+      </w:r>
+      <w:r>
+        <w:rPr>
+          <w:rFonts w:ascii="Cambria" w:cs="Cambria" w:eastAsia="Cambria" w:hAnsi="Cambria"/>
+          <w:color w:val="2B2417"/>
+          <w:sz w:val="17"/>
+          <w:szCs w:val="17"/>
+        </w:rPr>
+        <w:t xml:space="preserve">Thoirah Makinde</w:t>
+      </w:r>
+    </w:p>
+    <w:p>
+      <w:pPr>
+        <w:spacing w:after="8" w:before="8"/>
+        <w:ind w:left="170" w:hanging="130"/>
+      </w:pPr>
+      <w:r>
+        <w:rPr>
+          <w:rFonts w:ascii="Calibri" w:cs="Calibri" w:eastAsia="Calibri" w:hAnsi="Calibri"/>
+          <w:color w:val="A8863F"/>
+          <w:sz w:val="11"/>
+          <w:szCs w:val="11"/>
+        </w:rPr>
+        <w:t xml:space="preserve">2.  </w:t>
+      </w:r>
+      <w:r>
+        <w:rPr>
+          <w:rFonts w:ascii="Cambria" w:cs="Cambria" w:eastAsia="Cambria" w:hAnsi="Cambria"/>
+          <w:color w:val="2B2417"/>
+          <w:sz w:val="17"/>
+          <w:szCs w:val="17"/>
+        </w:rPr>
+        <w:t xml:space="preserve">Abdulbasit Amobi Jabarr</w:t>
+      </w:r>
+    </w:p>
+    <w:p>
+      <w:pPr>
+        <w:spacing w:after="8" w:before="8"/>
+        <w:ind w:left="170" w:hanging="130"/>
+      </w:pPr>
+      <w:r>
+        <w:rPr>
+          <w:rFonts w:ascii="Calibri" w:cs="Calibri" w:eastAsia="Calibri" w:hAnsi="Calibri"/>
+          <w:color w:val="A8863F"/>
+          <w:sz w:val="11"/>
+          <w:szCs w:val="11"/>
+        </w:rPr>
+        <w:t xml:space="preserve">3.  </w:t>
+      </w:r>
+      <w:r>
+        <w:rPr>
+          <w:rFonts w:ascii="Cambria" w:cs="Cambria" w:eastAsia="Cambria" w:hAnsi="Cambria"/>
+          <w:color w:val="2B2417"/>
+          <w:sz w:val="17"/>
+          <w:szCs w:val="17"/>
+        </w:rPr>
+        <w:t xml:space="preserve">Aisha Shode</w:t>
+      </w:r>
+    </w:p>
+    <w:p>
+      <w:pPr>
+        <w:spacing w:after="8" w:before="8"/>
+        <w:ind w:left="170" w:hanging="130"/>
+      </w:pPr>
+      <w:r>
+        <w:rPr>
+          <w:rFonts w:ascii="Calibri" w:cs="Calibri" w:eastAsia="Calibri" w:hAnsi="Calibri"/>
+          <w:color w:val="A8863F"/>
+          <w:sz w:val="11"/>
+          <w:szCs w:val="11"/>
+        </w:rPr>
+        <w:t xml:space="preserve">4.  </w:t>
+      </w:r>
+      <w:r>
+        <w:rPr>
+          <w:rFonts w:ascii="Cambria" w:cs="Cambria" w:eastAsia="Cambria" w:hAnsi="Cambria"/>
+          <w:color w:val="2B2417"/>
+          <w:sz w:val="17"/>
+          <w:szCs w:val="17"/>
+        </w:rPr>
+        <w:t xml:space="preserve">Mazeed Hassan-Murtala</w:t>
+      </w:r>
+    </w:p>
+    <w:p>
+      <w:pPr>
+        <w:pBdr>
+          <w:bottom w:val="single" w:color="A8863F" w:sz="4" w:space="3"/>
+        </w:pBdr>
+        <w:spacing w:after="80" w:before="180"/>
+      </w:pPr>
+      <w:r>
+        <w:rPr>
+          <w:rFonts w:ascii="Calibri" w:cs="Calibri" w:eastAsia="Calibri" w:hAnsi="Calibri"/>
+          <w:b/>
+          <w:bCs/>
+          <w:caps/>
+          <w:color w:val="7A5C21"/>
+          <w:spacing w:val="50"/>
+          <w:sz w:val="11"/>
+          <w:szCs w:val="11"/>
+        </w:rPr>
+        <w:t xml:space="preserve">The Chief Host</w:t>
+      </w:r>
+    </w:p>
+    <w:p>
+      <w:r>
+        <w:rPr>
+          <w:rFonts w:ascii="Times New Roman" w:cs="Times New Roman" w:eastAsia="Times New Roman" w:hAnsi="Times New Roman"/>
+          <w:color w:val="7A5C21"/>
+          <w:sz w:val="16"/>
+          <w:szCs w:val="16"/>
+          <w:rtl/>
+        </w:rPr>
+        <w:t xml:space="preserve">د. زكريا أولانريوجو حنفي</w:t>
+      </w:r>
+    </w:p>
+    <w:p>
+      <w:r>
+        <w:rPr>
+          <w:rFonts w:ascii="Cambria" w:cs="Cambria" w:eastAsia="Cambria" w:hAnsi="Cambria"/>
+          <w:b/>
+          <w:bCs/>
+          <w:sz w:val="18"/>
+          <w:szCs w:val="18"/>
+        </w:rPr>
+        <w:t xml:space="preserve">Dr. Zakariya Olanrewaju Anofi</w:t>
+      </w:r>
+    </w:p>
+    <w:p>
+      <w:pPr>
+        <w:spacing w:before="20"/>
+      </w:pPr>
+      <w:r>
+        <w:rPr>
+          <w:rFonts w:ascii="Calibri" w:cs="Calibri" w:eastAsia="Calibri" w:hAnsi="Calibri"/>
+          <w:caps/>
+          <w:color w:val="5A4E37"/>
+          <w:spacing w:val="30"/>
+          <w:sz w:val="9"/>
+          <w:szCs w:val="9"/>
+        </w:rPr>
+        <w:t xml:space="preserve">Chief Executive Director</w:t>
+      </w:r>
+    </w:p>
+    <w:p>
+      <w:pPr>
+        <w:pBdr>
+          <w:bottom w:val="single" w:color="A8863F" w:sz="4" w:space="3"/>
+        </w:pBdr>
+        <w:spacing w:after="80" w:before="180"/>
+      </w:pPr>
+      <w:r>
+        <w:rPr>
+          <w:rFonts w:ascii="Calibri" w:cs="Calibri" w:eastAsia="Calibri" w:hAnsi="Calibri"/>
+          <w:b/>
+          <w:bCs/>
+          <w:caps/>
+          <w:color w:val="7A5C21"/>
+          <w:spacing w:val="50"/>
+          <w:sz w:val="11"/>
+          <w:szCs w:val="11"/>
+        </w:rPr>
+        <w:t xml:space="preserve">The Lecture</w:t>
+      </w:r>
+    </w:p>
+    <w:p>
+      <w:r>
+        <w:rPr>
+          <w:rFonts w:ascii="Cambria" w:cs="Cambria" w:eastAsia="Cambria" w:hAnsi="Cambria"/>
+          <w:i/>
+          <w:iCs/>
+          <w:color w:val="7A5C21"/>
+          <w:sz w:val="16"/>
+          <w:szCs w:val="16"/>
+        </w:rPr>
+        <w:t xml:space="preserve">“Building the Future Ummah Through Holistic Education”</w:t>
+      </w:r>
+    </w:p>
+    <w:p>
+      <w:pPr>
+        <w:spacing w:after="160" w:before="50"/>
+      </w:pPr>
+      <w:r>
+        <w:rPr>
+          <w:rFonts w:ascii="Cambria" w:cs="Cambria" w:eastAsia="Cambria" w:hAnsi="Cambria"/>
+          <w:b/>
+          <w:bCs/>
+          <w:sz w:val="17"/>
+          <w:szCs w:val="17"/>
+        </w:rPr>
+        <w:t xml:space="preserve">Dr. Misbahudeen Dosumu</w:t>
+      </w:r>
+    </w:p>
+    <w:p>
+      <w:pPr>
+        <w:jc w:val="center"/>
+      </w:pPr>
+      <w:r>
+        <w:drawing>
+          <wp:inline distT="0" distB="0" distL="0" distR="0">
+            <wp:extent cx="3181350" cy="866775"/>
+            <wp:effectExtent t="0" r="0" b="0" l="0"/>
+            <wp:docPr id="1" name="" descr="" title=""/>
+            <wp:cNvGraphicFramePr>
+              <a:graphicFrameLocks xmlns:a="http://schemas.openxmlformats.org/drawingml/2006/main" noChangeAspect="1"/>
+            </wp:cNvGraphicFramePr>
+            <a:graphic xmlns:a="http://schemas.openxmlformats.org/drawingml/2006/main">
+              <a:graphicData uri="http://schemas.openxmlformats.org/drawingml/2006/picture">
+                <pic:pic xmlns:pic="http://schemas.openxmlformats.org/drawingml/2006/picture">
+                  <pic:nvPicPr>
+                    <pic:cNvPr id="0" name="" descr=""/>
+                    <pic:cNvPicPr>
+                      <a:picLocks noChangeAspect="1" noChangeArrowheads="1"/>
+                    </pic:cNvPicPr>
+                  </pic:nvPicPr>
+                  <pic:blipFill>
+                    <a:blip r:embed="rId13" cstate="none"/>
+                    <a:srcRect/>
+                    <a:stretch>
+                      <a:fillRect/>
+                    </a:stretch>
+                  </pic:blipFill>
+                  <pic:spPr bwMode="auto">
+                    <a:xfrm>
+                      <a:off x="0" y="0"/>
+                      <a:ext cx="3181350" cy="866775"/>
                     </a:xfrm>
                     <a:prstGeom prst="rect">
                       <a:avLst/>

--- a/dist/graduation-programme/SHRS-Graduation-Programme-2026.docx
+++ b/dist/graduation-programme/SHRS-Graduation-Programme-2026.docx
@@ -668,248 +668,12 @@
     </w:p>
     <w:p>
       <w:pPr>
-        <w:pBdr>
-          <w:bottom w:val="single" w:color="A8863F" w:sz="4" w:space="3"/>
-        </w:pBdr>
-        <w:spacing w:after="80" w:before="180"/>
-      </w:pPr>
-      <w:r>
-        <w:rPr>
-          <w:rFonts w:ascii="Calibri" w:cs="Calibri" w:eastAsia="Calibri" w:hAnsi="Calibri"/>
-          <w:b/>
-          <w:bCs/>
-          <w:caps/>
-          <w:color w:val="7A5C21"/>
-          <w:spacing w:val="50"/>
-          <w:sz w:val="11"/>
-          <w:szCs w:val="11"/>
-        </w:rPr>
-        <w:t xml:space="preserve">Presiding and Officiating</w:t>
-      </w:r>
-    </w:p>
-    <w:p>
-      <w:pPr>
-        <w:spacing w:before="90"/>
-      </w:pPr>
-      <w:r>
-        <w:rPr>
-          <w:rFonts w:ascii="Times New Roman" w:cs="Times New Roman" w:eastAsia="Times New Roman" w:hAnsi="Times New Roman"/>
-          <w:color w:val="7A5C21"/>
-          <w:sz w:val="15"/>
-          <w:szCs w:val="15"/>
-          <w:rtl/>
-        </w:rPr>
-        <w:t xml:space="preserve">د. زكريا أولانريوجو حنفي</w:t>
-      </w:r>
-    </w:p>
-    <w:p>
-      <w:pPr>
-        <w:spacing w:before="0"/>
-      </w:pPr>
-      <w:r>
-        <w:rPr>
-          <w:rFonts w:ascii="Cambria" w:cs="Cambria" w:eastAsia="Cambria" w:hAnsi="Cambria"/>
-          <w:b/>
-          <w:bCs/>
-          <w:sz w:val="16"/>
-          <w:szCs w:val="16"/>
-        </w:rPr>
-        <w:t xml:space="preserve">Dr. Zakariya Olanrewaju Anofi</w:t>
-      </w:r>
-    </w:p>
-    <w:p>
-      <w:pPr>
-        <w:pBdr>
-          <w:bottom w:val="single" w:color="DDD2B7" w:sz="2" w:space="2"/>
-        </w:pBdr>
-        <w:spacing w:after="26" w:before="14"/>
-      </w:pPr>
-      <w:r>
-        <w:rPr>
-          <w:rFonts w:ascii="Calibri" w:cs="Calibri" w:eastAsia="Calibri" w:hAnsi="Calibri"/>
-          <w:caps/>
-          <w:color w:val="5A4E37"/>
-          <w:spacing w:val="10"/>
-          <w:sz w:val="8"/>
-          <w:szCs w:val="8"/>
-        </w:rPr>
-        <w:t xml:space="preserve">Chairman, Board of Governors</w:t>
-      </w:r>
-    </w:p>
-    <w:p>
-      <w:pPr>
-        <w:spacing w:before="90"/>
-      </w:pPr>
-      <w:r>
-        <w:rPr>
-          <w:rFonts w:ascii="Times New Roman" w:cs="Times New Roman" w:eastAsia="Times New Roman" w:hAnsi="Times New Roman"/>
-          <w:color w:val="7A5C21"/>
-          <w:sz w:val="15"/>
-          <w:szCs w:val="15"/>
-          <w:rtl/>
-        </w:rPr>
-        <w:t xml:space="preserve">الإمام أحمد السليمي</w:t>
-      </w:r>
-    </w:p>
-    <w:p>
-      <w:pPr>
-        <w:spacing w:before="0"/>
-      </w:pPr>
-      <w:r>
-        <w:rPr>
-          <w:rFonts w:ascii="Cambria" w:cs="Cambria" w:eastAsia="Cambria" w:hAnsi="Cambria"/>
-          <w:b/>
-          <w:bCs/>
-          <w:sz w:val="16"/>
-          <w:szCs w:val="16"/>
-        </w:rPr>
-        <w:t xml:space="preserve">Imam Ahmad Sulaimiy</w:t>
-      </w:r>
-    </w:p>
-    <w:p>
-      <w:pPr>
-        <w:pBdr>
-          <w:bottom w:val="single" w:color="DDD2B7" w:sz="2" w:space="2"/>
-        </w:pBdr>
-        <w:spacing w:after="26" w:before="14"/>
-      </w:pPr>
-      <w:r>
-        <w:rPr>
-          <w:rFonts w:ascii="Calibri" w:cs="Calibri" w:eastAsia="Calibri" w:hAnsi="Calibri"/>
-          <w:caps/>
-          <w:color w:val="5A4E37"/>
-          <w:spacing w:val="10"/>
-          <w:sz w:val="8"/>
-          <w:szCs w:val="8"/>
-        </w:rPr>
-        <w:t xml:space="preserve">Principal (Mudeer), Sultan Hanafi Qur’an College</w:t>
-      </w:r>
-    </w:p>
-    <w:p>
-      <w:pPr>
-        <w:spacing w:before="90"/>
-      </w:pPr>
-      <w:r>
-        <w:rPr>
-          <w:rFonts w:ascii="Cambria" w:cs="Cambria" w:eastAsia="Cambria" w:hAnsi="Cambria"/>
-          <w:b/>
-          <w:bCs/>
-          <w:sz w:val="16"/>
-          <w:szCs w:val="16"/>
-        </w:rPr>
-        <w:t xml:space="preserve">Dr. Adegoke Musa Olatunji</w:t>
-      </w:r>
-    </w:p>
-    <w:p>
-      <w:pPr>
-        <w:pBdr>
-          <w:bottom w:val="single" w:color="DDD2B7" w:sz="2" w:space="2"/>
-        </w:pBdr>
-        <w:spacing w:after="26" w:before="14"/>
-      </w:pPr>
-      <w:r>
-        <w:rPr>
-          <w:rFonts w:ascii="Calibri" w:cs="Calibri" w:eastAsia="Calibri" w:hAnsi="Calibri"/>
-          <w:caps/>
-          <w:color w:val="5A4E37"/>
-          <w:spacing w:val="10"/>
-          <w:sz w:val="8"/>
-          <w:szCs w:val="8"/>
-        </w:rPr>
-        <w:t xml:space="preserve">Principal, Sultan Hanafi Royal College</w:t>
-      </w:r>
-    </w:p>
-    <w:p>
-      <w:pPr>
-        <w:spacing w:before="90"/>
-      </w:pPr>
-      <w:r>
-        <w:rPr>
-          <w:rFonts w:ascii="Times New Roman" w:cs="Times New Roman" w:eastAsia="Times New Roman" w:hAnsi="Times New Roman"/>
-          <w:color w:val="7A5C21"/>
-          <w:sz w:val="15"/>
-          <w:szCs w:val="15"/>
-          <w:rtl/>
-        </w:rPr>
-        <w:t xml:space="preserve">الشيخ أبو بكر صلاح</w:t>
-      </w:r>
-    </w:p>
-    <w:p>
-      <w:pPr>
-        <w:spacing w:before="0"/>
-      </w:pPr>
-      <w:r>
-        <w:rPr>
-          <w:rFonts w:ascii="Cambria" w:cs="Cambria" w:eastAsia="Cambria" w:hAnsi="Cambria"/>
-          <w:b/>
-          <w:bCs/>
-          <w:sz w:val="16"/>
-          <w:szCs w:val="16"/>
-        </w:rPr>
-        <w:t xml:space="preserve">Shaykh Abubakr Solah</w:t>
-      </w:r>
-    </w:p>
-    <w:p>
-      <w:pPr>
-        <w:pBdr>
-          <w:bottom w:val="single" w:color="DDD2B7" w:sz="2" w:space="2"/>
-        </w:pBdr>
-        <w:spacing w:after="26" w:before="14"/>
-      </w:pPr>
-      <w:r>
-        <w:rPr>
-          <w:rFonts w:ascii="Calibri" w:cs="Calibri" w:eastAsia="Calibri" w:hAnsi="Calibri"/>
-          <w:caps/>
-          <w:color w:val="5A4E37"/>
-          <w:spacing w:val="10"/>
-          <w:sz w:val="8"/>
-          <w:szCs w:val="8"/>
-        </w:rPr>
-        <w:t xml:space="preserve">Principal (Ra’ees), School of Islamic and Arabic Studies</w:t>
-      </w:r>
-    </w:p>
-    <w:p>
-      <w:pPr>
-        <w:spacing w:before="90"/>
-      </w:pPr>
-      <w:r>
-        <w:rPr>
-          <w:rFonts w:ascii="Cambria" w:cs="Cambria" w:eastAsia="Cambria" w:hAnsi="Cambria"/>
-          <w:b/>
-          <w:bCs/>
-          <w:sz w:val="16"/>
-          <w:szCs w:val="16"/>
-        </w:rPr>
-        <w:t xml:space="preserve">Mrs. Mariam Tope AbdulKareem</w:t>
-      </w:r>
-    </w:p>
-    <w:p>
-      <w:pPr>
-        <w:pBdr>
-          <w:bottom w:val="single" w:color="DDD2B7" w:sz="2" w:space="2"/>
-        </w:pBdr>
-        <w:spacing w:after="26" w:before="14"/>
-      </w:pPr>
-      <w:r>
-        <w:rPr>
-          <w:rFonts w:ascii="Calibri" w:cs="Calibri" w:eastAsia="Calibri" w:hAnsi="Calibri"/>
-          <w:caps/>
-          <w:color w:val="5A4E37"/>
-          <w:spacing w:val="10"/>
-          <w:sz w:val="8"/>
-          <w:szCs w:val="8"/>
-        </w:rPr>
-        <w:t xml:space="preserve">Head Teacher, Nursery and Primary School</w:t>
-      </w:r>
-    </w:p>
-    <w:p>
-      <w:pPr>
         <w:jc w:val="center"/>
       </w:pPr>
       <w:r>
         <w:drawing>
           <wp:inline distT="0" distB="0" distL="0" distR="0">
-            <wp:extent cx="3181350" cy="542925"/>
+            <wp:extent cx="3181350" cy="1228725"/>
             <wp:effectExtent t="0" r="0" b="0" l="0"/>
             <wp:docPr id="1" name="" descr="" title=""/>
             <wp:cNvGraphicFramePr>
@@ -934,7 +698,7 @@
                   <pic:spPr bwMode="auto">
                     <a:xfrm>
                       <a:off x="0" y="0"/>
-                      <a:ext cx="3181350" cy="542925"/>
+                      <a:ext cx="3181350" cy="1228725"/>
                     </a:xfrm>
                     <a:prstGeom prst="rect">
                       <a:avLst/>
@@ -1202,7 +966,7 @@
     </w:p>
     <w:p>
       <w:pPr>
-        <w:spacing w:after="0" w:before="0"/>
+        <w:spacing w:after="140" w:before="0"/>
         <w:jc w:val="center"/>
       </w:pPr>
       <w:r>
@@ -1214,6 +978,68 @@
           <w:rtl/>
         </w:rPr>
         <w:t xml:space="preserve">القرآن يعلو ولا يعلى</w:t>
+      </w:r>
+    </w:p>
+    <w:p>
+      <w:pPr>
+        <w:jc w:val="center"/>
+      </w:pPr>
+      <w:r>
+        <w:drawing>
+          <wp:inline distT="0" distB="0" distL="0" distR="0">
+            <wp:extent cx="3181350" cy="1076325"/>
+            <wp:effectExtent t="0" r="0" b="0" l="0"/>
+            <wp:docPr id="1" name="" descr="" title=""/>
+            <wp:cNvGraphicFramePr>
+              <a:graphicFrameLocks xmlns:a="http://schemas.openxmlformats.org/drawingml/2006/main" noChangeAspect="1"/>
+            </wp:cNvGraphicFramePr>
+            <a:graphic xmlns:a="http://schemas.openxmlformats.org/drawingml/2006/main">
+              <a:graphicData uri="http://schemas.openxmlformats.org/drawingml/2006/picture">
+                <pic:pic xmlns:pic="http://schemas.openxmlformats.org/drawingml/2006/picture">
+                  <pic:nvPicPr>
+                    <pic:cNvPr id="0" name="" descr=""/>
+                    <pic:cNvPicPr>
+                      <a:picLocks noChangeAspect="1" noChangeArrowheads="1"/>
+                    </pic:cNvPicPr>
+                  </pic:nvPicPr>
+                  <pic:blipFill>
+                    <a:blip r:embed="rId10" cstate="none"/>
+                    <a:srcRect/>
+                    <a:stretch>
+                      <a:fillRect/>
+                    </a:stretch>
+                  </pic:blipFill>
+                  <pic:spPr bwMode="auto">
+                    <a:xfrm>
+                      <a:off x="0" y="0"/>
+                      <a:ext cx="3181350" cy="1076325"/>
+                    </a:xfrm>
+                    <a:prstGeom prst="rect">
+                      <a:avLst/>
+                    </a:prstGeom>
+                  </pic:spPr>
+                </pic:pic>
+              </a:graphicData>
+            </a:graphic>
+          </wp:inline>
+        </w:drawing>
+      </w:r>
+    </w:p>
+    <w:p>
+      <w:pPr>
+        <w:spacing w:after="120" w:before="20"/>
+        <w:jc w:val="center"/>
+      </w:pPr>
+      <w:r>
+        <w:rPr>
+          <w:rFonts w:ascii="Calibri" w:cs="Calibri" w:eastAsia="Calibri" w:hAnsi="Calibri"/>
+          <w:caps/>
+          <w:color w:val="7A5C21"/>
+          <w:spacing w:val="30"/>
+          <w:sz w:val="9"/>
+          <w:szCs w:val="9"/>
+        </w:rPr>
+        <w:t xml:space="preserve">The School Studio</w:t>
       </w:r>
     </w:p>
     <w:p>
@@ -1244,7 +1070,7 @@
                     </pic:cNvPicPr>
                   </pic:nvPicPr>
                   <pic:blipFill>
-                    <a:blip r:embed="rId10" cstate="none"/>
+                    <a:blip r:embed="rId11" cstate="none"/>
                     <a:srcRect/>
                     <a:stretch>
                       <a:fillRect/>
@@ -1580,6 +1406,453 @@
     </w:p>
     <w:p>
       <w:pPr>
+        <w:spacing w:after="120" w:before="260"/>
+        <w:jc w:val="center"/>
+      </w:pPr>
+      <w:r>
+        <w:drawing>
+          <wp:inline distT="0" distB="0" distL="0" distR="0">
+            <wp:extent cx="742950" cy="685800"/>
+            <wp:effectExtent t="0" r="0" b="0" l="0"/>
+            <wp:docPr id="1" name="" descr="" title=""/>
+            <wp:cNvGraphicFramePr>
+              <a:graphicFrameLocks xmlns:a="http://schemas.openxmlformats.org/drawingml/2006/main" noChangeAspect="1"/>
+            </wp:cNvGraphicFramePr>
+            <a:graphic xmlns:a="http://schemas.openxmlformats.org/drawingml/2006/main">
+              <a:graphicData uri="http://schemas.openxmlformats.org/drawingml/2006/picture">
+                <pic:pic xmlns:pic="http://schemas.openxmlformats.org/drawingml/2006/picture">
+                  <pic:nvPicPr>
+                    <pic:cNvPr id="0" name="" descr=""/>
+                    <pic:cNvPicPr>
+                      <a:picLocks noChangeAspect="1" noChangeArrowheads="1"/>
+                    </pic:cNvPicPr>
+                  </pic:nvPicPr>
+                  <pic:blipFill>
+                    <a:blip r:embed="rId8" cstate="none"/>
+                    <a:srcRect/>
+                    <a:stretch>
+                      <a:fillRect/>
+                    </a:stretch>
+                  </pic:blipFill>
+                  <pic:spPr bwMode="auto">
+                    <a:xfrm>
+                      <a:off x="0" y="0"/>
+                      <a:ext cx="742950" cy="685800"/>
+                    </a:xfrm>
+                    <a:prstGeom prst="rect">
+                      <a:avLst/>
+                    </a:prstGeom>
+                  </pic:spPr>
+                </pic:pic>
+              </a:graphicData>
+            </a:graphic>
+          </wp:inline>
+        </w:drawing>
+      </w:r>
+    </w:p>
+    <w:p>
+      <w:pPr>
+        <w:spacing w:after="40" w:before="0"/>
+        <w:jc w:val="center"/>
+      </w:pPr>
+      <w:r>
+        <w:rPr>
+          <w:rFonts w:ascii="Calibri" w:cs="Calibri" w:eastAsia="Calibri" w:hAnsi="Calibri"/>
+          <w:caps/>
+          <w:color w:val="5A4E37"/>
+          <w:spacing w:val="90"/>
+          <w:sz w:val="11"/>
+          <w:szCs w:val="11"/>
+        </w:rPr>
+        <w:t xml:space="preserve">The Chief Host</w:t>
+      </w:r>
+    </w:p>
+    <w:p>
+      <w:pPr>
+        <w:pBdr>
+          <w:bottom w:val="single" w:color="A8863F" w:sz="8" w:space="3"/>
+        </w:pBdr>
+        <w:spacing w:after="180" w:before="100"/>
+      </w:pPr>
+      <w:r>
+        <w:rPr>
+          <w:sz w:val="2"/>
+          <w:szCs w:val="2"/>
+        </w:rPr>
+        <w:t xml:space="preserve"/>
+      </w:r>
+    </w:p>
+    <w:p>
+      <w:pPr>
+        <w:spacing w:after="100" w:before="0"/>
+        <w:jc w:val="center"/>
+      </w:pPr>
+      <w:r>
+        <w:rPr>
+          <w:rFonts w:ascii="Times New Roman" w:cs="Times New Roman" w:eastAsia="Times New Roman" w:hAnsi="Times New Roman"/>
+          <w:color w:val="7A5C21"/>
+          <w:sz w:val="22"/>
+          <w:szCs w:val="22"/>
+          <w:rtl/>
+        </w:rPr>
+        <w:t xml:space="preserve">د. زكريا أولانريوجو حنفي</w:t>
+      </w:r>
+    </w:p>
+    <w:p>
+      <w:pPr>
+        <w:spacing w:after="0" w:before="0"/>
+        <w:jc w:val="center"/>
+      </w:pPr>
+      <w:r>
+        <w:rPr>
+          <w:rFonts w:ascii="Cambria" w:cs="Cambria" w:eastAsia="Cambria" w:hAnsi="Cambria"/>
+          <w:b/>
+          <w:bCs/>
+          <w:caps/>
+          <w:color w:val="7A5C21"/>
+          <w:spacing w:val="20"/>
+          <w:sz w:val="30"/>
+          <w:szCs w:val="30"/>
+        </w:rPr>
+        <w:t xml:space="preserve">Dr. Zakariya Olanrewaju Anofi</w:t>
+      </w:r>
+    </w:p>
+    <w:p>
+      <w:pPr>
+        <w:spacing w:after="0" w:before="160"/>
+        <w:jc w:val="center"/>
+      </w:pPr>
+      <w:r>
+        <w:rPr>
+          <w:rFonts w:ascii="Calibri" w:cs="Calibri" w:eastAsia="Calibri" w:hAnsi="Calibri"/>
+          <w:caps/>
+          <w:color w:val="2B2417"/>
+          <w:spacing w:val="60"/>
+          <w:sz w:val="11"/>
+          <w:szCs w:val="11"/>
+        </w:rPr>
+        <w:t xml:space="preserve">Chief Executive Director</w:t>
+      </w:r>
+    </w:p>
+    <w:p>
+      <w:pPr>
+        <w:spacing w:after="0" w:before="60"/>
+        <w:jc w:val="center"/>
+      </w:pPr>
+      <w:r>
+        <w:rPr>
+          <w:rFonts w:ascii="Calibri" w:cs="Calibri" w:eastAsia="Calibri" w:hAnsi="Calibri"/>
+          <w:caps/>
+          <w:color w:val="2B2417"/>
+          <w:spacing w:val="60"/>
+          <w:sz w:val="11"/>
+          <w:szCs w:val="11"/>
+        </w:rPr>
+        <w:t xml:space="preserve">Chairman, Board of Governors</w:t>
+      </w:r>
+    </w:p>
+    <w:p>
+      <w:pPr>
+        <w:pBdr>
+          <w:bottom w:val="single" w:color="A8863F" w:sz="4" w:space="3"/>
+        </w:pBdr>
+        <w:spacing w:after="160" w:before="180"/>
+      </w:pPr>
+      <w:r>
+        <w:rPr>
+          <w:sz w:val="2"/>
+          <w:szCs w:val="2"/>
+        </w:rPr>
+        <w:t xml:space="preserve"/>
+      </w:r>
+    </w:p>
+    <w:p>
+      <w:pPr>
+        <w:spacing w:after="220"/>
+        <w:jc w:val="center"/>
+      </w:pPr>
+      <w:r>
+        <w:rPr>
+          <w:rFonts w:ascii="Cambria" w:cs="Cambria" w:eastAsia="Cambria" w:hAnsi="Cambria"/>
+          <w:i/>
+          <w:iCs/>
+          <w:color w:val="5A4E37"/>
+          <w:sz w:val="16"/>
+          <w:szCs w:val="16"/>
+        </w:rPr>
+        <w:t xml:space="preserve">Presiding over the first combined convocation of the four schools, and conferring every award named in this programme.</w:t>
+      </w:r>
+    </w:p>
+    <w:p>
+      <w:pPr>
+        <w:jc w:val="center"/>
+      </w:pPr>
+      <w:r>
+        <w:drawing>
+          <wp:inline distT="0" distB="0" distL="0" distR="0">
+            <wp:extent cx="3181350" cy="2590800"/>
+            <wp:effectExtent t="0" r="0" b="0" l="0"/>
+            <wp:docPr id="1" name="" descr="" title=""/>
+            <wp:cNvGraphicFramePr>
+              <a:graphicFrameLocks xmlns:a="http://schemas.openxmlformats.org/drawingml/2006/main" noChangeAspect="1"/>
+            </wp:cNvGraphicFramePr>
+            <a:graphic xmlns:a="http://schemas.openxmlformats.org/drawingml/2006/main">
+              <a:graphicData uri="http://schemas.openxmlformats.org/drawingml/2006/picture">
+                <pic:pic xmlns:pic="http://schemas.openxmlformats.org/drawingml/2006/picture">
+                  <pic:nvPicPr>
+                    <pic:cNvPr id="0" name="" descr=""/>
+                    <pic:cNvPicPr>
+                      <a:picLocks noChangeAspect="1" noChangeArrowheads="1"/>
+                    </pic:cNvPicPr>
+                  </pic:nvPicPr>
+                  <pic:blipFill>
+                    <a:blip r:embed="rId11" cstate="none"/>
+                    <a:srcRect/>
+                    <a:stretch>
+                      <a:fillRect/>
+                    </a:stretch>
+                  </pic:blipFill>
+                  <pic:spPr bwMode="auto">
+                    <a:xfrm>
+                      <a:off x="0" y="0"/>
+                      <a:ext cx="3181350" cy="2590800"/>
+                    </a:xfrm>
+                    <a:prstGeom prst="rect">
+                      <a:avLst/>
+                    </a:prstGeom>
+                  </pic:spPr>
+                </pic:pic>
+              </a:graphicData>
+            </a:graphic>
+          </wp:inline>
+        </w:drawing>
+      </w:r>
+    </w:p>
+    <w:p>
+      <w:pPr>
+        <w:spacing w:after="120" w:before="20"/>
+        <w:jc w:val="center"/>
+      </w:pPr>
+      <w:r>
+        <w:rPr>
+          <w:rFonts w:ascii="Calibri" w:cs="Calibri" w:eastAsia="Calibri" w:hAnsi="Calibri"/>
+          <w:caps/>
+          <w:color w:val="7A5C21"/>
+          <w:spacing w:val="30"/>
+          <w:sz w:val="9"/>
+          <w:szCs w:val="9"/>
+        </w:rPr>
+        <w:t xml:space="preserve">The Campus at Imowonla Road</w:t>
+      </w:r>
+    </w:p>
+    <w:p>
+      <w:r>
+        <w:br w:type="column"/>
+      </w:r>
+    </w:p>
+    <w:p>
+      <w:pPr>
+        <w:spacing w:after="40" w:before="300"/>
+        <w:jc w:val="center"/>
+      </w:pPr>
+      <w:r>
+        <w:rPr>
+          <w:rFonts w:ascii="Calibri" w:cs="Calibri" w:eastAsia="Calibri" w:hAnsi="Calibri"/>
+          <w:caps/>
+          <w:color w:val="5A4E37"/>
+          <w:spacing w:val="90"/>
+          <w:sz w:val="11"/>
+          <w:szCs w:val="11"/>
+        </w:rPr>
+        <w:t xml:space="preserve">The Lecture of the Day</w:t>
+      </w:r>
+    </w:p>
+    <w:p>
+      <w:pPr>
+        <w:pBdr>
+          <w:bottom w:val="single" w:color="A8863F" w:sz="8" w:space="3"/>
+        </w:pBdr>
+        <w:spacing w:after="200" w:before="100"/>
+      </w:pPr>
+      <w:r>
+        <w:rPr>
+          <w:sz w:val="2"/>
+          <w:szCs w:val="2"/>
+        </w:rPr>
+        <w:t xml:space="preserve"/>
+      </w:r>
+    </w:p>
+    <w:p>
+      <w:pPr>
+        <w:spacing w:after="0" w:before="0"/>
+        <w:jc w:val="center"/>
+      </w:pPr>
+      <w:r>
+        <w:rPr>
+          <w:rFonts w:ascii="Cambria" w:cs="Cambria" w:eastAsia="Cambria" w:hAnsi="Cambria"/>
+          <w:b/>
+          <w:bCs/>
+          <w:caps/>
+          <w:color w:val="7A5C21"/>
+          <w:spacing w:val="16"/>
+          <w:sz w:val="34"/>
+          <w:szCs w:val="34"/>
+        </w:rPr>
+        <w:t xml:space="preserve">Building the Future Ummah Through Holistic Education</w:t>
+      </w:r>
+    </w:p>
+    <w:p>
+      <w:pPr>
+        <w:pBdr>
+          <w:bottom w:val="single" w:color="A8863F" w:sz="4" w:space="3"/>
+        </w:pBdr>
+        <w:spacing w:after="200" w:before="220"/>
+      </w:pPr>
+      <w:r>
+        <w:rPr>
+          <w:sz w:val="2"/>
+          <w:szCs w:val="2"/>
+        </w:rPr>
+        <w:t xml:space="preserve"/>
+      </w:r>
+    </w:p>
+    <w:p>
+      <w:pPr>
+        <w:spacing w:after="80" w:before="0"/>
+        <w:jc w:val="center"/>
+      </w:pPr>
+      <w:r>
+        <w:rPr>
+          <w:rFonts w:ascii="Cambria" w:cs="Cambria" w:eastAsia="Cambria" w:hAnsi="Cambria"/>
+          <w:i/>
+          <w:iCs/>
+          <w:color w:val="5A4E37"/>
+          <w:sz w:val="18"/>
+          <w:szCs w:val="18"/>
+        </w:rPr>
+        <w:t xml:space="preserve">Delivered by</w:t>
+      </w:r>
+    </w:p>
+    <w:p>
+      <w:pPr>
+        <w:spacing w:after="0" w:before="0"/>
+        <w:jc w:val="center"/>
+      </w:pPr>
+      <w:r>
+        <w:rPr>
+          <w:rFonts w:ascii="Cambria" w:cs="Cambria" w:eastAsia="Cambria" w:hAnsi="Cambria"/>
+          <w:b/>
+          <w:bCs/>
+          <w:color w:val="2B2417"/>
+          <w:sz w:val="26"/>
+          <w:szCs w:val="26"/>
+        </w:rPr>
+        <w:t xml:space="preserve">Dr. Misbahudeen Dosumu</w:t>
+      </w:r>
+    </w:p>
+    <w:p>
+      <w:pPr>
+        <w:spacing w:after="0" w:before="140"/>
+        <w:jc w:val="center"/>
+      </w:pPr>
+      <w:r>
+        <w:rPr>
+          <w:rFonts w:ascii="Calibri" w:cs="Calibri" w:eastAsia="Calibri" w:hAnsi="Calibri"/>
+          <w:caps/>
+          <w:color w:val="7A5C21"/>
+          <w:spacing w:val="50"/>
+          <w:sz w:val="10"/>
+          <w:szCs w:val="10"/>
+        </w:rPr>
+        <w:t xml:space="preserve">12:00 – 12:45 · Saturday, 8 August 2026</w:t>
+      </w:r>
+    </w:p>
+    <w:p>
+      <w:pPr>
+        <w:spacing w:after="240" w:before="50"/>
+        <w:jc w:val="center"/>
+      </w:pPr>
+      <w:r>
+        <w:rPr>
+          <w:rFonts w:ascii="Calibri" w:cs="Calibri" w:eastAsia="Calibri" w:hAnsi="Calibri"/>
+          <w:caps/>
+          <w:color w:val="5A4E37"/>
+          <w:spacing w:val="40"/>
+          <w:sz w:val="9"/>
+          <w:szCs w:val="9"/>
+        </w:rPr>
+        <w:t xml:space="preserve">The School Grounds · Ikorodu, Lagos State</w:t>
+      </w:r>
+    </w:p>
+    <w:p>
+      <w:pPr>
+        <w:jc w:val="center"/>
+      </w:pPr>
+      <w:r>
+        <w:drawing>
+          <wp:inline distT="0" distB="0" distL="0" distR="0">
+            <wp:extent cx="3181350" cy="2447925"/>
+            <wp:effectExtent t="0" r="0" b="0" l="0"/>
+            <wp:docPr id="1" name="" descr="" title=""/>
+            <wp:cNvGraphicFramePr>
+              <a:graphicFrameLocks xmlns:a="http://schemas.openxmlformats.org/drawingml/2006/main" noChangeAspect="1"/>
+            </wp:cNvGraphicFramePr>
+            <a:graphic xmlns:a="http://schemas.openxmlformats.org/drawingml/2006/main">
+              <a:graphicData uri="http://schemas.openxmlformats.org/drawingml/2006/picture">
+                <pic:pic xmlns:pic="http://schemas.openxmlformats.org/drawingml/2006/picture">
+                  <pic:nvPicPr>
+                    <pic:cNvPr id="0" name="" descr=""/>
+                    <pic:cNvPicPr>
+                      <a:picLocks noChangeAspect="1" noChangeArrowheads="1"/>
+                    </pic:cNvPicPr>
+                  </pic:nvPicPr>
+                  <pic:blipFill>
+                    <a:blip r:embed="rId12" cstate="none"/>
+                    <a:srcRect/>
+                    <a:stretch>
+                      <a:fillRect/>
+                    </a:stretch>
+                  </pic:blipFill>
+                  <pic:spPr bwMode="auto">
+                    <a:xfrm>
+                      <a:off x="0" y="0"/>
+                      <a:ext cx="3181350" cy="2447925"/>
+                    </a:xfrm>
+                    <a:prstGeom prst="rect">
+                      <a:avLst/>
+                    </a:prstGeom>
+                  </pic:spPr>
+                </pic:pic>
+              </a:graphicData>
+            </a:graphic>
+          </wp:inline>
+        </w:drawing>
+      </w:r>
+    </w:p>
+    <w:p>
+      <w:pPr>
+        <w:spacing w:after="120" w:before="20"/>
+        <w:jc w:val="center"/>
+      </w:pPr>
+      <w:r>
+        <w:rPr>
+          <w:rFonts w:ascii="Calibri" w:cs="Calibri" w:eastAsia="Calibri" w:hAnsi="Calibri"/>
+          <w:caps/>
+          <w:color w:val="7A5C21"/>
+          <w:spacing w:val="30"/>
+          <w:sz w:val="9"/>
+          <w:szCs w:val="9"/>
+        </w:rPr>
+        <w:t xml:space="preserve">The Assembly Hall</w:t>
+      </w:r>
+    </w:p>
+    <w:p>
+      <w:r>
+        <w:br w:type="column"/>
+      </w:r>
+    </w:p>
+    <w:p>
+      <w:pPr>
         <w:jc w:val="center"/>
       </w:pPr>
       <w:r>
@@ -1601,7 +1874,7 @@
                     </pic:cNvPicPr>
                   </pic:nvPicPr>
                   <pic:blipFill>
-                    <a:blip r:embed="rId11" cstate="none"/>
+                    <a:blip r:embed="rId13" cstate="none"/>
                     <a:srcRect/>
                     <a:stretch>
                       <a:fillRect/>
@@ -1754,6 +2027,9 @@
             <w:r>
               <w:rPr>
                 <w:rFonts w:ascii="Cambria" w:cs="Cambria" w:eastAsia="Cambria" w:hAnsi="Cambria"/>
+                <w:b w:val="false"/>
+                <w:bCs w:val="false"/>
+                <w:caps w:val="false"/>
                 <w:color w:val="2B2417"/>
                 <w:sz w:val="16"/>
                 <w:szCs w:val="16"/>
@@ -1808,6 +2084,9 @@
             <w:r>
               <w:rPr>
                 <w:rFonts w:ascii="Cambria" w:cs="Cambria" w:eastAsia="Cambria" w:hAnsi="Cambria"/>
+                <w:b w:val="false"/>
+                <w:bCs w:val="false"/>
+                <w:caps w:val="false"/>
                 <w:color w:val="2B2417"/>
                 <w:sz w:val="16"/>
                 <w:szCs w:val="16"/>
@@ -1879,6 +2158,9 @@
             <w:r>
               <w:rPr>
                 <w:rFonts w:ascii="Cambria" w:cs="Cambria" w:eastAsia="Cambria" w:hAnsi="Cambria"/>
+                <w:b w:val="false"/>
+                <w:bCs w:val="false"/>
+                <w:caps w:val="false"/>
                 <w:color w:val="2B2417"/>
                 <w:sz w:val="16"/>
                 <w:szCs w:val="16"/>
@@ -1933,6 +2215,9 @@
             <w:r>
               <w:rPr>
                 <w:rFonts w:ascii="Cambria" w:cs="Cambria" w:eastAsia="Cambria" w:hAnsi="Cambria"/>
+                <w:b w:val="false"/>
+                <w:bCs w:val="false"/>
+                <w:caps w:val="false"/>
                 <w:color w:val="2B2417"/>
                 <w:sz w:val="16"/>
                 <w:szCs w:val="16"/>
@@ -1989,6 +2274,9 @@
             <w:r>
               <w:rPr>
                 <w:rFonts w:ascii="Cambria" w:cs="Cambria" w:eastAsia="Cambria" w:hAnsi="Cambria"/>
+                <w:b w:val="false"/>
+                <w:bCs w:val="false"/>
+                <w:caps w:val="false"/>
                 <w:color w:val="2B2417"/>
                 <w:sz w:val="16"/>
                 <w:szCs w:val="16"/>
@@ -2043,6 +2331,9 @@
             <w:r>
               <w:rPr>
                 <w:rFonts w:ascii="Cambria" w:cs="Cambria" w:eastAsia="Cambria" w:hAnsi="Cambria"/>
+                <w:b w:val="false"/>
+                <w:bCs w:val="false"/>
+                <w:caps w:val="false"/>
                 <w:color w:val="2B2417"/>
                 <w:sz w:val="16"/>
                 <w:szCs w:val="16"/>
@@ -2099,6 +2390,9 @@
             <w:r>
               <w:rPr>
                 <w:rFonts w:ascii="Cambria" w:cs="Cambria" w:eastAsia="Cambria" w:hAnsi="Cambria"/>
+                <w:b w:val="false"/>
+                <w:bCs w:val="false"/>
+                <w:caps w:val="false"/>
                 <w:color w:val="2B2417"/>
                 <w:sz w:val="16"/>
                 <w:szCs w:val="16"/>
@@ -2153,6 +2447,9 @@
             <w:r>
               <w:rPr>
                 <w:rFonts w:ascii="Cambria" w:cs="Cambria" w:eastAsia="Cambria" w:hAnsi="Cambria"/>
+                <w:b w:val="false"/>
+                <w:bCs w:val="false"/>
+                <w:caps w:val="false"/>
                 <w:color w:val="2B2417"/>
                 <w:sz w:val="16"/>
                 <w:szCs w:val="16"/>
@@ -2209,6 +2506,9 @@
             <w:r>
               <w:rPr>
                 <w:rFonts w:ascii="Cambria" w:cs="Cambria" w:eastAsia="Cambria" w:hAnsi="Cambria"/>
+                <w:b w:val="false"/>
+                <w:bCs w:val="false"/>
+                <w:caps w:val="false"/>
                 <w:color w:val="2B2417"/>
                 <w:sz w:val="16"/>
                 <w:szCs w:val="16"/>
@@ -2223,6 +2523,8 @@
             <w:r>
               <w:rPr>
                 <w:rFonts w:ascii="Calibri" w:cs="Calibri" w:eastAsia="Calibri" w:hAnsi="Calibri"/>
+                <w:b w:val="false"/>
+                <w:bCs w:val="false"/>
                 <w:i/>
                 <w:iCs/>
                 <w:color w:val="5A4E37"/>
@@ -2238,6 +2540,7 @@
         <w:tc>
           <w:tcPr>
             <w:tcW w:type="dxa" w:w="1247"/>
+            <w:shd w:fill="EFE2C2" w:color="auto" w:val="clear"/>
             <w:tcMar>
               <w:top w:type="dxa" w:w="30"/>
               <w:left w:type="dxa" w:w="40"/>
@@ -2265,6 +2568,7 @@
         <w:tc>
           <w:tcPr>
             <w:tcW w:type="dxa" w:w="3761"/>
+            <w:shd w:fill="EFE2C2" w:color="auto" w:val="clear"/>
             <w:tcMar>
               <w:top w:type="dxa" w:w="30"/>
               <w:left w:type="dxa" w:w="40"/>
@@ -2274,16 +2578,38 @@
           </w:tcPr>
           <w:p>
             <w:pPr>
-              <w:spacing w:after="18" w:before="18"/>
+              <w:spacing w:after="0" w:before="18"/>
             </w:pPr>
             <w:r>
               <w:rPr>
                 <w:rFonts w:ascii="Cambria" w:cs="Cambria" w:eastAsia="Cambria" w:hAnsi="Cambria"/>
-                <w:color w:val="2B2417"/>
-                <w:sz w:val="16"/>
-                <w:szCs w:val="16"/>
+                <w:b/>
+                <w:bCs/>
+                <w:caps/>
+                <w:color w:val="7A5C21"/>
+                <w:spacing w:val="20"/>
+                <w:sz w:val="17"/>
+                <w:szCs w:val="17"/>
               </w:rPr>
               <w:t xml:space="preserve">Lecture</w:t>
+            </w:r>
+          </w:p>
+          <w:p>
+            <w:pPr>
+              <w:spacing w:after="18"/>
+            </w:pPr>
+            <w:r>
+              <w:rPr>
+                <w:rFonts w:ascii="Cambria" w:cs="Cambria" w:eastAsia="Cambria" w:hAnsi="Cambria"/>
+                <w:b/>
+                <w:bCs/>
+                <w:i/>
+                <w:iCs/>
+                <w:color w:val="2B2417"/>
+                <w:sz w:val="15"/>
+                <w:szCs w:val="15"/>
+              </w:rPr>
+              <w:t xml:space="preserve">Building the Future Ummah Through Holistic Education</w:t>
             </w:r>
           </w:p>
         </w:tc>
@@ -2335,6 +2661,9 @@
             <w:r>
               <w:rPr>
                 <w:rFonts w:ascii="Cambria" w:cs="Cambria" w:eastAsia="Cambria" w:hAnsi="Cambria"/>
+                <w:b w:val="false"/>
+                <w:bCs w:val="false"/>
+                <w:caps w:val="false"/>
                 <w:color w:val="2B2417"/>
                 <w:sz w:val="16"/>
                 <w:szCs w:val="16"/>
@@ -2404,6 +2733,9 @@
             <w:r>
               <w:rPr>
                 <w:rFonts w:ascii="Cambria" w:cs="Cambria" w:eastAsia="Cambria" w:hAnsi="Cambria"/>
+                <w:b w:val="false"/>
+                <w:bCs w:val="false"/>
+                <w:caps w:val="false"/>
                 <w:color w:val="2B2417"/>
                 <w:sz w:val="16"/>
                 <w:szCs w:val="16"/>
@@ -2418,6 +2750,8 @@
             <w:r>
               <w:rPr>
                 <w:rFonts w:ascii="Calibri" w:cs="Calibri" w:eastAsia="Calibri" w:hAnsi="Calibri"/>
+                <w:b w:val="false"/>
+                <w:bCs w:val="false"/>
                 <w:i/>
                 <w:iCs/>
                 <w:color w:val="5A4E37"/>
@@ -2476,6 +2810,9 @@
             <w:r>
               <w:rPr>
                 <w:rFonts w:ascii="Cambria" w:cs="Cambria" w:eastAsia="Cambria" w:hAnsi="Cambria"/>
+                <w:b w:val="false"/>
+                <w:bCs w:val="false"/>
+                <w:caps w:val="false"/>
                 <w:color w:val="2B2417"/>
                 <w:sz w:val="16"/>
                 <w:szCs w:val="16"/>
@@ -2530,6 +2867,9 @@
             <w:r>
               <w:rPr>
                 <w:rFonts w:ascii="Cambria" w:cs="Cambria" w:eastAsia="Cambria" w:hAnsi="Cambria"/>
+                <w:b w:val="false"/>
+                <w:bCs w:val="false"/>
+                <w:caps w:val="false"/>
                 <w:color w:val="2B2417"/>
                 <w:sz w:val="16"/>
                 <w:szCs w:val="16"/>
@@ -2586,6 +2926,9 @@
             <w:r>
               <w:rPr>
                 <w:rFonts w:ascii="Cambria" w:cs="Cambria" w:eastAsia="Cambria" w:hAnsi="Cambria"/>
+                <w:b w:val="false"/>
+                <w:bCs w:val="false"/>
+                <w:caps w:val="false"/>
                 <w:color w:val="2B2417"/>
                 <w:sz w:val="16"/>
                 <w:szCs w:val="16"/>
@@ -2630,214 +2973,14 @@
     </w:p>
     <w:p>
       <w:pPr>
-        <w:pBdr>
-          <w:bottom w:val="single" w:color="A8863F" w:sz="4" w:space="3"/>
-        </w:pBdr>
-        <w:spacing w:after="80" w:before="180"/>
-      </w:pPr>
-      <w:r>
-        <w:rPr>
-          <w:rFonts w:ascii="Calibri" w:cs="Calibri" w:eastAsia="Calibri" w:hAnsi="Calibri"/>
-          <w:b/>
-          <w:bCs/>
-          <w:caps/>
-          <w:color w:val="7A5C21"/>
-          <w:spacing w:val="50"/>
-          <w:sz w:val="11"/>
-          <w:szCs w:val="11"/>
-        </w:rPr>
-        <w:t xml:space="preserve">Distinguished Guests</w:t>
-      </w:r>
-    </w:p>
-    <w:p>
-      <w:pPr>
-        <w:spacing w:after="0" w:before="50"/>
-      </w:pPr>
-      <w:r>
-        <w:rPr>
-          <w:rFonts w:ascii="Cambria" w:cs="Cambria" w:eastAsia="Cambria" w:hAnsi="Cambria"/>
-          <w:b/>
-          <w:bCs/>
-          <w:sz w:val="16"/>
-          <w:szCs w:val="16"/>
-        </w:rPr>
-        <w:t xml:space="preserve">Mr. Ismail Adebisi</w:t>
-      </w:r>
-    </w:p>
-    <w:p>
-      <w:pPr>
-        <w:pBdr>
-          <w:bottom w:val="single" w:color="DDD2B7" w:sz="2" w:space="2"/>
-        </w:pBdr>
-        <w:spacing w:after="50"/>
-      </w:pPr>
-      <w:r>
-        <w:rPr>
-          <w:rFonts w:ascii="Calibri" w:cs="Calibri" w:eastAsia="Calibri" w:hAnsi="Calibri"/>
-          <w:caps/>
-          <w:color w:val="5A4E37"/>
-          <w:spacing w:val="10"/>
-          <w:sz w:val="8"/>
-          <w:szCs w:val="8"/>
-        </w:rPr>
-        <w:t xml:space="preserve">Chairman, Olaife Estate CDA</w:t>
-      </w:r>
-    </w:p>
-    <w:p>
-      <w:pPr>
-        <w:spacing w:after="0" w:before="50"/>
-      </w:pPr>
-      <w:r>
-        <w:rPr>
-          <w:rFonts w:ascii="Cambria" w:cs="Cambria" w:eastAsia="Cambria" w:hAnsi="Cambria"/>
-          <w:b/>
-          <w:bCs/>
-          <w:sz w:val="16"/>
-          <w:szCs w:val="16"/>
-        </w:rPr>
-        <w:t xml:space="preserve">Mr. Abdullah Ibrahim</w:t>
-      </w:r>
-    </w:p>
-    <w:p>
-      <w:pPr>
-        <w:pBdr>
-          <w:bottom w:val="single" w:color="DDD2B7" w:sz="2" w:space="2"/>
-        </w:pBdr>
-        <w:spacing w:after="50"/>
-      </w:pPr>
-      <w:r>
-        <w:rPr>
-          <w:rFonts w:ascii="Calibri" w:cs="Calibri" w:eastAsia="Calibri" w:hAnsi="Calibri"/>
-          <w:caps/>
-          <w:color w:val="5A4E37"/>
-          <w:spacing w:val="10"/>
-          <w:sz w:val="8"/>
-          <w:szCs w:val="8"/>
-        </w:rPr>
-        <w:t xml:space="preserve">Chairman, Bagidan Unity Estate CDA</w:t>
-      </w:r>
-    </w:p>
-    <w:p>
-      <w:pPr>
-        <w:spacing w:after="0" w:before="50"/>
-      </w:pPr>
-      <w:r>
-        <w:rPr>
-          <w:rFonts w:ascii="Cambria" w:cs="Cambria" w:eastAsia="Cambria" w:hAnsi="Cambria"/>
-          <w:b/>
-          <w:bCs/>
-          <w:sz w:val="16"/>
-          <w:szCs w:val="16"/>
-        </w:rPr>
-        <w:t xml:space="preserve">Shaykh Habeeb Adewuyi</w:t>
-      </w:r>
-    </w:p>
-    <w:p>
-      <w:pPr>
-        <w:pBdr>
-          <w:bottom w:val="single" w:color="DDD2B7" w:sz="2" w:space="2"/>
-        </w:pBdr>
-        <w:spacing w:after="50"/>
-      </w:pPr>
-      <w:r>
-        <w:rPr>
-          <w:rFonts w:ascii="Calibri" w:cs="Calibri" w:eastAsia="Calibri" w:hAnsi="Calibri"/>
-          <w:caps/>
-          <w:color w:val="5A4E37"/>
-          <w:spacing w:val="10"/>
-          <w:sz w:val="8"/>
-          <w:szCs w:val="8"/>
-        </w:rPr>
-        <w:t xml:space="preserve">Founder, Manaar-ul-Huda International Schools</w:t>
-      </w:r>
-    </w:p>
-    <w:p>
-      <w:pPr>
-        <w:spacing w:after="0" w:before="50"/>
-      </w:pPr>
-      <w:r>
-        <w:rPr>
-          <w:rFonts w:ascii="Cambria" w:cs="Cambria" w:eastAsia="Cambria" w:hAnsi="Cambria"/>
-          <w:b/>
-          <w:bCs/>
-          <w:sz w:val="16"/>
-          <w:szCs w:val="16"/>
-        </w:rPr>
-        <w:t xml:space="preserve">Imam Sanni K. Yusuf</w:t>
-      </w:r>
-    </w:p>
-    <w:p>
-      <w:pPr>
-        <w:pBdr>
-          <w:bottom w:val="single" w:color="DDD2B7" w:sz="2" w:space="2"/>
-        </w:pBdr>
-        <w:spacing w:after="50"/>
-      </w:pPr>
-      <w:r>
-        <w:rPr>
-          <w:rFonts w:ascii="Calibri" w:cs="Calibri" w:eastAsia="Calibri" w:hAnsi="Calibri"/>
-          <w:caps/>
-          <w:color w:val="5A4E37"/>
-          <w:spacing w:val="10"/>
-          <w:sz w:val="8"/>
-          <w:szCs w:val="8"/>
-        </w:rPr>
-        <w:t xml:space="preserve">Chief Imam, Alfawz Central Mosque</w:t>
-      </w:r>
-    </w:p>
-    <w:p>
-      <w:pPr>
-        <w:spacing w:after="0" w:before="50"/>
-      </w:pPr>
-      <w:r>
-        <w:rPr>
-          <w:rFonts w:ascii="Cambria" w:cs="Cambria" w:eastAsia="Cambria" w:hAnsi="Cambria"/>
-          <w:b/>
-          <w:bCs/>
-          <w:sz w:val="16"/>
-          <w:szCs w:val="16"/>
-        </w:rPr>
-        <w:t xml:space="preserve">Alfa Nurudeen</w:t>
-      </w:r>
-    </w:p>
-    <w:p>
-      <w:pPr>
-        <w:pBdr>
-          <w:bottom w:val="single" w:color="DDD2B7" w:sz="2" w:space="2"/>
-        </w:pBdr>
-        <w:spacing w:after="50"/>
-      </w:pPr>
-      <w:r>
-        <w:rPr>
-          <w:rFonts w:ascii="Calibri" w:cs="Calibri" w:eastAsia="Calibri" w:hAnsi="Calibri"/>
-          <w:caps/>
-          <w:color w:val="5A4E37"/>
-          <w:spacing w:val="10"/>
-          <w:sz w:val="8"/>
-          <w:szCs w:val="8"/>
-        </w:rPr>
-        <w:t xml:space="preserve">Imam, Anwarul Islam Mosque</w:t>
-      </w:r>
-    </w:p>
-    <w:p>
-      <w:pPr>
-        <w:spacing w:after="50" w:before="50"/>
-      </w:pPr>
-      <w:r>
-        <w:rPr>
-          <w:rFonts w:ascii="Cambria" w:cs="Cambria" w:eastAsia="Cambria" w:hAnsi="Cambria"/>
-          <w:b/>
-          <w:bCs/>
-          <w:sz w:val="16"/>
-          <w:szCs w:val="16"/>
-        </w:rPr>
-        <w:t xml:space="preserve">Mr. Busari</w:t>
-      </w:r>
-    </w:p>
-    <w:p>
-      <w:r>
-        <w:br w:type="column"/>
-      </w:r>
+        <w:sectPr>
+          <w:pgSz w:w="16838" w:h="11906" w:orient="portrait"/>
+          <w:pgMar w:top="510" w:right="454" w:bottom="454" w:left="454" w:header="708" w:footer="708" w:gutter="0"/>
+          <w:pgNumType/>
+          <w:cols w:space="454" w:num="3" w:equalWidth="true"/>
+          <w:docGrid w:linePitch="360"/>
+        </w:sectPr>
+      </w:pPr>
     </w:p>
     <w:p>
       <w:pPr>
@@ -2853,7 +2996,7 @@
           <w:sz w:val="10"/>
           <w:szCs w:val="10"/>
         </w:rPr>
-        <w:t xml:space="preserve">Class of 2026</w:t>
+        <w:t xml:space="preserve">In Attendance</w:t>
       </w:r>
     </w:p>
     <w:p>
@@ -2872,7 +3015,7 @@
           <w:sz w:val="22"/>
           <w:szCs w:val="22"/>
         </w:rPr>
-        <w:t xml:space="preserve">The Graduands</w:t>
+        <w:t xml:space="preserve">Distinguished Guests</w:t>
       </w:r>
     </w:p>
     <w:p>
@@ -2892,19 +3035,187 @@
     </w:p>
     <w:p>
       <w:pPr>
-        <w:spacing w:after="90"/>
-        <w:jc w:val="center"/>
-      </w:pPr>
-      <w:r>
-        <w:rPr>
-          <w:rFonts w:ascii="Cambria" w:cs="Cambria" w:eastAsia="Cambria" w:hAnsi="Cambria"/>
-          <w:i/>
-          <w:iCs/>
+        <w:spacing w:after="0" w:before="70"/>
+      </w:pPr>
+      <w:r>
+        <w:rPr>
+          <w:rFonts w:ascii="Cambria" w:cs="Cambria" w:eastAsia="Cambria" w:hAnsi="Cambria"/>
+          <w:b/>
+          <w:bCs/>
+          <w:sz w:val="17"/>
+          <w:szCs w:val="17"/>
+        </w:rPr>
+        <w:t xml:space="preserve">Mr. Ismail Adebisi</w:t>
+      </w:r>
+    </w:p>
+    <w:p>
+      <w:pPr>
+        <w:pBdr>
+          <w:bottom w:val="single" w:color="DDD2B7" w:sz="2" w:space="2"/>
+        </w:pBdr>
+        <w:spacing w:after="70" w:before="14"/>
+      </w:pPr>
+      <w:r>
+        <w:rPr>
+          <w:rFonts w:ascii="Calibri" w:cs="Calibri" w:eastAsia="Calibri" w:hAnsi="Calibri"/>
+          <w:caps/>
           <w:color w:val="5A4E37"/>
-          <w:sz w:val="14"/>
-          <w:szCs w:val="14"/>
-        </w:rPr>
-        <w:t xml:space="preserve">Each graduand named here has completed the requirements of their programme and is admitted to the award beneath their school. One who has completed two programmes is named under each.</w:t>
+          <w:spacing w:val="10"/>
+          <w:sz w:val="9"/>
+          <w:szCs w:val="9"/>
+        </w:rPr>
+        <w:t xml:space="preserve">Chairman, Olaife Estate CDA</w:t>
+      </w:r>
+    </w:p>
+    <w:p>
+      <w:pPr>
+        <w:spacing w:after="0" w:before="70"/>
+      </w:pPr>
+      <w:r>
+        <w:rPr>
+          <w:rFonts w:ascii="Cambria" w:cs="Cambria" w:eastAsia="Cambria" w:hAnsi="Cambria"/>
+          <w:b/>
+          <w:bCs/>
+          <w:sz w:val="17"/>
+          <w:szCs w:val="17"/>
+        </w:rPr>
+        <w:t xml:space="preserve">Mr. Abdullah Ibrahim</w:t>
+      </w:r>
+    </w:p>
+    <w:p>
+      <w:pPr>
+        <w:pBdr>
+          <w:bottom w:val="single" w:color="DDD2B7" w:sz="2" w:space="2"/>
+        </w:pBdr>
+        <w:spacing w:after="70" w:before="14"/>
+      </w:pPr>
+      <w:r>
+        <w:rPr>
+          <w:rFonts w:ascii="Calibri" w:cs="Calibri" w:eastAsia="Calibri" w:hAnsi="Calibri"/>
+          <w:caps/>
+          <w:color w:val="5A4E37"/>
+          <w:spacing w:val="10"/>
+          <w:sz w:val="9"/>
+          <w:szCs w:val="9"/>
+        </w:rPr>
+        <w:t xml:space="preserve">Chairman, Bagidan Unity Estate CDA</w:t>
+      </w:r>
+    </w:p>
+    <w:p>
+      <w:pPr>
+        <w:spacing w:after="0" w:before="70"/>
+      </w:pPr>
+      <w:r>
+        <w:rPr>
+          <w:rFonts w:ascii="Cambria" w:cs="Cambria" w:eastAsia="Cambria" w:hAnsi="Cambria"/>
+          <w:b/>
+          <w:bCs/>
+          <w:sz w:val="17"/>
+          <w:szCs w:val="17"/>
+        </w:rPr>
+        <w:t xml:space="preserve">Shaykh Habeeb Adewuyi</w:t>
+      </w:r>
+    </w:p>
+    <w:p>
+      <w:pPr>
+        <w:pBdr>
+          <w:bottom w:val="single" w:color="DDD2B7" w:sz="2" w:space="2"/>
+        </w:pBdr>
+        <w:spacing w:after="70" w:before="14"/>
+      </w:pPr>
+      <w:r>
+        <w:rPr>
+          <w:rFonts w:ascii="Calibri" w:cs="Calibri" w:eastAsia="Calibri" w:hAnsi="Calibri"/>
+          <w:caps/>
+          <w:color w:val="5A4E37"/>
+          <w:spacing w:val="10"/>
+          <w:sz w:val="9"/>
+          <w:szCs w:val="9"/>
+        </w:rPr>
+        <w:t xml:space="preserve">Founder, Manaar-ul-Huda International Schools</w:t>
+      </w:r>
+    </w:p>
+    <w:p>
+      <w:pPr>
+        <w:spacing w:after="0" w:before="70"/>
+      </w:pPr>
+      <w:r>
+        <w:rPr>
+          <w:rFonts w:ascii="Cambria" w:cs="Cambria" w:eastAsia="Cambria" w:hAnsi="Cambria"/>
+          <w:b/>
+          <w:bCs/>
+          <w:sz w:val="17"/>
+          <w:szCs w:val="17"/>
+        </w:rPr>
+        <w:t xml:space="preserve">Imam Sanni K. Yusuf</w:t>
+      </w:r>
+    </w:p>
+    <w:p>
+      <w:pPr>
+        <w:pBdr>
+          <w:bottom w:val="single" w:color="DDD2B7" w:sz="2" w:space="2"/>
+        </w:pBdr>
+        <w:spacing w:after="70" w:before="14"/>
+      </w:pPr>
+      <w:r>
+        <w:rPr>
+          <w:rFonts w:ascii="Calibri" w:cs="Calibri" w:eastAsia="Calibri" w:hAnsi="Calibri"/>
+          <w:caps/>
+          <w:color w:val="5A4E37"/>
+          <w:spacing w:val="10"/>
+          <w:sz w:val="9"/>
+          <w:szCs w:val="9"/>
+        </w:rPr>
+        <w:t xml:space="preserve">Chief Imam, Alfawz Central Mosque</w:t>
+      </w:r>
+    </w:p>
+    <w:p>
+      <w:pPr>
+        <w:spacing w:after="0" w:before="70"/>
+      </w:pPr>
+      <w:r>
+        <w:rPr>
+          <w:rFonts w:ascii="Cambria" w:cs="Cambria" w:eastAsia="Cambria" w:hAnsi="Cambria"/>
+          <w:b/>
+          <w:bCs/>
+          <w:sz w:val="17"/>
+          <w:szCs w:val="17"/>
+        </w:rPr>
+        <w:t xml:space="preserve">Alfa Nurudeen</w:t>
+      </w:r>
+    </w:p>
+    <w:p>
+      <w:pPr>
+        <w:pBdr>
+          <w:bottom w:val="single" w:color="DDD2B7" w:sz="2" w:space="2"/>
+        </w:pBdr>
+        <w:spacing w:after="70" w:before="14"/>
+      </w:pPr>
+      <w:r>
+        <w:rPr>
+          <w:rFonts w:ascii="Calibri" w:cs="Calibri" w:eastAsia="Calibri" w:hAnsi="Calibri"/>
+          <w:caps/>
+          <w:color w:val="5A4E37"/>
+          <w:spacing w:val="10"/>
+          <w:sz w:val="9"/>
+          <w:szCs w:val="9"/>
+        </w:rPr>
+        <w:t xml:space="preserve">Imam, Anwarul Islam Mosque</w:t>
+      </w:r>
+    </w:p>
+    <w:p>
+      <w:pPr>
+        <w:spacing w:after="70" w:before="70"/>
+      </w:pPr>
+      <w:r>
+        <w:rPr>
+          <w:rFonts w:ascii="Cambria" w:cs="Cambria" w:eastAsia="Cambria" w:hAnsi="Cambria"/>
+          <w:b/>
+          <w:bCs/>
+          <w:sz w:val="17"/>
+          <w:szCs w:val="17"/>
+        </w:rPr>
+        <w:t xml:space="preserve">Mr. Busari</w:t>
       </w:r>
     </w:p>
     <w:p>
@@ -2914,7 +3225,7 @@
       <w:r>
         <w:drawing>
           <wp:inline distT="0" distB="0" distL="0" distR="0">
-            <wp:extent cx="3181350" cy="866775"/>
+            <wp:extent cx="3181350" cy="1371600"/>
             <wp:effectExtent t="0" r="0" b="0" l="0"/>
             <wp:docPr id="1" name="" descr="" title=""/>
             <wp:cNvGraphicFramePr>
@@ -2930,7 +3241,7 @@
                     </pic:cNvPicPr>
                   </pic:nvPicPr>
                   <pic:blipFill>
-                    <a:blip r:embed="rId12" cstate="none"/>
+                    <a:blip r:embed="rId14" cstate="none"/>
                     <a:srcRect/>
                     <a:stretch>
                       <a:fillRect/>
@@ -2939,7 +3250,7 @@
                   <pic:spPr bwMode="auto">
                     <a:xfrm>
                       <a:off x="0" y="0"/>
-                      <a:ext cx="3181350" cy="866775"/>
+                      <a:ext cx="3181350" cy="1371600"/>
                     </a:xfrm>
                     <a:prstGeom prst="rect">
                       <a:avLst/>
@@ -2966,1293 +3277,7 @@
           <w:sz w:val="9"/>
           <w:szCs w:val="9"/>
         </w:rPr>
-        <w:t xml:space="preserve">Biology Laboratory</w:t>
-      </w:r>
-    </w:p>
-    <w:p>
-      <w:pPr>
-        <w:keepNext/>
-        <w:pBdr>
-          <w:top w:val="single" w:color="A8863F" w:sz="4" w:space="5"/>
-        </w:pBdr>
-        <w:spacing w:after="0" w:before="140"/>
-      </w:pPr>
-      <w:r>
-        <w:rPr>
-          <w:rFonts w:ascii="Times New Roman" w:cs="Times New Roman" w:eastAsia="Times New Roman" w:hAnsi="Times New Roman"/>
-          <w:color w:val="A8863F"/>
-          <w:sz w:val="16"/>
-          <w:szCs w:val="16"/>
-          <w:rtl/>
-        </w:rPr>
-        <w:t xml:space="preserve">حفظ القرآن الكريم</w:t>
-      </w:r>
-    </w:p>
-    <w:p>
-      <w:pPr>
-        <w:keepNext/>
-        <w:spacing w:after="0" w:before="0"/>
-      </w:pPr>
-      <w:r>
-        <w:rPr>
-          <w:rFonts w:ascii="Cambria" w:cs="Cambria" w:eastAsia="Cambria" w:hAnsi="Cambria"/>
-          <w:b/>
-          <w:bCs/>
-          <w:color w:val="7A5C21"/>
-          <w:sz w:val="17"/>
-          <w:szCs w:val="17"/>
-        </w:rPr>
-        <w:t xml:space="preserve">Ḥifẓ of the Glorious Qur’an</w:t>
-      </w:r>
-    </w:p>
-    <w:p>
-      <w:pPr>
-        <w:keepNext/>
-        <w:spacing w:after="60"/>
-      </w:pPr>
-      <w:r>
-        <w:rPr>
-          <w:rFonts w:ascii="Calibri" w:cs="Calibri" w:eastAsia="Calibri" w:hAnsi="Calibri"/>
-          <w:caps/>
-          <w:color w:val="5A4E37"/>
-          <w:spacing w:val="20"/>
-          <w:sz w:val="9"/>
-          <w:szCs w:val="9"/>
-        </w:rPr>
-        <w:t xml:space="preserve">Sultan Hanafi Qur’an College</w:t>
-      </w:r>
-    </w:p>
-    <w:p>
-      <w:pPr>
-        <w:spacing w:after="8" w:before="8"/>
-        <w:ind w:left="170" w:hanging="130"/>
-      </w:pPr>
-      <w:r>
-        <w:rPr>
-          <w:rFonts w:ascii="Calibri" w:cs="Calibri" w:eastAsia="Calibri" w:hAnsi="Calibri"/>
-          <w:color w:val="A8863F"/>
-          <w:sz w:val="11"/>
-          <w:szCs w:val="11"/>
-        </w:rPr>
-        <w:t xml:space="preserve">1.  </w:t>
-      </w:r>
-      <w:r>
-        <w:rPr>
-          <w:rFonts w:ascii="Cambria" w:cs="Cambria" w:eastAsia="Cambria" w:hAnsi="Cambria"/>
-          <w:color w:val="2B2417"/>
-          <w:sz w:val="17"/>
-          <w:szCs w:val="17"/>
-        </w:rPr>
-        <w:t xml:space="preserve">Zaynab Zakariya Anofi</w:t>
-      </w:r>
-    </w:p>
-    <w:p>
-      <w:pPr>
-        <w:spacing w:after="8" w:before="8"/>
-        <w:ind w:left="170" w:hanging="130"/>
-      </w:pPr>
-      <w:r>
-        <w:rPr>
-          <w:rFonts w:ascii="Calibri" w:cs="Calibri" w:eastAsia="Calibri" w:hAnsi="Calibri"/>
-          <w:color w:val="A8863F"/>
-          <w:sz w:val="11"/>
-          <w:szCs w:val="11"/>
-        </w:rPr>
-        <w:t xml:space="preserve">2.  </w:t>
-      </w:r>
-      <w:r>
-        <w:rPr>
-          <w:rFonts w:ascii="Cambria" w:cs="Cambria" w:eastAsia="Cambria" w:hAnsi="Cambria"/>
-          <w:color w:val="2B2417"/>
-          <w:sz w:val="17"/>
-          <w:szCs w:val="17"/>
-        </w:rPr>
-        <w:t xml:space="preserve">Baqi Olamiposi Anofi</w:t>
-      </w:r>
-    </w:p>
-    <w:p>
-      <w:pPr>
-        <w:spacing w:after="8" w:before="8"/>
-        <w:ind w:left="170" w:hanging="130"/>
-      </w:pPr>
-      <w:r>
-        <w:rPr>
-          <w:rFonts w:ascii="Calibri" w:cs="Calibri" w:eastAsia="Calibri" w:hAnsi="Calibri"/>
-          <w:color w:val="A8863F"/>
-          <w:sz w:val="11"/>
-          <w:szCs w:val="11"/>
-        </w:rPr>
-        <w:t xml:space="preserve">3.  </w:t>
-      </w:r>
-      <w:r>
-        <w:rPr>
-          <w:rFonts w:ascii="Cambria" w:cs="Cambria" w:eastAsia="Cambria" w:hAnsi="Cambria"/>
-          <w:color w:val="2B2417"/>
-          <w:sz w:val="17"/>
-          <w:szCs w:val="17"/>
-        </w:rPr>
-        <w:t xml:space="preserve">Aisha Omoshalewa Anofi</w:t>
-      </w:r>
-    </w:p>
-    <w:p>
-      <w:pPr>
-        <w:keepNext/>
-        <w:pBdr>
-          <w:top w:val="single" w:color="A8863F" w:sz="4" w:space="5"/>
-        </w:pBdr>
-        <w:spacing w:after="0" w:before="140"/>
-      </w:pPr>
-      <w:r>
-        <w:rPr>
-          <w:rFonts w:ascii="Times New Roman" w:cs="Times New Roman" w:eastAsia="Times New Roman" w:hAnsi="Times New Roman"/>
-          <w:color w:val="A8863F"/>
-          <w:sz w:val="16"/>
-          <w:szCs w:val="16"/>
-          <w:rtl/>
-        </w:rPr>
-        <w:t xml:space="preserve">المرحلة الابتدائية</w:t>
-      </w:r>
-    </w:p>
-    <w:p>
-      <w:pPr>
-        <w:keepNext/>
-        <w:spacing w:after="0" w:before="0"/>
-      </w:pPr>
-      <w:r>
-        <w:rPr>
-          <w:rFonts w:ascii="Cambria" w:cs="Cambria" w:eastAsia="Cambria" w:hAnsi="Cambria"/>
-          <w:b/>
-          <w:bCs/>
-          <w:color w:val="7A5C21"/>
-          <w:sz w:val="17"/>
-          <w:szCs w:val="17"/>
-        </w:rPr>
-        <w:t xml:space="preserve">Ibtidā’iyyah</w:t>
-      </w:r>
-    </w:p>
-    <w:p>
-      <w:pPr>
-        <w:keepNext/>
-        <w:spacing w:after="60"/>
-      </w:pPr>
-      <w:r>
-        <w:rPr>
-          <w:rFonts w:ascii="Calibri" w:cs="Calibri" w:eastAsia="Calibri" w:hAnsi="Calibri"/>
-          <w:caps/>
-          <w:color w:val="5A4E37"/>
-          <w:spacing w:val="20"/>
-          <w:sz w:val="9"/>
-          <w:szCs w:val="9"/>
-        </w:rPr>
-        <w:t xml:space="preserve">Sultan Hanafi School of Islamic and Arabic Studies</w:t>
-      </w:r>
-    </w:p>
-    <w:p>
-      <w:pPr>
-        <w:spacing w:after="8" w:before="8"/>
-        <w:ind w:left="170" w:hanging="130"/>
-      </w:pPr>
-      <w:r>
-        <w:rPr>
-          <w:rFonts w:ascii="Calibri" w:cs="Calibri" w:eastAsia="Calibri" w:hAnsi="Calibri"/>
-          <w:color w:val="A8863F"/>
-          <w:sz w:val="11"/>
-          <w:szCs w:val="11"/>
-        </w:rPr>
-        <w:t xml:space="preserve">1.  </w:t>
-      </w:r>
-      <w:r>
-        <w:rPr>
-          <w:rFonts w:ascii="Cambria" w:cs="Cambria" w:eastAsia="Cambria" w:hAnsi="Cambria"/>
-          <w:color w:val="2B2417"/>
-          <w:sz w:val="17"/>
-          <w:szCs w:val="17"/>
-        </w:rPr>
-        <w:t xml:space="preserve">Hameedah Adebimpe Ojewumi</w:t>
-      </w:r>
-    </w:p>
-    <w:p>
-      <w:pPr>
-        <w:spacing w:after="8" w:before="8"/>
-        <w:ind w:left="170" w:hanging="130"/>
-      </w:pPr>
-      <w:r>
-        <w:rPr>
-          <w:rFonts w:ascii="Calibri" w:cs="Calibri" w:eastAsia="Calibri" w:hAnsi="Calibri"/>
-          <w:color w:val="A8863F"/>
-          <w:sz w:val="11"/>
-          <w:szCs w:val="11"/>
-        </w:rPr>
-        <w:t xml:space="preserve">2.  </w:t>
-      </w:r>
-      <w:r>
-        <w:rPr>
-          <w:rFonts w:ascii="Cambria" w:cs="Cambria" w:eastAsia="Cambria" w:hAnsi="Cambria"/>
-          <w:color w:val="2B2417"/>
-          <w:sz w:val="17"/>
-          <w:szCs w:val="17"/>
-        </w:rPr>
-        <w:t xml:space="preserve">Aisha Anofi</w:t>
-      </w:r>
-    </w:p>
-    <w:p>
-      <w:pPr>
-        <w:spacing w:after="8" w:before="8"/>
-        <w:ind w:left="170" w:hanging="130"/>
-      </w:pPr>
-      <w:r>
-        <w:rPr>
-          <w:rFonts w:ascii="Calibri" w:cs="Calibri" w:eastAsia="Calibri" w:hAnsi="Calibri"/>
-          <w:color w:val="A8863F"/>
-          <w:sz w:val="11"/>
-          <w:szCs w:val="11"/>
-        </w:rPr>
-        <w:t xml:space="preserve">3.  </w:t>
-      </w:r>
-      <w:r>
-        <w:rPr>
-          <w:rFonts w:ascii="Cambria" w:cs="Cambria" w:eastAsia="Cambria" w:hAnsi="Cambria"/>
-          <w:color w:val="2B2417"/>
-          <w:sz w:val="17"/>
-          <w:szCs w:val="17"/>
-        </w:rPr>
-        <w:t xml:space="preserve">Abdulbasit Adedokun</w:t>
-      </w:r>
-    </w:p>
-    <w:p>
-      <w:pPr>
-        <w:spacing w:after="8" w:before="8"/>
-        <w:ind w:left="170" w:hanging="130"/>
-      </w:pPr>
-      <w:r>
-        <w:rPr>
-          <w:rFonts w:ascii="Calibri" w:cs="Calibri" w:eastAsia="Calibri" w:hAnsi="Calibri"/>
-          <w:color w:val="A8863F"/>
-          <w:sz w:val="11"/>
-          <w:szCs w:val="11"/>
-        </w:rPr>
-        <w:t xml:space="preserve">4.  </w:t>
-      </w:r>
-      <w:r>
-        <w:rPr>
-          <w:rFonts w:ascii="Cambria" w:cs="Cambria" w:eastAsia="Cambria" w:hAnsi="Cambria"/>
-          <w:color w:val="2B2417"/>
-          <w:sz w:val="17"/>
-          <w:szCs w:val="17"/>
-        </w:rPr>
-        <w:t xml:space="preserve">Naheemah Ismail</w:t>
-      </w:r>
-    </w:p>
-    <w:p>
-      <w:pPr>
-        <w:spacing w:after="8" w:before="8"/>
-        <w:ind w:left="170" w:hanging="130"/>
-      </w:pPr>
-      <w:r>
-        <w:rPr>
-          <w:rFonts w:ascii="Calibri" w:cs="Calibri" w:eastAsia="Calibri" w:hAnsi="Calibri"/>
-          <w:color w:val="A8863F"/>
-          <w:sz w:val="11"/>
-          <w:szCs w:val="11"/>
-        </w:rPr>
-        <w:t xml:space="preserve">5.  </w:t>
-      </w:r>
-      <w:r>
-        <w:rPr>
-          <w:rFonts w:ascii="Cambria" w:cs="Cambria" w:eastAsia="Cambria" w:hAnsi="Cambria"/>
-          <w:color w:val="2B2417"/>
-          <w:sz w:val="17"/>
-          <w:szCs w:val="17"/>
-        </w:rPr>
-        <w:t xml:space="preserve">Ashrof Akorede</w:t>
-      </w:r>
-    </w:p>
-    <w:p>
-      <w:pPr>
-        <w:spacing w:after="8" w:before="8"/>
-        <w:ind w:left="170" w:hanging="130"/>
-      </w:pPr>
-      <w:r>
-        <w:rPr>
-          <w:rFonts w:ascii="Calibri" w:cs="Calibri" w:eastAsia="Calibri" w:hAnsi="Calibri"/>
-          <w:color w:val="A8863F"/>
-          <w:sz w:val="11"/>
-          <w:szCs w:val="11"/>
-        </w:rPr>
-        <w:t xml:space="preserve">6.  </w:t>
-      </w:r>
-      <w:r>
-        <w:rPr>
-          <w:rFonts w:ascii="Cambria" w:cs="Cambria" w:eastAsia="Cambria" w:hAnsi="Cambria"/>
-          <w:color w:val="2B2417"/>
-          <w:sz w:val="17"/>
-          <w:szCs w:val="17"/>
-        </w:rPr>
-        <w:t xml:space="preserve">Imran Adegoke</w:t>
-      </w:r>
-    </w:p>
-    <w:p>
-      <w:pPr>
-        <w:spacing w:after="8" w:before="8"/>
-        <w:ind w:left="170" w:hanging="130"/>
-      </w:pPr>
-      <w:r>
-        <w:rPr>
-          <w:rFonts w:ascii="Calibri" w:cs="Calibri" w:eastAsia="Calibri" w:hAnsi="Calibri"/>
-          <w:color w:val="A8863F"/>
-          <w:sz w:val="11"/>
-          <w:szCs w:val="11"/>
-        </w:rPr>
-        <w:t xml:space="preserve">7.  </w:t>
-      </w:r>
-      <w:r>
-        <w:rPr>
-          <w:rFonts w:ascii="Cambria" w:cs="Cambria" w:eastAsia="Cambria" w:hAnsi="Cambria"/>
-          <w:color w:val="2B2417"/>
-          <w:sz w:val="17"/>
-          <w:szCs w:val="17"/>
-        </w:rPr>
-        <w:t xml:space="preserve">Abdulateef Adedokun</w:t>
-      </w:r>
-    </w:p>
-    <w:p>
-      <w:pPr>
-        <w:keepNext/>
-        <w:pBdr>
-          <w:top w:val="single" w:color="A8863F" w:sz="4" w:space="5"/>
-        </w:pBdr>
-        <w:spacing w:after="0" w:before="140"/>
-      </w:pPr>
-      <w:r>
-        <w:rPr>
-          <w:rFonts w:ascii="Times New Roman" w:cs="Times New Roman" w:eastAsia="Times New Roman" w:hAnsi="Times New Roman"/>
-          <w:color w:val="A8863F"/>
-          <w:sz w:val="16"/>
-          <w:szCs w:val="16"/>
-          <w:rtl/>
-        </w:rPr>
-        <w:t xml:space="preserve">المرحلة الإعدادية</w:t>
-      </w:r>
-    </w:p>
-    <w:p>
-      <w:pPr>
-        <w:keepNext/>
-        <w:spacing w:after="0" w:before="0"/>
-      </w:pPr>
-      <w:r>
-        <w:rPr>
-          <w:rFonts w:ascii="Cambria" w:cs="Cambria" w:eastAsia="Cambria" w:hAnsi="Cambria"/>
-          <w:b/>
-          <w:bCs/>
-          <w:color w:val="7A5C21"/>
-          <w:sz w:val="17"/>
-          <w:szCs w:val="17"/>
-        </w:rPr>
-        <w:t xml:space="preserve">I‘dādiyyah</w:t>
-      </w:r>
-    </w:p>
-    <w:p>
-      <w:pPr>
-        <w:keepNext/>
-        <w:spacing w:after="60"/>
-      </w:pPr>
-      <w:r>
-        <w:rPr>
-          <w:rFonts w:ascii="Calibri" w:cs="Calibri" w:eastAsia="Calibri" w:hAnsi="Calibri"/>
-          <w:caps/>
-          <w:color w:val="5A4E37"/>
-          <w:spacing w:val="20"/>
-          <w:sz w:val="9"/>
-          <w:szCs w:val="9"/>
-        </w:rPr>
-        <w:t xml:space="preserve">Sultan Hanafi School of Islamic and Arabic Studies</w:t>
-      </w:r>
-    </w:p>
-    <w:p>
-      <w:pPr>
-        <w:spacing w:after="8" w:before="8"/>
-        <w:ind w:left="170" w:hanging="130"/>
-      </w:pPr>
-      <w:r>
-        <w:rPr>
-          <w:rFonts w:ascii="Calibri" w:cs="Calibri" w:eastAsia="Calibri" w:hAnsi="Calibri"/>
-          <w:color w:val="A8863F"/>
-          <w:sz w:val="11"/>
-          <w:szCs w:val="11"/>
-        </w:rPr>
-        <w:t xml:space="preserve">1.  </w:t>
-      </w:r>
-      <w:r>
-        <w:rPr>
-          <w:rFonts w:ascii="Cambria" w:cs="Cambria" w:eastAsia="Cambria" w:hAnsi="Cambria"/>
-          <w:color w:val="2B2417"/>
-          <w:sz w:val="17"/>
-          <w:szCs w:val="17"/>
-        </w:rPr>
-        <w:t xml:space="preserve">Muhammad Ismail Seriki</w:t>
-      </w:r>
-    </w:p>
-    <w:p>
-      <w:pPr>
-        <w:spacing w:after="8" w:before="8"/>
-        <w:ind w:left="170" w:hanging="130"/>
-      </w:pPr>
-      <w:r>
-        <w:rPr>
-          <w:rFonts w:ascii="Calibri" w:cs="Calibri" w:eastAsia="Calibri" w:hAnsi="Calibri"/>
-          <w:color w:val="A8863F"/>
-          <w:sz w:val="11"/>
-          <w:szCs w:val="11"/>
-        </w:rPr>
-        <w:t xml:space="preserve">2.  </w:t>
-      </w:r>
-      <w:r>
-        <w:rPr>
-          <w:rFonts w:ascii="Cambria" w:cs="Cambria" w:eastAsia="Cambria" w:hAnsi="Cambria"/>
-          <w:color w:val="2B2417"/>
-          <w:sz w:val="17"/>
-          <w:szCs w:val="17"/>
-        </w:rPr>
-        <w:t xml:space="preserve">Baqi Olamiposi Anofi</w:t>
-      </w:r>
-    </w:p>
-    <w:p>
-      <w:pPr>
-        <w:spacing w:after="8" w:before="8"/>
-        <w:ind w:left="170" w:hanging="130"/>
-      </w:pPr>
-      <w:r>
-        <w:rPr>
-          <w:rFonts w:ascii="Calibri" w:cs="Calibri" w:eastAsia="Calibri" w:hAnsi="Calibri"/>
-          <w:color w:val="A8863F"/>
-          <w:sz w:val="11"/>
-          <w:szCs w:val="11"/>
-        </w:rPr>
-        <w:t xml:space="preserve">3.  </w:t>
-      </w:r>
-      <w:r>
-        <w:rPr>
-          <w:rFonts w:ascii="Cambria" w:cs="Cambria" w:eastAsia="Cambria" w:hAnsi="Cambria"/>
-          <w:color w:val="2B2417"/>
-          <w:sz w:val="17"/>
-          <w:szCs w:val="17"/>
-        </w:rPr>
-        <w:t xml:space="preserve">Faridah Ayomide Aliu</w:t>
-      </w:r>
-    </w:p>
-    <w:p>
-      <w:pPr>
-        <w:spacing w:after="8" w:before="8"/>
-        <w:ind w:left="170" w:hanging="130"/>
-      </w:pPr>
-      <w:r>
-        <w:rPr>
-          <w:rFonts w:ascii="Calibri" w:cs="Calibri" w:eastAsia="Calibri" w:hAnsi="Calibri"/>
-          <w:color w:val="A8863F"/>
-          <w:sz w:val="11"/>
-          <w:szCs w:val="11"/>
-        </w:rPr>
-        <w:t xml:space="preserve">4.  </w:t>
-      </w:r>
-      <w:r>
-        <w:rPr>
-          <w:rFonts w:ascii="Cambria" w:cs="Cambria" w:eastAsia="Cambria" w:hAnsi="Cambria"/>
-          <w:color w:val="2B2417"/>
-          <w:sz w:val="17"/>
-          <w:szCs w:val="17"/>
-        </w:rPr>
-        <w:t xml:space="preserve">Thoirah Makinde</w:t>
-      </w:r>
-    </w:p>
-    <w:p>
-      <w:pPr>
-        <w:spacing w:after="8" w:before="8"/>
-        <w:ind w:left="170" w:hanging="130"/>
-      </w:pPr>
-      <w:r>
-        <w:rPr>
-          <w:rFonts w:ascii="Calibri" w:cs="Calibri" w:eastAsia="Calibri" w:hAnsi="Calibri"/>
-          <w:color w:val="A8863F"/>
-          <w:sz w:val="11"/>
-          <w:szCs w:val="11"/>
-        </w:rPr>
-        <w:t xml:space="preserve">5.  </w:t>
-      </w:r>
-      <w:r>
-        <w:rPr>
-          <w:rFonts w:ascii="Cambria" w:cs="Cambria" w:eastAsia="Cambria" w:hAnsi="Cambria"/>
-          <w:color w:val="2B2417"/>
-          <w:sz w:val="17"/>
-          <w:szCs w:val="17"/>
-        </w:rPr>
-        <w:t xml:space="preserve">Abdulbasit Amobi Jabarr</w:t>
-      </w:r>
-    </w:p>
-    <w:p>
-      <w:pPr>
-        <w:spacing w:after="8" w:before="8"/>
-        <w:ind w:left="170" w:hanging="130"/>
-      </w:pPr>
-      <w:r>
-        <w:rPr>
-          <w:rFonts w:ascii="Calibri" w:cs="Calibri" w:eastAsia="Calibri" w:hAnsi="Calibri"/>
-          <w:color w:val="A8863F"/>
-          <w:sz w:val="11"/>
-          <w:szCs w:val="11"/>
-        </w:rPr>
-        <w:t xml:space="preserve">6.  </w:t>
-      </w:r>
-      <w:r>
-        <w:rPr>
-          <w:rFonts w:ascii="Cambria" w:cs="Cambria" w:eastAsia="Cambria" w:hAnsi="Cambria"/>
-          <w:color w:val="2B2417"/>
-          <w:sz w:val="17"/>
-          <w:szCs w:val="17"/>
-        </w:rPr>
-        <w:t xml:space="preserve">Abdullah Oladimeji Anofi</w:t>
-      </w:r>
-    </w:p>
-    <w:p>
-      <w:pPr>
-        <w:keepNext/>
-        <w:pBdr>
-          <w:top w:val="single" w:color="A8863F" w:sz="4" w:space="5"/>
-        </w:pBdr>
-        <w:spacing w:after="0" w:before="140"/>
-      </w:pPr>
-      <w:r>
-        <w:rPr>
-          <w:rFonts w:ascii="Cambria" w:cs="Cambria" w:eastAsia="Cambria" w:hAnsi="Cambria"/>
-          <w:b/>
-          <w:bCs/>
-          <w:color w:val="7A5C21"/>
-          <w:sz w:val="17"/>
-          <w:szCs w:val="17"/>
-        </w:rPr>
-        <w:t xml:space="preserve">Primary School Graduation</w:t>
-      </w:r>
-    </w:p>
-    <w:p>
-      <w:pPr>
-        <w:keepNext/>
-        <w:spacing w:after="60"/>
-      </w:pPr>
-      <w:r>
-        <w:rPr>
-          <w:rFonts w:ascii="Calibri" w:cs="Calibri" w:eastAsia="Calibri" w:hAnsi="Calibri"/>
-          <w:caps/>
-          <w:color w:val="5A4E37"/>
-          <w:spacing w:val="20"/>
-          <w:sz w:val="9"/>
-          <w:szCs w:val="9"/>
-        </w:rPr>
-        <w:t xml:space="preserve">Sultan Hanafi Nursery and Primary School</w:t>
-      </w:r>
-    </w:p>
-    <w:p>
-      <w:pPr>
-        <w:spacing w:after="8" w:before="8"/>
-        <w:ind w:left="170" w:hanging="130"/>
-      </w:pPr>
-      <w:r>
-        <w:rPr>
-          <w:rFonts w:ascii="Calibri" w:cs="Calibri" w:eastAsia="Calibri" w:hAnsi="Calibri"/>
-          <w:color w:val="A8863F"/>
-          <w:sz w:val="11"/>
-          <w:szCs w:val="11"/>
-        </w:rPr>
-        <w:t xml:space="preserve">1.  </w:t>
-      </w:r>
-      <w:r>
-        <w:rPr>
-          <w:rFonts w:ascii="Cambria" w:cs="Cambria" w:eastAsia="Cambria" w:hAnsi="Cambria"/>
-          <w:color w:val="2B2417"/>
-          <w:sz w:val="17"/>
-          <w:szCs w:val="17"/>
-        </w:rPr>
-        <w:t xml:space="preserve">Naheemah Ismai Seriki</w:t>
-      </w:r>
-    </w:p>
-    <w:p>
-      <w:pPr>
-        <w:spacing w:after="8" w:before="8"/>
-        <w:ind w:left="170" w:hanging="130"/>
-      </w:pPr>
-      <w:r>
-        <w:rPr>
-          <w:rFonts w:ascii="Calibri" w:cs="Calibri" w:eastAsia="Calibri" w:hAnsi="Calibri"/>
-          <w:color w:val="A8863F"/>
-          <w:sz w:val="11"/>
-          <w:szCs w:val="11"/>
-        </w:rPr>
-        <w:t xml:space="preserve">2.  </w:t>
-      </w:r>
-      <w:r>
-        <w:rPr>
-          <w:rFonts w:ascii="Cambria" w:cs="Cambria" w:eastAsia="Cambria" w:hAnsi="Cambria"/>
-          <w:color w:val="2B2417"/>
-          <w:sz w:val="17"/>
-          <w:szCs w:val="17"/>
-        </w:rPr>
-        <w:t xml:space="preserve">Ashraf Korede Ojewumi</w:t>
-      </w:r>
-    </w:p>
-    <w:p>
-      <w:pPr>
-        <w:spacing w:after="8" w:before="8"/>
-        <w:ind w:left="170" w:hanging="130"/>
-      </w:pPr>
-      <w:r>
-        <w:rPr>
-          <w:rFonts w:ascii="Calibri" w:cs="Calibri" w:eastAsia="Calibri" w:hAnsi="Calibri"/>
-          <w:color w:val="A8863F"/>
-          <w:sz w:val="11"/>
-          <w:szCs w:val="11"/>
-        </w:rPr>
-        <w:t xml:space="preserve">3.  </w:t>
-      </w:r>
-      <w:r>
-        <w:rPr>
-          <w:rFonts w:ascii="Cambria" w:cs="Cambria" w:eastAsia="Cambria" w:hAnsi="Cambria"/>
-          <w:color w:val="2B2417"/>
-          <w:sz w:val="17"/>
-          <w:szCs w:val="17"/>
-        </w:rPr>
-        <w:t xml:space="preserve">Al-ameen Okoh</w:t>
-      </w:r>
-    </w:p>
-    <w:p>
-      <w:pPr>
-        <w:spacing w:after="8" w:before="8"/>
-        <w:ind w:left="170" w:hanging="130"/>
-      </w:pPr>
-      <w:r>
-        <w:rPr>
-          <w:rFonts w:ascii="Calibri" w:cs="Calibri" w:eastAsia="Calibri" w:hAnsi="Calibri"/>
-          <w:color w:val="A8863F"/>
-          <w:sz w:val="11"/>
-          <w:szCs w:val="11"/>
-        </w:rPr>
-        <w:t xml:space="preserve">4.  </w:t>
-      </w:r>
-      <w:r>
-        <w:rPr>
-          <w:rFonts w:ascii="Cambria" w:cs="Cambria" w:eastAsia="Cambria" w:hAnsi="Cambria"/>
-          <w:color w:val="2B2417"/>
-          <w:sz w:val="17"/>
-          <w:szCs w:val="17"/>
-        </w:rPr>
-        <w:t xml:space="preserve">Al-ameen Abidemi Jokomba</w:t>
-      </w:r>
-    </w:p>
-    <w:p>
-      <w:pPr>
-        <w:spacing w:after="8" w:before="8"/>
-        <w:ind w:left="170" w:hanging="130"/>
-      </w:pPr>
-      <w:r>
-        <w:rPr>
-          <w:rFonts w:ascii="Calibri" w:cs="Calibri" w:eastAsia="Calibri" w:hAnsi="Calibri"/>
-          <w:color w:val="A8863F"/>
-          <w:sz w:val="11"/>
-          <w:szCs w:val="11"/>
-        </w:rPr>
-        <w:t xml:space="preserve">5.  </w:t>
-      </w:r>
-      <w:r>
-        <w:rPr>
-          <w:rFonts w:ascii="Cambria" w:cs="Cambria" w:eastAsia="Cambria" w:hAnsi="Cambria"/>
-          <w:color w:val="2B2417"/>
-          <w:sz w:val="17"/>
-          <w:szCs w:val="17"/>
-        </w:rPr>
-        <w:t xml:space="preserve">Aisha Lawal</w:t>
-      </w:r>
-    </w:p>
-    <w:p>
-      <w:pPr>
-        <w:spacing w:after="8" w:before="8"/>
-        <w:ind w:left="170" w:hanging="130"/>
-      </w:pPr>
-      <w:r>
-        <w:rPr>
-          <w:rFonts w:ascii="Calibri" w:cs="Calibri" w:eastAsia="Calibri" w:hAnsi="Calibri"/>
-          <w:color w:val="A8863F"/>
-          <w:sz w:val="11"/>
-          <w:szCs w:val="11"/>
-        </w:rPr>
-        <w:t xml:space="preserve">6.  </w:t>
-      </w:r>
-      <w:r>
-        <w:rPr>
-          <w:rFonts w:ascii="Cambria" w:cs="Cambria" w:eastAsia="Cambria" w:hAnsi="Cambria"/>
-          <w:color w:val="2B2417"/>
-          <w:sz w:val="17"/>
-          <w:szCs w:val="17"/>
-        </w:rPr>
-        <w:t xml:space="preserve">Imran Iremide Adegoke</w:t>
-      </w:r>
-    </w:p>
-    <w:p>
-      <w:pPr>
-        <w:spacing w:after="8" w:before="8"/>
-        <w:ind w:left="170" w:hanging="130"/>
-      </w:pPr>
-      <w:r>
-        <w:rPr>
-          <w:rFonts w:ascii="Calibri" w:cs="Calibri" w:eastAsia="Calibri" w:hAnsi="Calibri"/>
-          <w:color w:val="A8863F"/>
-          <w:sz w:val="11"/>
-          <w:szCs w:val="11"/>
-        </w:rPr>
-        <w:t xml:space="preserve">7.  </w:t>
-      </w:r>
-      <w:r>
-        <w:rPr>
-          <w:rFonts w:ascii="Cambria" w:cs="Cambria" w:eastAsia="Cambria" w:hAnsi="Cambria"/>
-          <w:color w:val="2B2417"/>
-          <w:sz w:val="17"/>
-          <w:szCs w:val="17"/>
-        </w:rPr>
-        <w:t xml:space="preserve">Daud Aliu</w:t>
-      </w:r>
-    </w:p>
-    <w:p>
-      <w:r>
-        <w:br w:type="column"/>
-      </w:r>
-    </w:p>
-    <w:p>
-      <w:pPr>
-        <w:spacing w:after="40" w:before="0"/>
-        <w:jc w:val="center"/>
-      </w:pPr>
-      <w:r>
-        <w:rPr>
-          <w:rFonts w:ascii="Calibri" w:cs="Calibri" w:eastAsia="Calibri" w:hAnsi="Calibri"/>
-          <w:caps/>
-          <w:color w:val="5A4E37"/>
-          <w:spacing w:val="60"/>
-          <w:sz w:val="10"/>
-          <w:szCs w:val="10"/>
-        </w:rPr>
-        <w:t xml:space="preserve">Class of 2026</w:t>
-      </w:r>
-    </w:p>
-    <w:p>
-      <w:pPr>
-        <w:spacing w:after="0" w:before="0"/>
-        <w:jc w:val="center"/>
-      </w:pPr>
-      <w:r>
-        <w:rPr>
-          <w:rFonts w:ascii="Cambria" w:cs="Cambria" w:eastAsia="Cambria" w:hAnsi="Cambria"/>
-          <w:b/>
-          <w:bCs/>
-          <w:caps/>
-          <w:color w:val="7A5C21"/>
-          <w:spacing w:val="20"/>
-          <w:sz w:val="22"/>
-          <w:szCs w:val="22"/>
-        </w:rPr>
-        <w:t xml:space="preserve">The Graduands · continued</w:t>
-      </w:r>
-    </w:p>
-    <w:p>
-      <w:pPr>
-        <w:pBdr>
-          <w:bottom w:val="single" w:color="A8863F" w:sz="4" w:space="3"/>
-        </w:pBdr>
-        <w:spacing w:after="120" w:before="60"/>
-      </w:pPr>
-      <w:r>
-        <w:rPr>
-          <w:sz w:val="2"/>
-          <w:szCs w:val="2"/>
-        </w:rPr>
-        <w:t xml:space="preserve"/>
-      </w:r>
-    </w:p>
-    <w:p>
-      <w:pPr>
-        <w:keepNext/>
-        <w:pBdr>
-          <w:top w:val="single" w:color="A8863F" w:sz="4" w:space="5"/>
-        </w:pBdr>
-        <w:spacing w:after="0" w:before="140"/>
-      </w:pPr>
-      <w:r>
-        <w:rPr>
-          <w:rFonts w:ascii="Cambria" w:cs="Cambria" w:eastAsia="Cambria" w:hAnsi="Cambria"/>
-          <w:b/>
-          <w:bCs/>
-          <w:color w:val="7A5C21"/>
-          <w:sz w:val="17"/>
-          <w:szCs w:val="17"/>
-        </w:rPr>
-        <w:t xml:space="preserve">Junior Secondary School Graduation</w:t>
-      </w:r>
-    </w:p>
-    <w:p>
-      <w:pPr>
-        <w:keepNext/>
-        <w:spacing w:after="60"/>
-      </w:pPr>
-      <w:r>
-        <w:rPr>
-          <w:rFonts w:ascii="Calibri" w:cs="Calibri" w:eastAsia="Calibri" w:hAnsi="Calibri"/>
-          <w:caps/>
-          <w:color w:val="5A4E37"/>
-          <w:spacing w:val="20"/>
-          <w:sz w:val="9"/>
-          <w:szCs w:val="9"/>
-        </w:rPr>
-        <w:t xml:space="preserve">Sultan Hanafi Royal College</w:t>
-      </w:r>
-    </w:p>
-    <w:p>
-      <w:pPr>
-        <w:spacing w:after="8" w:before="8"/>
-        <w:ind w:left="170" w:hanging="130"/>
-      </w:pPr>
-      <w:r>
-        <w:rPr>
-          <w:rFonts w:ascii="Calibri" w:cs="Calibri" w:eastAsia="Calibri" w:hAnsi="Calibri"/>
-          <w:color w:val="A8863F"/>
-          <w:sz w:val="11"/>
-          <w:szCs w:val="11"/>
-        </w:rPr>
-        <w:t xml:space="preserve">1.  </w:t>
-      </w:r>
-      <w:r>
-        <w:rPr>
-          <w:rFonts w:ascii="Cambria" w:cs="Cambria" w:eastAsia="Cambria" w:hAnsi="Cambria"/>
-          <w:color w:val="2B2417"/>
-          <w:sz w:val="17"/>
-          <w:szCs w:val="17"/>
-        </w:rPr>
-        <w:t xml:space="preserve">Hameedah Adebimpe Ojewumi</w:t>
-      </w:r>
-    </w:p>
-    <w:p>
-      <w:pPr>
-        <w:spacing w:after="8" w:before="8"/>
-        <w:ind w:left="170" w:hanging="130"/>
-      </w:pPr>
-      <w:r>
-        <w:rPr>
-          <w:rFonts w:ascii="Calibri" w:cs="Calibri" w:eastAsia="Calibri" w:hAnsi="Calibri"/>
-          <w:color w:val="A8863F"/>
-          <w:sz w:val="11"/>
-          <w:szCs w:val="11"/>
-        </w:rPr>
-        <w:t xml:space="preserve">2.  </w:t>
-      </w:r>
-      <w:r>
-        <w:rPr>
-          <w:rFonts w:ascii="Cambria" w:cs="Cambria" w:eastAsia="Cambria" w:hAnsi="Cambria"/>
-          <w:color w:val="2B2417"/>
-          <w:sz w:val="17"/>
-          <w:szCs w:val="17"/>
-        </w:rPr>
-        <w:t xml:space="preserve">Muhammad Ismail Seriki</w:t>
-      </w:r>
-    </w:p>
-    <w:p>
-      <w:pPr>
-        <w:spacing w:after="8" w:before="8"/>
-        <w:ind w:left="170" w:hanging="130"/>
-      </w:pPr>
-      <w:r>
-        <w:rPr>
-          <w:rFonts w:ascii="Calibri" w:cs="Calibri" w:eastAsia="Calibri" w:hAnsi="Calibri"/>
-          <w:color w:val="A8863F"/>
-          <w:sz w:val="11"/>
-          <w:szCs w:val="11"/>
-        </w:rPr>
-        <w:t xml:space="preserve">3.  </w:t>
-      </w:r>
-      <w:r>
-        <w:rPr>
-          <w:rFonts w:ascii="Cambria" w:cs="Cambria" w:eastAsia="Cambria" w:hAnsi="Cambria"/>
-          <w:color w:val="2B2417"/>
-          <w:sz w:val="17"/>
-          <w:szCs w:val="17"/>
-        </w:rPr>
-        <w:t xml:space="preserve">Fatimah Desire Ibrahim</w:t>
-      </w:r>
-    </w:p>
-    <w:p>
-      <w:pPr>
-        <w:spacing w:after="8" w:before="8"/>
-        <w:ind w:left="170" w:hanging="130"/>
-      </w:pPr>
-      <w:r>
-        <w:rPr>
-          <w:rFonts w:ascii="Calibri" w:cs="Calibri" w:eastAsia="Calibri" w:hAnsi="Calibri"/>
-          <w:color w:val="A8863F"/>
-          <w:sz w:val="11"/>
-          <w:szCs w:val="11"/>
-        </w:rPr>
-        <w:t xml:space="preserve">4.  </w:t>
-      </w:r>
-      <w:r>
-        <w:rPr>
-          <w:rFonts w:ascii="Cambria" w:cs="Cambria" w:eastAsia="Cambria" w:hAnsi="Cambria"/>
-          <w:color w:val="2B2417"/>
-          <w:sz w:val="17"/>
-          <w:szCs w:val="17"/>
-        </w:rPr>
-        <w:t xml:space="preserve">Aisha Anofi</w:t>
-      </w:r>
-    </w:p>
-    <w:p>
-      <w:pPr>
-        <w:spacing w:after="8" w:before="8"/>
-        <w:ind w:left="170" w:hanging="130"/>
-      </w:pPr>
-      <w:r>
-        <w:rPr>
-          <w:rFonts w:ascii="Calibri" w:cs="Calibri" w:eastAsia="Calibri" w:hAnsi="Calibri"/>
-          <w:color w:val="A8863F"/>
-          <w:sz w:val="11"/>
-          <w:szCs w:val="11"/>
-        </w:rPr>
-        <w:t xml:space="preserve">5.  </w:t>
-      </w:r>
-      <w:r>
-        <w:rPr>
-          <w:rFonts w:ascii="Cambria" w:cs="Cambria" w:eastAsia="Cambria" w:hAnsi="Cambria"/>
-          <w:color w:val="2B2417"/>
-          <w:sz w:val="17"/>
-          <w:szCs w:val="17"/>
-        </w:rPr>
-        <w:t xml:space="preserve">Baqi Anofi</w:t>
-      </w:r>
-    </w:p>
-    <w:p>
-      <w:pPr>
-        <w:spacing w:after="8" w:before="8"/>
-        <w:ind w:left="170" w:hanging="130"/>
-      </w:pPr>
-      <w:r>
-        <w:rPr>
-          <w:rFonts w:ascii="Calibri" w:cs="Calibri" w:eastAsia="Calibri" w:hAnsi="Calibri"/>
-          <w:color w:val="A8863F"/>
-          <w:sz w:val="11"/>
-          <w:szCs w:val="11"/>
-        </w:rPr>
-        <w:t xml:space="preserve">6.  </w:t>
-      </w:r>
-      <w:r>
-        <w:rPr>
-          <w:rFonts w:ascii="Cambria" w:cs="Cambria" w:eastAsia="Cambria" w:hAnsi="Cambria"/>
-          <w:color w:val="2B2417"/>
-          <w:sz w:val="17"/>
-          <w:szCs w:val="17"/>
-        </w:rPr>
-        <w:t xml:space="preserve">Sa’ad Sanusi</w:t>
-      </w:r>
-    </w:p>
-    <w:p>
-      <w:pPr>
-        <w:spacing w:after="8" w:before="8"/>
-        <w:ind w:left="170" w:hanging="130"/>
-      </w:pPr>
-      <w:r>
-        <w:rPr>
-          <w:rFonts w:ascii="Calibri" w:cs="Calibri" w:eastAsia="Calibri" w:hAnsi="Calibri"/>
-          <w:color w:val="A8863F"/>
-          <w:sz w:val="11"/>
-          <w:szCs w:val="11"/>
-        </w:rPr>
-        <w:t xml:space="preserve">7.  </w:t>
-      </w:r>
-      <w:r>
-        <w:rPr>
-          <w:rFonts w:ascii="Cambria" w:cs="Cambria" w:eastAsia="Cambria" w:hAnsi="Cambria"/>
-          <w:color w:val="2B2417"/>
-          <w:sz w:val="17"/>
-          <w:szCs w:val="17"/>
-        </w:rPr>
-        <w:t xml:space="preserve">Fawaz Owolabi</w:t>
-      </w:r>
-    </w:p>
-    <w:p>
-      <w:pPr>
-        <w:spacing w:after="8" w:before="8"/>
-        <w:ind w:left="170" w:hanging="130"/>
-      </w:pPr>
-      <w:r>
-        <w:rPr>
-          <w:rFonts w:ascii="Calibri" w:cs="Calibri" w:eastAsia="Calibri" w:hAnsi="Calibri"/>
-          <w:color w:val="A8863F"/>
-          <w:sz w:val="11"/>
-          <w:szCs w:val="11"/>
-        </w:rPr>
-        <w:t xml:space="preserve">8.  </w:t>
-      </w:r>
-      <w:r>
-        <w:rPr>
-          <w:rFonts w:ascii="Cambria" w:cs="Cambria" w:eastAsia="Cambria" w:hAnsi="Cambria"/>
-          <w:color w:val="2B2417"/>
-          <w:sz w:val="17"/>
-          <w:szCs w:val="17"/>
-        </w:rPr>
-        <w:t xml:space="preserve">Radiah Apatira</w:t>
-      </w:r>
-    </w:p>
-    <w:p>
-      <w:pPr>
-        <w:spacing w:after="8" w:before="8"/>
-        <w:ind w:left="170" w:hanging="130"/>
-      </w:pPr>
-      <w:r>
-        <w:rPr>
-          <w:rFonts w:ascii="Calibri" w:cs="Calibri" w:eastAsia="Calibri" w:hAnsi="Calibri"/>
-          <w:color w:val="A8863F"/>
-          <w:sz w:val="11"/>
-          <w:szCs w:val="11"/>
-        </w:rPr>
-        <w:t xml:space="preserve">9.  </w:t>
-      </w:r>
-      <w:r>
-        <w:rPr>
-          <w:rFonts w:ascii="Cambria" w:cs="Cambria" w:eastAsia="Cambria" w:hAnsi="Cambria"/>
-          <w:color w:val="2B2417"/>
-          <w:sz w:val="17"/>
-          <w:szCs w:val="17"/>
-        </w:rPr>
-        <w:t xml:space="preserve">Faridah Aliu</w:t>
-      </w:r>
-    </w:p>
-    <w:p>
-      <w:pPr>
-        <w:spacing w:after="8" w:before="8"/>
-        <w:ind w:left="170" w:hanging="130"/>
-      </w:pPr>
-      <w:r>
-        <w:rPr>
-          <w:rFonts w:ascii="Calibri" w:cs="Calibri" w:eastAsia="Calibri" w:hAnsi="Calibri"/>
-          <w:color w:val="A8863F"/>
-          <w:sz w:val="11"/>
-          <w:szCs w:val="11"/>
-        </w:rPr>
-        <w:t xml:space="preserve">10.  </w:t>
-      </w:r>
-      <w:r>
-        <w:rPr>
-          <w:rFonts w:ascii="Cambria" w:cs="Cambria" w:eastAsia="Cambria" w:hAnsi="Cambria"/>
-          <w:color w:val="2B2417"/>
-          <w:sz w:val="17"/>
-          <w:szCs w:val="17"/>
-        </w:rPr>
-        <w:t xml:space="preserve">Anisa Opeyemi Jokomba</w:t>
-      </w:r>
-    </w:p>
-    <w:p>
-      <w:pPr>
-        <w:spacing w:after="8" w:before="8"/>
-        <w:ind w:left="170" w:hanging="130"/>
-      </w:pPr>
-      <w:r>
-        <w:rPr>
-          <w:rFonts w:ascii="Calibri" w:cs="Calibri" w:eastAsia="Calibri" w:hAnsi="Calibri"/>
-          <w:color w:val="A8863F"/>
-          <w:sz w:val="11"/>
-          <w:szCs w:val="11"/>
-        </w:rPr>
-        <w:t xml:space="preserve">11.  </w:t>
-      </w:r>
-      <w:r>
-        <w:rPr>
-          <w:rFonts w:ascii="Cambria" w:cs="Cambria" w:eastAsia="Cambria" w:hAnsi="Cambria"/>
-          <w:color w:val="2B2417"/>
-          <w:sz w:val="17"/>
-          <w:szCs w:val="17"/>
-        </w:rPr>
-        <w:t xml:space="preserve">Ameerah Durodola</w:t>
-      </w:r>
-    </w:p>
-    <w:p>
-      <w:pPr>
-        <w:spacing w:after="8" w:before="8"/>
-        <w:ind w:left="170" w:hanging="130"/>
-      </w:pPr>
-      <w:r>
-        <w:rPr>
-          <w:rFonts w:ascii="Calibri" w:cs="Calibri" w:eastAsia="Calibri" w:hAnsi="Calibri"/>
-          <w:color w:val="A8863F"/>
-          <w:sz w:val="11"/>
-          <w:szCs w:val="11"/>
-        </w:rPr>
-        <w:t xml:space="preserve">12.  </w:t>
-      </w:r>
-      <w:r>
-        <w:rPr>
-          <w:rFonts w:ascii="Cambria" w:cs="Cambria" w:eastAsia="Cambria" w:hAnsi="Cambria"/>
-          <w:color w:val="2B2417"/>
-          <w:sz w:val="17"/>
-          <w:szCs w:val="17"/>
-        </w:rPr>
-        <w:t xml:space="preserve">Abdulrahman Abdullah</w:t>
-      </w:r>
-    </w:p>
-    <w:p>
-      <w:pPr>
-        <w:spacing w:after="8" w:before="8"/>
-        <w:ind w:left="170" w:hanging="130"/>
-      </w:pPr>
-      <w:r>
-        <w:rPr>
-          <w:rFonts w:ascii="Calibri" w:cs="Calibri" w:eastAsia="Calibri" w:hAnsi="Calibri"/>
-          <w:color w:val="A8863F"/>
-          <w:sz w:val="11"/>
-          <w:szCs w:val="11"/>
-        </w:rPr>
-        <w:t xml:space="preserve">13.  </w:t>
-      </w:r>
-      <w:r>
-        <w:rPr>
-          <w:rFonts w:ascii="Cambria" w:cs="Cambria" w:eastAsia="Cambria" w:hAnsi="Cambria"/>
-          <w:color w:val="2B2417"/>
-          <w:sz w:val="17"/>
-          <w:szCs w:val="17"/>
-        </w:rPr>
-        <w:t xml:space="preserve">Ameerah Abdulhafeez</w:t>
-      </w:r>
-    </w:p>
-    <w:p>
-      <w:pPr>
-        <w:keepNext/>
-        <w:pBdr>
-          <w:top w:val="single" w:color="A8863F" w:sz="4" w:space="5"/>
-        </w:pBdr>
-        <w:spacing w:after="0" w:before="140"/>
-      </w:pPr>
-      <w:r>
-        <w:rPr>
-          <w:rFonts w:ascii="Cambria" w:cs="Cambria" w:eastAsia="Cambria" w:hAnsi="Cambria"/>
-          <w:b/>
-          <w:bCs/>
-          <w:color w:val="7A5C21"/>
-          <w:sz w:val="17"/>
-          <w:szCs w:val="17"/>
-        </w:rPr>
-        <w:t xml:space="preserve">Senior Secondary School Graduation</w:t>
-      </w:r>
-    </w:p>
-    <w:p>
-      <w:pPr>
-        <w:keepNext/>
-        <w:spacing w:after="60"/>
-      </w:pPr>
-      <w:r>
-        <w:rPr>
-          <w:rFonts w:ascii="Calibri" w:cs="Calibri" w:eastAsia="Calibri" w:hAnsi="Calibri"/>
-          <w:caps/>
-          <w:color w:val="5A4E37"/>
-          <w:spacing w:val="20"/>
-          <w:sz w:val="9"/>
-          <w:szCs w:val="9"/>
-        </w:rPr>
-        <w:t xml:space="preserve">Sultan Hanafi Royal College</w:t>
-      </w:r>
-    </w:p>
-    <w:p>
-      <w:pPr>
-        <w:spacing w:after="8" w:before="8"/>
-        <w:ind w:left="170" w:hanging="130"/>
-      </w:pPr>
-      <w:r>
-        <w:rPr>
-          <w:rFonts w:ascii="Calibri" w:cs="Calibri" w:eastAsia="Calibri" w:hAnsi="Calibri"/>
-          <w:color w:val="A8863F"/>
-          <w:sz w:val="11"/>
-          <w:szCs w:val="11"/>
-        </w:rPr>
-        <w:t xml:space="preserve">1.  </w:t>
-      </w:r>
-      <w:r>
-        <w:rPr>
-          <w:rFonts w:ascii="Cambria" w:cs="Cambria" w:eastAsia="Cambria" w:hAnsi="Cambria"/>
-          <w:color w:val="2B2417"/>
-          <w:sz w:val="17"/>
-          <w:szCs w:val="17"/>
-        </w:rPr>
-        <w:t xml:space="preserve">Thoirah Makinde</w:t>
-      </w:r>
-    </w:p>
-    <w:p>
-      <w:pPr>
-        <w:spacing w:after="8" w:before="8"/>
-        <w:ind w:left="170" w:hanging="130"/>
-      </w:pPr>
-      <w:r>
-        <w:rPr>
-          <w:rFonts w:ascii="Calibri" w:cs="Calibri" w:eastAsia="Calibri" w:hAnsi="Calibri"/>
-          <w:color w:val="A8863F"/>
-          <w:sz w:val="11"/>
-          <w:szCs w:val="11"/>
-        </w:rPr>
-        <w:t xml:space="preserve">2.  </w:t>
-      </w:r>
-      <w:r>
-        <w:rPr>
-          <w:rFonts w:ascii="Cambria" w:cs="Cambria" w:eastAsia="Cambria" w:hAnsi="Cambria"/>
-          <w:color w:val="2B2417"/>
-          <w:sz w:val="17"/>
-          <w:szCs w:val="17"/>
-        </w:rPr>
-        <w:t xml:space="preserve">Abdulbasit Amobi Jabarr</w:t>
-      </w:r>
-    </w:p>
-    <w:p>
-      <w:pPr>
-        <w:spacing w:after="8" w:before="8"/>
-        <w:ind w:left="170" w:hanging="130"/>
-      </w:pPr>
-      <w:r>
-        <w:rPr>
-          <w:rFonts w:ascii="Calibri" w:cs="Calibri" w:eastAsia="Calibri" w:hAnsi="Calibri"/>
-          <w:color w:val="A8863F"/>
-          <w:sz w:val="11"/>
-          <w:szCs w:val="11"/>
-        </w:rPr>
-        <w:t xml:space="preserve">3.  </w:t>
-      </w:r>
-      <w:r>
-        <w:rPr>
-          <w:rFonts w:ascii="Cambria" w:cs="Cambria" w:eastAsia="Cambria" w:hAnsi="Cambria"/>
-          <w:color w:val="2B2417"/>
-          <w:sz w:val="17"/>
-          <w:szCs w:val="17"/>
-        </w:rPr>
-        <w:t xml:space="preserve">Aisha Shode</w:t>
-      </w:r>
-    </w:p>
-    <w:p>
-      <w:pPr>
-        <w:spacing w:after="8" w:before="8"/>
-        <w:ind w:left="170" w:hanging="130"/>
-      </w:pPr>
-      <w:r>
-        <w:rPr>
-          <w:rFonts w:ascii="Calibri" w:cs="Calibri" w:eastAsia="Calibri" w:hAnsi="Calibri"/>
-          <w:color w:val="A8863F"/>
-          <w:sz w:val="11"/>
-          <w:szCs w:val="11"/>
-        </w:rPr>
-        <w:t xml:space="preserve">4.  </w:t>
-      </w:r>
-      <w:r>
-        <w:rPr>
-          <w:rFonts w:ascii="Cambria" w:cs="Cambria" w:eastAsia="Cambria" w:hAnsi="Cambria"/>
-          <w:color w:val="2B2417"/>
-          <w:sz w:val="17"/>
-          <w:szCs w:val="17"/>
-        </w:rPr>
-        <w:t xml:space="preserve">Mazeed Hassan-Murtala</w:t>
+        <w:t xml:space="preserve">A Scholarly Visit</w:t>
       </w:r>
     </w:p>
     <w:p>
@@ -4273,96 +3298,24 @@
           <w:sz w:val="11"/>
           <w:szCs w:val="11"/>
         </w:rPr>
-        <w:t xml:space="preserve">The Chief Host</w:t>
-      </w:r>
-    </w:p>
-    <w:p>
-      <w:r>
-        <w:rPr>
-          <w:rFonts w:ascii="Times New Roman" w:cs="Times New Roman" w:eastAsia="Times New Roman" w:hAnsi="Times New Roman"/>
-          <w:color w:val="7A5C21"/>
+        <w:t xml:space="preserve">The Presiding Officers</w:t>
+      </w:r>
+    </w:p>
+    <w:p>
+      <w:pPr>
+        <w:spacing w:after="200"/>
+        <w:jc w:val="both"/>
+      </w:pPr>
+      <w:r>
+        <w:rPr>
+          <w:rFonts w:ascii="Cambria" w:cs="Cambria" w:eastAsia="Cambria" w:hAnsi="Cambria"/>
+          <w:i/>
+          <w:iCs/>
+          <w:color w:val="5A4E37"/>
           <w:sz w:val="16"/>
           <w:szCs w:val="16"/>
-          <w:rtl/>
-        </w:rPr>
-        <w:t xml:space="preserve">د. زكريا أولانريوجو حنفي</w:t>
-      </w:r>
-    </w:p>
-    <w:p>
-      <w:r>
-        <w:rPr>
-          <w:rFonts w:ascii="Cambria" w:cs="Cambria" w:eastAsia="Cambria" w:hAnsi="Cambria"/>
-          <w:b/>
-          <w:bCs/>
-          <w:sz w:val="18"/>
-          <w:szCs w:val="18"/>
-        </w:rPr>
-        <w:t xml:space="preserve">Dr. Zakariya Olanrewaju Anofi</w:t>
-      </w:r>
-    </w:p>
-    <w:p>
-      <w:pPr>
-        <w:spacing w:before="20"/>
-      </w:pPr>
-      <w:r>
-        <w:rPr>
-          <w:rFonts w:ascii="Calibri" w:cs="Calibri" w:eastAsia="Calibri" w:hAnsi="Calibri"/>
-          <w:caps/>
-          <w:color w:val="5A4E37"/>
-          <w:spacing w:val="30"/>
-          <w:sz w:val="9"/>
-          <w:szCs w:val="9"/>
-        </w:rPr>
-        <w:t xml:space="preserve">Chief Executive Director</w:t>
-      </w:r>
-    </w:p>
-    <w:p>
-      <w:pPr>
-        <w:pBdr>
-          <w:bottom w:val="single" w:color="A8863F" w:sz="4" w:space="3"/>
-        </w:pBdr>
-        <w:spacing w:after="80" w:before="180"/>
-      </w:pPr>
-      <w:r>
-        <w:rPr>
-          <w:rFonts w:ascii="Calibri" w:cs="Calibri" w:eastAsia="Calibri" w:hAnsi="Calibri"/>
-          <w:b/>
-          <w:bCs/>
-          <w:caps/>
-          <w:color w:val="7A5C21"/>
-          <w:spacing w:val="50"/>
-          <w:sz w:val="11"/>
-          <w:szCs w:val="11"/>
-        </w:rPr>
-        <w:t xml:space="preserve">The Lecture</w:t>
-      </w:r>
-    </w:p>
-    <w:p>
-      <w:r>
-        <w:rPr>
-          <w:rFonts w:ascii="Cambria" w:cs="Cambria" w:eastAsia="Cambria" w:hAnsi="Cambria"/>
-          <w:i/>
-          <w:iCs/>
-          <w:color w:val="7A5C21"/>
-          <w:sz w:val="16"/>
-          <w:szCs w:val="16"/>
-        </w:rPr>
-        <w:t xml:space="preserve">“Building the Future Ummah Through Holistic Education”</w:t>
-      </w:r>
-    </w:p>
-    <w:p>
-      <w:pPr>
-        <w:spacing w:after="160" w:before="50"/>
-      </w:pPr>
-      <w:r>
-        <w:rPr>
-          <w:rFonts w:ascii="Cambria" w:cs="Cambria" w:eastAsia="Cambria" w:hAnsi="Cambria"/>
-          <w:b/>
-          <w:bCs/>
-          <w:sz w:val="17"/>
-          <w:szCs w:val="17"/>
-        </w:rPr>
-        <w:t xml:space="preserve">Dr. Misbahudeen Dosumu</w:t>
+        </w:rPr>
+        <w:t xml:space="preserve">The Board of Governors, the Principals of the Royal College and of the School of Islamic and Arabic Studies, the Mudeer of the Qur’an College and the Head Teacher of the Nursery and Primary School present the graduands named in this programme.</w:t>
       </w:r>
     </w:p>
     <w:p>
@@ -4372,7 +3325,7 @@
       <w:r>
         <w:drawing>
           <wp:inline distT="0" distB="0" distL="0" distR="0">
-            <wp:extent cx="3181350" cy="866775"/>
+            <wp:extent cx="3181350" cy="1514475"/>
             <wp:effectExtent t="0" r="0" b="0" l="0"/>
             <wp:docPr id="1" name="" descr="" title=""/>
             <wp:cNvGraphicFramePr>
@@ -4388,7 +3341,7 @@
                     </pic:cNvPicPr>
                   </pic:nvPicPr>
                   <pic:blipFill>
-                    <a:blip r:embed="rId13" cstate="none"/>
+                    <a:blip r:embed="rId15" cstate="none"/>
                     <a:srcRect/>
                     <a:stretch>
                       <a:fillRect/>
@@ -4397,7 +3350,7 @@
                   <pic:spPr bwMode="auto">
                     <a:xfrm>
                       <a:off x="0" y="0"/>
-                      <a:ext cx="3181350" cy="866775"/>
+                      <a:ext cx="3181350" cy="1514475"/>
                     </a:xfrm>
                     <a:prstGeom prst="rect">
                       <a:avLst/>
@@ -4424,7 +3377,2463 @@
           <w:sz w:val="9"/>
           <w:szCs w:val="9"/>
         </w:rPr>
+        <w:t xml:space="preserve">The Dining Hall</w:t>
+      </w:r>
+    </w:p>
+    <w:p>
+      <w:r>
+        <w:br w:type="column"/>
+      </w:r>
+    </w:p>
+    <w:p>
+      <w:pPr>
+        <w:spacing w:after="40" w:before="0"/>
+        <w:jc w:val="center"/>
+      </w:pPr>
+      <w:r>
+        <w:rPr>
+          <w:rFonts w:ascii="Calibri" w:cs="Calibri" w:eastAsia="Calibri" w:hAnsi="Calibri"/>
+          <w:caps/>
+          <w:color w:val="5A4E37"/>
+          <w:spacing w:val="60"/>
+          <w:sz w:val="10"/>
+          <w:szCs w:val="10"/>
+        </w:rPr>
+        <w:t xml:space="preserve">Technology and the Record</w:t>
+      </w:r>
+    </w:p>
+    <w:p>
+      <w:pPr>
+        <w:spacing w:after="0" w:before="0"/>
+        <w:jc w:val="center"/>
+      </w:pPr>
+      <w:r>
+        <w:rPr>
+          <w:rFonts w:ascii="Cambria" w:cs="Cambria" w:eastAsia="Cambria" w:hAnsi="Cambria"/>
+          <w:b/>
+          <w:bCs/>
+          <w:caps/>
+          <w:color w:val="7A5C21"/>
+          <w:spacing w:val="20"/>
+          <w:sz w:val="22"/>
+          <w:szCs w:val="22"/>
+        </w:rPr>
+        <w:t xml:space="preserve">The Digital Campus</w:t>
+      </w:r>
+    </w:p>
+    <w:p>
+      <w:pPr>
+        <w:pBdr>
+          <w:bottom w:val="single" w:color="A8863F" w:sz="4" w:space="3"/>
+        </w:pBdr>
+        <w:spacing w:after="120" w:before="60"/>
+      </w:pPr>
+      <w:r>
+        <w:rPr>
+          <w:sz w:val="2"/>
+          <w:szCs w:val="2"/>
+        </w:rPr>
+        <w:t xml:space="preserve"/>
+      </w:r>
+    </w:p>
+    <w:p>
+      <w:pPr>
+        <w:spacing w:after="90"/>
+        <w:jc w:val="both"/>
+      </w:pPr>
+      <w:r>
+        <w:rPr>
+          <w:rFonts w:ascii="Cambria" w:cs="Cambria" w:eastAsia="Cambria" w:hAnsi="Cambria"/>
+          <w:color w:val="2B2417"/>
+          <w:sz w:val="16"/>
+          <w:szCs w:val="16"/>
+        </w:rPr>
+        <w:t xml:space="preserve">Alongside its classrooms Sultan Hanafi Royal Schools maintains an institutional digital campus. Every certificate conferred today carries a unique certificate number, a verification code and a QR code entered in the register of the Office of the Registrar, and may be authenticated from any device by any holder or employer, without contacting the school.</w:t>
+      </w:r>
+    </w:p>
+    <w:p>
+      <w:pPr>
+        <w:spacing w:after="150"/>
+        <w:jc w:val="both"/>
+      </w:pPr>
+      <w:r>
+        <w:rPr>
+          <w:rFonts w:ascii="Cambria" w:cs="Cambria" w:eastAsia="Cambria" w:hAnsi="Cambria"/>
+          <w:color w:val="5A4E37"/>
+          <w:sz w:val="15"/>
+          <w:szCs w:val="15"/>
+        </w:rPr>
+        <w:t xml:space="preserve">The same registry issues institutional identity numbers to students and to staff, each independently verifiable; guardians, students and officers hold distinct portals secured by one-time verification at sign-in; and the Office of Finance issues invoices and receipts that verify publicly against their own record.</w:t>
+      </w:r>
+    </w:p>
+    <w:p>
+      <w:pPr>
+        <w:spacing w:after="0" w:before="80"/>
+      </w:pPr>
+      <w:r>
+        <w:rPr>
+          <w:rFonts w:ascii="Calibri" w:cs="Calibri" w:eastAsia="Calibri" w:hAnsi="Calibri"/>
+          <w:b/>
+          <w:bCs/>
+          <w:caps/>
+          <w:color w:val="7A5C21"/>
+          <w:spacing w:val="20"/>
+          <w:sz w:val="11"/>
+          <w:szCs w:val="11"/>
+        </w:rPr>
+        <w:t xml:space="preserve">Verifiable certificates</w:t>
+      </w:r>
+    </w:p>
+    <w:p>
+      <w:pPr>
+        <w:pBdr>
+          <w:bottom w:val="single" w:color="DDD2B7" w:sz="2" w:space="2"/>
+        </w:pBdr>
+        <w:spacing w:after="80" w:before="18"/>
+      </w:pPr>
+      <w:r>
+        <w:rPr>
+          <w:rFonts w:ascii="Cambria" w:cs="Cambria" w:eastAsia="Cambria" w:hAnsi="Cambria"/>
+          <w:color w:val="5A4E37"/>
+          <w:sz w:val="15"/>
+          <w:szCs w:val="15"/>
+        </w:rPr>
+        <w:t xml:space="preserve">Number, code and QR, registered at issue</w:t>
+      </w:r>
+    </w:p>
+    <w:p>
+      <w:pPr>
+        <w:spacing w:after="0" w:before="80"/>
+      </w:pPr>
+      <w:r>
+        <w:rPr>
+          <w:rFonts w:ascii="Calibri" w:cs="Calibri" w:eastAsia="Calibri" w:hAnsi="Calibri"/>
+          <w:b/>
+          <w:bCs/>
+          <w:caps/>
+          <w:color w:val="7A5C21"/>
+          <w:spacing w:val="20"/>
+          <w:sz w:val="11"/>
+          <w:szCs w:val="11"/>
+        </w:rPr>
+        <w:t xml:space="preserve">Institutional identity</w:t>
+      </w:r>
+    </w:p>
+    <w:p>
+      <w:pPr>
+        <w:pBdr>
+          <w:bottom w:val="single" w:color="DDD2B7" w:sz="2" w:space="2"/>
+        </w:pBdr>
+        <w:spacing w:after="80" w:before="18"/>
+      </w:pPr>
+      <w:r>
+        <w:rPr>
+          <w:rFonts w:ascii="Cambria" w:cs="Cambria" w:eastAsia="Cambria" w:hAnsi="Cambria"/>
+          <w:color w:val="5A4E37"/>
+          <w:sz w:val="15"/>
+          <w:szCs w:val="15"/>
+        </w:rPr>
+        <w:t xml:space="preserve">Numbered and verifiable for student and officer</w:t>
+      </w:r>
+    </w:p>
+    <w:p>
+      <w:pPr>
+        <w:spacing w:after="0" w:before="80"/>
+      </w:pPr>
+      <w:r>
+        <w:rPr>
+          <w:rFonts w:ascii="Calibri" w:cs="Calibri" w:eastAsia="Calibri" w:hAnsi="Calibri"/>
+          <w:b/>
+          <w:bCs/>
+          <w:caps/>
+          <w:color w:val="7A5C21"/>
+          <w:spacing w:val="20"/>
+          <w:sz w:val="11"/>
+          <w:szCs w:val="11"/>
+        </w:rPr>
+        <w:t xml:space="preserve">Guardian and student portals</w:t>
+      </w:r>
+    </w:p>
+    <w:p>
+      <w:pPr>
+        <w:pBdr>
+          <w:bottom w:val="single" w:color="DDD2B7" w:sz="2" w:space="2"/>
+        </w:pBdr>
+        <w:spacing w:after="80" w:before="18"/>
+      </w:pPr>
+      <w:r>
+        <w:rPr>
+          <w:rFonts w:ascii="Cambria" w:cs="Cambria" w:eastAsia="Cambria" w:hAnsi="Cambria"/>
+          <w:color w:val="5A4E37"/>
+          <w:sz w:val="15"/>
+          <w:szCs w:val="15"/>
+        </w:rPr>
+        <w:t xml:space="preserve">Distinct access, one-time verification</w:t>
+      </w:r>
+    </w:p>
+    <w:p>
+      <w:pPr>
+        <w:spacing w:after="0" w:before="80"/>
+      </w:pPr>
+      <w:r>
+        <w:rPr>
+          <w:rFonts w:ascii="Calibri" w:cs="Calibri" w:eastAsia="Calibri" w:hAnsi="Calibri"/>
+          <w:b/>
+          <w:bCs/>
+          <w:caps/>
+          <w:color w:val="7A5C21"/>
+          <w:spacing w:val="20"/>
+          <w:sz w:val="11"/>
+          <w:szCs w:val="11"/>
+        </w:rPr>
+        <w:t xml:space="preserve">The Registrar’s Office</w:t>
+      </w:r>
+    </w:p>
+    <w:p>
+      <w:pPr>
+        <w:pBdr>
+          <w:bottom w:val="single" w:color="DDD2B7" w:sz="2" w:space="2"/>
+        </w:pBdr>
+        <w:spacing w:after="80" w:before="18"/>
+      </w:pPr>
+      <w:r>
+        <w:rPr>
+          <w:rFonts w:ascii="Cambria" w:cs="Cambria" w:eastAsia="Cambria" w:hAnsi="Cambria"/>
+          <w:color w:val="5A4E37"/>
+          <w:sz w:val="15"/>
+          <w:szCs w:val="15"/>
+        </w:rPr>
+        <w:t xml:space="preserve">Promotion, graduation, transfer, certification</w:t>
+      </w:r>
+    </w:p>
+    <w:p>
+      <w:pPr>
+        <w:spacing w:after="0" w:before="80"/>
+      </w:pPr>
+      <w:r>
+        <w:rPr>
+          <w:rFonts w:ascii="Calibri" w:cs="Calibri" w:eastAsia="Calibri" w:hAnsi="Calibri"/>
+          <w:b/>
+          <w:bCs/>
+          <w:caps/>
+          <w:color w:val="7A5C21"/>
+          <w:spacing w:val="20"/>
+          <w:sz w:val="11"/>
+          <w:szCs w:val="11"/>
+        </w:rPr>
+        <w:t xml:space="preserve">Public receipt verification</w:t>
+      </w:r>
+    </w:p>
+    <w:p>
+      <w:pPr>
+        <w:pBdr>
+          <w:bottom w:val="single" w:color="DDD2B7" w:sz="2" w:space="2"/>
+        </w:pBdr>
+        <w:spacing w:after="80" w:before="18"/>
+      </w:pPr>
+      <w:r>
+        <w:rPr>
+          <w:rFonts w:ascii="Cambria" w:cs="Cambria" w:eastAsia="Cambria" w:hAnsi="Cambria"/>
+          <w:color w:val="5A4E37"/>
+          <w:sz w:val="15"/>
+          <w:szCs w:val="15"/>
+        </w:rPr>
+        <w:t xml:space="preserve">Every invoice and receipt checkable</w:t>
+      </w:r>
+    </w:p>
+    <w:p>
+      <w:pPr>
+        <w:spacing w:after="0" w:before="80"/>
+      </w:pPr>
+      <w:r>
+        <w:rPr>
+          <w:rFonts w:ascii="Calibri" w:cs="Calibri" w:eastAsia="Calibri" w:hAnsi="Calibri"/>
+          <w:b/>
+          <w:bCs/>
+          <w:caps/>
+          <w:color w:val="7A5C21"/>
+          <w:spacing w:val="20"/>
+          <w:sz w:val="11"/>
+          <w:szCs w:val="11"/>
+        </w:rPr>
+        <w:t xml:space="preserve">An installable campus</w:t>
+      </w:r>
+    </w:p>
+    <w:p>
+      <w:pPr>
+        <w:pBdr>
+          <w:bottom w:val="single" w:color="DDD2B7" w:sz="2" w:space="2"/>
+        </w:pBdr>
+        <w:spacing w:after="80" w:before="18"/>
+      </w:pPr>
+      <w:r>
+        <w:rPr>
+          <w:rFonts w:ascii="Cambria" w:cs="Cambria" w:eastAsia="Cambria" w:hAnsi="Cambria"/>
+          <w:color w:val="5A4E37"/>
+          <w:sz w:val="15"/>
+          <w:szCs w:val="15"/>
+        </w:rPr>
+        <w:t xml:space="preserve">The school as an application, on any device</w:t>
+      </w:r>
+    </w:p>
+    <w:p>
+      <w:pPr>
+        <w:jc w:val="center"/>
+      </w:pPr>
+      <w:r>
+        <w:drawing>
+          <wp:inline distT="0" distB="0" distL="0" distR="0">
+            <wp:extent cx="3181350" cy="1076325"/>
+            <wp:effectExtent t="0" r="0" b="0" l="0"/>
+            <wp:docPr id="1" name="" descr="" title=""/>
+            <wp:cNvGraphicFramePr>
+              <a:graphicFrameLocks xmlns:a="http://schemas.openxmlformats.org/drawingml/2006/main" noChangeAspect="1"/>
+            </wp:cNvGraphicFramePr>
+            <a:graphic xmlns:a="http://schemas.openxmlformats.org/drawingml/2006/main">
+              <a:graphicData uri="http://schemas.openxmlformats.org/drawingml/2006/picture">
+                <pic:pic xmlns:pic="http://schemas.openxmlformats.org/drawingml/2006/picture">
+                  <pic:nvPicPr>
+                    <pic:cNvPr id="0" name="" descr=""/>
+                    <pic:cNvPicPr>
+                      <a:picLocks noChangeAspect="1" noChangeArrowheads="1"/>
+                    </pic:cNvPicPr>
+                  </pic:nvPicPr>
+                  <pic:blipFill>
+                    <a:blip r:embed="rId16" cstate="none"/>
+                    <a:srcRect/>
+                    <a:stretch>
+                      <a:fillRect/>
+                    </a:stretch>
+                  </pic:blipFill>
+                  <pic:spPr bwMode="auto">
+                    <a:xfrm>
+                      <a:off x="0" y="0"/>
+                      <a:ext cx="3181350" cy="1076325"/>
+                    </a:xfrm>
+                    <a:prstGeom prst="rect">
+                      <a:avLst/>
+                    </a:prstGeom>
+                  </pic:spPr>
+                </pic:pic>
+              </a:graphicData>
+            </a:graphic>
+          </wp:inline>
+        </w:drawing>
+      </w:r>
+    </w:p>
+    <w:p>
+      <w:pPr>
+        <w:spacing w:after="120" w:before="20"/>
+        <w:jc w:val="center"/>
+      </w:pPr>
+      <w:r>
+        <w:rPr>
+          <w:rFonts w:ascii="Calibri" w:cs="Calibri" w:eastAsia="Calibri" w:hAnsi="Calibri"/>
+          <w:caps/>
+          <w:color w:val="7A5C21"/>
+          <w:spacing w:val="30"/>
+          <w:sz w:val="9"/>
+          <w:szCs w:val="9"/>
+        </w:rPr>
+        <w:t xml:space="preserve">ICT Laboratory</w:t>
+      </w:r>
+    </w:p>
+    <w:p>
+      <w:pPr>
+        <w:jc w:val="center"/>
+      </w:pPr>
+      <w:r>
+        <w:drawing>
+          <wp:inline distT="0" distB="0" distL="0" distR="0">
+            <wp:extent cx="3181350" cy="1076325"/>
+            <wp:effectExtent t="0" r="0" b="0" l="0"/>
+            <wp:docPr id="1" name="" descr="" title=""/>
+            <wp:cNvGraphicFramePr>
+              <a:graphicFrameLocks xmlns:a="http://schemas.openxmlformats.org/drawingml/2006/main" noChangeAspect="1"/>
+            </wp:cNvGraphicFramePr>
+            <a:graphic xmlns:a="http://schemas.openxmlformats.org/drawingml/2006/main">
+              <a:graphicData uri="http://schemas.openxmlformats.org/drawingml/2006/picture">
+                <pic:pic xmlns:pic="http://schemas.openxmlformats.org/drawingml/2006/picture">
+                  <pic:nvPicPr>
+                    <pic:cNvPr id="0" name="" descr=""/>
+                    <pic:cNvPicPr>
+                      <a:picLocks noChangeAspect="1" noChangeArrowheads="1"/>
+                    </pic:cNvPicPr>
+                  </pic:nvPicPr>
+                  <pic:blipFill>
+                    <a:blip r:embed="rId17" cstate="none"/>
+                    <a:srcRect/>
+                    <a:stretch>
+                      <a:fillRect/>
+                    </a:stretch>
+                  </pic:blipFill>
+                  <pic:spPr bwMode="auto">
+                    <a:xfrm>
+                      <a:off x="0" y="0"/>
+                      <a:ext cx="3181350" cy="1076325"/>
+                    </a:xfrm>
+                    <a:prstGeom prst="rect">
+                      <a:avLst/>
+                    </a:prstGeom>
+                  </pic:spPr>
+                </pic:pic>
+              </a:graphicData>
+            </a:graphic>
+          </wp:inline>
+        </w:drawing>
+      </w:r>
+    </w:p>
+    <w:p>
+      <w:pPr>
+        <w:spacing w:after="120" w:before="20"/>
+        <w:jc w:val="center"/>
+      </w:pPr>
+      <w:r>
+        <w:rPr>
+          <w:rFonts w:ascii="Calibri" w:cs="Calibri" w:eastAsia="Calibri" w:hAnsi="Calibri"/>
+          <w:caps/>
+          <w:color w:val="7A5C21"/>
+          <w:spacing w:val="30"/>
+          <w:sz w:val="9"/>
+          <w:szCs w:val="9"/>
+        </w:rPr>
+        <w:t xml:space="preserve">Chemistry Laboratory</w:t>
+      </w:r>
+    </w:p>
+    <w:p>
+      <w:r>
+        <w:br w:type="column"/>
+      </w:r>
+    </w:p>
+    <w:p>
+      <w:pPr>
+        <w:spacing w:after="140" w:before="300"/>
+        <w:jc w:val="center"/>
+      </w:pPr>
+      <w:r>
+        <w:drawing>
+          <wp:inline distT="0" distB="0" distL="0" distR="0">
+            <wp:extent cx="866775" cy="790575"/>
+            <wp:effectExtent t="0" r="0" b="0" l="0"/>
+            <wp:docPr id="1" name="" descr="" title=""/>
+            <wp:cNvGraphicFramePr>
+              <a:graphicFrameLocks xmlns:a="http://schemas.openxmlformats.org/drawingml/2006/main" noChangeAspect="1"/>
+            </wp:cNvGraphicFramePr>
+            <a:graphic xmlns:a="http://schemas.openxmlformats.org/drawingml/2006/main">
+              <a:graphicData uri="http://schemas.openxmlformats.org/drawingml/2006/picture">
+                <pic:pic xmlns:pic="http://schemas.openxmlformats.org/drawingml/2006/picture">
+                  <pic:nvPicPr>
+                    <pic:cNvPr id="0" name="" descr=""/>
+                    <pic:cNvPicPr>
+                      <a:picLocks noChangeAspect="1" noChangeArrowheads="1"/>
+                    </pic:cNvPicPr>
+                  </pic:nvPicPr>
+                  <pic:blipFill>
+                    <a:blip r:embed="rId8" cstate="none"/>
+                    <a:srcRect/>
+                    <a:stretch>
+                      <a:fillRect/>
+                    </a:stretch>
+                  </pic:blipFill>
+                  <pic:spPr bwMode="auto">
+                    <a:xfrm>
+                      <a:off x="0" y="0"/>
+                      <a:ext cx="866775" cy="790575"/>
+                    </a:xfrm>
+                    <a:prstGeom prst="rect">
+                      <a:avLst/>
+                    </a:prstGeom>
+                  </pic:spPr>
+                </pic:pic>
+              </a:graphicData>
+            </a:graphic>
+          </wp:inline>
+        </w:drawing>
+      </w:r>
+    </w:p>
+    <w:p>
+      <w:pPr>
+        <w:spacing w:after="70" w:before="0"/>
+        <w:jc w:val="center"/>
+      </w:pPr>
+      <w:r>
+        <w:rPr>
+          <w:rFonts w:ascii="Cambria" w:cs="Cambria" w:eastAsia="Cambria" w:hAnsi="Cambria"/>
+          <w:i/>
+          <w:iCs/>
+          <w:color w:val="5A4E37"/>
+          <w:sz w:val="19"/>
+          <w:szCs w:val="19"/>
+        </w:rPr>
+        <w:t xml:space="preserve">The Roll of</w:t>
+      </w:r>
+    </w:p>
+    <w:p>
+      <w:pPr>
+        <w:spacing w:after="0" w:before="0"/>
+        <w:jc w:val="center"/>
+      </w:pPr>
+      <w:r>
+        <w:rPr>
+          <w:rFonts w:ascii="Cambria" w:cs="Cambria" w:eastAsia="Cambria" w:hAnsi="Cambria"/>
+          <w:b/>
+          <w:bCs/>
+          <w:caps/>
+          <w:color w:val="7A5C21"/>
+          <w:spacing w:val="20"/>
+          <w:sz w:val="42"/>
+          <w:szCs w:val="42"/>
+        </w:rPr>
+        <w:t xml:space="preserve">The Graduands</w:t>
+      </w:r>
+    </w:p>
+    <w:p>
+      <w:pPr>
+        <w:pBdr>
+          <w:bottom w:val="single" w:color="A8863F" w:sz="8" w:space="3"/>
+        </w:pBdr>
+        <w:spacing w:after="200" w:before="200"/>
+      </w:pPr>
+      <w:r>
+        <w:rPr>
+          <w:sz w:val="2"/>
+          <w:szCs w:val="2"/>
+        </w:rPr>
+        <w:t xml:space="preserve"/>
+      </w:r>
+    </w:p>
+    <w:tbl>
+      <w:tblPr>
+        <w:tblW w:type="dxa" w:w="5008"/>
+        <w:tblBorders>
+          <w:top w:val="none" w:color="auto" w:sz="0"/>
+          <w:left w:val="none" w:color="auto" w:sz="0"/>
+          <w:bottom w:val="none" w:color="auto" w:sz="0"/>
+          <w:right w:val="none" w:color="auto" w:sz="0"/>
+          <w:insideH w:val="none" w:color="auto" w:sz="0"/>
+          <w:insideV w:val="none" w:color="auto" w:sz="0"/>
+        </w:tblBorders>
+      </w:tblPr>
+      <w:tblGrid>
+        <w:gridCol w:w="2504"/>
+        <w:gridCol w:w="2504"/>
+      </w:tblGrid>
+      <w:tr>
+        <w:tc>
+          <w:tcPr>
+            <w:tcW w:type="dxa" w:w="2504"/>
+            <w:tcMar>
+              <w:top w:type="dxa" w:w="60"/>
+              <w:left w:type="dxa" w:w="20"/>
+              <w:bottom w:type="dxa" w:w="60"/>
+              <w:right w:type="dxa" w:w="20"/>
+            </w:tcMar>
+          </w:tcPr>
+          <w:p>
+            <w:pPr>
+              <w:jc w:val="center"/>
+            </w:pPr>
+            <w:r>
+              <w:rPr>
+                <w:rFonts w:ascii="Cambria" w:cs="Cambria" w:eastAsia="Cambria" w:hAnsi="Cambria"/>
+                <w:b/>
+                <w:bCs/>
+                <w:color w:val="7A5C21"/>
+                <w:sz w:val="30"/>
+                <w:szCs w:val="30"/>
+              </w:rPr>
+              <w:t xml:space="preserve">40</w:t>
+            </w:r>
+          </w:p>
+          <w:p>
+            <w:pPr>
+              <w:spacing w:before="30"/>
+              <w:jc w:val="center"/>
+            </w:pPr>
+            <w:r>
+              <w:rPr>
+                <w:rFonts w:ascii="Calibri" w:cs="Calibri" w:eastAsia="Calibri" w:hAnsi="Calibri"/>
+                <w:caps/>
+                <w:color w:val="5A4E37"/>
+                <w:spacing w:val="20"/>
+                <w:sz w:val="9"/>
+                <w:szCs w:val="9"/>
+              </w:rPr>
+              <w:t xml:space="preserve">Awards conferred</w:t>
+            </w:r>
+          </w:p>
+        </w:tc>
+        <w:tc>
+          <w:tcPr>
+            <w:tcW w:type="dxa" w:w="2504"/>
+            <w:tcMar>
+              <w:top w:type="dxa" w:w="60"/>
+              <w:left w:type="dxa" w:w="20"/>
+              <w:bottom w:type="dxa" w:w="60"/>
+              <w:right w:type="dxa" w:w="20"/>
+            </w:tcMar>
+          </w:tcPr>
+          <w:p>
+            <w:pPr>
+              <w:jc w:val="center"/>
+            </w:pPr>
+            <w:r>
+              <w:rPr>
+                <w:rFonts w:ascii="Cambria" w:cs="Cambria" w:eastAsia="Cambria" w:hAnsi="Cambria"/>
+                <w:b/>
+                <w:bCs/>
+                <w:color w:val="7A5C21"/>
+                <w:sz w:val="30"/>
+                <w:szCs w:val="30"/>
+              </w:rPr>
+              <w:t xml:space="preserve">34</w:t>
+            </w:r>
+          </w:p>
+          <w:p>
+            <w:pPr>
+              <w:spacing w:before="30"/>
+              <w:jc w:val="center"/>
+            </w:pPr>
+            <w:r>
+              <w:rPr>
+                <w:rFonts w:ascii="Calibri" w:cs="Calibri" w:eastAsia="Calibri" w:hAnsi="Calibri"/>
+                <w:caps/>
+                <w:color w:val="5A4E37"/>
+                <w:spacing w:val="20"/>
+                <w:sz w:val="9"/>
+                <w:szCs w:val="9"/>
+              </w:rPr>
+              <w:t xml:space="preserve">Graduands</w:t>
+            </w:r>
+          </w:p>
+        </w:tc>
+      </w:tr>
+      <w:tr>
+        <w:tc>
+          <w:tcPr>
+            <w:tcW w:type="dxa" w:w="2504"/>
+            <w:tcMar>
+              <w:top w:type="dxa" w:w="60"/>
+              <w:left w:type="dxa" w:w="20"/>
+              <w:bottom w:type="dxa" w:w="60"/>
+              <w:right w:type="dxa" w:w="20"/>
+            </w:tcMar>
+          </w:tcPr>
+          <w:p>
+            <w:pPr>
+              <w:jc w:val="center"/>
+            </w:pPr>
+            <w:r>
+              <w:rPr>
+                <w:rFonts w:ascii="Cambria" w:cs="Cambria" w:eastAsia="Cambria" w:hAnsi="Cambria"/>
+                <w:b/>
+                <w:bCs/>
+                <w:color w:val="7A5C21"/>
+                <w:sz w:val="30"/>
+                <w:szCs w:val="30"/>
+              </w:rPr>
+              <w:t xml:space="preserve">6</w:t>
+            </w:r>
+          </w:p>
+          <w:p>
+            <w:pPr>
+              <w:spacing w:before="30"/>
+              <w:jc w:val="center"/>
+            </w:pPr>
+            <w:r>
+              <w:rPr>
+                <w:rFonts w:ascii="Calibri" w:cs="Calibri" w:eastAsia="Calibri" w:hAnsi="Calibri"/>
+                <w:caps/>
+                <w:color w:val="5A4E37"/>
+                <w:spacing w:val="20"/>
+                <w:sz w:val="9"/>
+                <w:szCs w:val="9"/>
+              </w:rPr>
+              <w:t xml:space="preserve">Award rolls</w:t>
+            </w:r>
+          </w:p>
+        </w:tc>
+        <w:tc>
+          <w:tcPr>
+            <w:tcW w:type="dxa" w:w="2504"/>
+            <w:tcMar>
+              <w:top w:type="dxa" w:w="60"/>
+              <w:left w:type="dxa" w:w="20"/>
+              <w:bottom w:type="dxa" w:w="60"/>
+              <w:right w:type="dxa" w:w="20"/>
+            </w:tcMar>
+          </w:tcPr>
+          <w:p>
+            <w:pPr>
+              <w:jc w:val="center"/>
+            </w:pPr>
+            <w:r>
+              <w:rPr>
+                <w:rFonts w:ascii="Cambria" w:cs="Cambria" w:eastAsia="Cambria" w:hAnsi="Cambria"/>
+                <w:b/>
+                <w:bCs/>
+                <w:color w:val="7A5C21"/>
+                <w:sz w:val="30"/>
+                <w:szCs w:val="30"/>
+              </w:rPr>
+              <w:t xml:space="preserve">4</w:t>
+            </w:r>
+          </w:p>
+          <w:p>
+            <w:pPr>
+              <w:spacing w:before="30"/>
+              <w:jc w:val="center"/>
+            </w:pPr>
+            <w:r>
+              <w:rPr>
+                <w:rFonts w:ascii="Calibri" w:cs="Calibri" w:eastAsia="Calibri" w:hAnsi="Calibri"/>
+                <w:caps/>
+                <w:color w:val="5A4E37"/>
+                <w:spacing w:val="20"/>
+                <w:sz w:val="9"/>
+                <w:szCs w:val="9"/>
+              </w:rPr>
+              <w:t xml:space="preserve">Schools</w:t>
+            </w:r>
+          </w:p>
+        </w:tc>
+      </w:tr>
+    </w:tbl>
+    <w:p>
+      <w:pPr>
+        <w:pBdr>
+          <w:bottom w:val="single" w:color="A8863F" w:sz="8" w:space="3"/>
+        </w:pBdr>
+        <w:spacing w:after="200" w:before="200"/>
+      </w:pPr>
+      <w:r>
+        <w:rPr>
+          <w:sz w:val="2"/>
+          <w:szCs w:val="2"/>
+        </w:rPr>
+        <w:t xml:space="preserve"/>
+      </w:r>
+    </w:p>
+    <w:p>
+      <w:pPr>
+        <w:spacing w:after="260" w:before="0"/>
+        <w:jc w:val="center"/>
+      </w:pPr>
+      <w:r>
+        <w:rPr>
+          <w:rFonts w:ascii="Cambria" w:cs="Cambria" w:eastAsia="Cambria" w:hAnsi="Cambria"/>
+          <w:caps/>
+          <w:color w:val="7A5C21"/>
+          <w:spacing w:val="160"/>
+          <w:sz w:val="15"/>
+          <w:szCs w:val="15"/>
+        </w:rPr>
+        <w:t xml:space="preserve">Class of 2026</w:t>
+      </w:r>
+    </w:p>
+    <w:p>
+      <w:pPr>
+        <w:jc w:val="center"/>
+      </w:pPr>
+      <w:r>
+        <w:drawing>
+          <wp:inline distT="0" distB="0" distL="0" distR="0">
+            <wp:extent cx="3181350" cy="1876425"/>
+            <wp:effectExtent t="0" r="0" b="0" l="0"/>
+            <wp:docPr id="1" name="" descr="" title=""/>
+            <wp:cNvGraphicFramePr>
+              <a:graphicFrameLocks xmlns:a="http://schemas.openxmlformats.org/drawingml/2006/main" noChangeAspect="1"/>
+            </wp:cNvGraphicFramePr>
+            <a:graphic xmlns:a="http://schemas.openxmlformats.org/drawingml/2006/main">
+              <a:graphicData uri="http://schemas.openxmlformats.org/drawingml/2006/picture">
+                <pic:pic xmlns:pic="http://schemas.openxmlformats.org/drawingml/2006/picture">
+                  <pic:nvPicPr>
+                    <pic:cNvPr id="0" name="" descr=""/>
+                    <pic:cNvPicPr>
+                      <a:picLocks noChangeAspect="1" noChangeArrowheads="1"/>
+                    </pic:cNvPicPr>
+                  </pic:nvPicPr>
+                  <pic:blipFill>
+                    <a:blip r:embed="rId18" cstate="none"/>
+                    <a:srcRect/>
+                    <a:stretch>
+                      <a:fillRect/>
+                    </a:stretch>
+                  </pic:blipFill>
+                  <pic:spPr bwMode="auto">
+                    <a:xfrm>
+                      <a:off x="0" y="0"/>
+                      <a:ext cx="3181350" cy="1876425"/>
+                    </a:xfrm>
+                    <a:prstGeom prst="rect">
+                      <a:avLst/>
+                    </a:prstGeom>
+                  </pic:spPr>
+                </pic:pic>
+              </a:graphicData>
+            </a:graphic>
+          </wp:inline>
+        </w:drawing>
+      </w:r>
+    </w:p>
+    <w:p>
+      <w:pPr>
+        <w:spacing w:after="120" w:before="20"/>
+        <w:jc w:val="center"/>
+      </w:pPr>
+      <w:r>
+        <w:rPr>
+          <w:rFonts w:ascii="Calibri" w:cs="Calibri" w:eastAsia="Calibri" w:hAnsi="Calibri"/>
+          <w:caps/>
+          <w:color w:val="7A5C21"/>
+          <w:spacing w:val="30"/>
+          <w:sz w:val="9"/>
+          <w:szCs w:val="9"/>
+        </w:rPr>
+        <w:t xml:space="preserve">Spelling Competition</w:t>
+      </w:r>
+    </w:p>
+    <w:p>
+      <w:pPr>
+        <w:sectPr>
+          <w:pgSz w:w="16838" w:h="11906" w:orient="portrait"/>
+          <w:pgMar w:top="510" w:right="454" w:bottom="454" w:left="454" w:header="708" w:footer="708" w:gutter="0"/>
+          <w:pgNumType/>
+          <w:cols w:space="454" w:num="3" w:equalWidth="true"/>
+          <w:docGrid w:linePitch="360"/>
+        </w:sectPr>
+      </w:pPr>
+    </w:p>
+    <w:p>
+      <w:pPr>
+        <w:spacing w:after="40" w:before="0"/>
+        <w:jc w:val="center"/>
+      </w:pPr>
+      <w:r>
+        <w:rPr>
+          <w:rFonts w:ascii="Calibri" w:cs="Calibri" w:eastAsia="Calibri" w:hAnsi="Calibri"/>
+          <w:caps/>
+          <w:color w:val="5A4E37"/>
+          <w:spacing w:val="60"/>
+          <w:sz w:val="10"/>
+          <w:szCs w:val="10"/>
+        </w:rPr>
+        <w:t xml:space="preserve">Class of 2026</w:t>
+      </w:r>
+    </w:p>
+    <w:p>
+      <w:pPr>
+        <w:spacing w:after="0" w:before="0"/>
+        <w:jc w:val="center"/>
+      </w:pPr>
+      <w:r>
+        <w:rPr>
+          <w:rFonts w:ascii="Cambria" w:cs="Cambria" w:eastAsia="Cambria" w:hAnsi="Cambria"/>
+          <w:b/>
+          <w:bCs/>
+          <w:caps/>
+          <w:color w:val="7A5C21"/>
+          <w:spacing w:val="20"/>
+          <w:sz w:val="22"/>
+          <w:szCs w:val="22"/>
+        </w:rPr>
+        <w:t xml:space="preserve">The Graduands</w:t>
+      </w:r>
+    </w:p>
+    <w:p>
+      <w:pPr>
+        <w:pBdr>
+          <w:bottom w:val="single" w:color="A8863F" w:sz="4" w:space="3"/>
+        </w:pBdr>
+        <w:spacing w:after="120" w:before="60"/>
+      </w:pPr>
+      <w:r>
+        <w:rPr>
+          <w:sz w:val="2"/>
+          <w:szCs w:val="2"/>
+        </w:rPr>
+        <w:t xml:space="preserve"/>
+      </w:r>
+    </w:p>
+    <w:p>
+      <w:pPr>
+        <w:spacing w:after="120"/>
+        <w:jc w:val="center"/>
+      </w:pPr>
+      <w:r>
+        <w:rPr>
+          <w:rFonts w:ascii="Cambria" w:cs="Cambria" w:eastAsia="Cambria" w:hAnsi="Cambria"/>
+          <w:i/>
+          <w:iCs/>
+          <w:color w:val="5A4E37"/>
+          <w:sz w:val="14"/>
+          <w:szCs w:val="14"/>
+        </w:rPr>
+        <w:t xml:space="preserve">Each graduand named here has completed the requirements of their programme and is admitted to the award beneath their school. One who has completed two programmes is named under each.</w:t>
+      </w:r>
+    </w:p>
+    <w:p>
+      <w:pPr>
+        <w:keepNext/>
+        <w:pBdr>
+          <w:top w:val="single" w:color="A8863F" w:sz="4" w:space="5"/>
+        </w:pBdr>
+        <w:spacing w:after="0" w:before="140"/>
+      </w:pPr>
+      <w:r>
+        <w:rPr>
+          <w:rFonts w:ascii="Times New Roman" w:cs="Times New Roman" w:eastAsia="Times New Roman" w:hAnsi="Times New Roman"/>
+          <w:color w:val="A8863F"/>
+          <w:sz w:val="16"/>
+          <w:szCs w:val="16"/>
+          <w:rtl/>
+        </w:rPr>
+        <w:t xml:space="preserve">حفظ القرآن الكريم</w:t>
+      </w:r>
+    </w:p>
+    <w:p>
+      <w:pPr>
+        <w:keepNext/>
+        <w:spacing w:after="0" w:before="0"/>
+      </w:pPr>
+      <w:r>
+        <w:rPr>
+          <w:rFonts w:ascii="Cambria" w:cs="Cambria" w:eastAsia="Cambria" w:hAnsi="Cambria"/>
+          <w:b/>
+          <w:bCs/>
+          <w:color w:val="7A5C21"/>
+          <w:sz w:val="17"/>
+          <w:szCs w:val="17"/>
+        </w:rPr>
+        <w:t xml:space="preserve">Ḥifẓ of the Glorious Qur’an</w:t>
+      </w:r>
+    </w:p>
+    <w:p>
+      <w:pPr>
+        <w:keepNext/>
+        <w:spacing w:after="60"/>
+      </w:pPr>
+      <w:r>
+        <w:rPr>
+          <w:rFonts w:ascii="Calibri" w:cs="Calibri" w:eastAsia="Calibri" w:hAnsi="Calibri"/>
+          <w:caps/>
+          <w:color w:val="5A4E37"/>
+          <w:spacing w:val="20"/>
+          <w:sz w:val="9"/>
+          <w:szCs w:val="9"/>
+        </w:rPr>
+        <w:t xml:space="preserve">Sultan Hanafi Qur’an College</w:t>
+      </w:r>
+    </w:p>
+    <w:p>
+      <w:pPr>
+        <w:spacing w:after="8" w:before="8"/>
+        <w:ind w:left="170" w:hanging="130"/>
+      </w:pPr>
+      <w:r>
+        <w:rPr>
+          <w:rFonts w:ascii="Calibri" w:cs="Calibri" w:eastAsia="Calibri" w:hAnsi="Calibri"/>
+          <w:color w:val="A8863F"/>
+          <w:sz w:val="11"/>
+          <w:szCs w:val="11"/>
+        </w:rPr>
+        <w:t xml:space="preserve">1.  </w:t>
+      </w:r>
+      <w:r>
+        <w:rPr>
+          <w:rFonts w:ascii="Cambria" w:cs="Cambria" w:eastAsia="Cambria" w:hAnsi="Cambria"/>
+          <w:color w:val="2B2417"/>
+          <w:sz w:val="17"/>
+          <w:szCs w:val="17"/>
+        </w:rPr>
+        <w:t xml:space="preserve">Zaynab Zakariya Anofi</w:t>
+      </w:r>
+    </w:p>
+    <w:p>
+      <w:pPr>
+        <w:spacing w:after="8" w:before="8"/>
+        <w:ind w:left="170" w:hanging="130"/>
+      </w:pPr>
+      <w:r>
+        <w:rPr>
+          <w:rFonts w:ascii="Calibri" w:cs="Calibri" w:eastAsia="Calibri" w:hAnsi="Calibri"/>
+          <w:color w:val="A8863F"/>
+          <w:sz w:val="11"/>
+          <w:szCs w:val="11"/>
+        </w:rPr>
+        <w:t xml:space="preserve">2.  </w:t>
+      </w:r>
+      <w:r>
+        <w:rPr>
+          <w:rFonts w:ascii="Cambria" w:cs="Cambria" w:eastAsia="Cambria" w:hAnsi="Cambria"/>
+          <w:color w:val="2B2417"/>
+          <w:sz w:val="17"/>
+          <w:szCs w:val="17"/>
+        </w:rPr>
+        <w:t xml:space="preserve">Baqi Olamiposi Anofi</w:t>
+      </w:r>
+    </w:p>
+    <w:p>
+      <w:pPr>
+        <w:spacing w:after="8" w:before="8"/>
+        <w:ind w:left="170" w:hanging="130"/>
+      </w:pPr>
+      <w:r>
+        <w:rPr>
+          <w:rFonts w:ascii="Calibri" w:cs="Calibri" w:eastAsia="Calibri" w:hAnsi="Calibri"/>
+          <w:color w:val="A8863F"/>
+          <w:sz w:val="11"/>
+          <w:szCs w:val="11"/>
+        </w:rPr>
+        <w:t xml:space="preserve">3.  </w:t>
+      </w:r>
+      <w:r>
+        <w:rPr>
+          <w:rFonts w:ascii="Cambria" w:cs="Cambria" w:eastAsia="Cambria" w:hAnsi="Cambria"/>
+          <w:color w:val="2B2417"/>
+          <w:sz w:val="17"/>
+          <w:szCs w:val="17"/>
+        </w:rPr>
+        <w:t xml:space="preserve">Aisha Omoshalewa Anofi</w:t>
+      </w:r>
+    </w:p>
+    <w:p>
+      <w:pPr>
+        <w:keepNext/>
+        <w:pBdr>
+          <w:top w:val="single" w:color="A8863F" w:sz="4" w:space="5"/>
+        </w:pBdr>
+        <w:spacing w:after="0" w:before="140"/>
+      </w:pPr>
+      <w:r>
+        <w:rPr>
+          <w:rFonts w:ascii="Times New Roman" w:cs="Times New Roman" w:eastAsia="Times New Roman" w:hAnsi="Times New Roman"/>
+          <w:color w:val="A8863F"/>
+          <w:sz w:val="16"/>
+          <w:szCs w:val="16"/>
+          <w:rtl/>
+        </w:rPr>
+        <w:t xml:space="preserve">المرحلة الابتدائية</w:t>
+      </w:r>
+    </w:p>
+    <w:p>
+      <w:pPr>
+        <w:keepNext/>
+        <w:spacing w:after="0" w:before="0"/>
+      </w:pPr>
+      <w:r>
+        <w:rPr>
+          <w:rFonts w:ascii="Cambria" w:cs="Cambria" w:eastAsia="Cambria" w:hAnsi="Cambria"/>
+          <w:b/>
+          <w:bCs/>
+          <w:color w:val="7A5C21"/>
+          <w:sz w:val="17"/>
+          <w:szCs w:val="17"/>
+        </w:rPr>
+        <w:t xml:space="preserve">Ibtidā’iyyah</w:t>
+      </w:r>
+    </w:p>
+    <w:p>
+      <w:pPr>
+        <w:keepNext/>
+        <w:spacing w:after="60"/>
+      </w:pPr>
+      <w:r>
+        <w:rPr>
+          <w:rFonts w:ascii="Calibri" w:cs="Calibri" w:eastAsia="Calibri" w:hAnsi="Calibri"/>
+          <w:caps/>
+          <w:color w:val="5A4E37"/>
+          <w:spacing w:val="20"/>
+          <w:sz w:val="9"/>
+          <w:szCs w:val="9"/>
+        </w:rPr>
+        <w:t xml:space="preserve">Sultan Hanafi School of Islamic and Arabic Studies</w:t>
+      </w:r>
+    </w:p>
+    <w:p>
+      <w:pPr>
+        <w:spacing w:after="8" w:before="8"/>
+        <w:ind w:left="170" w:hanging="130"/>
+      </w:pPr>
+      <w:r>
+        <w:rPr>
+          <w:rFonts w:ascii="Calibri" w:cs="Calibri" w:eastAsia="Calibri" w:hAnsi="Calibri"/>
+          <w:color w:val="A8863F"/>
+          <w:sz w:val="11"/>
+          <w:szCs w:val="11"/>
+        </w:rPr>
+        <w:t xml:space="preserve">1.  </w:t>
+      </w:r>
+      <w:r>
+        <w:rPr>
+          <w:rFonts w:ascii="Cambria" w:cs="Cambria" w:eastAsia="Cambria" w:hAnsi="Cambria"/>
+          <w:color w:val="2B2417"/>
+          <w:sz w:val="17"/>
+          <w:szCs w:val="17"/>
+        </w:rPr>
+        <w:t xml:space="preserve">Hameedah Adebimpe Ojewumi</w:t>
+      </w:r>
+    </w:p>
+    <w:p>
+      <w:pPr>
+        <w:spacing w:after="8" w:before="8"/>
+        <w:ind w:left="170" w:hanging="130"/>
+      </w:pPr>
+      <w:r>
+        <w:rPr>
+          <w:rFonts w:ascii="Calibri" w:cs="Calibri" w:eastAsia="Calibri" w:hAnsi="Calibri"/>
+          <w:color w:val="A8863F"/>
+          <w:sz w:val="11"/>
+          <w:szCs w:val="11"/>
+        </w:rPr>
+        <w:t xml:space="preserve">2.  </w:t>
+      </w:r>
+      <w:r>
+        <w:rPr>
+          <w:rFonts w:ascii="Cambria" w:cs="Cambria" w:eastAsia="Cambria" w:hAnsi="Cambria"/>
+          <w:color w:val="2B2417"/>
+          <w:sz w:val="17"/>
+          <w:szCs w:val="17"/>
+        </w:rPr>
+        <w:t xml:space="preserve">Aisha Anofi</w:t>
+      </w:r>
+    </w:p>
+    <w:p>
+      <w:pPr>
+        <w:spacing w:after="8" w:before="8"/>
+        <w:ind w:left="170" w:hanging="130"/>
+      </w:pPr>
+      <w:r>
+        <w:rPr>
+          <w:rFonts w:ascii="Calibri" w:cs="Calibri" w:eastAsia="Calibri" w:hAnsi="Calibri"/>
+          <w:color w:val="A8863F"/>
+          <w:sz w:val="11"/>
+          <w:szCs w:val="11"/>
+        </w:rPr>
+        <w:t xml:space="preserve">3.  </w:t>
+      </w:r>
+      <w:r>
+        <w:rPr>
+          <w:rFonts w:ascii="Cambria" w:cs="Cambria" w:eastAsia="Cambria" w:hAnsi="Cambria"/>
+          <w:color w:val="2B2417"/>
+          <w:sz w:val="17"/>
+          <w:szCs w:val="17"/>
+        </w:rPr>
+        <w:t xml:space="preserve">Abdulbasit Adedokun</w:t>
+      </w:r>
+    </w:p>
+    <w:p>
+      <w:pPr>
+        <w:spacing w:after="8" w:before="8"/>
+        <w:ind w:left="170" w:hanging="130"/>
+      </w:pPr>
+      <w:r>
+        <w:rPr>
+          <w:rFonts w:ascii="Calibri" w:cs="Calibri" w:eastAsia="Calibri" w:hAnsi="Calibri"/>
+          <w:color w:val="A8863F"/>
+          <w:sz w:val="11"/>
+          <w:szCs w:val="11"/>
+        </w:rPr>
+        <w:t xml:space="preserve">4.  </w:t>
+      </w:r>
+      <w:r>
+        <w:rPr>
+          <w:rFonts w:ascii="Cambria" w:cs="Cambria" w:eastAsia="Cambria" w:hAnsi="Cambria"/>
+          <w:color w:val="2B2417"/>
+          <w:sz w:val="17"/>
+          <w:szCs w:val="17"/>
+        </w:rPr>
+        <w:t xml:space="preserve">Naheemah Ismail</w:t>
+      </w:r>
+    </w:p>
+    <w:p>
+      <w:pPr>
+        <w:spacing w:after="8" w:before="8"/>
+        <w:ind w:left="170" w:hanging="130"/>
+      </w:pPr>
+      <w:r>
+        <w:rPr>
+          <w:rFonts w:ascii="Calibri" w:cs="Calibri" w:eastAsia="Calibri" w:hAnsi="Calibri"/>
+          <w:color w:val="A8863F"/>
+          <w:sz w:val="11"/>
+          <w:szCs w:val="11"/>
+        </w:rPr>
+        <w:t xml:space="preserve">5.  </w:t>
+      </w:r>
+      <w:r>
+        <w:rPr>
+          <w:rFonts w:ascii="Cambria" w:cs="Cambria" w:eastAsia="Cambria" w:hAnsi="Cambria"/>
+          <w:color w:val="2B2417"/>
+          <w:sz w:val="17"/>
+          <w:szCs w:val="17"/>
+        </w:rPr>
+        <w:t xml:space="preserve">Ashrof Akorede</w:t>
+      </w:r>
+    </w:p>
+    <w:p>
+      <w:pPr>
+        <w:spacing w:after="8" w:before="8"/>
+        <w:ind w:left="170" w:hanging="130"/>
+      </w:pPr>
+      <w:r>
+        <w:rPr>
+          <w:rFonts w:ascii="Calibri" w:cs="Calibri" w:eastAsia="Calibri" w:hAnsi="Calibri"/>
+          <w:color w:val="A8863F"/>
+          <w:sz w:val="11"/>
+          <w:szCs w:val="11"/>
+        </w:rPr>
+        <w:t xml:space="preserve">6.  </w:t>
+      </w:r>
+      <w:r>
+        <w:rPr>
+          <w:rFonts w:ascii="Cambria" w:cs="Cambria" w:eastAsia="Cambria" w:hAnsi="Cambria"/>
+          <w:color w:val="2B2417"/>
+          <w:sz w:val="17"/>
+          <w:szCs w:val="17"/>
+        </w:rPr>
+        <w:t xml:space="preserve">Imran Adegoke</w:t>
+      </w:r>
+    </w:p>
+    <w:p>
+      <w:pPr>
+        <w:spacing w:after="8" w:before="8"/>
+        <w:ind w:left="170" w:hanging="130"/>
+      </w:pPr>
+      <w:r>
+        <w:rPr>
+          <w:rFonts w:ascii="Calibri" w:cs="Calibri" w:eastAsia="Calibri" w:hAnsi="Calibri"/>
+          <w:color w:val="A8863F"/>
+          <w:sz w:val="11"/>
+          <w:szCs w:val="11"/>
+        </w:rPr>
+        <w:t xml:space="preserve">7.  </w:t>
+      </w:r>
+      <w:r>
+        <w:rPr>
+          <w:rFonts w:ascii="Cambria" w:cs="Cambria" w:eastAsia="Cambria" w:hAnsi="Cambria"/>
+          <w:color w:val="2B2417"/>
+          <w:sz w:val="17"/>
+          <w:szCs w:val="17"/>
+        </w:rPr>
+        <w:t xml:space="preserve">Abdulateef Adedokun</w:t>
+      </w:r>
+    </w:p>
+    <w:p>
+      <w:pPr>
+        <w:spacing w:before="200"/>
+      </w:pPr>
+      <w:r>
+        <w:rPr>
+          <w:sz w:val="2"/>
+          <w:szCs w:val="2"/>
+        </w:rPr>
+        <w:t xml:space="preserve"/>
+      </w:r>
+    </w:p>
+    <w:p>
+      <w:pPr>
+        <w:jc w:val="center"/>
+      </w:pPr>
+      <w:r>
+        <w:drawing>
+          <wp:inline distT="0" distB="0" distL="0" distR="0">
+            <wp:extent cx="3181350" cy="2228850"/>
+            <wp:effectExtent t="0" r="0" b="0" l="0"/>
+            <wp:docPr id="1" name="" descr="" title=""/>
+            <wp:cNvGraphicFramePr>
+              <a:graphicFrameLocks xmlns:a="http://schemas.openxmlformats.org/drawingml/2006/main" noChangeAspect="1"/>
+            </wp:cNvGraphicFramePr>
+            <a:graphic xmlns:a="http://schemas.openxmlformats.org/drawingml/2006/main">
+              <a:graphicData uri="http://schemas.openxmlformats.org/drawingml/2006/picture">
+                <pic:pic xmlns:pic="http://schemas.openxmlformats.org/drawingml/2006/picture">
+                  <pic:nvPicPr>
+                    <pic:cNvPr id="0" name="" descr=""/>
+                    <pic:cNvPicPr>
+                      <a:picLocks noChangeAspect="1" noChangeArrowheads="1"/>
+                    </pic:cNvPicPr>
+                  </pic:nvPicPr>
+                  <pic:blipFill>
+                    <a:blip r:embed="rId19" cstate="none"/>
+                    <a:srcRect/>
+                    <a:stretch>
+                      <a:fillRect/>
+                    </a:stretch>
+                  </pic:blipFill>
+                  <pic:spPr bwMode="auto">
+                    <a:xfrm>
+                      <a:off x="0" y="0"/>
+                      <a:ext cx="3181350" cy="2228850"/>
+                    </a:xfrm>
+                    <a:prstGeom prst="rect">
+                      <a:avLst/>
+                    </a:prstGeom>
+                  </pic:spPr>
+                </pic:pic>
+              </a:graphicData>
+            </a:graphic>
+          </wp:inline>
+        </w:drawing>
+      </w:r>
+    </w:p>
+    <w:p>
+      <w:pPr>
+        <w:spacing w:after="120" w:before="20"/>
+        <w:jc w:val="center"/>
+      </w:pPr>
+      <w:r>
+        <w:rPr>
+          <w:rFonts w:ascii="Calibri" w:cs="Calibri" w:eastAsia="Calibri" w:hAnsi="Calibri"/>
+          <w:caps/>
+          <w:color w:val="7A5C21"/>
+          <w:spacing w:val="30"/>
+          <w:sz w:val="9"/>
+          <w:szCs w:val="9"/>
+        </w:rPr>
         <w:t xml:space="preserve">Qur’an Recitation</w:t>
+      </w:r>
+    </w:p>
+    <w:p>
+      <w:r>
+        <w:br w:type="column"/>
+      </w:r>
+    </w:p>
+    <w:p>
+      <w:pPr>
+        <w:spacing w:after="40" w:before="0"/>
+        <w:jc w:val="center"/>
+      </w:pPr>
+      <w:r>
+        <w:rPr>
+          <w:rFonts w:ascii="Calibri" w:cs="Calibri" w:eastAsia="Calibri" w:hAnsi="Calibri"/>
+          <w:caps/>
+          <w:color w:val="5A4E37"/>
+          <w:spacing w:val="60"/>
+          <w:sz w:val="10"/>
+          <w:szCs w:val="10"/>
+        </w:rPr>
+        <w:t xml:space="preserve">Class of 2026</w:t>
+      </w:r>
+    </w:p>
+    <w:p>
+      <w:pPr>
+        <w:spacing w:after="0" w:before="0"/>
+        <w:jc w:val="center"/>
+      </w:pPr>
+      <w:r>
+        <w:rPr>
+          <w:rFonts w:ascii="Cambria" w:cs="Cambria" w:eastAsia="Cambria" w:hAnsi="Cambria"/>
+          <w:b/>
+          <w:bCs/>
+          <w:caps/>
+          <w:color w:val="7A5C21"/>
+          <w:spacing w:val="20"/>
+          <w:sz w:val="22"/>
+          <w:szCs w:val="22"/>
+        </w:rPr>
+        <w:t xml:space="preserve">The Graduands · continued</w:t>
+      </w:r>
+    </w:p>
+    <w:p>
+      <w:pPr>
+        <w:pBdr>
+          <w:bottom w:val="single" w:color="A8863F" w:sz="4" w:space="3"/>
+        </w:pBdr>
+        <w:spacing w:after="120" w:before="60"/>
+      </w:pPr>
+      <w:r>
+        <w:rPr>
+          <w:sz w:val="2"/>
+          <w:szCs w:val="2"/>
+        </w:rPr>
+        <w:t xml:space="preserve"/>
+      </w:r>
+    </w:p>
+    <w:p>
+      <w:pPr>
+        <w:keepNext/>
+        <w:pBdr>
+          <w:top w:val="single" w:color="A8863F" w:sz="4" w:space="5"/>
+        </w:pBdr>
+        <w:spacing w:after="0" w:before="140"/>
+      </w:pPr>
+      <w:r>
+        <w:rPr>
+          <w:rFonts w:ascii="Times New Roman" w:cs="Times New Roman" w:eastAsia="Times New Roman" w:hAnsi="Times New Roman"/>
+          <w:color w:val="A8863F"/>
+          <w:sz w:val="16"/>
+          <w:szCs w:val="16"/>
+          <w:rtl/>
+        </w:rPr>
+        <w:t xml:space="preserve">المرحلة الإعدادية</w:t>
+      </w:r>
+    </w:p>
+    <w:p>
+      <w:pPr>
+        <w:keepNext/>
+        <w:spacing w:after="0" w:before="0"/>
+      </w:pPr>
+      <w:r>
+        <w:rPr>
+          <w:rFonts w:ascii="Cambria" w:cs="Cambria" w:eastAsia="Cambria" w:hAnsi="Cambria"/>
+          <w:b/>
+          <w:bCs/>
+          <w:color w:val="7A5C21"/>
+          <w:sz w:val="17"/>
+          <w:szCs w:val="17"/>
+        </w:rPr>
+        <w:t xml:space="preserve">I‘dādiyyah</w:t>
+      </w:r>
+    </w:p>
+    <w:p>
+      <w:pPr>
+        <w:keepNext/>
+        <w:spacing w:after="60"/>
+      </w:pPr>
+      <w:r>
+        <w:rPr>
+          <w:rFonts w:ascii="Calibri" w:cs="Calibri" w:eastAsia="Calibri" w:hAnsi="Calibri"/>
+          <w:caps/>
+          <w:color w:val="5A4E37"/>
+          <w:spacing w:val="20"/>
+          <w:sz w:val="9"/>
+          <w:szCs w:val="9"/>
+        </w:rPr>
+        <w:t xml:space="preserve">Sultan Hanafi School of Islamic and Arabic Studies</w:t>
+      </w:r>
+    </w:p>
+    <w:p>
+      <w:pPr>
+        <w:spacing w:after="8" w:before="8"/>
+        <w:ind w:left="170" w:hanging="130"/>
+      </w:pPr>
+      <w:r>
+        <w:rPr>
+          <w:rFonts w:ascii="Calibri" w:cs="Calibri" w:eastAsia="Calibri" w:hAnsi="Calibri"/>
+          <w:color w:val="A8863F"/>
+          <w:sz w:val="11"/>
+          <w:szCs w:val="11"/>
+        </w:rPr>
+        <w:t xml:space="preserve">1.  </w:t>
+      </w:r>
+      <w:r>
+        <w:rPr>
+          <w:rFonts w:ascii="Cambria" w:cs="Cambria" w:eastAsia="Cambria" w:hAnsi="Cambria"/>
+          <w:color w:val="2B2417"/>
+          <w:sz w:val="17"/>
+          <w:szCs w:val="17"/>
+        </w:rPr>
+        <w:t xml:space="preserve">Muhammad Ismail Seriki</w:t>
+      </w:r>
+    </w:p>
+    <w:p>
+      <w:pPr>
+        <w:spacing w:after="8" w:before="8"/>
+        <w:ind w:left="170" w:hanging="130"/>
+      </w:pPr>
+      <w:r>
+        <w:rPr>
+          <w:rFonts w:ascii="Calibri" w:cs="Calibri" w:eastAsia="Calibri" w:hAnsi="Calibri"/>
+          <w:color w:val="A8863F"/>
+          <w:sz w:val="11"/>
+          <w:szCs w:val="11"/>
+        </w:rPr>
+        <w:t xml:space="preserve">2.  </w:t>
+      </w:r>
+      <w:r>
+        <w:rPr>
+          <w:rFonts w:ascii="Cambria" w:cs="Cambria" w:eastAsia="Cambria" w:hAnsi="Cambria"/>
+          <w:color w:val="2B2417"/>
+          <w:sz w:val="17"/>
+          <w:szCs w:val="17"/>
+        </w:rPr>
+        <w:t xml:space="preserve">Baqi Olamiposi Anofi</w:t>
+      </w:r>
+    </w:p>
+    <w:p>
+      <w:pPr>
+        <w:spacing w:after="8" w:before="8"/>
+        <w:ind w:left="170" w:hanging="130"/>
+      </w:pPr>
+      <w:r>
+        <w:rPr>
+          <w:rFonts w:ascii="Calibri" w:cs="Calibri" w:eastAsia="Calibri" w:hAnsi="Calibri"/>
+          <w:color w:val="A8863F"/>
+          <w:sz w:val="11"/>
+          <w:szCs w:val="11"/>
+        </w:rPr>
+        <w:t xml:space="preserve">3.  </w:t>
+      </w:r>
+      <w:r>
+        <w:rPr>
+          <w:rFonts w:ascii="Cambria" w:cs="Cambria" w:eastAsia="Cambria" w:hAnsi="Cambria"/>
+          <w:color w:val="2B2417"/>
+          <w:sz w:val="17"/>
+          <w:szCs w:val="17"/>
+        </w:rPr>
+        <w:t xml:space="preserve">Faridah Ayomide Aliu</w:t>
+      </w:r>
+    </w:p>
+    <w:p>
+      <w:pPr>
+        <w:spacing w:after="8" w:before="8"/>
+        <w:ind w:left="170" w:hanging="130"/>
+      </w:pPr>
+      <w:r>
+        <w:rPr>
+          <w:rFonts w:ascii="Calibri" w:cs="Calibri" w:eastAsia="Calibri" w:hAnsi="Calibri"/>
+          <w:color w:val="A8863F"/>
+          <w:sz w:val="11"/>
+          <w:szCs w:val="11"/>
+        </w:rPr>
+        <w:t xml:space="preserve">4.  </w:t>
+      </w:r>
+      <w:r>
+        <w:rPr>
+          <w:rFonts w:ascii="Cambria" w:cs="Cambria" w:eastAsia="Cambria" w:hAnsi="Cambria"/>
+          <w:color w:val="2B2417"/>
+          <w:sz w:val="17"/>
+          <w:szCs w:val="17"/>
+        </w:rPr>
+        <w:t xml:space="preserve">Thoirah Makinde</w:t>
+      </w:r>
+    </w:p>
+    <w:p>
+      <w:pPr>
+        <w:spacing w:after="8" w:before="8"/>
+        <w:ind w:left="170" w:hanging="130"/>
+      </w:pPr>
+      <w:r>
+        <w:rPr>
+          <w:rFonts w:ascii="Calibri" w:cs="Calibri" w:eastAsia="Calibri" w:hAnsi="Calibri"/>
+          <w:color w:val="A8863F"/>
+          <w:sz w:val="11"/>
+          <w:szCs w:val="11"/>
+        </w:rPr>
+        <w:t xml:space="preserve">5.  </w:t>
+      </w:r>
+      <w:r>
+        <w:rPr>
+          <w:rFonts w:ascii="Cambria" w:cs="Cambria" w:eastAsia="Cambria" w:hAnsi="Cambria"/>
+          <w:color w:val="2B2417"/>
+          <w:sz w:val="17"/>
+          <w:szCs w:val="17"/>
+        </w:rPr>
+        <w:t xml:space="preserve">Abdulbasit Amobi Jabarr</w:t>
+      </w:r>
+    </w:p>
+    <w:p>
+      <w:pPr>
+        <w:spacing w:after="8" w:before="8"/>
+        <w:ind w:left="170" w:hanging="130"/>
+      </w:pPr>
+      <w:r>
+        <w:rPr>
+          <w:rFonts w:ascii="Calibri" w:cs="Calibri" w:eastAsia="Calibri" w:hAnsi="Calibri"/>
+          <w:color w:val="A8863F"/>
+          <w:sz w:val="11"/>
+          <w:szCs w:val="11"/>
+        </w:rPr>
+        <w:t xml:space="preserve">6.  </w:t>
+      </w:r>
+      <w:r>
+        <w:rPr>
+          <w:rFonts w:ascii="Cambria" w:cs="Cambria" w:eastAsia="Cambria" w:hAnsi="Cambria"/>
+          <w:color w:val="2B2417"/>
+          <w:sz w:val="17"/>
+          <w:szCs w:val="17"/>
+        </w:rPr>
+        <w:t xml:space="preserve">Abdullah Oladimeji Anofi</w:t>
+      </w:r>
+    </w:p>
+    <w:p>
+      <w:pPr>
+        <w:keepNext/>
+        <w:pBdr>
+          <w:top w:val="single" w:color="A8863F" w:sz="4" w:space="5"/>
+        </w:pBdr>
+        <w:spacing w:after="0" w:before="140"/>
+      </w:pPr>
+      <w:r>
+        <w:rPr>
+          <w:rFonts w:ascii="Cambria" w:cs="Cambria" w:eastAsia="Cambria" w:hAnsi="Cambria"/>
+          <w:b/>
+          <w:bCs/>
+          <w:color w:val="7A5C21"/>
+          <w:sz w:val="17"/>
+          <w:szCs w:val="17"/>
+        </w:rPr>
+        <w:t xml:space="preserve">Primary School Graduation</w:t>
+      </w:r>
+    </w:p>
+    <w:p>
+      <w:pPr>
+        <w:keepNext/>
+        <w:spacing w:after="60"/>
+      </w:pPr>
+      <w:r>
+        <w:rPr>
+          <w:rFonts w:ascii="Calibri" w:cs="Calibri" w:eastAsia="Calibri" w:hAnsi="Calibri"/>
+          <w:caps/>
+          <w:color w:val="5A4E37"/>
+          <w:spacing w:val="20"/>
+          <w:sz w:val="9"/>
+          <w:szCs w:val="9"/>
+        </w:rPr>
+        <w:t xml:space="preserve">Sultan Hanafi Nursery and Primary School</w:t>
+      </w:r>
+    </w:p>
+    <w:p>
+      <w:pPr>
+        <w:spacing w:after="8" w:before="8"/>
+        <w:ind w:left="170" w:hanging="130"/>
+      </w:pPr>
+      <w:r>
+        <w:rPr>
+          <w:rFonts w:ascii="Calibri" w:cs="Calibri" w:eastAsia="Calibri" w:hAnsi="Calibri"/>
+          <w:color w:val="A8863F"/>
+          <w:sz w:val="11"/>
+          <w:szCs w:val="11"/>
+        </w:rPr>
+        <w:t xml:space="preserve">1.  </w:t>
+      </w:r>
+      <w:r>
+        <w:rPr>
+          <w:rFonts w:ascii="Cambria" w:cs="Cambria" w:eastAsia="Cambria" w:hAnsi="Cambria"/>
+          <w:color w:val="2B2417"/>
+          <w:sz w:val="17"/>
+          <w:szCs w:val="17"/>
+        </w:rPr>
+        <w:t xml:space="preserve">Naheemah Ismai Seriki</w:t>
+      </w:r>
+    </w:p>
+    <w:p>
+      <w:pPr>
+        <w:spacing w:after="8" w:before="8"/>
+        <w:ind w:left="170" w:hanging="130"/>
+      </w:pPr>
+      <w:r>
+        <w:rPr>
+          <w:rFonts w:ascii="Calibri" w:cs="Calibri" w:eastAsia="Calibri" w:hAnsi="Calibri"/>
+          <w:color w:val="A8863F"/>
+          <w:sz w:val="11"/>
+          <w:szCs w:val="11"/>
+        </w:rPr>
+        <w:t xml:space="preserve">2.  </w:t>
+      </w:r>
+      <w:r>
+        <w:rPr>
+          <w:rFonts w:ascii="Cambria" w:cs="Cambria" w:eastAsia="Cambria" w:hAnsi="Cambria"/>
+          <w:color w:val="2B2417"/>
+          <w:sz w:val="17"/>
+          <w:szCs w:val="17"/>
+        </w:rPr>
+        <w:t xml:space="preserve">Ashraf Korede Ojewumi</w:t>
+      </w:r>
+    </w:p>
+    <w:p>
+      <w:pPr>
+        <w:spacing w:after="8" w:before="8"/>
+        <w:ind w:left="170" w:hanging="130"/>
+      </w:pPr>
+      <w:r>
+        <w:rPr>
+          <w:rFonts w:ascii="Calibri" w:cs="Calibri" w:eastAsia="Calibri" w:hAnsi="Calibri"/>
+          <w:color w:val="A8863F"/>
+          <w:sz w:val="11"/>
+          <w:szCs w:val="11"/>
+        </w:rPr>
+        <w:t xml:space="preserve">3.  </w:t>
+      </w:r>
+      <w:r>
+        <w:rPr>
+          <w:rFonts w:ascii="Cambria" w:cs="Cambria" w:eastAsia="Cambria" w:hAnsi="Cambria"/>
+          <w:color w:val="2B2417"/>
+          <w:sz w:val="17"/>
+          <w:szCs w:val="17"/>
+        </w:rPr>
+        <w:t xml:space="preserve">Al-ameen Okoh</w:t>
+      </w:r>
+    </w:p>
+    <w:p>
+      <w:pPr>
+        <w:spacing w:after="8" w:before="8"/>
+        <w:ind w:left="170" w:hanging="130"/>
+      </w:pPr>
+      <w:r>
+        <w:rPr>
+          <w:rFonts w:ascii="Calibri" w:cs="Calibri" w:eastAsia="Calibri" w:hAnsi="Calibri"/>
+          <w:color w:val="A8863F"/>
+          <w:sz w:val="11"/>
+          <w:szCs w:val="11"/>
+        </w:rPr>
+        <w:t xml:space="preserve">4.  </w:t>
+      </w:r>
+      <w:r>
+        <w:rPr>
+          <w:rFonts w:ascii="Cambria" w:cs="Cambria" w:eastAsia="Cambria" w:hAnsi="Cambria"/>
+          <w:color w:val="2B2417"/>
+          <w:sz w:val="17"/>
+          <w:szCs w:val="17"/>
+        </w:rPr>
+        <w:t xml:space="preserve">Al-ameen Abidemi Jokomba</w:t>
+      </w:r>
+    </w:p>
+    <w:p>
+      <w:pPr>
+        <w:spacing w:after="8" w:before="8"/>
+        <w:ind w:left="170" w:hanging="130"/>
+      </w:pPr>
+      <w:r>
+        <w:rPr>
+          <w:rFonts w:ascii="Calibri" w:cs="Calibri" w:eastAsia="Calibri" w:hAnsi="Calibri"/>
+          <w:color w:val="A8863F"/>
+          <w:sz w:val="11"/>
+          <w:szCs w:val="11"/>
+        </w:rPr>
+        <w:t xml:space="preserve">5.  </w:t>
+      </w:r>
+      <w:r>
+        <w:rPr>
+          <w:rFonts w:ascii="Cambria" w:cs="Cambria" w:eastAsia="Cambria" w:hAnsi="Cambria"/>
+          <w:color w:val="2B2417"/>
+          <w:sz w:val="17"/>
+          <w:szCs w:val="17"/>
+        </w:rPr>
+        <w:t xml:space="preserve">Aisha Lawal</w:t>
+      </w:r>
+    </w:p>
+    <w:p>
+      <w:pPr>
+        <w:spacing w:after="8" w:before="8"/>
+        <w:ind w:left="170" w:hanging="130"/>
+      </w:pPr>
+      <w:r>
+        <w:rPr>
+          <w:rFonts w:ascii="Calibri" w:cs="Calibri" w:eastAsia="Calibri" w:hAnsi="Calibri"/>
+          <w:color w:val="A8863F"/>
+          <w:sz w:val="11"/>
+          <w:szCs w:val="11"/>
+        </w:rPr>
+        <w:t xml:space="preserve">6.  </w:t>
+      </w:r>
+      <w:r>
+        <w:rPr>
+          <w:rFonts w:ascii="Cambria" w:cs="Cambria" w:eastAsia="Cambria" w:hAnsi="Cambria"/>
+          <w:color w:val="2B2417"/>
+          <w:sz w:val="17"/>
+          <w:szCs w:val="17"/>
+        </w:rPr>
+        <w:t xml:space="preserve">Imran Iremide Adegoke</w:t>
+      </w:r>
+    </w:p>
+    <w:p>
+      <w:pPr>
+        <w:spacing w:after="8" w:before="8"/>
+        <w:ind w:left="170" w:hanging="130"/>
+      </w:pPr>
+      <w:r>
+        <w:rPr>
+          <w:rFonts w:ascii="Calibri" w:cs="Calibri" w:eastAsia="Calibri" w:hAnsi="Calibri"/>
+          <w:color w:val="A8863F"/>
+          <w:sz w:val="11"/>
+          <w:szCs w:val="11"/>
+        </w:rPr>
+        <w:t xml:space="preserve">7.  </w:t>
+      </w:r>
+      <w:r>
+        <w:rPr>
+          <w:rFonts w:ascii="Cambria" w:cs="Cambria" w:eastAsia="Cambria" w:hAnsi="Cambria"/>
+          <w:color w:val="2B2417"/>
+          <w:sz w:val="17"/>
+          <w:szCs w:val="17"/>
+        </w:rPr>
+        <w:t xml:space="preserve">Daud Aliu</w:t>
+      </w:r>
+    </w:p>
+    <w:p>
+      <w:pPr>
+        <w:spacing w:before="200"/>
+      </w:pPr>
+      <w:r>
+        <w:rPr>
+          <w:sz w:val="2"/>
+          <w:szCs w:val="2"/>
+        </w:rPr>
+        <w:t xml:space="preserve"/>
+      </w:r>
+    </w:p>
+    <w:p>
+      <w:pPr>
+        <w:jc w:val="center"/>
+      </w:pPr>
+      <w:r>
+        <w:drawing>
+          <wp:inline distT="0" distB="0" distL="0" distR="0">
+            <wp:extent cx="3181350" cy="2228850"/>
+            <wp:effectExtent t="0" r="0" b="0" l="0"/>
+            <wp:docPr id="1" name="" descr="" title=""/>
+            <wp:cNvGraphicFramePr>
+              <a:graphicFrameLocks xmlns:a="http://schemas.openxmlformats.org/drawingml/2006/main" noChangeAspect="1"/>
+            </wp:cNvGraphicFramePr>
+            <a:graphic xmlns:a="http://schemas.openxmlformats.org/drawingml/2006/main">
+              <a:graphicData uri="http://schemas.openxmlformats.org/drawingml/2006/picture">
+                <pic:pic xmlns:pic="http://schemas.openxmlformats.org/drawingml/2006/picture">
+                  <pic:nvPicPr>
+                    <pic:cNvPr id="0" name="" descr=""/>
+                    <pic:cNvPicPr>
+                      <a:picLocks noChangeAspect="1" noChangeArrowheads="1"/>
+                    </pic:cNvPicPr>
+                  </pic:nvPicPr>
+                  <pic:blipFill>
+                    <a:blip r:embed="rId20" cstate="none"/>
+                    <a:srcRect/>
+                    <a:stretch>
+                      <a:fillRect/>
+                    </a:stretch>
+                  </pic:blipFill>
+                  <pic:spPr bwMode="auto">
+                    <a:xfrm>
+                      <a:off x="0" y="0"/>
+                      <a:ext cx="3181350" cy="2228850"/>
+                    </a:xfrm>
+                    <a:prstGeom prst="rect">
+                      <a:avLst/>
+                    </a:prstGeom>
+                  </pic:spPr>
+                </pic:pic>
+              </a:graphicData>
+            </a:graphic>
+          </wp:inline>
+        </w:drawing>
+      </w:r>
+    </w:p>
+    <w:p>
+      <w:pPr>
+        <w:spacing w:after="120" w:before="20"/>
+        <w:jc w:val="center"/>
+      </w:pPr>
+      <w:r>
+        <w:rPr>
+          <w:rFonts w:ascii="Calibri" w:cs="Calibri" w:eastAsia="Calibri" w:hAnsi="Calibri"/>
+          <w:caps/>
+          <w:color w:val="7A5C21"/>
+          <w:spacing w:val="30"/>
+          <w:sz w:val="9"/>
+          <w:szCs w:val="9"/>
+        </w:rPr>
+        <w:t xml:space="preserve">A Classroom in Session</w:t>
+      </w:r>
+    </w:p>
+    <w:p>
+      <w:r>
+        <w:br w:type="column"/>
+      </w:r>
+    </w:p>
+    <w:p>
+      <w:pPr>
+        <w:spacing w:after="40" w:before="0"/>
+        <w:jc w:val="center"/>
+      </w:pPr>
+      <w:r>
+        <w:rPr>
+          <w:rFonts w:ascii="Calibri" w:cs="Calibri" w:eastAsia="Calibri" w:hAnsi="Calibri"/>
+          <w:caps/>
+          <w:color w:val="5A4E37"/>
+          <w:spacing w:val="60"/>
+          <w:sz w:val="10"/>
+          <w:szCs w:val="10"/>
+        </w:rPr>
+        <w:t xml:space="preserve">Class of 2026</w:t>
+      </w:r>
+    </w:p>
+    <w:p>
+      <w:pPr>
+        <w:spacing w:after="0" w:before="0"/>
+        <w:jc w:val="center"/>
+      </w:pPr>
+      <w:r>
+        <w:rPr>
+          <w:rFonts w:ascii="Cambria" w:cs="Cambria" w:eastAsia="Cambria" w:hAnsi="Cambria"/>
+          <w:b/>
+          <w:bCs/>
+          <w:caps/>
+          <w:color w:val="7A5C21"/>
+          <w:spacing w:val="20"/>
+          <w:sz w:val="22"/>
+          <w:szCs w:val="22"/>
+        </w:rPr>
+        <w:t xml:space="preserve">The Graduands · continued</w:t>
+      </w:r>
+    </w:p>
+    <w:p>
+      <w:pPr>
+        <w:pBdr>
+          <w:bottom w:val="single" w:color="A8863F" w:sz="4" w:space="3"/>
+        </w:pBdr>
+        <w:spacing w:after="120" w:before="60"/>
+      </w:pPr>
+      <w:r>
+        <w:rPr>
+          <w:sz w:val="2"/>
+          <w:szCs w:val="2"/>
+        </w:rPr>
+        <w:t xml:space="preserve"/>
+      </w:r>
+    </w:p>
+    <w:p>
+      <w:pPr>
+        <w:keepNext/>
+        <w:pBdr>
+          <w:top w:val="single" w:color="A8863F" w:sz="4" w:space="5"/>
+        </w:pBdr>
+        <w:spacing w:after="0" w:before="140"/>
+      </w:pPr>
+      <w:r>
+        <w:rPr>
+          <w:rFonts w:ascii="Cambria" w:cs="Cambria" w:eastAsia="Cambria" w:hAnsi="Cambria"/>
+          <w:b/>
+          <w:bCs/>
+          <w:color w:val="7A5C21"/>
+          <w:sz w:val="17"/>
+          <w:szCs w:val="17"/>
+        </w:rPr>
+        <w:t xml:space="preserve">Junior Secondary School Graduation</w:t>
+      </w:r>
+    </w:p>
+    <w:p>
+      <w:pPr>
+        <w:keepNext/>
+        <w:spacing w:after="60"/>
+      </w:pPr>
+      <w:r>
+        <w:rPr>
+          <w:rFonts w:ascii="Calibri" w:cs="Calibri" w:eastAsia="Calibri" w:hAnsi="Calibri"/>
+          <w:caps/>
+          <w:color w:val="5A4E37"/>
+          <w:spacing w:val="20"/>
+          <w:sz w:val="9"/>
+          <w:szCs w:val="9"/>
+        </w:rPr>
+        <w:t xml:space="preserve">Sultan Hanafi Royal College</w:t>
+      </w:r>
+    </w:p>
+    <w:p>
+      <w:pPr>
+        <w:spacing w:after="8" w:before="8"/>
+        <w:ind w:left="170" w:hanging="130"/>
+      </w:pPr>
+      <w:r>
+        <w:rPr>
+          <w:rFonts w:ascii="Calibri" w:cs="Calibri" w:eastAsia="Calibri" w:hAnsi="Calibri"/>
+          <w:color w:val="A8863F"/>
+          <w:sz w:val="11"/>
+          <w:szCs w:val="11"/>
+        </w:rPr>
+        <w:t xml:space="preserve">1.  </w:t>
+      </w:r>
+      <w:r>
+        <w:rPr>
+          <w:rFonts w:ascii="Cambria" w:cs="Cambria" w:eastAsia="Cambria" w:hAnsi="Cambria"/>
+          <w:color w:val="2B2417"/>
+          <w:sz w:val="17"/>
+          <w:szCs w:val="17"/>
+        </w:rPr>
+        <w:t xml:space="preserve">Hameedah Adebimpe Ojewumi</w:t>
+      </w:r>
+    </w:p>
+    <w:p>
+      <w:pPr>
+        <w:spacing w:after="8" w:before="8"/>
+        <w:ind w:left="170" w:hanging="130"/>
+      </w:pPr>
+      <w:r>
+        <w:rPr>
+          <w:rFonts w:ascii="Calibri" w:cs="Calibri" w:eastAsia="Calibri" w:hAnsi="Calibri"/>
+          <w:color w:val="A8863F"/>
+          <w:sz w:val="11"/>
+          <w:szCs w:val="11"/>
+        </w:rPr>
+        <w:t xml:space="preserve">2.  </w:t>
+      </w:r>
+      <w:r>
+        <w:rPr>
+          <w:rFonts w:ascii="Cambria" w:cs="Cambria" w:eastAsia="Cambria" w:hAnsi="Cambria"/>
+          <w:color w:val="2B2417"/>
+          <w:sz w:val="17"/>
+          <w:szCs w:val="17"/>
+        </w:rPr>
+        <w:t xml:space="preserve">Muhammad Ismail Seriki</w:t>
+      </w:r>
+    </w:p>
+    <w:p>
+      <w:pPr>
+        <w:spacing w:after="8" w:before="8"/>
+        <w:ind w:left="170" w:hanging="130"/>
+      </w:pPr>
+      <w:r>
+        <w:rPr>
+          <w:rFonts w:ascii="Calibri" w:cs="Calibri" w:eastAsia="Calibri" w:hAnsi="Calibri"/>
+          <w:color w:val="A8863F"/>
+          <w:sz w:val="11"/>
+          <w:szCs w:val="11"/>
+        </w:rPr>
+        <w:t xml:space="preserve">3.  </w:t>
+      </w:r>
+      <w:r>
+        <w:rPr>
+          <w:rFonts w:ascii="Cambria" w:cs="Cambria" w:eastAsia="Cambria" w:hAnsi="Cambria"/>
+          <w:color w:val="2B2417"/>
+          <w:sz w:val="17"/>
+          <w:szCs w:val="17"/>
+        </w:rPr>
+        <w:t xml:space="preserve">Fatimah Desire Ibrahim</w:t>
+      </w:r>
+    </w:p>
+    <w:p>
+      <w:pPr>
+        <w:spacing w:after="8" w:before="8"/>
+        <w:ind w:left="170" w:hanging="130"/>
+      </w:pPr>
+      <w:r>
+        <w:rPr>
+          <w:rFonts w:ascii="Calibri" w:cs="Calibri" w:eastAsia="Calibri" w:hAnsi="Calibri"/>
+          <w:color w:val="A8863F"/>
+          <w:sz w:val="11"/>
+          <w:szCs w:val="11"/>
+        </w:rPr>
+        <w:t xml:space="preserve">4.  </w:t>
+      </w:r>
+      <w:r>
+        <w:rPr>
+          <w:rFonts w:ascii="Cambria" w:cs="Cambria" w:eastAsia="Cambria" w:hAnsi="Cambria"/>
+          <w:color w:val="2B2417"/>
+          <w:sz w:val="17"/>
+          <w:szCs w:val="17"/>
+        </w:rPr>
+        <w:t xml:space="preserve">Aisha Anofi</w:t>
+      </w:r>
+    </w:p>
+    <w:p>
+      <w:pPr>
+        <w:spacing w:after="8" w:before="8"/>
+        <w:ind w:left="170" w:hanging="130"/>
+      </w:pPr>
+      <w:r>
+        <w:rPr>
+          <w:rFonts w:ascii="Calibri" w:cs="Calibri" w:eastAsia="Calibri" w:hAnsi="Calibri"/>
+          <w:color w:val="A8863F"/>
+          <w:sz w:val="11"/>
+          <w:szCs w:val="11"/>
+        </w:rPr>
+        <w:t xml:space="preserve">5.  </w:t>
+      </w:r>
+      <w:r>
+        <w:rPr>
+          <w:rFonts w:ascii="Cambria" w:cs="Cambria" w:eastAsia="Cambria" w:hAnsi="Cambria"/>
+          <w:color w:val="2B2417"/>
+          <w:sz w:val="17"/>
+          <w:szCs w:val="17"/>
+        </w:rPr>
+        <w:t xml:space="preserve">Baqi Anofi</w:t>
+      </w:r>
+    </w:p>
+    <w:p>
+      <w:pPr>
+        <w:spacing w:after="8" w:before="8"/>
+        <w:ind w:left="170" w:hanging="130"/>
+      </w:pPr>
+      <w:r>
+        <w:rPr>
+          <w:rFonts w:ascii="Calibri" w:cs="Calibri" w:eastAsia="Calibri" w:hAnsi="Calibri"/>
+          <w:color w:val="A8863F"/>
+          <w:sz w:val="11"/>
+          <w:szCs w:val="11"/>
+        </w:rPr>
+        <w:t xml:space="preserve">6.  </w:t>
+      </w:r>
+      <w:r>
+        <w:rPr>
+          <w:rFonts w:ascii="Cambria" w:cs="Cambria" w:eastAsia="Cambria" w:hAnsi="Cambria"/>
+          <w:color w:val="2B2417"/>
+          <w:sz w:val="17"/>
+          <w:szCs w:val="17"/>
+        </w:rPr>
+        <w:t xml:space="preserve">Sa’ad Sanusi</w:t>
+      </w:r>
+    </w:p>
+    <w:p>
+      <w:pPr>
+        <w:spacing w:after="8" w:before="8"/>
+        <w:ind w:left="170" w:hanging="130"/>
+      </w:pPr>
+      <w:r>
+        <w:rPr>
+          <w:rFonts w:ascii="Calibri" w:cs="Calibri" w:eastAsia="Calibri" w:hAnsi="Calibri"/>
+          <w:color w:val="A8863F"/>
+          <w:sz w:val="11"/>
+          <w:szCs w:val="11"/>
+        </w:rPr>
+        <w:t xml:space="preserve">7.  </w:t>
+      </w:r>
+      <w:r>
+        <w:rPr>
+          <w:rFonts w:ascii="Cambria" w:cs="Cambria" w:eastAsia="Cambria" w:hAnsi="Cambria"/>
+          <w:color w:val="2B2417"/>
+          <w:sz w:val="17"/>
+          <w:szCs w:val="17"/>
+        </w:rPr>
+        <w:t xml:space="preserve">Fawaz Owolabi</w:t>
+      </w:r>
+    </w:p>
+    <w:p>
+      <w:pPr>
+        <w:spacing w:after="8" w:before="8"/>
+        <w:ind w:left="170" w:hanging="130"/>
+      </w:pPr>
+      <w:r>
+        <w:rPr>
+          <w:rFonts w:ascii="Calibri" w:cs="Calibri" w:eastAsia="Calibri" w:hAnsi="Calibri"/>
+          <w:color w:val="A8863F"/>
+          <w:sz w:val="11"/>
+          <w:szCs w:val="11"/>
+        </w:rPr>
+        <w:t xml:space="preserve">8.  </w:t>
+      </w:r>
+      <w:r>
+        <w:rPr>
+          <w:rFonts w:ascii="Cambria" w:cs="Cambria" w:eastAsia="Cambria" w:hAnsi="Cambria"/>
+          <w:color w:val="2B2417"/>
+          <w:sz w:val="17"/>
+          <w:szCs w:val="17"/>
+        </w:rPr>
+        <w:t xml:space="preserve">Radiah Apatira</w:t>
+      </w:r>
+    </w:p>
+    <w:p>
+      <w:pPr>
+        <w:spacing w:after="8" w:before="8"/>
+        <w:ind w:left="170" w:hanging="130"/>
+      </w:pPr>
+      <w:r>
+        <w:rPr>
+          <w:rFonts w:ascii="Calibri" w:cs="Calibri" w:eastAsia="Calibri" w:hAnsi="Calibri"/>
+          <w:color w:val="A8863F"/>
+          <w:sz w:val="11"/>
+          <w:szCs w:val="11"/>
+        </w:rPr>
+        <w:t xml:space="preserve">9.  </w:t>
+      </w:r>
+      <w:r>
+        <w:rPr>
+          <w:rFonts w:ascii="Cambria" w:cs="Cambria" w:eastAsia="Cambria" w:hAnsi="Cambria"/>
+          <w:color w:val="2B2417"/>
+          <w:sz w:val="17"/>
+          <w:szCs w:val="17"/>
+        </w:rPr>
+        <w:t xml:space="preserve">Faridah Aliu</w:t>
+      </w:r>
+    </w:p>
+    <w:p>
+      <w:pPr>
+        <w:spacing w:after="8" w:before="8"/>
+        <w:ind w:left="170" w:hanging="130"/>
+      </w:pPr>
+      <w:r>
+        <w:rPr>
+          <w:rFonts w:ascii="Calibri" w:cs="Calibri" w:eastAsia="Calibri" w:hAnsi="Calibri"/>
+          <w:color w:val="A8863F"/>
+          <w:sz w:val="11"/>
+          <w:szCs w:val="11"/>
+        </w:rPr>
+        <w:t xml:space="preserve">10.  </w:t>
+      </w:r>
+      <w:r>
+        <w:rPr>
+          <w:rFonts w:ascii="Cambria" w:cs="Cambria" w:eastAsia="Cambria" w:hAnsi="Cambria"/>
+          <w:color w:val="2B2417"/>
+          <w:sz w:val="17"/>
+          <w:szCs w:val="17"/>
+        </w:rPr>
+        <w:t xml:space="preserve">Anisa Opeyemi Jokomba</w:t>
+      </w:r>
+    </w:p>
+    <w:p>
+      <w:pPr>
+        <w:spacing w:after="8" w:before="8"/>
+        <w:ind w:left="170" w:hanging="130"/>
+      </w:pPr>
+      <w:r>
+        <w:rPr>
+          <w:rFonts w:ascii="Calibri" w:cs="Calibri" w:eastAsia="Calibri" w:hAnsi="Calibri"/>
+          <w:color w:val="A8863F"/>
+          <w:sz w:val="11"/>
+          <w:szCs w:val="11"/>
+        </w:rPr>
+        <w:t xml:space="preserve">11.  </w:t>
+      </w:r>
+      <w:r>
+        <w:rPr>
+          <w:rFonts w:ascii="Cambria" w:cs="Cambria" w:eastAsia="Cambria" w:hAnsi="Cambria"/>
+          <w:color w:val="2B2417"/>
+          <w:sz w:val="17"/>
+          <w:szCs w:val="17"/>
+        </w:rPr>
+        <w:t xml:space="preserve">Ameerah Durodola</w:t>
+      </w:r>
+    </w:p>
+    <w:p>
+      <w:pPr>
+        <w:spacing w:after="8" w:before="8"/>
+        <w:ind w:left="170" w:hanging="130"/>
+      </w:pPr>
+      <w:r>
+        <w:rPr>
+          <w:rFonts w:ascii="Calibri" w:cs="Calibri" w:eastAsia="Calibri" w:hAnsi="Calibri"/>
+          <w:color w:val="A8863F"/>
+          <w:sz w:val="11"/>
+          <w:szCs w:val="11"/>
+        </w:rPr>
+        <w:t xml:space="preserve">12.  </w:t>
+      </w:r>
+      <w:r>
+        <w:rPr>
+          <w:rFonts w:ascii="Cambria" w:cs="Cambria" w:eastAsia="Cambria" w:hAnsi="Cambria"/>
+          <w:color w:val="2B2417"/>
+          <w:sz w:val="17"/>
+          <w:szCs w:val="17"/>
+        </w:rPr>
+        <w:t xml:space="preserve">Abdulrahman Abdullah</w:t>
+      </w:r>
+    </w:p>
+    <w:p>
+      <w:pPr>
+        <w:spacing w:after="8" w:before="8"/>
+        <w:ind w:left="170" w:hanging="130"/>
+      </w:pPr>
+      <w:r>
+        <w:rPr>
+          <w:rFonts w:ascii="Calibri" w:cs="Calibri" w:eastAsia="Calibri" w:hAnsi="Calibri"/>
+          <w:color w:val="A8863F"/>
+          <w:sz w:val="11"/>
+          <w:szCs w:val="11"/>
+        </w:rPr>
+        <w:t xml:space="preserve">13.  </w:t>
+      </w:r>
+      <w:r>
+        <w:rPr>
+          <w:rFonts w:ascii="Cambria" w:cs="Cambria" w:eastAsia="Cambria" w:hAnsi="Cambria"/>
+          <w:color w:val="2B2417"/>
+          <w:sz w:val="17"/>
+          <w:szCs w:val="17"/>
+        </w:rPr>
+        <w:t xml:space="preserve">Ameerah Abdulhafeez</w:t>
+      </w:r>
+    </w:p>
+    <w:p>
+      <w:pPr>
+        <w:keepNext/>
+        <w:pBdr>
+          <w:top w:val="single" w:color="A8863F" w:sz="4" w:space="5"/>
+        </w:pBdr>
+        <w:spacing w:after="0" w:before="140"/>
+      </w:pPr>
+      <w:r>
+        <w:rPr>
+          <w:rFonts w:ascii="Cambria" w:cs="Cambria" w:eastAsia="Cambria" w:hAnsi="Cambria"/>
+          <w:b/>
+          <w:bCs/>
+          <w:color w:val="7A5C21"/>
+          <w:sz w:val="17"/>
+          <w:szCs w:val="17"/>
+        </w:rPr>
+        <w:t xml:space="preserve">Senior Secondary School Graduation</w:t>
+      </w:r>
+    </w:p>
+    <w:p>
+      <w:pPr>
+        <w:keepNext/>
+        <w:spacing w:after="60"/>
+      </w:pPr>
+      <w:r>
+        <w:rPr>
+          <w:rFonts w:ascii="Calibri" w:cs="Calibri" w:eastAsia="Calibri" w:hAnsi="Calibri"/>
+          <w:caps/>
+          <w:color w:val="5A4E37"/>
+          <w:spacing w:val="20"/>
+          <w:sz w:val="9"/>
+          <w:szCs w:val="9"/>
+        </w:rPr>
+        <w:t xml:space="preserve">Sultan Hanafi Royal College</w:t>
+      </w:r>
+    </w:p>
+    <w:p>
+      <w:pPr>
+        <w:spacing w:after="8" w:before="8"/>
+        <w:ind w:left="170" w:hanging="130"/>
+      </w:pPr>
+      <w:r>
+        <w:rPr>
+          <w:rFonts w:ascii="Calibri" w:cs="Calibri" w:eastAsia="Calibri" w:hAnsi="Calibri"/>
+          <w:color w:val="A8863F"/>
+          <w:sz w:val="11"/>
+          <w:szCs w:val="11"/>
+        </w:rPr>
+        <w:t xml:space="preserve">1.  </w:t>
+      </w:r>
+      <w:r>
+        <w:rPr>
+          <w:rFonts w:ascii="Cambria" w:cs="Cambria" w:eastAsia="Cambria" w:hAnsi="Cambria"/>
+          <w:color w:val="2B2417"/>
+          <w:sz w:val="17"/>
+          <w:szCs w:val="17"/>
+        </w:rPr>
+        <w:t xml:space="preserve">Thoirah Makinde</w:t>
+      </w:r>
+    </w:p>
+    <w:p>
+      <w:pPr>
+        <w:spacing w:after="8" w:before="8"/>
+        <w:ind w:left="170" w:hanging="130"/>
+      </w:pPr>
+      <w:r>
+        <w:rPr>
+          <w:rFonts w:ascii="Calibri" w:cs="Calibri" w:eastAsia="Calibri" w:hAnsi="Calibri"/>
+          <w:color w:val="A8863F"/>
+          <w:sz w:val="11"/>
+          <w:szCs w:val="11"/>
+        </w:rPr>
+        <w:t xml:space="preserve">2.  </w:t>
+      </w:r>
+      <w:r>
+        <w:rPr>
+          <w:rFonts w:ascii="Cambria" w:cs="Cambria" w:eastAsia="Cambria" w:hAnsi="Cambria"/>
+          <w:color w:val="2B2417"/>
+          <w:sz w:val="17"/>
+          <w:szCs w:val="17"/>
+        </w:rPr>
+        <w:t xml:space="preserve">Abdulbasit Amobi Jabarr</w:t>
+      </w:r>
+    </w:p>
+    <w:p>
+      <w:pPr>
+        <w:spacing w:after="8" w:before="8"/>
+        <w:ind w:left="170" w:hanging="130"/>
+      </w:pPr>
+      <w:r>
+        <w:rPr>
+          <w:rFonts w:ascii="Calibri" w:cs="Calibri" w:eastAsia="Calibri" w:hAnsi="Calibri"/>
+          <w:color w:val="A8863F"/>
+          <w:sz w:val="11"/>
+          <w:szCs w:val="11"/>
+        </w:rPr>
+        <w:t xml:space="preserve">3.  </w:t>
+      </w:r>
+      <w:r>
+        <w:rPr>
+          <w:rFonts w:ascii="Cambria" w:cs="Cambria" w:eastAsia="Cambria" w:hAnsi="Cambria"/>
+          <w:color w:val="2B2417"/>
+          <w:sz w:val="17"/>
+          <w:szCs w:val="17"/>
+        </w:rPr>
+        <w:t xml:space="preserve">Aisha Shode</w:t>
+      </w:r>
+    </w:p>
+    <w:p>
+      <w:pPr>
+        <w:spacing w:after="8" w:before="8"/>
+        <w:ind w:left="170" w:hanging="130"/>
+      </w:pPr>
+      <w:r>
+        <w:rPr>
+          <w:rFonts w:ascii="Calibri" w:cs="Calibri" w:eastAsia="Calibri" w:hAnsi="Calibri"/>
+          <w:color w:val="A8863F"/>
+          <w:sz w:val="11"/>
+          <w:szCs w:val="11"/>
+        </w:rPr>
+        <w:t xml:space="preserve">4.  </w:t>
+      </w:r>
+      <w:r>
+        <w:rPr>
+          <w:rFonts w:ascii="Cambria" w:cs="Cambria" w:eastAsia="Cambria" w:hAnsi="Cambria"/>
+          <w:color w:val="2B2417"/>
+          <w:sz w:val="17"/>
+          <w:szCs w:val="17"/>
+        </w:rPr>
+        <w:t xml:space="preserve">Mazeed Hassan-Murtala</w:t>
+      </w:r>
+    </w:p>
+    <w:p>
+      <w:pPr>
+        <w:spacing w:before="200"/>
+      </w:pPr>
+      <w:r>
+        <w:rPr>
+          <w:sz w:val="2"/>
+          <w:szCs w:val="2"/>
+        </w:rPr>
+        <w:t xml:space="preserve"/>
+      </w:r>
+    </w:p>
+    <w:p>
+      <w:pPr>
+        <w:jc w:val="center"/>
+      </w:pPr>
+      <w:r>
+        <w:drawing>
+          <wp:inline distT="0" distB="0" distL="0" distR="0">
+            <wp:extent cx="3181350" cy="2228850"/>
+            <wp:effectExtent t="0" r="0" b="0" l="0"/>
+            <wp:docPr id="1" name="" descr="" title=""/>
+            <wp:cNvGraphicFramePr>
+              <a:graphicFrameLocks xmlns:a="http://schemas.openxmlformats.org/drawingml/2006/main" noChangeAspect="1"/>
+            </wp:cNvGraphicFramePr>
+            <a:graphic xmlns:a="http://schemas.openxmlformats.org/drawingml/2006/main">
+              <a:graphicData uri="http://schemas.openxmlformats.org/drawingml/2006/picture">
+                <pic:pic xmlns:pic="http://schemas.openxmlformats.org/drawingml/2006/picture">
+                  <pic:nvPicPr>
+                    <pic:cNvPr id="0" name="" descr=""/>
+                    <pic:cNvPicPr>
+                      <a:picLocks noChangeAspect="1" noChangeArrowheads="1"/>
+                    </pic:cNvPicPr>
+                  </pic:nvPicPr>
+                  <pic:blipFill>
+                    <a:blip r:embed="rId21" cstate="none"/>
+                    <a:srcRect/>
+                    <a:stretch>
+                      <a:fillRect/>
+                    </a:stretch>
+                  </pic:blipFill>
+                  <pic:spPr bwMode="auto">
+                    <a:xfrm>
+                      <a:off x="0" y="0"/>
+                      <a:ext cx="3181350" cy="2228850"/>
+                    </a:xfrm>
+                    <a:prstGeom prst="rect">
+                      <a:avLst/>
+                    </a:prstGeom>
+                  </pic:spPr>
+                </pic:pic>
+              </a:graphicData>
+            </a:graphic>
+          </wp:inline>
+        </w:drawing>
+      </w:r>
+    </w:p>
+    <w:p>
+      <w:pPr>
+        <w:spacing w:after="120" w:before="20"/>
+        <w:jc w:val="center"/>
+      </w:pPr>
+      <w:r>
+        <w:rPr>
+          <w:rFonts w:ascii="Calibri" w:cs="Calibri" w:eastAsia="Calibri" w:hAnsi="Calibri"/>
+          <w:caps/>
+          <w:color w:val="7A5C21"/>
+          <w:spacing w:val="30"/>
+          <w:sz w:val="9"/>
+          <w:szCs w:val="9"/>
+        </w:rPr>
+        <w:t xml:space="preserve">The Biology Laboratory</w:t>
       </w:r>
     </w:p>
     <w:sectPr>

--- a/dist/graduation-programme/SHRS-Graduation-Programme-2026.docx
+++ b/dist/graduation-programme/SHRS-Graduation-Programme-2026.docx
@@ -1356,7 +1356,7 @@
           <w:sz w:val="9"/>
           <w:szCs w:val="9"/>
         </w:rPr>
-        <w:t xml:space="preserve">10:00 a.m. – 2:00 p.m. · School Grounds</w:t>
+        <w:t xml:space="preserve">10:05 a.m. – 2:00 p.m. · School Grounds</w:t>
       </w:r>
     </w:p>
     <w:p>
@@ -2005,7 +2005,7 @@
                 <w:sz w:val="10"/>
                 <w:szCs w:val="10"/>
               </w:rPr>
-              <w:t xml:space="preserve">10:00–10:05</w:t>
+              <w:t xml:space="preserve">10:05–10:10</w:t>
             </w:r>
           </w:p>
         </w:tc>
@@ -2013,63 +2013,6 @@
           <w:tcPr>
             <w:tcW w:type="dxa" w:w="3761"/>
             <w:shd w:fill="F7F2E6" w:color="auto" w:val="clear"/>
-            <w:tcMar>
-              <w:top w:type="dxa" w:w="30"/>
-              <w:left w:type="dxa" w:w="40"/>
-              <w:bottom w:type="dxa" w:w="30"/>
-              <w:right w:type="dxa" w:w="40"/>
-            </w:tcMar>
-          </w:tcPr>
-          <w:p>
-            <w:pPr>
-              <w:spacing w:after="18" w:before="18"/>
-            </w:pPr>
-            <w:r>
-              <w:rPr>
-                <w:rFonts w:ascii="Cambria" w:cs="Cambria" w:eastAsia="Cambria" w:hAnsi="Cambria"/>
-                <w:b w:val="false"/>
-                <w:bCs w:val="false"/>
-                <w:caps w:val="false"/>
-                <w:color w:val="2B2417"/>
-                <w:sz w:val="16"/>
-                <w:szCs w:val="16"/>
-              </w:rPr>
-              <w:t xml:space="preserve">Arrival and Seating of Guests</w:t>
-            </w:r>
-          </w:p>
-        </w:tc>
-      </w:tr>
-      <w:tr>
-        <w:tc>
-          <w:tcPr>
-            <w:tcW w:type="dxa" w:w="1247"/>
-            <w:tcMar>
-              <w:top w:type="dxa" w:w="30"/>
-              <w:left w:type="dxa" w:w="40"/>
-              <w:bottom w:type="dxa" w:w="30"/>
-              <w:right w:type="dxa" w:w="40"/>
-            </w:tcMar>
-          </w:tcPr>
-          <w:p>
-            <w:pPr>
-              <w:spacing w:after="22" w:before="22"/>
-            </w:pPr>
-            <w:r>
-              <w:rPr>
-                <w:rFonts w:ascii="Calibri" w:cs="Calibri" w:eastAsia="Calibri" w:hAnsi="Calibri"/>
-                <w:b/>
-                <w:bCs/>
-                <w:color w:val="7A5C21"/>
-                <w:sz w:val="10"/>
-                <w:szCs w:val="10"/>
-              </w:rPr>
-              <w:t xml:space="preserve">10:05–10:10</w:t>
-            </w:r>
-          </w:p>
-        </w:tc>
-        <w:tc>
-          <w:tcPr>
-            <w:tcW w:type="dxa" w:w="3761"/>
             <w:tcMar>
               <w:top w:type="dxa" w:w="30"/>
               <w:left w:type="dxa" w:w="40"/>
@@ -2115,7 +2058,6 @@
         <w:tc>
           <w:tcPr>
             <w:tcW w:type="dxa" w:w="1247"/>
-            <w:shd w:fill="F7F2E6" w:color="auto" w:val="clear"/>
             <w:tcMar>
               <w:top w:type="dxa" w:w="30"/>
               <w:left w:type="dxa" w:w="40"/>
@@ -2143,7 +2085,6 @@
         <w:tc>
           <w:tcPr>
             <w:tcW w:type="dxa" w:w="3761"/>
-            <w:shd w:fill="F7F2E6" w:color="auto" w:val="clear"/>
             <w:tcMar>
               <w:top w:type="dxa" w:w="30"/>
               <w:left w:type="dxa" w:w="40"/>
@@ -2174,6 +2115,7 @@
         <w:tc>
           <w:tcPr>
             <w:tcW w:type="dxa" w:w="1247"/>
+            <w:shd w:fill="F7F2E6" w:color="auto" w:val="clear"/>
             <w:tcMar>
               <w:top w:type="dxa" w:w="30"/>
               <w:left w:type="dxa" w:w="40"/>
@@ -2195,6 +2137,64 @@
                 <w:szCs w:val="10"/>
               </w:rPr>
               <w:t xml:space="preserve">10:15–10:30</w:t>
+            </w:r>
+          </w:p>
+        </w:tc>
+        <w:tc>
+          <w:tcPr>
+            <w:tcW w:type="dxa" w:w="3761"/>
+            <w:shd w:fill="F7F2E6" w:color="auto" w:val="clear"/>
+            <w:tcMar>
+              <w:top w:type="dxa" w:w="30"/>
+              <w:left w:type="dxa" w:w="40"/>
+              <w:bottom w:type="dxa" w:w="30"/>
+              <w:right w:type="dxa" w:w="40"/>
+            </w:tcMar>
+          </w:tcPr>
+          <w:p>
+            <w:pPr>
+              <w:spacing w:after="18" w:before="18"/>
+            </w:pPr>
+            <w:r>
+              <w:rPr>
+                <w:rFonts w:ascii="Cambria" w:cs="Cambria" w:eastAsia="Cambria" w:hAnsi="Cambria"/>
+                <w:b w:val="false"/>
+                <w:bCs w:val="false"/>
+                <w:caps w:val="false"/>
+                <w:color w:val="2B2417"/>
+                <w:sz w:val="16"/>
+                <w:szCs w:val="16"/>
+              </w:rPr>
+              <w:t xml:space="preserve">Introduction of Key Guests</w:t>
+            </w:r>
+          </w:p>
+        </w:tc>
+      </w:tr>
+      <w:tr>
+        <w:tc>
+          <w:tcPr>
+            <w:tcW w:type="dxa" w:w="1247"/>
+            <w:tcMar>
+              <w:top w:type="dxa" w:w="30"/>
+              <w:left w:type="dxa" w:w="40"/>
+              <w:bottom w:type="dxa" w:w="30"/>
+              <w:right w:type="dxa" w:w="40"/>
+            </w:tcMar>
+          </w:tcPr>
+          <w:p>
+            <w:pPr>
+              <w:spacing w:after="22" w:before="22"/>
+            </w:pPr>
+            <w:r>
+              <w:rPr>
+                <w:rFonts w:ascii="Calibri" w:cs="Calibri" w:eastAsia="Calibri" w:hAnsi="Calibri"/>
+                <w:b/>
+                <w:bCs/>
+                <w:color w:val="7A5C21"/>
+                <w:sz w:val="10"/>
+                <w:szCs w:val="10"/>
+              </w:rPr>
+              <w:t xml:space="preserve">10:30–10:45</w:t>
             </w:r>
           </w:p>
         </w:tc>
@@ -2252,7 +2252,7 @@
                 <w:sz w:val="10"/>
                 <w:szCs w:val="10"/>
               </w:rPr>
-              <w:t xml:space="preserve">10:30–10:45</w:t>
+              <w:t xml:space="preserve">10:45–11:30</w:t>
             </w:r>
           </w:p>
         </w:tc>
@@ -2260,63 +2260,6 @@
           <w:tcPr>
             <w:tcW w:type="dxa" w:w="3761"/>
             <w:shd w:fill="F7F2E6" w:color="auto" w:val="clear"/>
-            <w:tcMar>
-              <w:top w:type="dxa" w:w="30"/>
-              <w:left w:type="dxa" w:w="40"/>
-              <w:bottom w:type="dxa" w:w="30"/>
-              <w:right w:type="dxa" w:w="40"/>
-            </w:tcMar>
-          </w:tcPr>
-          <w:p>
-            <w:pPr>
-              <w:spacing w:after="18" w:before="18"/>
-            </w:pPr>
-            <w:r>
-              <w:rPr>
-                <w:rFonts w:ascii="Cambria" w:cs="Cambria" w:eastAsia="Cambria" w:hAnsi="Cambria"/>
-                <w:b w:val="false"/>
-                <w:bCs w:val="false"/>
-                <w:caps w:val="false"/>
-                <w:color w:val="2B2417"/>
-                <w:sz w:val="16"/>
-                <w:szCs w:val="16"/>
-              </w:rPr>
-              <w:t xml:space="preserve">Introduction of Key Guests</w:t>
-            </w:r>
-          </w:p>
-        </w:tc>
-      </w:tr>
-      <w:tr>
-        <w:tc>
-          <w:tcPr>
-            <w:tcW w:type="dxa" w:w="1247"/>
-            <w:tcMar>
-              <w:top w:type="dxa" w:w="30"/>
-              <w:left w:type="dxa" w:w="40"/>
-              <w:bottom w:type="dxa" w:w="30"/>
-              <w:right w:type="dxa" w:w="40"/>
-            </w:tcMar>
-          </w:tcPr>
-          <w:p>
-            <w:pPr>
-              <w:spacing w:after="22" w:before="22"/>
-            </w:pPr>
-            <w:r>
-              <w:rPr>
-                <w:rFonts w:ascii="Calibri" w:cs="Calibri" w:eastAsia="Calibri" w:hAnsi="Calibri"/>
-                <w:b/>
-                <w:bCs/>
-                <w:color w:val="7A5C21"/>
-                <w:sz w:val="10"/>
-                <w:szCs w:val="10"/>
-              </w:rPr>
-              <w:t xml:space="preserve">10:45–11:30</w:t>
-            </w:r>
-          </w:p>
-        </w:tc>
-        <w:tc>
-          <w:tcPr>
-            <w:tcW w:type="dxa" w:w="3761"/>
             <w:tcMar>
               <w:top w:type="dxa" w:w="30"/>
               <w:left w:type="dxa" w:w="40"/>
@@ -2347,7 +2290,6 @@
         <w:tc>
           <w:tcPr>
             <w:tcW w:type="dxa" w:w="1247"/>
-            <w:shd w:fill="F7F2E6" w:color="auto" w:val="clear"/>
             <w:tcMar>
               <w:top w:type="dxa" w:w="30"/>
               <w:left w:type="dxa" w:w="40"/>
@@ -2375,7 +2317,6 @@
         <w:tc>
           <w:tcPr>
             <w:tcW w:type="dxa" w:w="3761"/>
-            <w:shd w:fill="F7F2E6" w:color="auto" w:val="clear"/>
             <w:tcMar>
               <w:top w:type="dxa" w:w="30"/>
               <w:left w:type="dxa" w:w="40"/>
@@ -2406,6 +2347,7 @@
         <w:tc>
           <w:tcPr>
             <w:tcW w:type="dxa" w:w="1247"/>
+            <w:shd w:fill="F7F2E6" w:color="auto" w:val="clear"/>
             <w:tcMar>
               <w:top w:type="dxa" w:w="30"/>
               <w:left w:type="dxa" w:w="40"/>
@@ -2433,6 +2375,7 @@
         <w:tc>
           <w:tcPr>
             <w:tcW w:type="dxa" w:w="3761"/>
+            <w:shd w:fill="F7F2E6" w:color="auto" w:val="clear"/>
             <w:tcMar>
               <w:top w:type="dxa" w:w="30"/>
               <w:left w:type="dxa" w:w="40"/>
@@ -2463,7 +2406,6 @@
         <w:tc>
           <w:tcPr>
             <w:tcW w:type="dxa" w:w="1247"/>
-            <w:shd w:fill="F7F2E6" w:color="auto" w:val="clear"/>
             <w:tcMar>
               <w:top w:type="dxa" w:w="30"/>
               <w:left w:type="dxa" w:w="40"/>
@@ -2491,7 +2433,6 @@
         <w:tc>
           <w:tcPr>
             <w:tcW w:type="dxa" w:w="3761"/>
-            <w:shd w:fill="F7F2E6" w:color="auto" w:val="clear"/>
             <w:tcMar>
               <w:top w:type="dxa" w:w="30"/>
               <w:left w:type="dxa" w:w="40"/>
@@ -2618,7 +2559,6 @@
         <w:tc>
           <w:tcPr>
             <w:tcW w:type="dxa" w:w="1247"/>
-            <w:shd w:fill="F7F2E6" w:color="auto" w:val="clear"/>
             <w:tcMar>
               <w:top w:type="dxa" w:w="30"/>
               <w:left w:type="dxa" w:w="40"/>
@@ -2646,7 +2586,6 @@
         <w:tc>
           <w:tcPr>
             <w:tcW w:type="dxa" w:w="3761"/>
-            <w:shd w:fill="F7F2E6" w:color="auto" w:val="clear"/>
             <w:tcMar>
               <w:top w:type="dxa" w:w="30"/>
               <w:left w:type="dxa" w:w="40"/>
@@ -2692,6 +2631,7 @@
         <w:tc>
           <w:tcPr>
             <w:tcW w:type="dxa" w:w="1247"/>
+            <w:shd w:fill="F7F2E6" w:color="auto" w:val="clear"/>
             <w:tcMar>
               <w:top w:type="dxa" w:w="30"/>
               <w:left w:type="dxa" w:w="40"/>
@@ -2719,6 +2659,7 @@
         <w:tc>
           <w:tcPr>
             <w:tcW w:type="dxa" w:w="3761"/>
+            <w:shd w:fill="F7F2E6" w:color="auto" w:val="clear"/>
             <w:tcMar>
               <w:top w:type="dxa" w:w="30"/>
               <w:left w:type="dxa" w:w="40"/>
@@ -2767,6 +2708,63 @@
         <w:tc>
           <w:tcPr>
             <w:tcW w:type="dxa" w:w="1247"/>
+            <w:tcMar>
+              <w:top w:type="dxa" w:w="30"/>
+              <w:left w:type="dxa" w:w="40"/>
+              <w:bottom w:type="dxa" w:w="30"/>
+              <w:right w:type="dxa" w:w="40"/>
+            </w:tcMar>
+          </w:tcPr>
+          <w:p>
+            <w:pPr>
+              <w:spacing w:after="22" w:before="22"/>
+            </w:pPr>
+            <w:r>
+              <w:rPr>
+                <w:rFonts w:ascii="Calibri" w:cs="Calibri" w:eastAsia="Calibri" w:hAnsi="Calibri"/>
+                <w:b/>
+                <w:bCs/>
+                <w:color w:val="7A5C21"/>
+                <w:sz w:val="10"/>
+                <w:szCs w:val="10"/>
+              </w:rPr>
+              <w:t xml:space="preserve">13:35–13:40</w:t>
+            </w:r>
+          </w:p>
+        </w:tc>
+        <w:tc>
+          <w:tcPr>
+            <w:tcW w:type="dxa" w:w="3761"/>
+            <w:tcMar>
+              <w:top w:type="dxa" w:w="30"/>
+              <w:left w:type="dxa" w:w="40"/>
+              <w:bottom w:type="dxa" w:w="30"/>
+              <w:right w:type="dxa" w:w="40"/>
+            </w:tcMar>
+          </w:tcPr>
+          <w:p>
+            <w:pPr>
+              <w:spacing w:after="18" w:before="18"/>
+            </w:pPr>
+            <w:r>
+              <w:rPr>
+                <w:rFonts w:ascii="Cambria" w:cs="Cambria" w:eastAsia="Cambria" w:hAnsi="Cambria"/>
+                <w:b w:val="false"/>
+                <w:bCs w:val="false"/>
+                <w:caps w:val="false"/>
+                <w:color w:val="2B2417"/>
+                <w:sz w:val="16"/>
+                <w:szCs w:val="16"/>
+              </w:rPr>
+              <w:t xml:space="preserve">Donation</w:t>
+            </w:r>
+          </w:p>
+        </w:tc>
+      </w:tr>
+      <w:tr>
+        <w:tc>
+          <w:tcPr>
+            <w:tcW w:type="dxa" w:w="1247"/>
             <w:shd w:fill="F7F2E6" w:color="auto" w:val="clear"/>
             <w:tcMar>
               <w:top w:type="dxa" w:w="30"/>
@@ -2788,7 +2786,7 @@
                 <w:sz w:val="10"/>
                 <w:szCs w:val="10"/>
               </w:rPr>
-              <w:t xml:space="preserve">13:35–13:40</w:t>
+              <w:t xml:space="preserve">13:40–13:45</w:t>
             </w:r>
           </w:p>
         </w:tc>
@@ -2846,64 +2844,6 @@
                 <w:sz w:val="10"/>
                 <w:szCs w:val="10"/>
               </w:rPr>
-              <w:t xml:space="preserve">13:40–13:45</w:t>
-            </w:r>
-          </w:p>
-        </w:tc>
-        <w:tc>
-          <w:tcPr>
-            <w:tcW w:type="dxa" w:w="3761"/>
-            <w:tcMar>
-              <w:top w:type="dxa" w:w="30"/>
-              <w:left w:type="dxa" w:w="40"/>
-              <w:bottom w:type="dxa" w:w="30"/>
-              <w:right w:type="dxa" w:w="40"/>
-            </w:tcMar>
-          </w:tcPr>
-          <w:p>
-            <w:pPr>
-              <w:spacing w:after="18" w:before="18"/>
-            </w:pPr>
-            <w:r>
-              <w:rPr>
-                <w:rFonts w:ascii="Cambria" w:cs="Cambria" w:eastAsia="Cambria" w:hAnsi="Cambria"/>
-                <w:b w:val="false"/>
-                <w:bCs w:val="false"/>
-                <w:caps w:val="false"/>
-                <w:color w:val="2B2417"/>
-                <w:sz w:val="16"/>
-                <w:szCs w:val="16"/>
-              </w:rPr>
-              <w:t xml:space="preserve">Donation</w:t>
-            </w:r>
-          </w:p>
-        </w:tc>
-      </w:tr>
-      <w:tr>
-        <w:tc>
-          <w:tcPr>
-            <w:tcW w:type="dxa" w:w="1247"/>
-            <w:shd w:fill="F7F2E6" w:color="auto" w:val="clear"/>
-            <w:tcMar>
-              <w:top w:type="dxa" w:w="30"/>
-              <w:left w:type="dxa" w:w="40"/>
-              <w:bottom w:type="dxa" w:w="30"/>
-              <w:right w:type="dxa" w:w="40"/>
-            </w:tcMar>
-          </w:tcPr>
-          <w:p>
-            <w:pPr>
-              <w:spacing w:after="22" w:before="22"/>
-            </w:pPr>
-            <w:r>
-              <w:rPr>
-                <w:rFonts w:ascii="Calibri" w:cs="Calibri" w:eastAsia="Calibri" w:hAnsi="Calibri"/>
-                <w:b/>
-                <w:bCs/>
-                <w:color w:val="7A5C21"/>
-                <w:sz w:val="10"/>
-                <w:szCs w:val="10"/>
-              </w:rPr>
               <w:t xml:space="preserve">13:45–14:00</w:t>
             </w:r>
           </w:p>
@@ -2911,7 +2851,6 @@
         <w:tc>
           <w:tcPr>
             <w:tcW w:type="dxa" w:w="3761"/>
-            <w:shd w:fill="F7F2E6" w:color="auto" w:val="clear"/>
             <w:tcMar>
               <w:top w:type="dxa" w:w="30"/>
               <w:left w:type="dxa" w:w="40"/>
@@ -5458,7 +5397,7 @@
           <w:sz w:val="17"/>
           <w:szCs w:val="17"/>
         </w:rPr>
-        <w:t xml:space="preserve">Sa’ad Sanusi</w:t>
+        <w:t xml:space="preserve">Sa'ad Sanusi</w:t>
       </w:r>
     </w:p>
     <w:p>

--- a/dist/graduation-programme/SHRS-Graduation-Programme-2026.docx
+++ b/dist/graduation-programme/SHRS-Graduation-Programme-2026.docx
@@ -663,7 +663,7 @@
           <w:sz w:val="18"/>
           <w:szCs w:val="18"/>
         </w:rPr>
-        <w:t xml:space="preserve">Celebrating Achievement, Inspiring Futures</w:t>
+        <w:t xml:space="preserve">Learning Today, Leading Tomorrow</w:t>
       </w:r>
     </w:p>
     <w:p>
@@ -1356,7 +1356,7 @@
           <w:sz w:val="9"/>
           <w:szCs w:val="9"/>
         </w:rPr>
-        <w:t xml:space="preserve">10:05 a.m. – 2:00 p.m. · School Grounds</w:t>
+        <w:t xml:space="preserve">10:00 a.m. – 3:00 p.m. · School Hall</w:t>
       </w:r>
     </w:p>
     <w:p>
@@ -1781,7 +1781,7 @@
           <w:sz w:val="9"/>
           <w:szCs w:val="9"/>
         </w:rPr>
-        <w:t xml:space="preserve">The School Grounds · Ikorodu, Lagos State</w:t>
+        <w:t xml:space="preserve">The School Hall · Ikorodu, Lagos State</w:t>
       </w:r>
     </w:p>
     <w:p>

--- a/dist/graduation-programme/SHRS-Graduation-Programme-2026.docx
+++ b/dist/graduation-programme/SHRS-Graduation-Programme-2026.docx
@@ -1390,7 +1390,7 @@
           <w:sz w:val="9"/>
           <w:szCs w:val="9"/>
         </w:rPr>
-        <w:t xml:space="preserve">40 awards · 34 graduands · four schools</w:t>
+        <w:t xml:space="preserve">41 awards · 35 graduands · four schools</w:t>
       </w:r>
     </w:p>
     <w:p>
@@ -3881,7 +3881,7 @@
                 <w:sz w:val="30"/>
                 <w:szCs w:val="30"/>
               </w:rPr>
-              <w:t xml:space="preserve">40</w:t>
+              <w:t xml:space="preserve">41</w:t>
             </w:r>
           </w:p>
           <w:p>
@@ -3925,7 +3925,7 @@
                 <w:sz w:val="30"/>
                 <w:szCs w:val="30"/>
               </w:rPr>
-              <w:t xml:space="preserve">34</w:t>
+              <w:t xml:space="preserve">35</w:t>
             </w:r>
           </w:p>
           <w:p>
@@ -3971,7 +3971,7 @@
                 <w:sz w:val="30"/>
                 <w:szCs w:val="30"/>
               </w:rPr>
-              <w:t xml:space="preserve">6</w:t>
+              <w:t xml:space="preserve">7</w:t>
             </w:r>
           </w:p>
           <w:p>
@@ -4352,7 +4352,7 @@
           <w:szCs w:val="16"/>
           <w:rtl/>
         </w:rPr>
-        <w:t xml:space="preserve">المرحلة الابتدائية</w:t>
+        <w:t xml:space="preserve">المرحلة التمهيدية</w:t>
       </w:r>
     </w:p>
     <w:p>
@@ -4369,7 +4369,7 @@
           <w:sz w:val="17"/>
           <w:szCs w:val="17"/>
         </w:rPr>
-        <w:t xml:space="preserve">Ibtidā’iyyah</w:t>
+        <w:t xml:space="preserve">Tamhīdiyyah</w:t>
       </w:r>
     </w:p>
     <w:p>
@@ -4410,7 +4410,7 @@
           <w:sz w:val="17"/>
           <w:szCs w:val="17"/>
         </w:rPr>
-        <w:t xml:space="preserve">Hameedah Adebimpe Ojewumi</w:t>
+        <w:t xml:space="preserve">Abdulbasit Adedokun</w:t>
       </w:r>
     </w:p>
     <w:p>
@@ -4434,7 +4434,60 @@
           <w:sz w:val="17"/>
           <w:szCs w:val="17"/>
         </w:rPr>
-        <w:t xml:space="preserve">Aisha Anofi</w:t>
+        <w:t xml:space="preserve">Muhammad Fatih</w:t>
+      </w:r>
+    </w:p>
+    <w:p>
+      <w:pPr>
+        <w:keepNext/>
+        <w:pBdr>
+          <w:top w:val="single" w:color="A8863F" w:sz="4" w:space="5"/>
+        </w:pBdr>
+        <w:spacing w:after="0" w:before="140"/>
+      </w:pPr>
+      <w:r>
+        <w:rPr>
+          <w:rFonts w:ascii="Times New Roman" w:cs="Times New Roman" w:eastAsia="Times New Roman" w:hAnsi="Times New Roman"/>
+          <w:color w:val="A8863F"/>
+          <w:sz w:val="16"/>
+          <w:szCs w:val="16"/>
+          <w:rtl/>
+        </w:rPr>
+        <w:t xml:space="preserve">المرحلة الابتدائية</w:t>
+      </w:r>
+    </w:p>
+    <w:p>
+      <w:pPr>
+        <w:keepNext/>
+        <w:spacing w:after="0" w:before="0"/>
+      </w:pPr>
+      <w:r>
+        <w:rPr>
+          <w:rFonts w:ascii="Cambria" w:cs="Cambria" w:eastAsia="Cambria" w:hAnsi="Cambria"/>
+          <w:b/>
+          <w:bCs/>
+          <w:color w:val="7A5C21"/>
+          <w:sz w:val="17"/>
+          <w:szCs w:val="17"/>
+        </w:rPr>
+        <w:t xml:space="preserve">Ibtidā’iyyah</w:t>
+      </w:r>
+    </w:p>
+    <w:p>
+      <w:pPr>
+        <w:keepNext/>
+        <w:spacing w:after="60"/>
+      </w:pPr>
+      <w:r>
+        <w:rPr>
+          <w:rFonts w:ascii="Calibri" w:cs="Calibri" w:eastAsia="Calibri" w:hAnsi="Calibri"/>
+          <w:caps/>
+          <w:color w:val="5A4E37"/>
+          <w:spacing w:val="20"/>
+          <w:sz w:val="9"/>
+          <w:szCs w:val="9"/>
+        </w:rPr>
+        <w:t xml:space="preserve">Sultan Hanafi School of Islamic and Arabic Studies</w:t>
       </w:r>
     </w:p>
     <w:p>
@@ -4449,7 +4502,7 @@
           <w:sz w:val="11"/>
           <w:szCs w:val="11"/>
         </w:rPr>
-        <w:t xml:space="preserve">3.  </w:t>
+        <w:t xml:space="preserve">1.  </w:t>
       </w:r>
       <w:r>
         <w:rPr>
@@ -4458,7 +4511,7 @@
           <w:sz w:val="17"/>
           <w:szCs w:val="17"/>
         </w:rPr>
-        <w:t xml:space="preserve">Abdulbasit Adedokun</w:t>
+        <w:t xml:space="preserve">Hameedah Adebimpe Ojewumi</w:t>
       </w:r>
     </w:p>
     <w:p>
@@ -4473,7 +4526,7 @@
           <w:sz w:val="11"/>
           <w:szCs w:val="11"/>
         </w:rPr>
-        <w:t xml:space="preserve">4.  </w:t>
+        <w:t xml:space="preserve">2.  </w:t>
       </w:r>
       <w:r>
         <w:rPr>
@@ -4482,7 +4535,7 @@
           <w:sz w:val="17"/>
           <w:szCs w:val="17"/>
         </w:rPr>
-        <w:t xml:space="preserve">Naheemah Ismail</w:t>
+        <w:t xml:space="preserve">Aisha Anofi</w:t>
       </w:r>
     </w:p>
     <w:p>
@@ -4497,7 +4550,7 @@
           <w:sz w:val="11"/>
           <w:szCs w:val="11"/>
         </w:rPr>
-        <w:t xml:space="preserve">5.  </w:t>
+        <w:t xml:space="preserve">3.  </w:t>
       </w:r>
       <w:r>
         <w:rPr>
@@ -4506,7 +4559,7 @@
           <w:sz w:val="17"/>
           <w:szCs w:val="17"/>
         </w:rPr>
-        <w:t xml:space="preserve">Ashrof Akorede</w:t>
+        <w:t xml:space="preserve">Naheemah Ismail</w:t>
       </w:r>
     </w:p>
     <w:p>
@@ -4521,7 +4574,7 @@
           <w:sz w:val="11"/>
           <w:szCs w:val="11"/>
         </w:rPr>
-        <w:t xml:space="preserve">6.  </w:t>
+        <w:t xml:space="preserve">4.  </w:t>
       </w:r>
       <w:r>
         <w:rPr>
@@ -4530,7 +4583,7 @@
           <w:sz w:val="17"/>
           <w:szCs w:val="17"/>
         </w:rPr>
-        <w:t xml:space="preserve">Imran Adegoke</w:t>
+        <w:t xml:space="preserve">Ashrof Akorede</w:t>
       </w:r>
     </w:p>
     <w:p>
@@ -4545,7 +4598,31 @@
           <w:sz w:val="11"/>
           <w:szCs w:val="11"/>
         </w:rPr>
-        <w:t xml:space="preserve">7.  </w:t>
+        <w:t xml:space="preserve">5.  </w:t>
+      </w:r>
+      <w:r>
+        <w:rPr>
+          <w:rFonts w:ascii="Cambria" w:cs="Cambria" w:eastAsia="Cambria" w:hAnsi="Cambria"/>
+          <w:color w:val="2B2417"/>
+          <w:sz w:val="17"/>
+          <w:szCs w:val="17"/>
+        </w:rPr>
+        <w:t xml:space="preserve">Imran Adegoke</w:t>
+      </w:r>
+    </w:p>
+    <w:p>
+      <w:pPr>
+        <w:spacing w:after="8" w:before="8"/>
+        <w:ind w:left="170" w:hanging="130"/>
+      </w:pPr>
+      <w:r>
+        <w:rPr>
+          <w:rFonts w:ascii="Calibri" w:cs="Calibri" w:eastAsia="Calibri" w:hAnsi="Calibri"/>
+          <w:color w:val="A8863F"/>
+          <w:sz w:val="11"/>
+          <w:szCs w:val="11"/>
+        </w:rPr>
+        <w:t xml:space="preserve">6.  </w:t>
       </w:r>
       <w:r>
         <w:rPr>

--- a/dist/graduation-programme/SHRS-Graduation-Programme-2026.docx
+++ b/dist/graduation-programme/SHRS-Graduation-Programme-2026.docx
@@ -1390,7 +1390,7 @@
           <w:sz w:val="9"/>
           <w:szCs w:val="9"/>
         </w:rPr>
-        <w:t xml:space="preserve">41 awards · 35 graduands · four schools</w:t>
+        <w:t xml:space="preserve">45 awards · 33 graduands · four schools</w:t>
       </w:r>
     </w:p>
     <w:p>
@@ -3881,7 +3881,7 @@
                 <w:sz w:val="30"/>
                 <w:szCs w:val="30"/>
               </w:rPr>
-              <w:t xml:space="preserve">41</w:t>
+              <w:t xml:space="preserve">45</w:t>
             </w:r>
           </w:p>
           <w:p>
@@ -3925,7 +3925,7 @@
                 <w:sz w:val="30"/>
                 <w:szCs w:val="30"/>
               </w:rPr>
-              <w:t xml:space="preserve">35</w:t>
+              <w:t xml:space="preserve">33</w:t>
             </w:r>
           </w:p>
           <w:p>
@@ -4285,7 +4285,7 @@
           <w:sz w:val="17"/>
           <w:szCs w:val="17"/>
         </w:rPr>
-        <w:t xml:space="preserve">Zaynab Zakariya Anofi</w:t>
+        <w:t xml:space="preserve">Aisha Omoshalewa Anofi</w:t>
       </w:r>
     </w:p>
     <w:p>
@@ -4333,7 +4333,31 @@
           <w:sz w:val="17"/>
           <w:szCs w:val="17"/>
         </w:rPr>
-        <w:t xml:space="preserve">Aisha Omoshalewa Anofi</w:t>
+        <w:t xml:space="preserve">Sofiah Anofi</w:t>
+      </w:r>
+    </w:p>
+    <w:p>
+      <w:pPr>
+        <w:spacing w:after="8" w:before="8"/>
+        <w:ind w:left="170" w:hanging="130"/>
+      </w:pPr>
+      <w:r>
+        <w:rPr>
+          <w:rFonts w:ascii="Calibri" w:cs="Calibri" w:eastAsia="Calibri" w:hAnsi="Calibri"/>
+          <w:color w:val="A8863F"/>
+          <w:sz w:val="11"/>
+          <w:szCs w:val="11"/>
+        </w:rPr>
+        <w:t xml:space="preserve">4.  </w:t>
+      </w:r>
+      <w:r>
+        <w:rPr>
+          <w:rFonts w:ascii="Cambria" w:cs="Cambria" w:eastAsia="Cambria" w:hAnsi="Cambria"/>
+          <w:color w:val="2B2417"/>
+          <w:sz w:val="17"/>
+          <w:szCs w:val="17"/>
+        </w:rPr>
+        <w:t xml:space="preserve">Zaynab Zakariya Anofi</w:t>
       </w:r>
     </w:p>
     <w:p>
@@ -4511,7 +4535,7 @@
           <w:sz w:val="17"/>
           <w:szCs w:val="17"/>
         </w:rPr>
-        <w:t xml:space="preserve">Hameedah Adebimpe Ojewumi</w:t>
+        <w:t xml:space="preserve">Abdulateef Adedokun</w:t>
       </w:r>
     </w:p>
     <w:p>
@@ -4535,7 +4559,7 @@
           <w:sz w:val="17"/>
           <w:szCs w:val="17"/>
         </w:rPr>
-        <w:t xml:space="preserve">Aisha Anofi</w:t>
+        <w:t xml:space="preserve">Aisha Omoshalewa Anofi</w:t>
       </w:r>
     </w:p>
     <w:p>
@@ -4559,7 +4583,7 @@
           <w:sz w:val="17"/>
           <w:szCs w:val="17"/>
         </w:rPr>
-        <w:t xml:space="preserve">Naheemah Ismail</w:t>
+        <w:t xml:space="preserve">Ameerah Abdulhafeez</w:t>
       </w:r>
     </w:p>
     <w:p>
@@ -4583,7 +4607,7 @@
           <w:sz w:val="17"/>
           <w:szCs w:val="17"/>
         </w:rPr>
-        <w:t xml:space="preserve">Ashrof Akorede</w:t>
+        <w:t xml:space="preserve">Ashraf Korede Ojewumi</w:t>
       </w:r>
     </w:p>
     <w:p>
@@ -4607,7 +4631,7 @@
           <w:sz w:val="17"/>
           <w:szCs w:val="17"/>
         </w:rPr>
-        <w:t xml:space="preserve">Imran Adegoke</w:t>
+        <w:t xml:space="preserve">Faridah Ayomide Aliu</w:t>
       </w:r>
     </w:p>
     <w:p>
@@ -4631,7 +4655,79 @@
           <w:sz w:val="17"/>
           <w:szCs w:val="17"/>
         </w:rPr>
-        <w:t xml:space="preserve">Abdulateef Adedokun</w:t>
+        <w:t xml:space="preserve">Hameedah Adebimpe Ojewumi</w:t>
+      </w:r>
+    </w:p>
+    <w:p>
+      <w:pPr>
+        <w:spacing w:after="8" w:before="8"/>
+        <w:ind w:left="170" w:hanging="130"/>
+      </w:pPr>
+      <w:r>
+        <w:rPr>
+          <w:rFonts w:ascii="Calibri" w:cs="Calibri" w:eastAsia="Calibri" w:hAnsi="Calibri"/>
+          <w:color w:val="A8863F"/>
+          <w:sz w:val="11"/>
+          <w:szCs w:val="11"/>
+        </w:rPr>
+        <w:t xml:space="preserve">7.  </w:t>
+      </w:r>
+      <w:r>
+        <w:rPr>
+          <w:rFonts w:ascii="Cambria" w:cs="Cambria" w:eastAsia="Cambria" w:hAnsi="Cambria"/>
+          <w:color w:val="2B2417"/>
+          <w:sz w:val="17"/>
+          <w:szCs w:val="17"/>
+        </w:rPr>
+        <w:t xml:space="preserve">Imran Iremide Adegoke</w:t>
+      </w:r>
+    </w:p>
+    <w:p>
+      <w:pPr>
+        <w:spacing w:after="8" w:before="8"/>
+        <w:ind w:left="170" w:hanging="130"/>
+      </w:pPr>
+      <w:r>
+        <w:rPr>
+          <w:rFonts w:ascii="Calibri" w:cs="Calibri" w:eastAsia="Calibri" w:hAnsi="Calibri"/>
+          <w:color w:val="A8863F"/>
+          <w:sz w:val="11"/>
+          <w:szCs w:val="11"/>
+        </w:rPr>
+        <w:t xml:space="preserve">8.  </w:t>
+      </w:r>
+      <w:r>
+        <w:rPr>
+          <w:rFonts w:ascii="Cambria" w:cs="Cambria" w:eastAsia="Cambria" w:hAnsi="Cambria"/>
+          <w:color w:val="2B2417"/>
+          <w:sz w:val="17"/>
+          <w:szCs w:val="17"/>
+        </w:rPr>
+        <w:t xml:space="preserve">Muhammad Ismail Seriki</w:t>
+      </w:r>
+    </w:p>
+    <w:p>
+      <w:pPr>
+        <w:spacing w:after="8" w:before="8"/>
+        <w:ind w:left="170" w:hanging="130"/>
+      </w:pPr>
+      <w:r>
+        <w:rPr>
+          <w:rFonts w:ascii="Calibri" w:cs="Calibri" w:eastAsia="Calibri" w:hAnsi="Calibri"/>
+          <w:color w:val="A8863F"/>
+          <w:sz w:val="11"/>
+          <w:szCs w:val="11"/>
+        </w:rPr>
+        <w:t xml:space="preserve">9.  </w:t>
+      </w:r>
+      <w:r>
+        <w:rPr>
+          <w:rFonts w:ascii="Cambria" w:cs="Cambria" w:eastAsia="Cambria" w:hAnsi="Cambria"/>
+          <w:color w:val="2B2417"/>
+          <w:sz w:val="17"/>
+          <w:szCs w:val="17"/>
+        </w:rPr>
+        <w:t xml:space="preserve">Naheemah Ismail Seriki</w:t>
       </w:r>
     </w:p>
     <w:p>
@@ -4838,7 +4934,7 @@
           <w:sz w:val="17"/>
           <w:szCs w:val="17"/>
         </w:rPr>
-        <w:t xml:space="preserve">Muhammad Ismail Seriki</w:t>
+        <w:t xml:space="preserve">Abdullah Oladimeji Anofi</w:t>
       </w:r>
     </w:p>
     <w:p>
@@ -4862,7 +4958,7 @@
           <w:sz w:val="17"/>
           <w:szCs w:val="17"/>
         </w:rPr>
-        <w:t xml:space="preserve">Baqi Olamiposi Anofi</w:t>
+        <w:t xml:space="preserve">Balogun Yaseer</w:t>
       </w:r>
     </w:p>
     <w:p>
@@ -4886,7 +4982,7 @@
           <w:sz w:val="17"/>
           <w:szCs w:val="17"/>
         </w:rPr>
-        <w:t xml:space="preserve">Faridah Ayomide Aliu</w:t>
+        <w:t xml:space="preserve">Baqi Olamiposi Anofi</w:t>
       </w:r>
     </w:p>
     <w:p>
@@ -4910,7 +5006,7 @@
           <w:sz w:val="17"/>
           <w:szCs w:val="17"/>
         </w:rPr>
-        <w:t xml:space="preserve">Thoirah Makinde</w:t>
+        <w:t xml:space="preserve">Basit Jabarr</w:t>
       </w:r>
     </w:p>
     <w:p>
@@ -4934,31 +5030,7 @@
           <w:sz w:val="17"/>
           <w:szCs w:val="17"/>
         </w:rPr>
-        <w:t xml:space="preserve">Abdulbasit Amobi Jabarr</w:t>
-      </w:r>
-    </w:p>
-    <w:p>
-      <w:pPr>
-        <w:spacing w:after="8" w:before="8"/>
-        <w:ind w:left="170" w:hanging="130"/>
-      </w:pPr>
-      <w:r>
-        <w:rPr>
-          <w:rFonts w:ascii="Calibri" w:cs="Calibri" w:eastAsia="Calibri" w:hAnsi="Calibri"/>
-          <w:color w:val="A8863F"/>
-          <w:sz w:val="11"/>
-          <w:szCs w:val="11"/>
-        </w:rPr>
-        <w:t xml:space="preserve">6.  </w:t>
-      </w:r>
-      <w:r>
-        <w:rPr>
-          <w:rFonts w:ascii="Cambria" w:cs="Cambria" w:eastAsia="Cambria" w:hAnsi="Cambria"/>
-          <w:color w:val="2B2417"/>
-          <w:sz w:val="17"/>
-          <w:szCs w:val="17"/>
-        </w:rPr>
-        <w:t xml:space="preserve">Abdullah Oladimeji Anofi</w:t>
+        <w:t xml:space="preserve">Thoirah Makinde</w:t>
       </w:r>
     </w:p>
     <w:p>
@@ -5019,7 +5091,7 @@
           <w:sz w:val="17"/>
           <w:szCs w:val="17"/>
         </w:rPr>
-        <w:t xml:space="preserve">Naheemah Ismai Seriki</w:t>
+        <w:t xml:space="preserve">Aisha Lawal</w:t>
       </w:r>
     </w:p>
     <w:p>
@@ -5043,7 +5115,7 @@
           <w:sz w:val="17"/>
           <w:szCs w:val="17"/>
         </w:rPr>
-        <w:t xml:space="preserve">Ashraf Korede Ojewumi</w:t>
+        <w:t xml:space="preserve">Al-Ameen Okoh</w:t>
       </w:r>
     </w:p>
     <w:p>
@@ -5067,7 +5139,7 @@
           <w:sz w:val="17"/>
           <w:szCs w:val="17"/>
         </w:rPr>
-        <w:t xml:space="preserve">Al-ameen Okoh</w:t>
+        <w:t xml:space="preserve">Ashraf Korede Ojewumi</w:t>
       </w:r>
     </w:p>
     <w:p>
@@ -5091,7 +5163,7 @@
           <w:sz w:val="17"/>
           <w:szCs w:val="17"/>
         </w:rPr>
-        <w:t xml:space="preserve">Al-ameen Abidemi Jokomba</w:t>
+        <w:t xml:space="preserve">Daud Aliu</w:t>
       </w:r>
     </w:p>
     <w:p>
@@ -5115,7 +5187,7 @@
           <w:sz w:val="17"/>
           <w:szCs w:val="17"/>
         </w:rPr>
-        <w:t xml:space="preserve">Aisha Lawal</w:t>
+        <w:t xml:space="preserve">Imran Iremide Adegoke</w:t>
       </w:r>
     </w:p>
     <w:p>
@@ -5139,31 +5211,7 @@
           <w:sz w:val="17"/>
           <w:szCs w:val="17"/>
         </w:rPr>
-        <w:t xml:space="preserve">Imran Iremide Adegoke</w:t>
-      </w:r>
-    </w:p>
-    <w:p>
-      <w:pPr>
-        <w:spacing w:after="8" w:before="8"/>
-        <w:ind w:left="170" w:hanging="130"/>
-      </w:pPr>
-      <w:r>
-        <w:rPr>
-          <w:rFonts w:ascii="Calibri" w:cs="Calibri" w:eastAsia="Calibri" w:hAnsi="Calibri"/>
-          <w:color w:val="A8863F"/>
-          <w:sz w:val="11"/>
-          <w:szCs w:val="11"/>
-        </w:rPr>
-        <w:t xml:space="preserve">7.  </w:t>
-      </w:r>
-      <w:r>
-        <w:rPr>
-          <w:rFonts w:ascii="Cambria" w:cs="Cambria" w:eastAsia="Cambria" w:hAnsi="Cambria"/>
-          <w:color w:val="2B2417"/>
-          <w:sz w:val="17"/>
-          <w:szCs w:val="17"/>
-        </w:rPr>
-        <w:t xml:space="preserve">Daud Aliu</w:t>
+        <w:t xml:space="preserve">Naheemah Ismail Seriki</w:t>
       </w:r>
     </w:p>
     <w:p>
@@ -5354,7 +5402,7 @@
           <w:sz w:val="17"/>
           <w:szCs w:val="17"/>
         </w:rPr>
-        <w:t xml:space="preserve">Hameedah Adebimpe Ojewumi</w:t>
+        <w:t xml:space="preserve">Abdulrahman Abdullah</w:t>
       </w:r>
     </w:p>
     <w:p>
@@ -5378,7 +5426,7 @@
           <w:sz w:val="17"/>
           <w:szCs w:val="17"/>
         </w:rPr>
-        <w:t xml:space="preserve">Muhammad Ismail Seriki</w:t>
+        <w:t xml:space="preserve">Aisha Omoshalewa Anofi</w:t>
       </w:r>
     </w:p>
     <w:p>
@@ -5402,7 +5450,7 @@
           <w:sz w:val="17"/>
           <w:szCs w:val="17"/>
         </w:rPr>
-        <w:t xml:space="preserve">Fatimah Desire Ibrahim</w:t>
+        <w:t xml:space="preserve">Allison Ganiyah</w:t>
       </w:r>
     </w:p>
     <w:p>
@@ -5426,7 +5474,7 @@
           <w:sz w:val="17"/>
           <w:szCs w:val="17"/>
         </w:rPr>
-        <w:t xml:space="preserve">Aisha Anofi</w:t>
+        <w:t xml:space="preserve">Ameerah Abdulhafeez</w:t>
       </w:r>
     </w:p>
     <w:p>
@@ -5450,7 +5498,7 @@
           <w:sz w:val="17"/>
           <w:szCs w:val="17"/>
         </w:rPr>
-        <w:t xml:space="preserve">Baqi Anofi</w:t>
+        <w:t xml:space="preserve">Ameerah Durodola</w:t>
       </w:r>
     </w:p>
     <w:p>
@@ -5474,7 +5522,7 @@
           <w:sz w:val="17"/>
           <w:szCs w:val="17"/>
         </w:rPr>
-        <w:t xml:space="preserve">Sa'ad Sanusi</w:t>
+        <w:t xml:space="preserve">Anisa Opeyemi Jokomba</w:t>
       </w:r>
     </w:p>
     <w:p>
@@ -5498,7 +5546,7 @@
           <w:sz w:val="17"/>
           <w:szCs w:val="17"/>
         </w:rPr>
-        <w:t xml:space="preserve">Fawaz Owolabi</w:t>
+        <w:t xml:space="preserve">Baqi Olamiposi Anofi</w:t>
       </w:r>
     </w:p>
     <w:p>
@@ -5522,7 +5570,7 @@
           <w:sz w:val="17"/>
           <w:szCs w:val="17"/>
         </w:rPr>
-        <w:t xml:space="preserve">Radiah Apatira</w:t>
+        <w:t xml:space="preserve">Faridah Ayomide Aliu</w:t>
       </w:r>
     </w:p>
     <w:p>
@@ -5546,7 +5594,7 @@
           <w:sz w:val="17"/>
           <w:szCs w:val="17"/>
         </w:rPr>
-        <w:t xml:space="preserve">Faridah Aliu</w:t>
+        <w:t xml:space="preserve">Fatimah Desire Ibrahim</w:t>
       </w:r>
     </w:p>
     <w:p>
@@ -5570,7 +5618,7 @@
           <w:sz w:val="17"/>
           <w:szCs w:val="17"/>
         </w:rPr>
-        <w:t xml:space="preserve">Anisa Opeyemi Jokomba</w:t>
+        <w:t xml:space="preserve">Fawaz Owolabi</w:t>
       </w:r>
     </w:p>
     <w:p>
@@ -5594,7 +5642,7 @@
           <w:sz w:val="17"/>
           <w:szCs w:val="17"/>
         </w:rPr>
-        <w:t xml:space="preserve">Ameerah Durodola</w:t>
+        <w:t xml:space="preserve">Hameedah Adebimpe Ojewumi</w:t>
       </w:r>
     </w:p>
     <w:p>
@@ -5618,7 +5666,7 @@
           <w:sz w:val="17"/>
           <w:szCs w:val="17"/>
         </w:rPr>
-        <w:t xml:space="preserve">Abdulrahman Abdullah</w:t>
+        <w:t xml:space="preserve">Jubril Lawal</w:t>
       </w:r>
     </w:p>
     <w:p>
@@ -5642,7 +5690,55 @@
           <w:sz w:val="17"/>
           <w:szCs w:val="17"/>
         </w:rPr>
-        <w:t xml:space="preserve">Ameerah Abdulhafeez</w:t>
+        <w:t xml:space="preserve">Muhammad Ismail Seriki</w:t>
+      </w:r>
+    </w:p>
+    <w:p>
+      <w:pPr>
+        <w:spacing w:after="8" w:before="8"/>
+        <w:ind w:left="170" w:hanging="130"/>
+      </w:pPr>
+      <w:r>
+        <w:rPr>
+          <w:rFonts w:ascii="Calibri" w:cs="Calibri" w:eastAsia="Calibri" w:hAnsi="Calibri"/>
+          <w:color w:val="A8863F"/>
+          <w:sz w:val="11"/>
+          <w:szCs w:val="11"/>
+        </w:rPr>
+        <w:t xml:space="preserve">14.  </w:t>
+      </w:r>
+      <w:r>
+        <w:rPr>
+          <w:rFonts w:ascii="Cambria" w:cs="Cambria" w:eastAsia="Cambria" w:hAnsi="Cambria"/>
+          <w:color w:val="2B2417"/>
+          <w:sz w:val="17"/>
+          <w:szCs w:val="17"/>
+        </w:rPr>
+        <w:t xml:space="preserve">Radiah Apatira</w:t>
+      </w:r>
+    </w:p>
+    <w:p>
+      <w:pPr>
+        <w:spacing w:after="8" w:before="8"/>
+        <w:ind w:left="170" w:hanging="130"/>
+      </w:pPr>
+      <w:r>
+        <w:rPr>
+          <w:rFonts w:ascii="Calibri" w:cs="Calibri" w:eastAsia="Calibri" w:hAnsi="Calibri"/>
+          <w:color w:val="A8863F"/>
+          <w:sz w:val="11"/>
+          <w:szCs w:val="11"/>
+        </w:rPr>
+        <w:t xml:space="preserve">15.  </w:t>
+      </w:r>
+      <w:r>
+        <w:rPr>
+          <w:rFonts w:ascii="Cambria" w:cs="Cambria" w:eastAsia="Cambria" w:hAnsi="Cambria"/>
+          <w:color w:val="2B2417"/>
+          <w:sz w:val="17"/>
+          <w:szCs w:val="17"/>
+        </w:rPr>
+        <w:t xml:space="preserve">Sa'ad Sanusi</w:t>
       </w:r>
     </w:p>
     <w:p>
@@ -5703,7 +5799,7 @@
           <w:sz w:val="17"/>
           <w:szCs w:val="17"/>
         </w:rPr>
-        <w:t xml:space="preserve">Thoirah Makinde</w:t>
+        <w:t xml:space="preserve">Abdulbasit Amobi Jabarr</w:t>
       </w:r>
     </w:p>
     <w:p>
@@ -5727,7 +5823,7 @@
           <w:sz w:val="17"/>
           <w:szCs w:val="17"/>
         </w:rPr>
-        <w:t xml:space="preserve">Abdulbasit Amobi Jabarr</w:t>
+        <w:t xml:space="preserve">Aisha Shode</w:t>
       </w:r>
     </w:p>
     <w:p>
@@ -5751,7 +5847,7 @@
           <w:sz w:val="17"/>
           <w:szCs w:val="17"/>
         </w:rPr>
-        <w:t xml:space="preserve">Aisha Shode</w:t>
+        <w:t xml:space="preserve">Mazeed Hassan-Murtala</w:t>
       </w:r>
     </w:p>
     <w:p>
@@ -5775,7 +5871,7 @@
           <w:sz w:val="17"/>
           <w:szCs w:val="17"/>
         </w:rPr>
-        <w:t xml:space="preserve">Mazeed Hassan-Murtala</w:t>
+        <w:t xml:space="preserve">Thoirah Makinde</w:t>
       </w:r>
     </w:p>
     <w:p>

--- a/dist/graduation-programme/SHRS-Graduation-Programme-2026.docx
+++ b/dist/graduation-programme/SHRS-Graduation-Programme-2026.docx
@@ -5115,7 +5115,7 @@
           <w:sz w:val="17"/>
           <w:szCs w:val="17"/>
         </w:rPr>
-        <w:t xml:space="preserve">Al-Ameen Okoh</w:t>
+        <w:t xml:space="preserve">Al-ameen Okoh</w:t>
       </w:r>
     </w:p>
     <w:p>

--- a/dist/graduation-programme/SHRS-Graduation-Programme-2026.docx
+++ b/dist/graduation-programme/SHRS-Graduation-Programme-2026.docx
@@ -1390,7 +1390,7 @@
           <w:sz w:val="9"/>
           <w:szCs w:val="9"/>
         </w:rPr>
-        <w:t xml:space="preserve">45 awards · 33 graduands · four schools</w:t>
+        <w:t xml:space="preserve">45 awards · 32 graduands · four schools</w:t>
       </w:r>
     </w:p>
     <w:p>
@@ -3925,7 +3925,7 @@
                 <w:sz w:val="30"/>
                 <w:szCs w:val="30"/>
               </w:rPr>
-              <w:t xml:space="preserve">33</w:t>
+              <w:t xml:space="preserve">32</w:t>
             </w:r>
           </w:p>
           <w:p>
@@ -4958,7 +4958,7 @@
           <w:sz w:val="17"/>
           <w:szCs w:val="17"/>
         </w:rPr>
-        <w:t xml:space="preserve">Balogun Yaseer</w:t>
+        <w:t xml:space="preserve">Yaseer Balogun</w:t>
       </w:r>
     </w:p>
     <w:p>
@@ -5006,7 +5006,7 @@
           <w:sz w:val="17"/>
           <w:szCs w:val="17"/>
         </w:rPr>
-        <w:t xml:space="preserve">Basit Jabarr</w:t>
+        <w:t xml:space="preserve">Abdulbasit Amobi Jabarr</w:t>
       </w:r>
     </w:p>
     <w:p>
